--- a/docs/Preparacion_Prueba_Produccion.docx
+++ b/docs/Preparacion_Prueba_Produccion.docx
@@ -58,7 +58,7 @@
           <w:sz w:val="28"/>
           <w:szCs w:val="28"/>
         </w:rPr>
-        <w:t xml:space="preserve">Enjoy y DOS57 · Lo que tiene que estar listo en Render y guía de carga por persona</w:t>
+        <w:t xml:space="preserve">Enjoy y DOS57 · Lo que tiene que estar listo en Render y cómo se hace la prueba, por persona</w:t>
       </w:r>
     </w:p>
     <w:p>
@@ -75,7 +75,7 @@
           <w:sz w:val="22"/>
           <w:szCs w:val="22"/>
         </w:rPr>
-        <w:t xml:space="preserve">Foco: Administración y RRHH · Base limpia con usuarios · Cada responsable carga lo suyo</w:t>
+        <w:t xml:space="preserve">Foco: Administración y RRHH · Base limpia con usuarios · Cada responsable carga lo suyo · Desde el día uno se trabaja en el sistema</w:t>
       </w:r>
     </w:p>
     <w:tbl>
@@ -121,7 +121,7 @@
                 <w:sz w:val="21"/>
                 <w:szCs w:val="21"/>
               </w:rPr>
-              <w:t xml:space="preserve">Objetivo de la prueba: cerrar un mes completo en el sistema (personal → presentismo y jornadas → sueldos → cierre), con un evento real y la caja conciliada contra los Excel, que siguen en paralelo.</w:t>
+              <w:t xml:space="preserve">La prueba tiene dos partes. Parte 1: cada responsable importa sus planillas de eventos ya realizados, como histórico y para controlar que el sistema dé lo mismo que el Excel. Parte 2: un evento real se trabaja desde cero en el sistema, sin armar planillas para importar después.</w:t>
             </w:r>
           </w:p>
         </w:tc>
@@ -147,7 +147,7 @@
           <w:sz w:val="21"/>
           <w:szCs w:val="21"/>
         </w:rPr>
-        <w:t xml:space="preserve">Se puede arrancar por Enjoy: son menos personas y el circuito es más directo. DOS57 entra después con el mismo esquema. Nadie carga datos de otro: cada uno sube los archivos que ya usa.</w:t>
+        <w:t xml:space="preserve">Se arranca por Enjoy: son menos personas y el circuito es más directo. DOS57 entra después con el mismo esquema. Nadie carga datos de otro: cada uno importa sus propios archivos y después trabaja lo suyo en el sistema.</w:t>
       </w:r>
     </w:p>
     <w:p>
@@ -367,7 +367,7 @@
                 <w:sz w:val="19"/>
                 <w:szCs w:val="19"/>
               </w:rPr>
-              <w:t xml:space="preserve">Catálogo del depósito (y uniformes, si los lleva él).</w:t>
+              <w:t xml:space="preserve">Stock del depósito.</w:t>
             </w:r>
           </w:p>
         </w:tc>
@@ -532,7 +532,7 @@
                 <w:sz w:val="19"/>
                 <w:szCs w:val="19"/>
               </w:rPr>
-              <w:t xml:space="preserve">Chino</w:t>
+              <w:t xml:space="preserve">Chino y Dani</w:t>
             </w:r>
           </w:p>
         </w:tc>
@@ -563,7 +563,7 @@
                 <w:sz w:val="19"/>
                 <w:szCs w:val="19"/>
               </w:rPr>
-              <w:t xml:space="preserve">Un evento real, de punta a punta.</w:t>
+              <w:t xml:space="preserve">Parte 1: los eventos ya realizados (pedidos, seguridad, producción y comidas).</w:t>
             </w:r>
           </w:p>
         </w:tc>
@@ -630,7 +630,7 @@
                 <w:sz w:val="19"/>
                 <w:szCs w:val="19"/>
               </w:rPr>
-              <w:t xml:space="preserve">Dani y Male</w:t>
+              <w:t xml:space="preserve">Chino, Dani y Male</w:t>
             </w:r>
           </w:p>
         </w:tc>
@@ -661,7 +661,7 @@
                 <w:sz w:val="19"/>
                 <w:szCs w:val="19"/>
               </w:rPr>
-              <w:t xml:space="preserve">Dentro del evento: ficha, seguridad y comidas (Dani); cortesías (Male).</w:t>
+              <w:t xml:space="preserve">Parte 2: un evento real en el sistema (ficha, producción, comidas, cortesías).</w:t>
             </w:r>
           </w:p>
         </w:tc>
@@ -728,7 +728,7 @@
                 <w:sz w:val="19"/>
                 <w:szCs w:val="19"/>
               </w:rPr>
-              <w:t xml:space="preserve">May</w:t>
+              <w:t xml:space="preserve">Santi y Nico</w:t>
             </w:r>
           </w:p>
         </w:tc>
@@ -759,7 +759,7 @@
                 <w:sz w:val="19"/>
                 <w:szCs w:val="19"/>
               </w:rPr>
-              <w:t xml:space="preserve">Facturas, AFIP, sueldos y cierre de Enjoy.</w:t>
+              <w:t xml:space="preserve">Gastos de tarjeta y facturas de Enjoy, para May.</w:t>
             </w:r>
           </w:p>
         </w:tc>
@@ -795,7 +795,7 @@
                 <w:sz w:val="19"/>
                 <w:szCs w:val="19"/>
               </w:rPr>
-              <w:t xml:space="preserve">DOS57 1</w:t>
+              <w:t xml:space="preserve">Enjoy 6</w:t>
             </w:r>
           </w:p>
         </w:tc>
@@ -826,7 +826,7 @@
                 <w:sz w:val="19"/>
                 <w:szCs w:val="19"/>
               </w:rPr>
-              <w:t xml:space="preserve">Lorena</w:t>
+              <w:t xml:space="preserve">May</w:t>
             </w:r>
           </w:p>
         </w:tc>
@@ -857,7 +857,7 @@
                 <w:sz w:val="19"/>
                 <w:szCs w:val="19"/>
               </w:rPr>
-              <w:t xml:space="preserve">Padrón de empleados, uniformes, flota, presentismo y siniestros.</w:t>
+              <w:t xml:space="preserve">Revisión, AFIP, sueldos y cierre de Enjoy.</w:t>
             </w:r>
           </w:p>
         </w:tc>
@@ -893,7 +893,7 @@
                 <w:sz w:val="19"/>
                 <w:szCs w:val="19"/>
               </w:rPr>
-              <w:t xml:space="preserve">DOS57 2</w:t>
+              <w:t xml:space="preserve">DOS57 1</w:t>
             </w:r>
           </w:p>
         </w:tc>
@@ -924,7 +924,7 @@
                 <w:sz w:val="19"/>
                 <w:szCs w:val="19"/>
               </w:rPr>
-              <w:t xml:space="preserve">Santi y Nico</w:t>
+              <w:t xml:space="preserve">Lorena</w:t>
             </w:r>
           </w:p>
         </w:tc>
@@ -955,7 +955,7 @@
                 <w:sz w:val="19"/>
                 <w:szCs w:val="19"/>
               </w:rPr>
-              <w:t xml:space="preserve">Combustible, tarjeta corporativa y libro de compras.</w:t>
+              <w:t xml:space="preserve">Padrón de empleados, uniformes, flota, presentismo y siniestros.</w:t>
             </w:r>
           </w:p>
         </w:tc>
@@ -991,7 +991,7 @@
                 <w:sz w:val="19"/>
                 <w:szCs w:val="19"/>
               </w:rPr>
-              <w:t xml:space="preserve">DOS57 3</w:t>
+              <w:t xml:space="preserve">DOS57 2</w:t>
             </w:r>
           </w:p>
         </w:tc>
@@ -1022,7 +1022,7 @@
                 <w:sz w:val="19"/>
                 <w:szCs w:val="19"/>
               </w:rPr>
-              <w:t xml:space="preserve">Jazmín</w:t>
+              <w:t xml:space="preserve">Santi y Nico</w:t>
             </w:r>
           </w:p>
         </w:tc>
@@ -1053,7 +1053,7 @@
                 <w:sz w:val="19"/>
                 <w:szCs w:val="19"/>
               </w:rPr>
-              <w:t xml:space="preserve">Catálogo de stock y parte diario.</w:t>
+              <w:t xml:space="preserve">Combustible, tarjeta corporativa y libro de compras.</w:t>
             </w:r>
           </w:p>
         </w:tc>
@@ -1089,7 +1089,7 @@
                 <w:sz w:val="19"/>
                 <w:szCs w:val="19"/>
               </w:rPr>
-              <w:t xml:space="preserve">DOS57 4</w:t>
+              <w:t xml:space="preserve">DOS57 3</w:t>
             </w:r>
           </w:p>
         </w:tc>
@@ -1120,7 +1120,7 @@
                 <w:sz w:val="19"/>
                 <w:szCs w:val="19"/>
               </w:rPr>
-              <w:t xml:space="preserve">Andrea</w:t>
+              <w:t xml:space="preserve">Jazmín</w:t>
             </w:r>
           </w:p>
         </w:tc>
@@ -1151,7 +1151,7 @@
                 <w:sz w:val="19"/>
                 <w:szCs w:val="19"/>
               </w:rPr>
-              <w:t xml:space="preserve">Proveedores y jornaleros, cajas del mes.</w:t>
+              <w:t xml:space="preserve">Catálogo de stock y parte diario.</w:t>
             </w:r>
           </w:p>
         </w:tc>
@@ -1187,7 +1187,7 @@
                 <w:sz w:val="19"/>
                 <w:szCs w:val="19"/>
               </w:rPr>
-              <w:t xml:space="preserve">DOS57 5</w:t>
+              <w:t xml:space="preserve">DOS57 4</w:t>
             </w:r>
           </w:p>
         </w:tc>
@@ -1218,7 +1218,7 @@
                 <w:sz w:val="19"/>
                 <w:szCs w:val="19"/>
               </w:rPr>
-              <w:t xml:space="preserve">Chino o Matías</w:t>
+              <w:t xml:space="preserve">Andrea</w:t>
             </w:r>
           </w:p>
         </w:tc>
@@ -1249,7 +1249,7 @@
                 <w:sz w:val="19"/>
                 <w:szCs w:val="19"/>
               </w:rPr>
-              <w:t xml:space="preserve">Un evento real. Después, Flor importa sus viajes.</w:t>
+              <w:t xml:space="preserve">Proveedores y jornaleros, cajas del mes.</w:t>
             </w:r>
           </w:p>
         </w:tc>
@@ -1285,6 +1285,104 @@
                 <w:sz w:val="19"/>
                 <w:szCs w:val="19"/>
               </w:rPr>
+              <w:t xml:space="preserve">DOS57 5</w:t>
+            </w:r>
+          </w:p>
+        </w:tc>
+        <w:tc>
+          <w:tcPr>
+            <w:tcW w:type="dxa" w:w="2000"/>
+            <w:tcBorders>
+              <w:top w:val="single" w:color="CCCCCC" w:sz="1"/>
+              <w:left w:val="single" w:color="CCCCCC" w:sz="1"/>
+              <w:bottom w:val="single" w:color="CCCCCC" w:sz="1"/>
+              <w:right w:val="single" w:color="CCCCCC" w:sz="1"/>
+            </w:tcBorders>
+            <w:shd w:fill="F5F5F5" w:val="clear"/>
+            <w:tcMar>
+              <w:top w:type="dxa" w:w="80"/>
+              <w:left w:type="dxa" w:w="120"/>
+              <w:bottom w:type="dxa" w:w="80"/>
+              <w:right w:type="dxa" w:w="120"/>
+            </w:tcMar>
+          </w:tcPr>
+          <w:p>
+            <w:r>
+              <w:rPr>
+                <w:rFonts w:ascii="Arial" w:cs="Arial" w:eastAsia="Arial" w:hAnsi="Arial"/>
+                <w:b w:val="false"/>
+                <w:bCs w:val="false"/>
+                <w:color w:val="424242"/>
+                <w:sz w:val="19"/>
+                <w:szCs w:val="19"/>
+              </w:rPr>
+              <w:t xml:space="preserve">Chino o Matías</w:t>
+            </w:r>
+          </w:p>
+        </w:tc>
+        <w:tc>
+          <w:tcPr>
+            <w:tcW w:type="dxa" w:w="6780"/>
+            <w:tcBorders>
+              <w:top w:val="single" w:color="CCCCCC" w:sz="1"/>
+              <w:left w:val="single" w:color="CCCCCC" w:sz="1"/>
+              <w:bottom w:val="single" w:color="CCCCCC" w:sz="1"/>
+              <w:right w:val="single" w:color="CCCCCC" w:sz="1"/>
+            </w:tcBorders>
+            <w:shd w:fill="F5F5F5" w:val="clear"/>
+            <w:tcMar>
+              <w:top w:type="dxa" w:w="80"/>
+              <w:left w:type="dxa" w:w="120"/>
+              <w:bottom w:type="dxa" w:w="80"/>
+              <w:right w:type="dxa" w:w="120"/>
+            </w:tcMar>
+          </w:tcPr>
+          <w:p>
+            <w:r>
+              <w:rPr>
+                <w:rFonts w:ascii="Arial" w:cs="Arial" w:eastAsia="Arial" w:hAnsi="Arial"/>
+                <w:b w:val="false"/>
+                <w:bCs w:val="false"/>
+                <w:color w:val="424242"/>
+                <w:sz w:val="19"/>
+                <w:szCs w:val="19"/>
+              </w:rPr>
+              <w:t xml:space="preserve">Un evento real. Después, Flor importa sus viajes.</w:t>
+            </w:r>
+          </w:p>
+        </w:tc>
+      </w:tr>
+      <w:tr>
+        <w:trPr>
+          <w:cantSplit/>
+        </w:trPr>
+        <w:tc>
+          <w:tcPr>
+            <w:tcW w:type="dxa" w:w="1300"/>
+            <w:tcBorders>
+              <w:top w:val="single" w:color="CCCCCC" w:sz="1"/>
+              <w:left w:val="single" w:color="CCCCCC" w:sz="1"/>
+              <w:bottom w:val="single" w:color="CCCCCC" w:sz="1"/>
+              <w:right w:val="single" w:color="CCCCCC" w:sz="1"/>
+            </w:tcBorders>
+            <w:shd w:fill="FFFFFF" w:val="clear"/>
+            <w:tcMar>
+              <w:top w:type="dxa" w:w="80"/>
+              <w:left w:type="dxa" w:w="120"/>
+              <w:bottom w:type="dxa" w:w="80"/>
+              <w:right w:type="dxa" w:w="120"/>
+            </w:tcMar>
+          </w:tcPr>
+          <w:p>
+            <w:r>
+              <w:rPr>
+                <w:rFonts w:ascii="Arial" w:cs="Arial" w:eastAsia="Arial" w:hAnsi="Arial"/>
+                <w:b/>
+                <w:bCs/>
+                <w:color w:val="1F4E79"/>
+                <w:sz w:val="19"/>
+                <w:szCs w:val="19"/>
+              </w:rPr>
               <w:t xml:space="preserve">DOS57 6</w:t>
             </w:r>
           </w:p>
@@ -1298,7 +1396,7 @@
               <w:bottom w:val="single" w:color="CCCCCC" w:sz="1"/>
               <w:right w:val="single" w:color="CCCCCC" w:sz="1"/>
             </w:tcBorders>
-            <w:shd w:fill="F5F5F5" w:val="clear"/>
+            <w:shd w:fill="FFFFFF" w:val="clear"/>
             <w:tcMar>
               <w:top w:type="dxa" w:w="80"/>
               <w:left w:type="dxa" w:w="120"/>
@@ -1329,7 +1427,7 @@
               <w:bottom w:val="single" w:color="CCCCCC" w:sz="1"/>
               <w:right w:val="single" w:color="CCCCCC" w:sz="1"/>
             </w:tcBorders>
-            <w:shd w:fill="F5F5F5" w:val="clear"/>
+            <w:shd w:fill="FFFFFF" w:val="clear"/>
             <w:tcMar>
               <w:top w:type="dxa" w:w="80"/>
               <w:left w:type="dxa" w:w="120"/>
@@ -2233,7 +2331,74 @@
                 <w:sz w:val="19"/>
                 <w:szCs w:val="19"/>
               </w:rPr>
-              <w:t xml:space="preserve">El padrón de empleados (planilla de datos personales) y el stock de uniformes del depósito se importan desde el sistema, con vista previa, como el resto. La planilla de viajes de camiones la puede importar Flor directamente.</w:t>
+              <w:t xml:space="preserve">Cada planilla se importa desde el sistema con vista previa: padrón de empleados, stock de uniformes, viajes de camiones (Flor), pedidos a proveedores de la ficha, planilla de producción (cronograma, espacios, internet, branding y compras) y control de comidas. Reimportar no duplica ni borra lo cargado a mano.</w:t>
+            </w:r>
+          </w:p>
+        </w:tc>
+      </w:tr>
+      <w:tr>
+        <w:trPr>
+          <w:cantSplit/>
+        </w:trPr>
+        <w:tc>
+          <w:tcPr>
+            <w:tcW w:type="dxa" w:w="2400"/>
+            <w:tcBorders>
+              <w:top w:val="single" w:color="CCCCCC" w:sz="1"/>
+              <w:left w:val="single" w:color="CCCCCC" w:sz="1"/>
+              <w:bottom w:val="single" w:color="CCCCCC" w:sz="1"/>
+              <w:right w:val="single" w:color="CCCCCC" w:sz="1"/>
+            </w:tcBorders>
+            <w:shd w:fill="F5F5F5" w:val="clear"/>
+            <w:tcMar>
+              <w:top w:type="dxa" w:w="80"/>
+              <w:left w:type="dxa" w:w="120"/>
+              <w:bottom w:type="dxa" w:w="80"/>
+              <w:right w:type="dxa" w:w="120"/>
+            </w:tcMar>
+          </w:tcPr>
+          <w:p>
+            <w:r>
+              <w:rPr>
+                <w:rFonts w:ascii="Arial" w:cs="Arial" w:eastAsia="Arial" w:hAnsi="Arial"/>
+                <w:b/>
+                <w:bCs/>
+                <w:color w:val="1F4E79"/>
+                <w:sz w:val="19"/>
+                <w:szCs w:val="19"/>
+              </w:rPr>
+              <w:t xml:space="preserve">Producción del evento</w:t>
+            </w:r>
+          </w:p>
+        </w:tc>
+        <w:tc>
+          <w:tcPr>
+            <w:tcW w:type="dxa" w:w="7680"/>
+            <w:tcBorders>
+              <w:top w:val="single" w:color="CCCCCC" w:sz="1"/>
+              <w:left w:val="single" w:color="CCCCCC" w:sz="1"/>
+              <w:bottom w:val="single" w:color="CCCCCC" w:sz="1"/>
+              <w:right w:val="single" w:color="CCCCCC" w:sz="1"/>
+            </w:tcBorders>
+            <w:shd w:fill="F5F5F5" w:val="clear"/>
+            <w:tcMar>
+              <w:top w:type="dxa" w:w="80"/>
+              <w:left w:type="dxa" w:w="120"/>
+              <w:bottom w:type="dxa" w:w="80"/>
+              <w:right w:type="dxa" w:w="120"/>
+            </w:tcMar>
+          </w:tcPr>
+          <w:p>
+            <w:r>
+              <w:rPr>
+                <w:rFonts w:ascii="Arial" w:cs="Arial" w:eastAsia="Arial" w:hAnsi="Arial"/>
+                <w:b w:val="false"/>
+                <w:bCs w:val="false"/>
+                <w:color w:val="424242"/>
+                <w:sz w:val="19"/>
+                <w:szCs w:val="19"/>
+              </w:rPr>
+              <w:t xml:space="preserve">Nueva pestaña del evento con el cronograma de montaje, los espacios y lo que lleva cada uno, los puntos de internet, el branding y las compras del evento, que antes estaban solo en la planilla de producción.</w:t>
             </w:r>
           </w:p>
         </w:tc>
@@ -3405,7 +3570,7 @@
           <w:sz w:val="21"/>
           <w:szCs w:val="21"/>
         </w:rPr>
-        <w:t xml:space="preserve">Datos reales: </w:t>
+        <w:t xml:space="preserve">Emails: </w:t>
       </w:r>
       <w:r>
         <w:rPr>
@@ -3414,7 +3579,7 @@
           <w:sz w:val="21"/>
           <w:szCs w:val="21"/>
         </w:rPr>
-        <w:t xml:space="preserve">el email de Lorena, Florencia, Santi y Nico en el seed es provisorio: confirmarlo antes del seed o corregirlo después en Configuración → Usuarios.</w:t>
+        <w:t xml:space="preserve">los del seed quedan como están; si alguno cambia, lo corrige un admin en Configuración → Usuarios.</w:t>
       </w:r>
     </w:p>
     <w:p>
@@ -3519,7 +3684,7 @@
           <w:sz w:val="21"/>
           <w:szCs w:val="21"/>
         </w:rPr>
-        <w:t xml:space="preserve">asignarlos según la tabla:</w:t>
+        <w:t xml:space="preserve">ya vienen cargados desde el seed (tabla de abajo). Un admin los puede cambiar en Configuración → Usuarios.</w:t>
       </w:r>
     </w:p>
     <w:p>
@@ -3740,7 +3905,7 @@
                 <w:sz w:val="19"/>
                 <w:szCs w:val="19"/>
               </w:rPr>
-              <w:t xml:space="preserve">OPERADOR</w:t>
+              <w:t xml:space="preserve">OPERADOR en DOS57 y Enjoy</w:t>
             </w:r>
           </w:p>
         </w:tc>
@@ -3802,7 +3967,7 @@
                 <w:sz w:val="19"/>
                 <w:szCs w:val="19"/>
               </w:rPr>
-              <w:t xml:space="preserve">Importar los resúmenes de la tarjeta y el libro de compras de AFIP.</w:t>
+              <w:t xml:space="preserve">Tarjeta y libro de compras de DOS57, y la tarjeta y las facturas de Enjoy con las que ayudan a May.</w:t>
             </w:r>
           </w:p>
         </w:tc>
@@ -3900,7 +4065,7 @@
                 <w:sz w:val="19"/>
                 <w:szCs w:val="19"/>
               </w:rPr>
-              <w:t xml:space="preserve">Padrón de empleados</w:t>
+              <w:t xml:space="preserve">Padrón de empleados · Uniformes</w:t>
             </w:r>
           </w:p>
         </w:tc>
@@ -3931,7 +4096,7 @@
                 <w:sz w:val="19"/>
                 <w:szCs w:val="19"/>
               </w:rPr>
-              <w:t xml:space="preserve">Importar la planilla de datos personales desde Presentismo, sin ver sueldos. Uniformes ya lo tiene en su menú.</w:t>
+              <w:t xml:space="preserve">Importar la planilla de datos personales desde Presentismo, sin ver sueldos, y los uniformes.</w:t>
             </w:r>
           </w:p>
         </w:tc>
@@ -4029,7 +4194,7 @@
                 <w:sz w:val="19"/>
                 <w:szCs w:val="19"/>
               </w:rPr>
-              <w:t xml:space="preserve">Uniformes (si los lleva él)</w:t>
+              <w:t xml:space="preserve">Uniformes</w:t>
             </w:r>
           </w:p>
         </w:tc>
@@ -4060,7 +4225,7 @@
                 <w:sz w:val="19"/>
                 <w:szCs w:val="19"/>
               </w:rPr>
-              <w:t xml:space="preserve">Entregas y stock del depósito de uniformes de Enjoy.</w:t>
+              <w:t xml:space="preserve">Uniformes de Enjoy cuando pasen la planilla. Depósito, ficha, producción y comidas ya están en su rol.</w:t>
             </w:r>
           </w:p>
         </w:tc>
@@ -4318,7 +4483,136 @@
                 <w:sz w:val="19"/>
                 <w:szCs w:val="19"/>
               </w:rPr>
-              <w:t xml:space="preserve">El rol ya incluye todo.</w:t>
+              <w:t xml:space="preserve">El rol ya incluye todo. Male tiene el mismo acceso que Chino.</w:t>
+            </w:r>
+          </w:p>
+        </w:tc>
+      </w:tr>
+      <w:tr>
+        <w:trPr>
+          <w:cantSplit/>
+        </w:trPr>
+        <w:tc>
+          <w:tcPr>
+            <w:tcW w:type="dxa" w:w="1900"/>
+            <w:tcBorders>
+              <w:top w:val="single" w:color="CCCCCC" w:sz="1"/>
+              <w:left w:val="single" w:color="CCCCCC" w:sz="1"/>
+              <w:bottom w:val="single" w:color="CCCCCC" w:sz="1"/>
+              <w:right w:val="single" w:color="CCCCCC" w:sz="1"/>
+            </w:tcBorders>
+            <w:shd w:fill="FFFFFF" w:val="clear"/>
+            <w:tcMar>
+              <w:top w:type="dxa" w:w="80"/>
+              <w:left w:type="dxa" w:w="120"/>
+              <w:bottom w:type="dxa" w:w="80"/>
+              <w:right w:type="dxa" w:w="120"/>
+            </w:tcMar>
+          </w:tcPr>
+          <w:p>
+            <w:r>
+              <w:rPr>
+                <w:rFonts w:ascii="Arial" w:cs="Arial" w:eastAsia="Arial" w:hAnsi="Arial"/>
+                <w:b/>
+                <w:bCs/>
+                <w:color w:val="1F4E79"/>
+                <w:sz w:val="19"/>
+                <w:szCs w:val="19"/>
+              </w:rPr>
+              <w:t xml:space="preserve">Vicky</w:t>
+            </w:r>
+          </w:p>
+        </w:tc>
+        <w:tc>
+          <w:tcPr>
+            <w:tcW w:type="dxa" w:w="1300"/>
+            <w:tcBorders>
+              <w:top w:val="single" w:color="CCCCCC" w:sz="1"/>
+              <w:left w:val="single" w:color="CCCCCC" w:sz="1"/>
+              <w:bottom w:val="single" w:color="CCCCCC" w:sz="1"/>
+              <w:right w:val="single" w:color="CCCCCC" w:sz="1"/>
+            </w:tcBorders>
+            <w:shd w:fill="FFFFFF" w:val="clear"/>
+            <w:tcMar>
+              <w:top w:type="dxa" w:w="80"/>
+              <w:left w:type="dxa" w:w="120"/>
+              <w:bottom w:type="dxa" w:w="80"/>
+              <w:right w:type="dxa" w:w="120"/>
+            </w:tcMar>
+          </w:tcPr>
+          <w:p>
+            <w:r>
+              <w:rPr>
+                <w:rFonts w:ascii="Arial" w:cs="Arial" w:eastAsia="Arial" w:hAnsi="Arial"/>
+                <w:b w:val="false"/>
+                <w:bCs w:val="false"/>
+                <w:color w:val="424242"/>
+                <w:sz w:val="19"/>
+                <w:szCs w:val="19"/>
+              </w:rPr>
+              <w:t xml:space="preserve">OPERADOR, inactiva</w:t>
+            </w:r>
+          </w:p>
+        </w:tc>
+        <w:tc>
+          <w:tcPr>
+            <w:tcW w:type="dxa" w:w="2700"/>
+            <w:tcBorders>
+              <w:top w:val="single" w:color="CCCCCC" w:sz="1"/>
+              <w:left w:val="single" w:color="CCCCCC" w:sz="1"/>
+              <w:bottom w:val="single" w:color="CCCCCC" w:sz="1"/>
+              <w:right w:val="single" w:color="CCCCCC" w:sz="1"/>
+            </w:tcBorders>
+            <w:shd w:fill="FFFFFF" w:val="clear"/>
+            <w:tcMar>
+              <w:top w:type="dxa" w:w="80"/>
+              <w:left w:type="dxa" w:w="120"/>
+              <w:bottom w:type="dxa" w:w="80"/>
+              <w:right w:type="dxa" w:w="120"/>
+            </w:tcMar>
+          </w:tcPr>
+          <w:p>
+            <w:r>
+              <w:rPr>
+                <w:rFonts w:ascii="Arial" w:cs="Arial" w:eastAsia="Arial" w:hAnsi="Arial"/>
+                <w:b w:val="false"/>
+                <w:bCs w:val="false"/>
+                <w:color w:val="424242"/>
+                <w:sz w:val="19"/>
+                <w:szCs w:val="19"/>
+              </w:rPr>
+              <w:t xml:space="preserve">—</w:t>
+            </w:r>
+          </w:p>
+        </w:tc>
+        <w:tc>
+          <w:tcPr>
+            <w:tcW w:type="dxa" w:w="4180"/>
+            <w:tcBorders>
+              <w:top w:val="single" w:color="CCCCCC" w:sz="1"/>
+              <w:left w:val="single" w:color="CCCCCC" w:sz="1"/>
+              <w:bottom w:val="single" w:color="CCCCCC" w:sz="1"/>
+              <w:right w:val="single" w:color="CCCCCC" w:sz="1"/>
+            </w:tcBorders>
+            <w:shd w:fill="FFFFFF" w:val="clear"/>
+            <w:tcMar>
+              <w:top w:type="dxa" w:w="80"/>
+              <w:left w:type="dxa" w:w="120"/>
+              <w:bottom w:type="dxa" w:w="80"/>
+              <w:right w:type="dxa" w:w="120"/>
+            </w:tcMar>
+          </w:tcPr>
+          <w:p>
+            <w:r>
+              <w:rPr>
+                <w:rFonts w:ascii="Arial" w:cs="Arial" w:eastAsia="Arial" w:hAnsi="Arial"/>
+                <w:b w:val="false"/>
+                <w:bCs w:val="false"/>
+                <w:color w:val="424242"/>
+                <w:sz w:val="19"/>
+                <w:szCs w:val="19"/>
+              </w:rPr>
+              <w:t xml:space="preserve">Se crea sin contraseña hasta definir qué necesita.</w:t>
             </w:r>
           </w:p>
         </w:tc>
@@ -4346,7 +4640,7 @@
           <w:sz w:val="21"/>
           <w:szCs w:val="21"/>
         </w:rPr>
-        <w:t xml:space="preserve">La tarjeta corporativa de Enjoy la lleva Santi, que hoy solo tiene acceso a DOS57. Hay que darle acceso a Enjoy (Configuración → Usuarios → acceso a múltiples empresas) o que la importe Male.</w:t>
+        <w:t xml:space="preserve">La tarjeta de Enjoy es de Mayra, pero hoy la arma Santi con los gastos que le mandan Male y Dani, y Nico carga facturas con Male: por eso los dos tienen acceso a Enjoy.</w:t>
       </w:r>
     </w:p>
     <w:p>
@@ -4758,7 +5052,7 @@
           <w:sz w:val="34"/>
           <w:szCs w:val="34"/>
         </w:rPr>
-        <w:t xml:space="preserve">3. Guía de carga por persona</w:t>
+        <w:t xml:space="preserve">3. Parte 1 — Importar los eventos ya realizados y controlarlos</w:t>
       </w:r>
     </w:p>
     <w:p>
@@ -4772,7 +5066,4479 @@
           <w:sz w:val="21"/>
           <w:szCs w:val="21"/>
         </w:rPr>
-        <w:t xml:space="preserve">Cada uno carga su información importando el Excel que ya usa, no tipeando. Se hace en una sesión corta (30 a 45 minutos) con la persona y su archivo: sube el archivo, revisa la vista previa y recién ahí confirma. Ningún importador guarda nada hasta confirmar, y volver a importar el mismo archivo no duplica.</w:t>
+        <w:t xml:space="preserve">Cada responsable importa sus planillas de eventos que ya se hicieron, para que queden como histórico y para controlar que el sistema dé lo mismo que el Excel. Si los históricos cierran, quiere decir que el sistema guarda y calcula igual que las planillas. Lo que no prueba es el uso diario: eso es la parte 2.</w:t>
+      </w:r>
+    </w:p>
+    <w:p>
+      <w:r>
+        <w:rPr>
+          <w:sz w:val="20"/>
+          <w:szCs w:val="20"/>
+        </w:rPr>
+        <w:t xml:space="preserve"/>
+      </w:r>
+    </w:p>
+    <w:tbl>
+      <w:tblPr>
+        <w:tblW w:type="dxa" w:w="10080"/>
+        <w:tblBorders>
+          <w:top w:val="single" w:color="auto" w:sz="4"/>
+          <w:left w:val="single" w:color="auto" w:sz="4"/>
+          <w:bottom w:val="single" w:color="auto" w:sz="4"/>
+          <w:right w:val="single" w:color="auto" w:sz="4"/>
+          <w:insideH w:val="single" w:color="auto" w:sz="4"/>
+          <w:insideV w:val="single" w:color="auto" w:sz="4"/>
+        </w:tblBorders>
+      </w:tblPr>
+      <w:tblGrid>
+        <w:gridCol w:w="10080"/>
+      </w:tblGrid>
+      <w:tr>
+        <w:tc>
+          <w:tcPr>
+            <w:tcW w:type="dxa" w:w="10080"/>
+            <w:tcBorders>
+              <w:top w:val="single" w:color="CCCCCC" w:sz="1"/>
+              <w:left w:val="single" w:color="CCCCCC" w:sz="1"/>
+              <w:bottom w:val="single" w:color="CCCCCC" w:sz="1"/>
+              <w:right w:val="single" w:color="CCCCCC" w:sz="1"/>
+            </w:tcBorders>
+            <w:shd w:fill="E8F5E9" w:val="clear"/>
+            <w:tcMar>
+              <w:top w:type="dxa" w:w="140"/>
+              <w:left w:type="dxa" w:w="200"/>
+              <w:bottom w:type="dxa" w:w="140"/>
+              <w:right w:type="dxa" w:w="200"/>
+            </w:tcMar>
+          </w:tcPr>
+          <w:p>
+            <w:r>
+              <w:rPr>
+                <w:rFonts w:ascii="Arial" w:cs="Arial" w:eastAsia="Arial" w:hAnsi="Arial"/>
+                <w:b w:val="false"/>
+                <w:bCs w:val="false"/>
+                <w:color w:val="1E5631"/>
+                <w:sz w:val="21"/>
+                <w:szCs w:val="21"/>
+              </w:rPr>
+              <w:t xml:space="preserve">Antes de que lo hagan ellos, las mismas planillas se importaron en una base local y se compararon contra cada Excel (tabla 3.2). Así llegan a producción sabiendo qué tiene que dar y qué diferencias son de la planilla y no del sistema.</w:t>
+            </w:r>
+          </w:p>
+        </w:tc>
+      </w:tr>
+    </w:tbl>
+    <w:p>
+      <w:pPr>
+        <w:pStyle w:val="Heading2"/>
+        <w:keepNext/>
+        <w:spacing w:after="120" w:before="300"/>
+      </w:pPr>
+      <w:r>
+        <w:rPr>
+          <w:rFonts w:ascii="Arial" w:cs="Arial" w:eastAsia="Arial" w:hAnsi="Arial"/>
+          <w:b/>
+          <w:bCs/>
+          <w:color w:val="2E75B6"/>
+          <w:sz w:val="26"/>
+          <w:szCs w:val="26"/>
+        </w:rPr>
+        <w:t xml:space="preserve">3.1 Quién importa qué</w:t>
+      </w:r>
+    </w:p>
+    <w:tbl>
+      <w:tblPr>
+        <w:tblW w:type="dxa" w:w="10080"/>
+        <w:tblBorders>
+          <w:top w:val="single" w:color="auto" w:sz="4"/>
+          <w:left w:val="single" w:color="auto" w:sz="4"/>
+          <w:bottom w:val="single" w:color="auto" w:sz="4"/>
+          <w:right w:val="single" w:color="auto" w:sz="4"/>
+          <w:insideH w:val="single" w:color="auto" w:sz="4"/>
+          <w:insideV w:val="single" w:color="auto" w:sz="4"/>
+        </w:tblBorders>
+      </w:tblPr>
+      <w:tblGrid>
+        <w:gridCol w:w="2000"/>
+        <w:gridCol w:w="2100"/>
+        <w:gridCol w:w="3300"/>
+        <w:gridCol w:w="2680"/>
+      </w:tblGrid>
+      <w:tr>
+        <w:trPr>
+          <w:tblHeader/>
+        </w:trPr>
+        <w:tc>
+          <w:tcPr>
+            <w:tcW w:type="dxa" w:w="2000"/>
+            <w:tcBorders>
+              <w:top w:val="single" w:color="CCCCCC" w:sz="1"/>
+              <w:left w:val="single" w:color="CCCCCC" w:sz="1"/>
+              <w:bottom w:val="single" w:color="CCCCCC" w:sz="1"/>
+              <w:right w:val="single" w:color="CCCCCC" w:sz="1"/>
+            </w:tcBorders>
+            <w:shd w:fill="1F4E79" w:val="clear"/>
+            <w:tcMar>
+              <w:top w:type="dxa" w:w="80"/>
+              <w:left w:type="dxa" w:w="120"/>
+              <w:bottom w:type="dxa" w:w="80"/>
+              <w:right w:type="dxa" w:w="120"/>
+            </w:tcMar>
+          </w:tcPr>
+          <w:p>
+            <w:r>
+              <w:rPr>
+                <w:rFonts w:ascii="Arial" w:cs="Arial" w:eastAsia="Arial" w:hAnsi="Arial"/>
+                <w:b/>
+                <w:bCs/>
+                <w:color w:val="FFFFFF"/>
+                <w:sz w:val="19"/>
+                <w:szCs w:val="19"/>
+              </w:rPr>
+              <w:t xml:space="preserve">Evento</w:t>
+            </w:r>
+          </w:p>
+        </w:tc>
+        <w:tc>
+          <w:tcPr>
+            <w:tcW w:type="dxa" w:w="2100"/>
+            <w:tcBorders>
+              <w:top w:val="single" w:color="CCCCCC" w:sz="1"/>
+              <w:left w:val="single" w:color="CCCCCC" w:sz="1"/>
+              <w:bottom w:val="single" w:color="CCCCCC" w:sz="1"/>
+              <w:right w:val="single" w:color="CCCCCC" w:sz="1"/>
+            </w:tcBorders>
+            <w:shd w:fill="1F4E79" w:val="clear"/>
+            <w:tcMar>
+              <w:top w:type="dxa" w:w="80"/>
+              <w:left w:type="dxa" w:w="120"/>
+              <w:bottom w:type="dxa" w:w="80"/>
+              <w:right w:type="dxa" w:w="120"/>
+            </w:tcMar>
+          </w:tcPr>
+          <w:p>
+            <w:r>
+              <w:rPr>
+                <w:rFonts w:ascii="Arial" w:cs="Arial" w:eastAsia="Arial" w:hAnsi="Arial"/>
+                <w:b/>
+                <w:bCs/>
+                <w:color w:val="FFFFFF"/>
+                <w:sz w:val="19"/>
+                <w:szCs w:val="19"/>
+              </w:rPr>
+              <w:t xml:space="preserve">Quién</w:t>
+            </w:r>
+          </w:p>
+        </w:tc>
+        <w:tc>
+          <w:tcPr>
+            <w:tcW w:type="dxa" w:w="3300"/>
+            <w:tcBorders>
+              <w:top w:val="single" w:color="CCCCCC" w:sz="1"/>
+              <w:left w:val="single" w:color="CCCCCC" w:sz="1"/>
+              <w:bottom w:val="single" w:color="CCCCCC" w:sz="1"/>
+              <w:right w:val="single" w:color="CCCCCC" w:sz="1"/>
+            </w:tcBorders>
+            <w:shd w:fill="1F4E79" w:val="clear"/>
+            <w:tcMar>
+              <w:top w:type="dxa" w:w="80"/>
+              <w:left w:type="dxa" w:w="120"/>
+              <w:bottom w:type="dxa" w:w="80"/>
+              <w:right w:type="dxa" w:w="120"/>
+            </w:tcMar>
+          </w:tcPr>
+          <w:p>
+            <w:r>
+              <w:rPr>
+                <w:rFonts w:ascii="Arial" w:cs="Arial" w:eastAsia="Arial" w:hAnsi="Arial"/>
+                <w:b/>
+                <w:bCs/>
+                <w:color w:val="FFFFFF"/>
+                <w:sz w:val="19"/>
+                <w:szCs w:val="19"/>
+              </w:rPr>
+              <w:t xml:space="preserve">Archivo</w:t>
+            </w:r>
+          </w:p>
+        </w:tc>
+        <w:tc>
+          <w:tcPr>
+            <w:tcW w:type="dxa" w:w="2680"/>
+            <w:tcBorders>
+              <w:top w:val="single" w:color="CCCCCC" w:sz="1"/>
+              <w:left w:val="single" w:color="CCCCCC" w:sz="1"/>
+              <w:bottom w:val="single" w:color="CCCCCC" w:sz="1"/>
+              <w:right w:val="single" w:color="CCCCCC" w:sz="1"/>
+            </w:tcBorders>
+            <w:shd w:fill="1F4E79" w:val="clear"/>
+            <w:tcMar>
+              <w:top w:type="dxa" w:w="80"/>
+              <w:left w:type="dxa" w:w="120"/>
+              <w:bottom w:type="dxa" w:w="80"/>
+              <w:right w:type="dxa" w:w="120"/>
+            </w:tcMar>
+          </w:tcPr>
+          <w:p>
+            <w:r>
+              <w:rPr>
+                <w:rFonts w:ascii="Arial" w:cs="Arial" w:eastAsia="Arial" w:hAnsi="Arial"/>
+                <w:b/>
+                <w:bCs/>
+                <w:color w:val="FFFFFF"/>
+                <w:sz w:val="19"/>
+                <w:szCs w:val="19"/>
+              </w:rPr>
+              <w:t xml:space="preserve">Dónde</w:t>
+            </w:r>
+          </w:p>
+        </w:tc>
+      </w:tr>
+      <w:tr>
+        <w:trPr>
+          <w:cantSplit/>
+        </w:trPr>
+        <w:tc>
+          <w:tcPr>
+            <w:tcW w:type="dxa" w:w="2000"/>
+            <w:tcBorders>
+              <w:top w:val="single" w:color="CCCCCC" w:sz="1"/>
+              <w:left w:val="single" w:color="CCCCCC" w:sz="1"/>
+              <w:bottom w:val="single" w:color="CCCCCC" w:sz="1"/>
+              <w:right w:val="single" w:color="CCCCCC" w:sz="1"/>
+            </w:tcBorders>
+            <w:shd w:fill="F5F5F5" w:val="clear"/>
+            <w:tcMar>
+              <w:top w:type="dxa" w:w="80"/>
+              <w:left w:type="dxa" w:w="120"/>
+              <w:bottom w:type="dxa" w:w="80"/>
+              <w:right w:type="dxa" w:w="120"/>
+            </w:tcMar>
+          </w:tcPr>
+          <w:p>
+            <w:r>
+              <w:rPr>
+                <w:rFonts w:ascii="Arial" w:cs="Arial" w:eastAsia="Arial" w:hAnsi="Arial"/>
+                <w:b/>
+                <w:bCs/>
+                <w:color w:val="1F4E79"/>
+                <w:sz w:val="19"/>
+                <w:szCs w:val="19"/>
+              </w:rPr>
+              <w:t xml:space="preserve">Base (antes de los eventos)</w:t>
+            </w:r>
+          </w:p>
+        </w:tc>
+        <w:tc>
+          <w:tcPr>
+            <w:tcW w:type="dxa" w:w="2100"/>
+            <w:tcBorders>
+              <w:top w:val="single" w:color="CCCCCC" w:sz="1"/>
+              <w:left w:val="single" w:color="CCCCCC" w:sz="1"/>
+              <w:bottom w:val="single" w:color="CCCCCC" w:sz="1"/>
+              <w:right w:val="single" w:color="CCCCCC" w:sz="1"/>
+            </w:tcBorders>
+            <w:shd w:fill="F5F5F5" w:val="clear"/>
+            <w:tcMar>
+              <w:top w:type="dxa" w:w="80"/>
+              <w:left w:type="dxa" w:w="120"/>
+              <w:bottom w:type="dxa" w:w="80"/>
+              <w:right w:type="dxa" w:w="120"/>
+            </w:tcMar>
+          </w:tcPr>
+          <w:p>
+            <w:r>
+              <w:rPr>
+                <w:rFonts w:ascii="Arial" w:cs="Arial" w:eastAsia="Arial" w:hAnsi="Arial"/>
+                <w:b w:val="false"/>
+                <w:bCs w:val="false"/>
+                <w:color w:val="424242"/>
+                <w:sz w:val="19"/>
+                <w:szCs w:val="19"/>
+              </w:rPr>
+              <w:t xml:space="preserve">Dani</w:t>
+            </w:r>
+          </w:p>
+        </w:tc>
+        <w:tc>
+          <w:tcPr>
+            <w:tcW w:type="dxa" w:w="3300"/>
+            <w:tcBorders>
+              <w:top w:val="single" w:color="CCCCCC" w:sz="1"/>
+              <w:left w:val="single" w:color="CCCCCC" w:sz="1"/>
+              <w:bottom w:val="single" w:color="CCCCCC" w:sz="1"/>
+              <w:right w:val="single" w:color="CCCCCC" w:sz="1"/>
+            </w:tcBorders>
+            <w:shd w:fill="F5F5F5" w:val="clear"/>
+            <w:tcMar>
+              <w:top w:type="dxa" w:w="80"/>
+              <w:left w:type="dxa" w:w="120"/>
+              <w:bottom w:type="dxa" w:w="80"/>
+              <w:right w:type="dxa" w:w="120"/>
+            </w:tcMar>
+          </w:tcPr>
+          <w:p>
+            <w:r>
+              <w:rPr>
+                <w:rFonts w:ascii="Arial" w:cs="Arial" w:eastAsia="Arial" w:hAnsi="Arial"/>
+                <w:b w:val="false"/>
+                <w:bCs w:val="false"/>
+                <w:color w:val="424242"/>
+                <w:sz w:val="19"/>
+                <w:szCs w:val="19"/>
+              </w:rPr>
+              <w:t xml:space="preserve">STOCK DE DEPOSITO ENJOY - ENERO 2026.xlsx</w:t>
+            </w:r>
+          </w:p>
+        </w:tc>
+        <w:tc>
+          <w:tcPr>
+            <w:tcW w:type="dxa" w:w="2680"/>
+            <w:tcBorders>
+              <w:top w:val="single" w:color="CCCCCC" w:sz="1"/>
+              <w:left w:val="single" w:color="CCCCCC" w:sz="1"/>
+              <w:bottom w:val="single" w:color="CCCCCC" w:sz="1"/>
+              <w:right w:val="single" w:color="CCCCCC" w:sz="1"/>
+            </w:tcBorders>
+            <w:shd w:fill="F5F5F5" w:val="clear"/>
+            <w:tcMar>
+              <w:top w:type="dxa" w:w="80"/>
+              <w:left w:type="dxa" w:w="120"/>
+              <w:bottom w:type="dxa" w:w="80"/>
+              <w:right w:type="dxa" w:w="120"/>
+            </w:tcMar>
+          </w:tcPr>
+          <w:p>
+            <w:r>
+              <w:rPr>
+                <w:rFonts w:ascii="Arial" w:cs="Arial" w:eastAsia="Arial" w:hAnsi="Arial"/>
+                <w:b w:val="false"/>
+                <w:bCs w:val="false"/>
+                <w:color w:val="424242"/>
+                <w:sz w:val="19"/>
+                <w:szCs w:val="19"/>
+              </w:rPr>
+              <w:t xml:space="preserve">Stock → Importar catálogo</w:t>
+            </w:r>
+          </w:p>
+        </w:tc>
+      </w:tr>
+      <w:tr>
+        <w:trPr>
+          <w:cantSplit/>
+        </w:trPr>
+        <w:tc>
+          <w:tcPr>
+            <w:tcW w:type="dxa" w:w="2000"/>
+            <w:tcBorders>
+              <w:top w:val="single" w:color="CCCCCC" w:sz="1"/>
+              <w:left w:val="single" w:color="CCCCCC" w:sz="1"/>
+              <w:bottom w:val="single" w:color="CCCCCC" w:sz="1"/>
+              <w:right w:val="single" w:color="CCCCCC" w:sz="1"/>
+            </w:tcBorders>
+            <w:shd w:fill="FFFFFF" w:val="clear"/>
+            <w:tcMar>
+              <w:top w:type="dxa" w:w="80"/>
+              <w:left w:type="dxa" w:w="120"/>
+              <w:bottom w:type="dxa" w:w="80"/>
+              <w:right w:type="dxa" w:w="120"/>
+            </w:tcMar>
+          </w:tcPr>
+          <w:p>
+            <w:r>
+              <w:rPr>
+                <w:rFonts w:ascii="Arial" w:cs="Arial" w:eastAsia="Arial" w:hAnsi="Arial"/>
+                <w:b/>
+                <w:bCs/>
+                <w:color w:val="1F4E79"/>
+                <w:sz w:val="19"/>
+                <w:szCs w:val="19"/>
+              </w:rPr>
+              <w:t xml:space="preserve">Base</w:t>
+            </w:r>
+          </w:p>
+        </w:tc>
+        <w:tc>
+          <w:tcPr>
+            <w:tcW w:type="dxa" w:w="2100"/>
+            <w:tcBorders>
+              <w:top w:val="single" w:color="CCCCCC" w:sz="1"/>
+              <w:left w:val="single" w:color="CCCCCC" w:sz="1"/>
+              <w:bottom w:val="single" w:color="CCCCCC" w:sz="1"/>
+              <w:right w:val="single" w:color="CCCCCC" w:sz="1"/>
+            </w:tcBorders>
+            <w:shd w:fill="FFFFFF" w:val="clear"/>
+            <w:tcMar>
+              <w:top w:type="dxa" w:w="80"/>
+              <w:left w:type="dxa" w:w="120"/>
+              <w:bottom w:type="dxa" w:w="80"/>
+              <w:right w:type="dxa" w:w="120"/>
+            </w:tcMar>
+          </w:tcPr>
+          <w:p>
+            <w:r>
+              <w:rPr>
+                <w:rFonts w:ascii="Arial" w:cs="Arial" w:eastAsia="Arial" w:hAnsi="Arial"/>
+                <w:b w:val="false"/>
+                <w:bCs w:val="false"/>
+                <w:color w:val="424242"/>
+                <w:sz w:val="19"/>
+                <w:szCs w:val="19"/>
+              </w:rPr>
+              <w:t xml:space="preserve">Male</w:t>
+            </w:r>
+          </w:p>
+        </w:tc>
+        <w:tc>
+          <w:tcPr>
+            <w:tcW w:type="dxa" w:w="3300"/>
+            <w:tcBorders>
+              <w:top w:val="single" w:color="CCCCCC" w:sz="1"/>
+              <w:left w:val="single" w:color="CCCCCC" w:sz="1"/>
+              <w:bottom w:val="single" w:color="CCCCCC" w:sz="1"/>
+              <w:right w:val="single" w:color="CCCCCC" w:sz="1"/>
+            </w:tcBorders>
+            <w:shd w:fill="FFFFFF" w:val="clear"/>
+            <w:tcMar>
+              <w:top w:type="dxa" w:w="80"/>
+              <w:left w:type="dxa" w:w="120"/>
+              <w:bottom w:type="dxa" w:w="80"/>
+              <w:right w:type="dxa" w:w="120"/>
+            </w:tcMar>
+          </w:tcPr>
+          <w:p>
+            <w:r>
+              <w:rPr>
+                <w:rFonts w:ascii="Arial" w:cs="Arial" w:eastAsia="Arial" w:hAnsi="Arial"/>
+                <w:b w:val="false"/>
+                <w:bCs w:val="false"/>
+                <w:color w:val="424242"/>
+                <w:sz w:val="19"/>
+                <w:szCs w:val="19"/>
+              </w:rPr>
+              <w:t xml:space="preserve">Proveedores - Datos (Respuestas).xlsx</w:t>
+            </w:r>
+          </w:p>
+        </w:tc>
+        <w:tc>
+          <w:tcPr>
+            <w:tcW w:type="dxa" w:w="2680"/>
+            <w:tcBorders>
+              <w:top w:val="single" w:color="CCCCCC" w:sz="1"/>
+              <w:left w:val="single" w:color="CCCCCC" w:sz="1"/>
+              <w:bottom w:val="single" w:color="CCCCCC" w:sz="1"/>
+              <w:right w:val="single" w:color="CCCCCC" w:sz="1"/>
+            </w:tcBorders>
+            <w:shd w:fill="FFFFFF" w:val="clear"/>
+            <w:tcMar>
+              <w:top w:type="dxa" w:w="80"/>
+              <w:left w:type="dxa" w:w="120"/>
+              <w:bottom w:type="dxa" w:w="80"/>
+              <w:right w:type="dxa" w:w="120"/>
+            </w:tcMar>
+          </w:tcPr>
+          <w:p>
+            <w:r>
+              <w:rPr>
+                <w:rFonts w:ascii="Arial" w:cs="Arial" w:eastAsia="Arial" w:hAnsi="Arial"/>
+                <w:b w:val="false"/>
+                <w:bCs w:val="false"/>
+                <w:color w:val="424242"/>
+                <w:sz w:val="19"/>
+                <w:szCs w:val="19"/>
+              </w:rPr>
+              <w:t xml:space="preserve">Proveedores → Importar desde formulario</w:t>
+            </w:r>
+          </w:p>
+        </w:tc>
+      </w:tr>
+      <w:tr>
+        <w:trPr>
+          <w:cantSplit/>
+        </w:trPr>
+        <w:tc>
+          <w:tcPr>
+            <w:tcW w:type="dxa" w:w="2000"/>
+            <w:tcBorders>
+              <w:top w:val="single" w:color="CCCCCC" w:sz="1"/>
+              <w:left w:val="single" w:color="CCCCCC" w:sz="1"/>
+              <w:bottom w:val="single" w:color="CCCCCC" w:sz="1"/>
+              <w:right w:val="single" w:color="CCCCCC" w:sz="1"/>
+            </w:tcBorders>
+            <w:shd w:fill="F5F5F5" w:val="clear"/>
+            <w:tcMar>
+              <w:top w:type="dxa" w:w="80"/>
+              <w:left w:type="dxa" w:w="120"/>
+              <w:bottom w:type="dxa" w:w="80"/>
+              <w:right w:type="dxa" w:w="120"/>
+            </w:tcMar>
+          </w:tcPr>
+          <w:p>
+            <w:r>
+              <w:rPr>
+                <w:rFonts w:ascii="Arial" w:cs="Arial" w:eastAsia="Arial" w:hAnsi="Arial"/>
+                <w:b/>
+                <w:bCs/>
+                <w:color w:val="1F4E79"/>
+                <w:sz w:val="19"/>
+                <w:szCs w:val="19"/>
+              </w:rPr>
+              <w:t xml:space="preserve">Festival Kilómetro</w:t>
+            </w:r>
+          </w:p>
+        </w:tc>
+        <w:tc>
+          <w:tcPr>
+            <w:tcW w:type="dxa" w:w="2100"/>
+            <w:tcBorders>
+              <w:top w:val="single" w:color="CCCCCC" w:sz="1"/>
+              <w:left w:val="single" w:color="CCCCCC" w:sz="1"/>
+              <w:bottom w:val="single" w:color="CCCCCC" w:sz="1"/>
+              <w:right w:val="single" w:color="CCCCCC" w:sz="1"/>
+            </w:tcBorders>
+            <w:shd w:fill="F5F5F5" w:val="clear"/>
+            <w:tcMar>
+              <w:top w:type="dxa" w:w="80"/>
+              <w:left w:type="dxa" w:w="120"/>
+              <w:bottom w:type="dxa" w:w="80"/>
+              <w:right w:type="dxa" w:w="120"/>
+            </w:tcMar>
+          </w:tcPr>
+          <w:p>
+            <w:r>
+              <w:rPr>
+                <w:rFonts w:ascii="Arial" w:cs="Arial" w:eastAsia="Arial" w:hAnsi="Arial"/>
+                <w:b w:val="false"/>
+                <w:bCs w:val="false"/>
+                <w:color w:val="424242"/>
+                <w:sz w:val="19"/>
+                <w:szCs w:val="19"/>
+              </w:rPr>
+              <w:t xml:space="preserve">Chino crea el evento; Dani importa</w:t>
+            </w:r>
+          </w:p>
+        </w:tc>
+        <w:tc>
+          <w:tcPr>
+            <w:tcW w:type="dxa" w:w="3300"/>
+            <w:tcBorders>
+              <w:top w:val="single" w:color="CCCCCC" w:sz="1"/>
+              <w:left w:val="single" w:color="CCCCCC" w:sz="1"/>
+              <w:bottom w:val="single" w:color="CCCCCC" w:sz="1"/>
+              <w:right w:val="single" w:color="CCCCCC" w:sz="1"/>
+            </w:tcBorders>
+            <w:shd w:fill="F5F5F5" w:val="clear"/>
+            <w:tcMar>
+              <w:top w:type="dxa" w:w="80"/>
+              <w:left w:type="dxa" w:w="120"/>
+              <w:bottom w:type="dxa" w:w="80"/>
+              <w:right w:type="dxa" w:w="120"/>
+            </w:tcMar>
+          </w:tcPr>
+          <w:p>
+            <w:r>
+              <w:rPr>
+                <w:rFonts w:ascii="Arial" w:cs="Arial" w:eastAsia="Arial" w:hAnsi="Arial"/>
+                <w:b w:val="false"/>
+                <w:bCs w:val="false"/>
+                <w:color w:val="424242"/>
+                <w:sz w:val="19"/>
+                <w:szCs w:val="19"/>
+              </w:rPr>
+              <w:t xml:space="preserve">Festival KM - Pedidos de material.xlsx</w:t>
+            </w:r>
+          </w:p>
+        </w:tc>
+        <w:tc>
+          <w:tcPr>
+            <w:tcW w:type="dxa" w:w="2680"/>
+            <w:tcBorders>
+              <w:top w:val="single" w:color="CCCCCC" w:sz="1"/>
+              <w:left w:val="single" w:color="CCCCCC" w:sz="1"/>
+              <w:bottom w:val="single" w:color="CCCCCC" w:sz="1"/>
+              <w:right w:val="single" w:color="CCCCCC" w:sz="1"/>
+            </w:tcBorders>
+            <w:shd w:fill="F5F5F5" w:val="clear"/>
+            <w:tcMar>
+              <w:top w:type="dxa" w:w="80"/>
+              <w:left w:type="dxa" w:w="120"/>
+              <w:bottom w:type="dxa" w:w="80"/>
+              <w:right w:type="dxa" w:w="120"/>
+            </w:tcMar>
+          </w:tcPr>
+          <w:p>
+            <w:r>
+              <w:rPr>
+                <w:rFonts w:ascii="Arial" w:cs="Arial" w:eastAsia="Arial" w:hAnsi="Arial"/>
+                <w:b w:val="false"/>
+                <w:bCs w:val="false"/>
+                <w:color w:val="424242"/>
+                <w:sz w:val="19"/>
+                <w:szCs w:val="19"/>
+              </w:rPr>
+              <w:t xml:space="preserve">Evento → Ficha → Importar pedidos</w:t>
+            </w:r>
+          </w:p>
+        </w:tc>
+      </w:tr>
+      <w:tr>
+        <w:trPr>
+          <w:cantSplit/>
+        </w:trPr>
+        <w:tc>
+          <w:tcPr>
+            <w:tcW w:type="dxa" w:w="2000"/>
+            <w:tcBorders>
+              <w:top w:val="single" w:color="CCCCCC" w:sz="1"/>
+              <w:left w:val="single" w:color="CCCCCC" w:sz="1"/>
+              <w:bottom w:val="single" w:color="CCCCCC" w:sz="1"/>
+              <w:right w:val="single" w:color="CCCCCC" w:sz="1"/>
+            </w:tcBorders>
+            <w:shd w:fill="FFFFFF" w:val="clear"/>
+            <w:tcMar>
+              <w:top w:type="dxa" w:w="80"/>
+              <w:left w:type="dxa" w:w="120"/>
+              <w:bottom w:type="dxa" w:w="80"/>
+              <w:right w:type="dxa" w:w="120"/>
+            </w:tcMar>
+          </w:tcPr>
+          <w:p>
+            <w:r>
+              <w:rPr>
+                <w:rFonts w:ascii="Arial" w:cs="Arial" w:eastAsia="Arial" w:hAnsi="Arial"/>
+                <w:b/>
+                <w:bCs/>
+                <w:color w:val="1F4E79"/>
+                <w:sz w:val="19"/>
+                <w:szCs w:val="19"/>
+              </w:rPr>
+              <w:t xml:space="preserve"/>
+            </w:r>
+          </w:p>
+        </w:tc>
+        <w:tc>
+          <w:tcPr>
+            <w:tcW w:type="dxa" w:w="2100"/>
+            <w:tcBorders>
+              <w:top w:val="single" w:color="CCCCCC" w:sz="1"/>
+              <w:left w:val="single" w:color="CCCCCC" w:sz="1"/>
+              <w:bottom w:val="single" w:color="CCCCCC" w:sz="1"/>
+              <w:right w:val="single" w:color="CCCCCC" w:sz="1"/>
+            </w:tcBorders>
+            <w:shd w:fill="FFFFFF" w:val="clear"/>
+            <w:tcMar>
+              <w:top w:type="dxa" w:w="80"/>
+              <w:left w:type="dxa" w:w="120"/>
+              <w:bottom w:type="dxa" w:w="80"/>
+              <w:right w:type="dxa" w:w="120"/>
+            </w:tcMar>
+          </w:tcPr>
+          <w:p>
+            <w:r>
+              <w:rPr>
+                <w:rFonts w:ascii="Arial" w:cs="Arial" w:eastAsia="Arial" w:hAnsi="Arial"/>
+                <w:b w:val="false"/>
+                <w:bCs w:val="false"/>
+                <w:color w:val="424242"/>
+                <w:sz w:val="19"/>
+                <w:szCs w:val="19"/>
+              </w:rPr>
+              <w:t xml:space="preserve">Dani</w:t>
+            </w:r>
+          </w:p>
+        </w:tc>
+        <w:tc>
+          <w:tcPr>
+            <w:tcW w:type="dxa" w:w="3300"/>
+            <w:tcBorders>
+              <w:top w:val="single" w:color="CCCCCC" w:sz="1"/>
+              <w:left w:val="single" w:color="CCCCCC" w:sz="1"/>
+              <w:bottom w:val="single" w:color="CCCCCC" w:sz="1"/>
+              <w:right w:val="single" w:color="CCCCCC" w:sz="1"/>
+            </w:tcBorders>
+            <w:shd w:fill="FFFFFF" w:val="clear"/>
+            <w:tcMar>
+              <w:top w:type="dxa" w:w="80"/>
+              <w:left w:type="dxa" w:w="120"/>
+              <w:bottom w:type="dxa" w:w="80"/>
+              <w:right w:type="dxa" w:w="120"/>
+            </w:tcMar>
+          </w:tcPr>
+          <w:p>
+            <w:r>
+              <w:rPr>
+                <w:rFonts w:ascii="Arial" w:cs="Arial" w:eastAsia="Arial" w:hAnsi="Arial"/>
+                <w:b w:val="false"/>
+                <w:bCs w:val="false"/>
+                <w:color w:val="424242"/>
+                <w:sz w:val="19"/>
+                <w:szCs w:val="19"/>
+              </w:rPr>
+              <w:t xml:space="preserve">SEGURIDAD FESTIVAL KM.xlsx</w:t>
+            </w:r>
+          </w:p>
+        </w:tc>
+        <w:tc>
+          <w:tcPr>
+            <w:tcW w:type="dxa" w:w="2680"/>
+            <w:tcBorders>
+              <w:top w:val="single" w:color="CCCCCC" w:sz="1"/>
+              <w:left w:val="single" w:color="CCCCCC" w:sz="1"/>
+              <w:bottom w:val="single" w:color="CCCCCC" w:sz="1"/>
+              <w:right w:val="single" w:color="CCCCCC" w:sz="1"/>
+            </w:tcBorders>
+            <w:shd w:fill="FFFFFF" w:val="clear"/>
+            <w:tcMar>
+              <w:top w:type="dxa" w:w="80"/>
+              <w:left w:type="dxa" w:w="120"/>
+              <w:bottom w:type="dxa" w:w="80"/>
+              <w:right w:type="dxa" w:w="120"/>
+            </w:tcMar>
+          </w:tcPr>
+          <w:p>
+            <w:r>
+              <w:rPr>
+                <w:rFonts w:ascii="Arial" w:cs="Arial" w:eastAsia="Arial" w:hAnsi="Arial"/>
+                <w:b w:val="false"/>
+                <w:bCs w:val="false"/>
+                <w:color w:val="424242"/>
+                <w:sz w:val="19"/>
+                <w:szCs w:val="19"/>
+              </w:rPr>
+              <w:t xml:space="preserve">Ficha → Seguridad privada → Importar esquema</w:t>
+            </w:r>
+          </w:p>
+        </w:tc>
+      </w:tr>
+      <w:tr>
+        <w:trPr>
+          <w:cantSplit/>
+        </w:trPr>
+        <w:tc>
+          <w:tcPr>
+            <w:tcW w:type="dxa" w:w="2000"/>
+            <w:tcBorders>
+              <w:top w:val="single" w:color="CCCCCC" w:sz="1"/>
+              <w:left w:val="single" w:color="CCCCCC" w:sz="1"/>
+              <w:bottom w:val="single" w:color="CCCCCC" w:sz="1"/>
+              <w:right w:val="single" w:color="CCCCCC" w:sz="1"/>
+            </w:tcBorders>
+            <w:shd w:fill="F5F5F5" w:val="clear"/>
+            <w:tcMar>
+              <w:top w:type="dxa" w:w="80"/>
+              <w:left w:type="dxa" w:w="120"/>
+              <w:bottom w:type="dxa" w:w="80"/>
+              <w:right w:type="dxa" w:w="120"/>
+            </w:tcMar>
+          </w:tcPr>
+          <w:p>
+            <w:r>
+              <w:rPr>
+                <w:rFonts w:ascii="Arial" w:cs="Arial" w:eastAsia="Arial" w:hAnsi="Arial"/>
+                <w:b/>
+                <w:bCs/>
+                <w:color w:val="1F4E79"/>
+                <w:sz w:val="19"/>
+                <w:szCs w:val="19"/>
+              </w:rPr>
+              <w:t xml:space="preserve">Fiesta Nacional de la Pelota</w:t>
+            </w:r>
+          </w:p>
+        </w:tc>
+        <w:tc>
+          <w:tcPr>
+            <w:tcW w:type="dxa" w:w="2100"/>
+            <w:tcBorders>
+              <w:top w:val="single" w:color="CCCCCC" w:sz="1"/>
+              <w:left w:val="single" w:color="CCCCCC" w:sz="1"/>
+              <w:bottom w:val="single" w:color="CCCCCC" w:sz="1"/>
+              <w:right w:val="single" w:color="CCCCCC" w:sz="1"/>
+            </w:tcBorders>
+            <w:shd w:fill="F5F5F5" w:val="clear"/>
+            <w:tcMar>
+              <w:top w:type="dxa" w:w="80"/>
+              <w:left w:type="dxa" w:w="120"/>
+              <w:bottom w:type="dxa" w:w="80"/>
+              <w:right w:type="dxa" w:w="120"/>
+            </w:tcMar>
+          </w:tcPr>
+          <w:p>
+            <w:r>
+              <w:rPr>
+                <w:rFonts w:ascii="Arial" w:cs="Arial" w:eastAsia="Arial" w:hAnsi="Arial"/>
+                <w:b w:val="false"/>
+                <w:bCs w:val="false"/>
+                <w:color w:val="424242"/>
+                <w:sz w:val="19"/>
+                <w:szCs w:val="19"/>
+              </w:rPr>
+              <w:t xml:space="preserve">Chino crea; Dani importa</w:t>
+            </w:r>
+          </w:p>
+        </w:tc>
+        <w:tc>
+          <w:tcPr>
+            <w:tcW w:type="dxa" w:w="3300"/>
+            <w:tcBorders>
+              <w:top w:val="single" w:color="CCCCCC" w:sz="1"/>
+              <w:left w:val="single" w:color="CCCCCC" w:sz="1"/>
+              <w:bottom w:val="single" w:color="CCCCCC" w:sz="1"/>
+              <w:right w:val="single" w:color="CCCCCC" w:sz="1"/>
+            </w:tcBorders>
+            <w:shd w:fill="F5F5F5" w:val="clear"/>
+            <w:tcMar>
+              <w:top w:type="dxa" w:w="80"/>
+              <w:left w:type="dxa" w:w="120"/>
+              <w:bottom w:type="dxa" w:w="80"/>
+              <w:right w:type="dxa" w:w="120"/>
+            </w:tcMar>
+          </w:tcPr>
+          <w:p>
+            <w:r>
+              <w:rPr>
+                <w:rFonts w:ascii="Arial" w:cs="Arial" w:eastAsia="Arial" w:hAnsi="Arial"/>
+                <w:b w:val="false"/>
+                <w:bCs w:val="false"/>
+                <w:color w:val="424242"/>
+                <w:sz w:val="19"/>
+                <w:szCs w:val="19"/>
+              </w:rPr>
+              <w:t xml:space="preserve">Fiesta nacional de la pelota _ Ficha de evento.xlsx</w:t>
+            </w:r>
+          </w:p>
+        </w:tc>
+        <w:tc>
+          <w:tcPr>
+            <w:tcW w:type="dxa" w:w="2680"/>
+            <w:tcBorders>
+              <w:top w:val="single" w:color="CCCCCC" w:sz="1"/>
+              <w:left w:val="single" w:color="CCCCCC" w:sz="1"/>
+              <w:bottom w:val="single" w:color="CCCCCC" w:sz="1"/>
+              <w:right w:val="single" w:color="CCCCCC" w:sz="1"/>
+            </w:tcBorders>
+            <w:shd w:fill="F5F5F5" w:val="clear"/>
+            <w:tcMar>
+              <w:top w:type="dxa" w:w="80"/>
+              <w:left w:type="dxa" w:w="120"/>
+              <w:bottom w:type="dxa" w:w="80"/>
+              <w:right w:type="dxa" w:w="120"/>
+            </w:tcMar>
+          </w:tcPr>
+          <w:p>
+            <w:r>
+              <w:rPr>
+                <w:rFonts w:ascii="Arial" w:cs="Arial" w:eastAsia="Arial" w:hAnsi="Arial"/>
+                <w:b w:val="false"/>
+                <w:bCs w:val="false"/>
+                <w:color w:val="424242"/>
+                <w:sz w:val="19"/>
+                <w:szCs w:val="19"/>
+              </w:rPr>
+              <w:t xml:space="preserve">Evento → Ficha → Importar pedidos</w:t>
+            </w:r>
+          </w:p>
+        </w:tc>
+      </w:tr>
+      <w:tr>
+        <w:trPr>
+          <w:cantSplit/>
+        </w:trPr>
+        <w:tc>
+          <w:tcPr>
+            <w:tcW w:type="dxa" w:w="2000"/>
+            <w:tcBorders>
+              <w:top w:val="single" w:color="CCCCCC" w:sz="1"/>
+              <w:left w:val="single" w:color="CCCCCC" w:sz="1"/>
+              <w:bottom w:val="single" w:color="CCCCCC" w:sz="1"/>
+              <w:right w:val="single" w:color="CCCCCC" w:sz="1"/>
+            </w:tcBorders>
+            <w:shd w:fill="FFFFFF" w:val="clear"/>
+            <w:tcMar>
+              <w:top w:type="dxa" w:w="80"/>
+              <w:left w:type="dxa" w:w="120"/>
+              <w:bottom w:type="dxa" w:w="80"/>
+              <w:right w:type="dxa" w:w="120"/>
+            </w:tcMar>
+          </w:tcPr>
+          <w:p>
+            <w:r>
+              <w:rPr>
+                <w:rFonts w:ascii="Arial" w:cs="Arial" w:eastAsia="Arial" w:hAnsi="Arial"/>
+                <w:b/>
+                <w:bCs/>
+                <w:color w:val="1F4E79"/>
+                <w:sz w:val="19"/>
+                <w:szCs w:val="19"/>
+              </w:rPr>
+              <w:t xml:space="preserve"/>
+            </w:r>
+          </w:p>
+        </w:tc>
+        <w:tc>
+          <w:tcPr>
+            <w:tcW w:type="dxa" w:w="2100"/>
+            <w:tcBorders>
+              <w:top w:val="single" w:color="CCCCCC" w:sz="1"/>
+              <w:left w:val="single" w:color="CCCCCC" w:sz="1"/>
+              <w:bottom w:val="single" w:color="CCCCCC" w:sz="1"/>
+              <w:right w:val="single" w:color="CCCCCC" w:sz="1"/>
+            </w:tcBorders>
+            <w:shd w:fill="FFFFFF" w:val="clear"/>
+            <w:tcMar>
+              <w:top w:type="dxa" w:w="80"/>
+              <w:left w:type="dxa" w:w="120"/>
+              <w:bottom w:type="dxa" w:w="80"/>
+              <w:right w:type="dxa" w:w="120"/>
+            </w:tcMar>
+          </w:tcPr>
+          <w:p>
+            <w:r>
+              <w:rPr>
+                <w:rFonts w:ascii="Arial" w:cs="Arial" w:eastAsia="Arial" w:hAnsi="Arial"/>
+                <w:b w:val="false"/>
+                <w:bCs w:val="false"/>
+                <w:color w:val="424242"/>
+                <w:sz w:val="19"/>
+                <w:szCs w:val="19"/>
+              </w:rPr>
+              <w:t xml:space="preserve">Dani</w:t>
+            </w:r>
+          </w:p>
+        </w:tc>
+        <w:tc>
+          <w:tcPr>
+            <w:tcW w:type="dxa" w:w="3300"/>
+            <w:tcBorders>
+              <w:top w:val="single" w:color="CCCCCC" w:sz="1"/>
+              <w:left w:val="single" w:color="CCCCCC" w:sz="1"/>
+              <w:bottom w:val="single" w:color="CCCCCC" w:sz="1"/>
+              <w:right w:val="single" w:color="CCCCCC" w:sz="1"/>
+            </w:tcBorders>
+            <w:shd w:fill="FFFFFF" w:val="clear"/>
+            <w:tcMar>
+              <w:top w:type="dxa" w:w="80"/>
+              <w:left w:type="dxa" w:w="120"/>
+              <w:bottom w:type="dxa" w:w="80"/>
+              <w:right w:type="dxa" w:w="120"/>
+            </w:tcMar>
+          </w:tcPr>
+          <w:p>
+            <w:r>
+              <w:rPr>
+                <w:rFonts w:ascii="Arial" w:cs="Arial" w:eastAsia="Arial" w:hAnsi="Arial"/>
+                <w:b w:val="false"/>
+                <w:bCs w:val="false"/>
+                <w:color w:val="424242"/>
+                <w:sz w:val="19"/>
+                <w:szCs w:val="19"/>
+              </w:rPr>
+              <w:t xml:space="preserve">Fiesta Nacional de la Pelota _ Planilla Control de Viandas.xlsx</w:t>
+            </w:r>
+          </w:p>
+        </w:tc>
+        <w:tc>
+          <w:tcPr>
+            <w:tcW w:type="dxa" w:w="2680"/>
+            <w:tcBorders>
+              <w:top w:val="single" w:color="CCCCCC" w:sz="1"/>
+              <w:left w:val="single" w:color="CCCCCC" w:sz="1"/>
+              <w:bottom w:val="single" w:color="CCCCCC" w:sz="1"/>
+              <w:right w:val="single" w:color="CCCCCC" w:sz="1"/>
+            </w:tcBorders>
+            <w:shd w:fill="FFFFFF" w:val="clear"/>
+            <w:tcMar>
+              <w:top w:type="dxa" w:w="80"/>
+              <w:left w:type="dxa" w:w="120"/>
+              <w:bottom w:type="dxa" w:w="80"/>
+              <w:right w:type="dxa" w:w="120"/>
+            </w:tcMar>
+          </w:tcPr>
+          <w:p>
+            <w:r>
+              <w:rPr>
+                <w:rFonts w:ascii="Arial" w:cs="Arial" w:eastAsia="Arial" w:hAnsi="Arial"/>
+                <w:b w:val="false"/>
+                <w:bCs w:val="false"/>
+                <w:color w:val="424242"/>
+                <w:sz w:val="19"/>
+                <w:szCs w:val="19"/>
+              </w:rPr>
+              <w:t xml:space="preserve">Evento → Comidas → Importar planilla</w:t>
+            </w:r>
+          </w:p>
+        </w:tc>
+      </w:tr>
+      <w:tr>
+        <w:trPr>
+          <w:cantSplit/>
+        </w:trPr>
+        <w:tc>
+          <w:tcPr>
+            <w:tcW w:type="dxa" w:w="2000"/>
+            <w:tcBorders>
+              <w:top w:val="single" w:color="CCCCCC" w:sz="1"/>
+              <w:left w:val="single" w:color="CCCCCC" w:sz="1"/>
+              <w:bottom w:val="single" w:color="CCCCCC" w:sz="1"/>
+              <w:right w:val="single" w:color="CCCCCC" w:sz="1"/>
+            </w:tcBorders>
+            <w:shd w:fill="F5F5F5" w:val="clear"/>
+            <w:tcMar>
+              <w:top w:type="dxa" w:w="80"/>
+              <w:left w:type="dxa" w:w="120"/>
+              <w:bottom w:type="dxa" w:w="80"/>
+              <w:right w:type="dxa" w:w="120"/>
+            </w:tcMar>
+          </w:tcPr>
+          <w:p>
+            <w:r>
+              <w:rPr>
+                <w:rFonts w:ascii="Arial" w:cs="Arial" w:eastAsia="Arial" w:hAnsi="Arial"/>
+                <w:b/>
+                <w:bCs/>
+                <w:color w:val="1F4E79"/>
+                <w:sz w:val="19"/>
+                <w:szCs w:val="19"/>
+              </w:rPr>
+              <w:t xml:space="preserve">Expo Village / L'Etape</w:t>
+            </w:r>
+          </w:p>
+        </w:tc>
+        <w:tc>
+          <w:tcPr>
+            <w:tcW w:type="dxa" w:w="2100"/>
+            <w:tcBorders>
+              <w:top w:val="single" w:color="CCCCCC" w:sz="1"/>
+              <w:left w:val="single" w:color="CCCCCC" w:sz="1"/>
+              <w:bottom w:val="single" w:color="CCCCCC" w:sz="1"/>
+              <w:right w:val="single" w:color="CCCCCC" w:sz="1"/>
+            </w:tcBorders>
+            <w:shd w:fill="F5F5F5" w:val="clear"/>
+            <w:tcMar>
+              <w:top w:type="dxa" w:w="80"/>
+              <w:left w:type="dxa" w:w="120"/>
+              <w:bottom w:type="dxa" w:w="80"/>
+              <w:right w:type="dxa" w:w="120"/>
+            </w:tcMar>
+          </w:tcPr>
+          <w:p>
+            <w:r>
+              <w:rPr>
+                <w:rFonts w:ascii="Arial" w:cs="Arial" w:eastAsia="Arial" w:hAnsi="Arial"/>
+                <w:b w:val="false"/>
+                <w:bCs w:val="false"/>
+                <w:color w:val="424242"/>
+                <w:sz w:val="19"/>
+                <w:szCs w:val="19"/>
+              </w:rPr>
+              <w:t xml:space="preserve">Chino crea; Dani importa</w:t>
+            </w:r>
+          </w:p>
+        </w:tc>
+        <w:tc>
+          <w:tcPr>
+            <w:tcW w:type="dxa" w:w="3300"/>
+            <w:tcBorders>
+              <w:top w:val="single" w:color="CCCCCC" w:sz="1"/>
+              <w:left w:val="single" w:color="CCCCCC" w:sz="1"/>
+              <w:bottom w:val="single" w:color="CCCCCC" w:sz="1"/>
+              <w:right w:val="single" w:color="CCCCCC" w:sz="1"/>
+            </w:tcBorders>
+            <w:shd w:fill="F5F5F5" w:val="clear"/>
+            <w:tcMar>
+              <w:top w:type="dxa" w:w="80"/>
+              <w:left w:type="dxa" w:w="120"/>
+              <w:bottom w:type="dxa" w:w="80"/>
+              <w:right w:type="dxa" w:w="120"/>
+            </w:tcMar>
+          </w:tcPr>
+          <w:p>
+            <w:r>
+              <w:rPr>
+                <w:rFonts w:ascii="Arial" w:cs="Arial" w:eastAsia="Arial" w:hAnsi="Arial"/>
+                <w:b w:val="false"/>
+                <w:bCs w:val="false"/>
+                <w:color w:val="424242"/>
+                <w:sz w:val="19"/>
+                <w:szCs w:val="19"/>
+              </w:rPr>
+              <w:t xml:space="preserve">Planilla Produccion Expo Village.xlsx</w:t>
+            </w:r>
+          </w:p>
+        </w:tc>
+        <w:tc>
+          <w:tcPr>
+            <w:tcW w:type="dxa" w:w="2680"/>
+            <w:tcBorders>
+              <w:top w:val="single" w:color="CCCCCC" w:sz="1"/>
+              <w:left w:val="single" w:color="CCCCCC" w:sz="1"/>
+              <w:bottom w:val="single" w:color="CCCCCC" w:sz="1"/>
+              <w:right w:val="single" w:color="CCCCCC" w:sz="1"/>
+            </w:tcBorders>
+            <w:shd w:fill="F5F5F5" w:val="clear"/>
+            <w:tcMar>
+              <w:top w:type="dxa" w:w="80"/>
+              <w:left w:type="dxa" w:w="120"/>
+              <w:bottom w:type="dxa" w:w="80"/>
+              <w:right w:type="dxa" w:w="120"/>
+            </w:tcMar>
+          </w:tcPr>
+          <w:p>
+            <w:r>
+              <w:rPr>
+                <w:rFonts w:ascii="Arial" w:cs="Arial" w:eastAsia="Arial" w:hAnsi="Arial"/>
+                <w:b w:val="false"/>
+                <w:bCs w:val="false"/>
+                <w:color w:val="424242"/>
+                <w:sz w:val="19"/>
+                <w:szCs w:val="19"/>
+              </w:rPr>
+              <w:t xml:space="preserve">Ficha → Importar pedidos (rubros, estructuras y seguridad) y Producción → Importar planilla (cronograma, espacios, internet, branding y compras)</w:t>
+            </w:r>
+          </w:p>
+        </w:tc>
+      </w:tr>
+      <w:tr>
+        <w:trPr>
+          <w:cantSplit/>
+        </w:trPr>
+        <w:tc>
+          <w:tcPr>
+            <w:tcW w:type="dxa" w:w="2000"/>
+            <w:tcBorders>
+              <w:top w:val="single" w:color="CCCCCC" w:sz="1"/>
+              <w:left w:val="single" w:color="CCCCCC" w:sz="1"/>
+              <w:bottom w:val="single" w:color="CCCCCC" w:sz="1"/>
+              <w:right w:val="single" w:color="CCCCCC" w:sz="1"/>
+            </w:tcBorders>
+            <w:shd w:fill="FFFFFF" w:val="clear"/>
+            <w:tcMar>
+              <w:top w:type="dxa" w:w="80"/>
+              <w:left w:type="dxa" w:w="120"/>
+              <w:bottom w:type="dxa" w:w="80"/>
+              <w:right w:type="dxa" w:w="120"/>
+            </w:tcMar>
+          </w:tcPr>
+          <w:p>
+            <w:r>
+              <w:rPr>
+                <w:rFonts w:ascii="Arial" w:cs="Arial" w:eastAsia="Arial" w:hAnsi="Arial"/>
+                <w:b/>
+                <w:bCs/>
+                <w:color w:val="1F4E79"/>
+                <w:sz w:val="19"/>
+                <w:szCs w:val="19"/>
+              </w:rPr>
+              <w:t xml:space="preserve"/>
+            </w:r>
+          </w:p>
+        </w:tc>
+        <w:tc>
+          <w:tcPr>
+            <w:tcW w:type="dxa" w:w="2100"/>
+            <w:tcBorders>
+              <w:top w:val="single" w:color="CCCCCC" w:sz="1"/>
+              <w:left w:val="single" w:color="CCCCCC" w:sz="1"/>
+              <w:bottom w:val="single" w:color="CCCCCC" w:sz="1"/>
+              <w:right w:val="single" w:color="CCCCCC" w:sz="1"/>
+            </w:tcBorders>
+            <w:shd w:fill="FFFFFF" w:val="clear"/>
+            <w:tcMar>
+              <w:top w:type="dxa" w:w="80"/>
+              <w:left w:type="dxa" w:w="120"/>
+              <w:bottom w:type="dxa" w:w="80"/>
+              <w:right w:type="dxa" w:w="120"/>
+            </w:tcMar>
+          </w:tcPr>
+          <w:p>
+            <w:r>
+              <w:rPr>
+                <w:rFonts w:ascii="Arial" w:cs="Arial" w:eastAsia="Arial" w:hAnsi="Arial"/>
+                <w:b w:val="false"/>
+                <w:bCs w:val="false"/>
+                <w:color w:val="424242"/>
+                <w:sz w:val="19"/>
+                <w:szCs w:val="19"/>
+              </w:rPr>
+              <w:t xml:space="preserve">Dani</w:t>
+            </w:r>
+          </w:p>
+        </w:tc>
+        <w:tc>
+          <w:tcPr>
+            <w:tcW w:type="dxa" w:w="3300"/>
+            <w:tcBorders>
+              <w:top w:val="single" w:color="CCCCCC" w:sz="1"/>
+              <w:left w:val="single" w:color="CCCCCC" w:sz="1"/>
+              <w:bottom w:val="single" w:color="CCCCCC" w:sz="1"/>
+              <w:right w:val="single" w:color="CCCCCC" w:sz="1"/>
+            </w:tcBorders>
+            <w:shd w:fill="FFFFFF" w:val="clear"/>
+            <w:tcMar>
+              <w:top w:type="dxa" w:w="80"/>
+              <w:left w:type="dxa" w:w="120"/>
+              <w:bottom w:type="dxa" w:w="80"/>
+              <w:right w:type="dxa" w:w="120"/>
+            </w:tcMar>
+          </w:tcPr>
+          <w:p>
+            <w:r>
+              <w:rPr>
+                <w:rFonts w:ascii="Arial" w:cs="Arial" w:eastAsia="Arial" w:hAnsi="Arial"/>
+                <w:b w:val="false"/>
+                <w:bCs w:val="false"/>
+                <w:color w:val="424242"/>
+                <w:sz w:val="19"/>
+                <w:szCs w:val="19"/>
+              </w:rPr>
+              <w:t xml:space="preserve">L'ETAPE - Planilla control de comidas.xlsx</w:t>
+            </w:r>
+          </w:p>
+        </w:tc>
+        <w:tc>
+          <w:tcPr>
+            <w:tcW w:type="dxa" w:w="2680"/>
+            <w:tcBorders>
+              <w:top w:val="single" w:color="CCCCCC" w:sz="1"/>
+              <w:left w:val="single" w:color="CCCCCC" w:sz="1"/>
+              <w:bottom w:val="single" w:color="CCCCCC" w:sz="1"/>
+              <w:right w:val="single" w:color="CCCCCC" w:sz="1"/>
+            </w:tcBorders>
+            <w:shd w:fill="FFFFFF" w:val="clear"/>
+            <w:tcMar>
+              <w:top w:type="dxa" w:w="80"/>
+              <w:left w:type="dxa" w:w="120"/>
+              <w:bottom w:type="dxa" w:w="80"/>
+              <w:right w:type="dxa" w:w="120"/>
+            </w:tcMar>
+          </w:tcPr>
+          <w:p>
+            <w:r>
+              <w:rPr>
+                <w:rFonts w:ascii="Arial" w:cs="Arial" w:eastAsia="Arial" w:hAnsi="Arial"/>
+                <w:b w:val="false"/>
+                <w:bCs w:val="false"/>
+                <w:color w:val="424242"/>
+                <w:sz w:val="19"/>
+                <w:szCs w:val="19"/>
+              </w:rPr>
+              <w:t xml:space="preserve">Evento → Comidas → Importar planilla</w:t>
+            </w:r>
+          </w:p>
+        </w:tc>
+      </w:tr>
+      <w:tr>
+        <w:trPr>
+          <w:cantSplit/>
+        </w:trPr>
+        <w:tc>
+          <w:tcPr>
+            <w:tcW w:type="dxa" w:w="2000"/>
+            <w:tcBorders>
+              <w:top w:val="single" w:color="CCCCCC" w:sz="1"/>
+              <w:left w:val="single" w:color="CCCCCC" w:sz="1"/>
+              <w:bottom w:val="single" w:color="CCCCCC" w:sz="1"/>
+              <w:right w:val="single" w:color="CCCCCC" w:sz="1"/>
+            </w:tcBorders>
+            <w:shd w:fill="F5F5F5" w:val="clear"/>
+            <w:tcMar>
+              <w:top w:type="dxa" w:w="80"/>
+              <w:left w:type="dxa" w:w="120"/>
+              <w:bottom w:type="dxa" w:w="80"/>
+              <w:right w:type="dxa" w:w="120"/>
+            </w:tcMar>
+          </w:tcPr>
+          <w:p>
+            <w:r>
+              <w:rPr>
+                <w:rFonts w:ascii="Arial" w:cs="Arial" w:eastAsia="Arial" w:hAnsi="Arial"/>
+                <w:b/>
+                <w:bCs/>
+                <w:color w:val="1F4E79"/>
+                <w:sz w:val="19"/>
+                <w:szCs w:val="19"/>
+              </w:rPr>
+              <w:t xml:space="preserve">Todos</w:t>
+            </w:r>
+          </w:p>
+        </w:tc>
+        <w:tc>
+          <w:tcPr>
+            <w:tcW w:type="dxa" w:w="2100"/>
+            <w:tcBorders>
+              <w:top w:val="single" w:color="CCCCCC" w:sz="1"/>
+              <w:left w:val="single" w:color="CCCCCC" w:sz="1"/>
+              <w:bottom w:val="single" w:color="CCCCCC" w:sz="1"/>
+              <w:right w:val="single" w:color="CCCCCC" w:sz="1"/>
+            </w:tcBorders>
+            <w:shd w:fill="F5F5F5" w:val="clear"/>
+            <w:tcMar>
+              <w:top w:type="dxa" w:w="80"/>
+              <w:left w:type="dxa" w:w="120"/>
+              <w:bottom w:type="dxa" w:w="80"/>
+              <w:right w:type="dxa" w:w="120"/>
+            </w:tcMar>
+          </w:tcPr>
+          <w:p>
+            <w:r>
+              <w:rPr>
+                <w:rFonts w:ascii="Arial" w:cs="Arial" w:eastAsia="Arial" w:hAnsi="Arial"/>
+                <w:b w:val="false"/>
+                <w:bCs w:val="false"/>
+                <w:color w:val="424242"/>
+                <w:sz w:val="19"/>
+                <w:szCs w:val="19"/>
+              </w:rPr>
+              <w:t xml:space="preserve">May (con Male)</w:t>
+            </w:r>
+          </w:p>
+        </w:tc>
+        <w:tc>
+          <w:tcPr>
+            <w:tcW w:type="dxa" w:w="3300"/>
+            <w:tcBorders>
+              <w:top w:val="single" w:color="CCCCCC" w:sz="1"/>
+              <w:left w:val="single" w:color="CCCCCC" w:sz="1"/>
+              <w:bottom w:val="single" w:color="CCCCCC" w:sz="1"/>
+              <w:right w:val="single" w:color="CCCCCC" w:sz="1"/>
+            </w:tcBorders>
+            <w:shd w:fill="F5F5F5" w:val="clear"/>
+            <w:tcMar>
+              <w:top w:type="dxa" w:w="80"/>
+              <w:left w:type="dxa" w:w="120"/>
+              <w:bottom w:type="dxa" w:w="80"/>
+              <w:right w:type="dxa" w:w="120"/>
+            </w:tcMar>
+          </w:tcPr>
+          <w:p>
+            <w:r>
+              <w:rPr>
+                <w:rFonts w:ascii="Arial" w:cs="Arial" w:eastAsia="Arial" w:hAnsi="Arial"/>
+                <w:b w:val="false"/>
+                <w:bCs w:val="false"/>
+                <w:color w:val="424242"/>
+                <w:sz w:val="19"/>
+                <w:szCs w:val="19"/>
+              </w:rPr>
+              <w:t xml:space="preserve">Flujo de caja de cada evento</w:t>
+            </w:r>
+          </w:p>
+        </w:tc>
+        <w:tc>
+          <w:tcPr>
+            <w:tcW w:type="dxa" w:w="2680"/>
+            <w:tcBorders>
+              <w:top w:val="single" w:color="CCCCCC" w:sz="1"/>
+              <w:left w:val="single" w:color="CCCCCC" w:sz="1"/>
+              <w:bottom w:val="single" w:color="CCCCCC" w:sz="1"/>
+              <w:right w:val="single" w:color="CCCCCC" w:sz="1"/>
+            </w:tcBorders>
+            <w:shd w:fill="F5F5F5" w:val="clear"/>
+            <w:tcMar>
+              <w:top w:type="dxa" w:w="80"/>
+              <w:left w:type="dxa" w:w="120"/>
+              <w:bottom w:type="dxa" w:w="80"/>
+              <w:right w:type="dxa" w:w="120"/>
+            </w:tcMar>
+          </w:tcPr>
+          <w:p>
+            <w:r>
+              <w:rPr>
+                <w:rFonts w:ascii="Arial" w:cs="Arial" w:eastAsia="Arial" w:hAnsi="Arial"/>
+                <w:b w:val="false"/>
+                <w:bCs w:val="false"/>
+                <w:color w:val="424242"/>
+                <w:sz w:val="19"/>
+                <w:szCs w:val="19"/>
+              </w:rPr>
+              <w:t xml:space="preserve">Pendiente: hay que pedirlos (ver 3.4)</w:t>
+            </w:r>
+          </w:p>
+        </w:tc>
+      </w:tr>
+    </w:tbl>
+    <w:p>
+      <w:r>
+        <w:rPr>
+          <w:sz w:val="20"/>
+          <w:szCs w:val="20"/>
+        </w:rPr>
+        <w:t xml:space="preserve"/>
+      </w:r>
+    </w:p>
+    <w:p>
+      <w:pPr>
+        <w:spacing w:after="60" w:before="60"/>
+      </w:pPr>
+      <w:r>
+        <w:rPr>
+          <w:rFonts w:ascii="Arial" w:cs="Arial" w:eastAsia="Arial" w:hAnsi="Arial"/>
+          <w:i/>
+          <w:iCs/>
+          <w:color w:val="424242"/>
+          <w:sz w:val="21"/>
+          <w:szCs w:val="21"/>
+        </w:rPr>
+        <w:t xml:space="preserve">Los proveedores conviene darlos de alta antes de importar los eventos: así la ficha queda vinculada a cada uno. Si falta alguno se importa igual y su nombre queda en las notas del rubro.</w:t>
+      </w:r>
+    </w:p>
+    <w:p>
+      <w:pPr>
+        <w:pStyle w:val="Heading2"/>
+        <w:keepNext/>
+        <w:spacing w:after="120" w:before="300"/>
+      </w:pPr>
+      <w:r>
+        <w:rPr>
+          <w:rFonts w:ascii="Arial" w:cs="Arial" w:eastAsia="Arial" w:hAnsi="Arial"/>
+          <w:b/>
+          <w:bCs/>
+          <w:color w:val="2E75B6"/>
+          <w:sz w:val="26"/>
+          <w:szCs w:val="26"/>
+        </w:rPr>
+        <w:t xml:space="preserve">3.2 Lo que tiene que dar igual</w:t>
+      </w:r>
+    </w:p>
+    <w:p>
+      <w:pPr>
+        <w:spacing w:after="60" w:before="60"/>
+      </w:pPr>
+      <w:r>
+        <w:rPr>
+          <w:rFonts w:ascii="Arial" w:cs="Arial" w:eastAsia="Arial" w:hAnsi="Arial"/>
+          <w:color w:val="424242"/>
+          <w:sz w:val="21"/>
+          <w:szCs w:val="21"/>
+        </w:rPr>
+        <w:t xml:space="preserve">Resultado de la prueba local con las planillas reales. "Sistema" es lo que quedó cargado; "Planilla" es el total que trae el Excel, leído aparte.</w:t>
+      </w:r>
+    </w:p>
+    <w:p>
+      <w:r>
+        <w:rPr>
+          <w:sz w:val="20"/>
+          <w:szCs w:val="20"/>
+        </w:rPr>
+        <w:t xml:space="preserve"/>
+      </w:r>
+    </w:p>
+    <w:tbl>
+      <w:tblPr>
+        <w:tblW w:type="dxa" w:w="10080"/>
+        <w:tblBorders>
+          <w:top w:val="single" w:color="auto" w:sz="4"/>
+          <w:left w:val="single" w:color="auto" w:sz="4"/>
+          <w:bottom w:val="single" w:color="auto" w:sz="4"/>
+          <w:right w:val="single" w:color="auto" w:sz="4"/>
+          <w:insideH w:val="single" w:color="auto" w:sz="4"/>
+          <w:insideV w:val="single" w:color="auto" w:sz="4"/>
+        </w:tblBorders>
+      </w:tblPr>
+      <w:tblGrid>
+        <w:gridCol w:w="1500"/>
+        <w:gridCol w:w="2900"/>
+        <w:gridCol w:w="1900"/>
+        <w:gridCol w:w="1700"/>
+        <w:gridCol w:w="2080"/>
+      </w:tblGrid>
+      <w:tr>
+        <w:trPr>
+          <w:tblHeader/>
+        </w:trPr>
+        <w:tc>
+          <w:tcPr>
+            <w:tcW w:type="dxa" w:w="1500"/>
+            <w:tcBorders>
+              <w:top w:val="single" w:color="CCCCCC" w:sz="1"/>
+              <w:left w:val="single" w:color="CCCCCC" w:sz="1"/>
+              <w:bottom w:val="single" w:color="CCCCCC" w:sz="1"/>
+              <w:right w:val="single" w:color="CCCCCC" w:sz="1"/>
+            </w:tcBorders>
+            <w:shd w:fill="1F4E79" w:val="clear"/>
+            <w:tcMar>
+              <w:top w:type="dxa" w:w="80"/>
+              <w:left w:type="dxa" w:w="120"/>
+              <w:bottom w:type="dxa" w:w="80"/>
+              <w:right w:type="dxa" w:w="120"/>
+            </w:tcMar>
+          </w:tcPr>
+          <w:p>
+            <w:r>
+              <w:rPr>
+                <w:rFonts w:ascii="Arial" w:cs="Arial" w:eastAsia="Arial" w:hAnsi="Arial"/>
+                <w:b/>
+                <w:bCs/>
+                <w:color w:val="FFFFFF"/>
+                <w:sz w:val="19"/>
+                <w:szCs w:val="19"/>
+              </w:rPr>
+              <w:t xml:space="preserve">Evento</w:t>
+            </w:r>
+          </w:p>
+        </w:tc>
+        <w:tc>
+          <w:tcPr>
+            <w:tcW w:type="dxa" w:w="2900"/>
+            <w:tcBorders>
+              <w:top w:val="single" w:color="CCCCCC" w:sz="1"/>
+              <w:left w:val="single" w:color="CCCCCC" w:sz="1"/>
+              <w:bottom w:val="single" w:color="CCCCCC" w:sz="1"/>
+              <w:right w:val="single" w:color="CCCCCC" w:sz="1"/>
+            </w:tcBorders>
+            <w:shd w:fill="1F4E79" w:val="clear"/>
+            <w:tcMar>
+              <w:top w:type="dxa" w:w="80"/>
+              <w:left w:type="dxa" w:w="120"/>
+              <w:bottom w:type="dxa" w:w="80"/>
+              <w:right w:type="dxa" w:w="120"/>
+            </w:tcMar>
+          </w:tcPr>
+          <w:p>
+            <w:r>
+              <w:rPr>
+                <w:rFonts w:ascii="Arial" w:cs="Arial" w:eastAsia="Arial" w:hAnsi="Arial"/>
+                <w:b/>
+                <w:bCs/>
+                <w:color w:val="FFFFFF"/>
+                <w:sz w:val="19"/>
+                <w:szCs w:val="19"/>
+              </w:rPr>
+              <w:t xml:space="preserve">Control</w:t>
+            </w:r>
+          </w:p>
+        </w:tc>
+        <w:tc>
+          <w:tcPr>
+            <w:tcW w:type="dxa" w:w="1900"/>
+            <w:tcBorders>
+              <w:top w:val="single" w:color="CCCCCC" w:sz="1"/>
+              <w:left w:val="single" w:color="CCCCCC" w:sz="1"/>
+              <w:bottom w:val="single" w:color="CCCCCC" w:sz="1"/>
+              <w:right w:val="single" w:color="CCCCCC" w:sz="1"/>
+            </w:tcBorders>
+            <w:shd w:fill="1F4E79" w:val="clear"/>
+            <w:tcMar>
+              <w:top w:type="dxa" w:w="80"/>
+              <w:left w:type="dxa" w:w="120"/>
+              <w:bottom w:type="dxa" w:w="80"/>
+              <w:right w:type="dxa" w:w="120"/>
+            </w:tcMar>
+          </w:tcPr>
+          <w:p>
+            <w:r>
+              <w:rPr>
+                <w:rFonts w:ascii="Arial" w:cs="Arial" w:eastAsia="Arial" w:hAnsi="Arial"/>
+                <w:b/>
+                <w:bCs/>
+                <w:color w:val="FFFFFF"/>
+                <w:sz w:val="19"/>
+                <w:szCs w:val="19"/>
+              </w:rPr>
+              <w:t xml:space="preserve">Sistema</w:t>
+            </w:r>
+          </w:p>
+        </w:tc>
+        <w:tc>
+          <w:tcPr>
+            <w:tcW w:type="dxa" w:w="1700"/>
+            <w:tcBorders>
+              <w:top w:val="single" w:color="CCCCCC" w:sz="1"/>
+              <w:left w:val="single" w:color="CCCCCC" w:sz="1"/>
+              <w:bottom w:val="single" w:color="CCCCCC" w:sz="1"/>
+              <w:right w:val="single" w:color="CCCCCC" w:sz="1"/>
+            </w:tcBorders>
+            <w:shd w:fill="1F4E79" w:val="clear"/>
+            <w:tcMar>
+              <w:top w:type="dxa" w:w="80"/>
+              <w:left w:type="dxa" w:w="120"/>
+              <w:bottom w:type="dxa" w:w="80"/>
+              <w:right w:type="dxa" w:w="120"/>
+            </w:tcMar>
+          </w:tcPr>
+          <w:p>
+            <w:r>
+              <w:rPr>
+                <w:rFonts w:ascii="Arial" w:cs="Arial" w:eastAsia="Arial" w:hAnsi="Arial"/>
+                <w:b/>
+                <w:bCs/>
+                <w:color w:val="FFFFFF"/>
+                <w:sz w:val="19"/>
+                <w:szCs w:val="19"/>
+              </w:rPr>
+              <w:t xml:space="preserve">Planilla</w:t>
+            </w:r>
+          </w:p>
+        </w:tc>
+        <w:tc>
+          <w:tcPr>
+            <w:tcW w:type="dxa" w:w="2080"/>
+            <w:tcBorders>
+              <w:top w:val="single" w:color="CCCCCC" w:sz="1"/>
+              <w:left w:val="single" w:color="CCCCCC" w:sz="1"/>
+              <w:bottom w:val="single" w:color="CCCCCC" w:sz="1"/>
+              <w:right w:val="single" w:color="CCCCCC" w:sz="1"/>
+            </w:tcBorders>
+            <w:shd w:fill="1F4E79" w:val="clear"/>
+            <w:tcMar>
+              <w:top w:type="dxa" w:w="80"/>
+              <w:left w:type="dxa" w:w="120"/>
+              <w:bottom w:type="dxa" w:w="80"/>
+              <w:right w:type="dxa" w:w="120"/>
+            </w:tcMar>
+          </w:tcPr>
+          <w:p>
+            <w:r>
+              <w:rPr>
+                <w:rFonts w:ascii="Arial" w:cs="Arial" w:eastAsia="Arial" w:hAnsi="Arial"/>
+                <w:b/>
+                <w:bCs/>
+                <w:color w:val="FFFFFF"/>
+                <w:sz w:val="19"/>
+                <w:szCs w:val="19"/>
+              </w:rPr>
+              <w:t xml:space="preserve">Resultado</w:t>
+            </w:r>
+          </w:p>
+        </w:tc>
+      </w:tr>
+      <w:tr>
+        <w:trPr>
+          <w:cantSplit/>
+        </w:trPr>
+        <w:tc>
+          <w:tcPr>
+            <w:tcW w:type="dxa" w:w="1500"/>
+            <w:tcBorders>
+              <w:top w:val="single" w:color="CCCCCC" w:sz="1"/>
+              <w:left w:val="single" w:color="CCCCCC" w:sz="1"/>
+              <w:bottom w:val="single" w:color="CCCCCC" w:sz="1"/>
+              <w:right w:val="single" w:color="CCCCCC" w:sz="1"/>
+            </w:tcBorders>
+            <w:shd w:fill="F5F5F5" w:val="clear"/>
+            <w:tcMar>
+              <w:top w:type="dxa" w:w="80"/>
+              <w:left w:type="dxa" w:w="120"/>
+              <w:bottom w:type="dxa" w:w="80"/>
+              <w:right w:type="dxa" w:w="120"/>
+            </w:tcMar>
+          </w:tcPr>
+          <w:p>
+            <w:r>
+              <w:rPr>
+                <w:rFonts w:ascii="Arial" w:cs="Arial" w:eastAsia="Arial" w:hAnsi="Arial"/>
+                <w:b/>
+                <w:bCs/>
+                <w:color w:val="1F4E79"/>
+                <w:sz w:val="19"/>
+                <w:szCs w:val="19"/>
+              </w:rPr>
+              <w:t xml:space="preserve">Festival KM</w:t>
+            </w:r>
+          </w:p>
+        </w:tc>
+        <w:tc>
+          <w:tcPr>
+            <w:tcW w:type="dxa" w:w="2900"/>
+            <w:tcBorders>
+              <w:top w:val="single" w:color="CCCCCC" w:sz="1"/>
+              <w:left w:val="single" w:color="CCCCCC" w:sz="1"/>
+              <w:bottom w:val="single" w:color="CCCCCC" w:sz="1"/>
+              <w:right w:val="single" w:color="CCCCCC" w:sz="1"/>
+            </w:tcBorders>
+            <w:shd w:fill="F5F5F5" w:val="clear"/>
+            <w:tcMar>
+              <w:top w:type="dxa" w:w="80"/>
+              <w:left w:type="dxa" w:w="120"/>
+              <w:bottom w:type="dxa" w:w="80"/>
+              <w:right w:type="dxa" w:w="120"/>
+            </w:tcMar>
+          </w:tcPr>
+          <w:p>
+            <w:r>
+              <w:rPr>
+                <w:rFonts w:ascii="Arial" w:cs="Arial" w:eastAsia="Arial" w:hAnsi="Arial"/>
+                <w:b w:val="false"/>
+                <w:bCs w:val="false"/>
+                <w:color w:val="424242"/>
+                <w:sz w:val="19"/>
+                <w:szCs w:val="19"/>
+              </w:rPr>
+              <w:t xml:space="preserve">Servicios del resumen</w:t>
+            </w:r>
+          </w:p>
+        </w:tc>
+        <w:tc>
+          <w:tcPr>
+            <w:tcW w:type="dxa" w:w="1900"/>
+            <w:tcBorders>
+              <w:top w:val="single" w:color="CCCCCC" w:sz="1"/>
+              <w:left w:val="single" w:color="CCCCCC" w:sz="1"/>
+              <w:bottom w:val="single" w:color="CCCCCC" w:sz="1"/>
+              <w:right w:val="single" w:color="CCCCCC" w:sz="1"/>
+            </w:tcBorders>
+            <w:shd w:fill="F5F5F5" w:val="clear"/>
+            <w:tcMar>
+              <w:top w:type="dxa" w:w="80"/>
+              <w:left w:type="dxa" w:w="120"/>
+              <w:bottom w:type="dxa" w:w="80"/>
+              <w:right w:type="dxa" w:w="120"/>
+            </w:tcMar>
+          </w:tcPr>
+          <w:p>
+            <w:r>
+              <w:rPr>
+                <w:rFonts w:ascii="Arial" w:cs="Arial" w:eastAsia="Arial" w:hAnsi="Arial"/>
+                <w:b w:val="false"/>
+                <w:bCs w:val="false"/>
+                <w:color w:val="424242"/>
+                <w:sz w:val="19"/>
+                <w:szCs w:val="19"/>
+              </w:rPr>
+              <w:t xml:space="preserve">26</w:t>
+            </w:r>
+          </w:p>
+        </w:tc>
+        <w:tc>
+          <w:tcPr>
+            <w:tcW w:type="dxa" w:w="1700"/>
+            <w:tcBorders>
+              <w:top w:val="single" w:color="CCCCCC" w:sz="1"/>
+              <w:left w:val="single" w:color="CCCCCC" w:sz="1"/>
+              <w:bottom w:val="single" w:color="CCCCCC" w:sz="1"/>
+              <w:right w:val="single" w:color="CCCCCC" w:sz="1"/>
+            </w:tcBorders>
+            <w:shd w:fill="F5F5F5" w:val="clear"/>
+            <w:tcMar>
+              <w:top w:type="dxa" w:w="80"/>
+              <w:left w:type="dxa" w:w="120"/>
+              <w:bottom w:type="dxa" w:w="80"/>
+              <w:right w:type="dxa" w:w="120"/>
+            </w:tcMar>
+          </w:tcPr>
+          <w:p>
+            <w:r>
+              <w:rPr>
+                <w:rFonts w:ascii="Arial" w:cs="Arial" w:eastAsia="Arial" w:hAnsi="Arial"/>
+                <w:b w:val="false"/>
+                <w:bCs w:val="false"/>
+                <w:color w:val="424242"/>
+                <w:sz w:val="19"/>
+                <w:szCs w:val="19"/>
+              </w:rPr>
+              <w:t xml:space="preserve">26</w:t>
+            </w:r>
+          </w:p>
+        </w:tc>
+        <w:tc>
+          <w:tcPr>
+            <w:tcW w:type="dxa" w:w="2080"/>
+            <w:tcBorders>
+              <w:top w:val="single" w:color="CCCCCC" w:sz="1"/>
+              <w:left w:val="single" w:color="CCCCCC" w:sz="1"/>
+              <w:bottom w:val="single" w:color="CCCCCC" w:sz="1"/>
+              <w:right w:val="single" w:color="CCCCCC" w:sz="1"/>
+            </w:tcBorders>
+            <w:shd w:fill="F5F5F5" w:val="clear"/>
+            <w:tcMar>
+              <w:top w:type="dxa" w:w="80"/>
+              <w:left w:type="dxa" w:w="120"/>
+              <w:bottom w:type="dxa" w:w="80"/>
+              <w:right w:type="dxa" w:w="120"/>
+            </w:tcMar>
+          </w:tcPr>
+          <w:p>
+            <w:r>
+              <w:rPr>
+                <w:rFonts w:ascii="Arial" w:cs="Arial" w:eastAsia="Arial" w:hAnsi="Arial"/>
+                <w:b w:val="false"/>
+                <w:bCs w:val="false"/>
+                <w:color w:val="424242"/>
+                <w:sz w:val="19"/>
+                <w:szCs w:val="19"/>
+              </w:rPr>
+              <w:t xml:space="preserve">Igual</w:t>
+            </w:r>
+          </w:p>
+        </w:tc>
+      </w:tr>
+      <w:tr>
+        <w:trPr>
+          <w:cantSplit/>
+        </w:trPr>
+        <w:tc>
+          <w:tcPr>
+            <w:tcW w:type="dxa" w:w="1500"/>
+            <w:tcBorders>
+              <w:top w:val="single" w:color="CCCCCC" w:sz="1"/>
+              <w:left w:val="single" w:color="CCCCCC" w:sz="1"/>
+              <w:bottom w:val="single" w:color="CCCCCC" w:sz="1"/>
+              <w:right w:val="single" w:color="CCCCCC" w:sz="1"/>
+            </w:tcBorders>
+            <w:shd w:fill="FFFFFF" w:val="clear"/>
+            <w:tcMar>
+              <w:top w:type="dxa" w:w="80"/>
+              <w:left w:type="dxa" w:w="120"/>
+              <w:bottom w:type="dxa" w:w="80"/>
+              <w:right w:type="dxa" w:w="120"/>
+            </w:tcMar>
+          </w:tcPr>
+          <w:p>
+            <w:r>
+              <w:rPr>
+                <w:rFonts w:ascii="Arial" w:cs="Arial" w:eastAsia="Arial" w:hAnsi="Arial"/>
+                <w:b/>
+                <w:bCs/>
+                <w:color w:val="1F4E79"/>
+                <w:sz w:val="19"/>
+                <w:szCs w:val="19"/>
+              </w:rPr>
+              <w:t xml:space="preserve"/>
+            </w:r>
+          </w:p>
+        </w:tc>
+        <w:tc>
+          <w:tcPr>
+            <w:tcW w:type="dxa" w:w="2900"/>
+            <w:tcBorders>
+              <w:top w:val="single" w:color="CCCCCC" w:sz="1"/>
+              <w:left w:val="single" w:color="CCCCCC" w:sz="1"/>
+              <w:bottom w:val="single" w:color="CCCCCC" w:sz="1"/>
+              <w:right w:val="single" w:color="CCCCCC" w:sz="1"/>
+            </w:tcBorders>
+            <w:shd w:fill="FFFFFF" w:val="clear"/>
+            <w:tcMar>
+              <w:top w:type="dxa" w:w="80"/>
+              <w:left w:type="dxa" w:w="120"/>
+              <w:bottom w:type="dxa" w:w="80"/>
+              <w:right w:type="dxa" w:w="120"/>
+            </w:tcMar>
+          </w:tcPr>
+          <w:p>
+            <w:r>
+              <w:rPr>
+                <w:rFonts w:ascii="Arial" w:cs="Arial" w:eastAsia="Arial" w:hAnsi="Arial"/>
+                <w:b w:val="false"/>
+                <w:bCs w:val="false"/>
+                <w:color w:val="424242"/>
+                <w:sz w:val="19"/>
+                <w:szCs w:val="19"/>
+              </w:rPr>
+              <w:t xml:space="preserve">Confirmados / pendientes / no van</w:t>
+            </w:r>
+          </w:p>
+        </w:tc>
+        <w:tc>
+          <w:tcPr>
+            <w:tcW w:type="dxa" w:w="1900"/>
+            <w:tcBorders>
+              <w:top w:val="single" w:color="CCCCCC" w:sz="1"/>
+              <w:left w:val="single" w:color="CCCCCC" w:sz="1"/>
+              <w:bottom w:val="single" w:color="CCCCCC" w:sz="1"/>
+              <w:right w:val="single" w:color="CCCCCC" w:sz="1"/>
+            </w:tcBorders>
+            <w:shd w:fill="FFFFFF" w:val="clear"/>
+            <w:tcMar>
+              <w:top w:type="dxa" w:w="80"/>
+              <w:left w:type="dxa" w:w="120"/>
+              <w:bottom w:type="dxa" w:w="80"/>
+              <w:right w:type="dxa" w:w="120"/>
+            </w:tcMar>
+          </w:tcPr>
+          <w:p>
+            <w:r>
+              <w:rPr>
+                <w:rFonts w:ascii="Arial" w:cs="Arial" w:eastAsia="Arial" w:hAnsi="Arial"/>
+                <w:b w:val="false"/>
+                <w:bCs w:val="false"/>
+                <w:color w:val="424242"/>
+                <w:sz w:val="19"/>
+                <w:szCs w:val="19"/>
+              </w:rPr>
+              <w:t xml:space="preserve">18 / 6 / 1</w:t>
+            </w:r>
+          </w:p>
+        </w:tc>
+        <w:tc>
+          <w:tcPr>
+            <w:tcW w:type="dxa" w:w="1700"/>
+            <w:tcBorders>
+              <w:top w:val="single" w:color="CCCCCC" w:sz="1"/>
+              <w:left w:val="single" w:color="CCCCCC" w:sz="1"/>
+              <w:bottom w:val="single" w:color="CCCCCC" w:sz="1"/>
+              <w:right w:val="single" w:color="CCCCCC" w:sz="1"/>
+            </w:tcBorders>
+            <w:shd w:fill="FFFFFF" w:val="clear"/>
+            <w:tcMar>
+              <w:top w:type="dxa" w:w="80"/>
+              <w:left w:type="dxa" w:w="120"/>
+              <w:bottom w:type="dxa" w:w="80"/>
+              <w:right w:type="dxa" w:w="120"/>
+            </w:tcMar>
+          </w:tcPr>
+          <w:p>
+            <w:r>
+              <w:rPr>
+                <w:rFonts w:ascii="Arial" w:cs="Arial" w:eastAsia="Arial" w:hAnsi="Arial"/>
+                <w:b w:val="false"/>
+                <w:bCs w:val="false"/>
+                <w:color w:val="424242"/>
+                <w:sz w:val="19"/>
+                <w:szCs w:val="19"/>
+              </w:rPr>
+              <w:t xml:space="preserve">19 / 6 / 1</w:t>
+            </w:r>
+          </w:p>
+        </w:tc>
+        <w:tc>
+          <w:tcPr>
+            <w:tcW w:type="dxa" w:w="2080"/>
+            <w:tcBorders>
+              <w:top w:val="single" w:color="CCCCCC" w:sz="1"/>
+              <w:left w:val="single" w:color="CCCCCC" w:sz="1"/>
+              <w:bottom w:val="single" w:color="CCCCCC" w:sz="1"/>
+              <w:right w:val="single" w:color="CCCCCC" w:sz="1"/>
+            </w:tcBorders>
+            <w:shd w:fill="FFFFFF" w:val="clear"/>
+            <w:tcMar>
+              <w:top w:type="dxa" w:w="80"/>
+              <w:left w:type="dxa" w:w="120"/>
+              <w:bottom w:type="dxa" w:w="80"/>
+              <w:right w:type="dxa" w:w="120"/>
+            </w:tcMar>
+          </w:tcPr>
+          <w:p>
+            <w:r>
+              <w:rPr>
+                <w:rFonts w:ascii="Arial" w:cs="Arial" w:eastAsia="Arial" w:hAnsi="Arial"/>
+                <w:b w:val="false"/>
+                <w:bCs w:val="false"/>
+                <w:color w:val="424242"/>
+                <w:sz w:val="19"/>
+                <w:szCs w:val="19"/>
+              </w:rPr>
+              <w:t xml:space="preserve">Igual: Seguridad 1 y 2 quedan en un solo rubro</w:t>
+            </w:r>
+          </w:p>
+        </w:tc>
+      </w:tr>
+      <w:tr>
+        <w:trPr>
+          <w:cantSplit/>
+        </w:trPr>
+        <w:tc>
+          <w:tcPr>
+            <w:tcW w:type="dxa" w:w="1500"/>
+            <w:tcBorders>
+              <w:top w:val="single" w:color="CCCCCC" w:sz="1"/>
+              <w:left w:val="single" w:color="CCCCCC" w:sz="1"/>
+              <w:bottom w:val="single" w:color="CCCCCC" w:sz="1"/>
+              <w:right w:val="single" w:color="CCCCCC" w:sz="1"/>
+            </w:tcBorders>
+            <w:shd w:fill="F5F5F5" w:val="clear"/>
+            <w:tcMar>
+              <w:top w:type="dxa" w:w="80"/>
+              <w:left w:type="dxa" w:w="120"/>
+              <w:bottom w:type="dxa" w:w="80"/>
+              <w:right w:type="dxa" w:w="120"/>
+            </w:tcMar>
+          </w:tcPr>
+          <w:p>
+            <w:r>
+              <w:rPr>
+                <w:rFonts w:ascii="Arial" w:cs="Arial" w:eastAsia="Arial" w:hAnsi="Arial"/>
+                <w:b/>
+                <w:bCs/>
+                <w:color w:val="1F4E79"/>
+                <w:sz w:val="19"/>
+                <w:szCs w:val="19"/>
+              </w:rPr>
+              <w:t xml:space="preserve"/>
+            </w:r>
+          </w:p>
+        </w:tc>
+        <w:tc>
+          <w:tcPr>
+            <w:tcW w:type="dxa" w:w="2900"/>
+            <w:tcBorders>
+              <w:top w:val="single" w:color="CCCCCC" w:sz="1"/>
+              <w:left w:val="single" w:color="CCCCCC" w:sz="1"/>
+              <w:bottom w:val="single" w:color="CCCCCC" w:sz="1"/>
+              <w:right w:val="single" w:color="CCCCCC" w:sz="1"/>
+            </w:tcBorders>
+            <w:shd w:fill="F5F5F5" w:val="clear"/>
+            <w:tcMar>
+              <w:top w:type="dxa" w:w="80"/>
+              <w:left w:type="dxa" w:w="120"/>
+              <w:bottom w:type="dxa" w:w="80"/>
+              <w:right w:type="dxa" w:w="120"/>
+            </w:tcMar>
+          </w:tcPr>
+          <w:p>
+            <w:r>
+              <w:rPr>
+                <w:rFonts w:ascii="Arial" w:cs="Arial" w:eastAsia="Arial" w:hAnsi="Arial"/>
+                <w:b w:val="false"/>
+                <w:bCs w:val="false"/>
+                <w:color w:val="424242"/>
+                <w:sz w:val="19"/>
+                <w:szCs w:val="19"/>
+              </w:rPr>
+              <w:t xml:space="preserve">Ítems de pedido</w:t>
+            </w:r>
+          </w:p>
+        </w:tc>
+        <w:tc>
+          <w:tcPr>
+            <w:tcW w:type="dxa" w:w="1900"/>
+            <w:tcBorders>
+              <w:top w:val="single" w:color="CCCCCC" w:sz="1"/>
+              <w:left w:val="single" w:color="CCCCCC" w:sz="1"/>
+              <w:bottom w:val="single" w:color="CCCCCC" w:sz="1"/>
+              <w:right w:val="single" w:color="CCCCCC" w:sz="1"/>
+            </w:tcBorders>
+            <w:shd w:fill="F5F5F5" w:val="clear"/>
+            <w:tcMar>
+              <w:top w:type="dxa" w:w="80"/>
+              <w:left w:type="dxa" w:w="120"/>
+              <w:bottom w:type="dxa" w:w="80"/>
+              <w:right w:type="dxa" w:w="120"/>
+            </w:tcMar>
+          </w:tcPr>
+          <w:p>
+            <w:r>
+              <w:rPr>
+                <w:rFonts w:ascii="Arial" w:cs="Arial" w:eastAsia="Arial" w:hAnsi="Arial"/>
+                <w:b w:val="false"/>
+                <w:bCs w:val="false"/>
+                <w:color w:val="424242"/>
+                <w:sz w:val="19"/>
+                <w:szCs w:val="19"/>
+              </w:rPr>
+              <w:t xml:space="preserve">197</w:t>
+            </w:r>
+          </w:p>
+        </w:tc>
+        <w:tc>
+          <w:tcPr>
+            <w:tcW w:type="dxa" w:w="1700"/>
+            <w:tcBorders>
+              <w:top w:val="single" w:color="CCCCCC" w:sz="1"/>
+              <w:left w:val="single" w:color="CCCCCC" w:sz="1"/>
+              <w:bottom w:val="single" w:color="CCCCCC" w:sz="1"/>
+              <w:right w:val="single" w:color="CCCCCC" w:sz="1"/>
+            </w:tcBorders>
+            <w:shd w:fill="F5F5F5" w:val="clear"/>
+            <w:tcMar>
+              <w:top w:type="dxa" w:w="80"/>
+              <w:left w:type="dxa" w:w="120"/>
+              <w:bottom w:type="dxa" w:w="80"/>
+              <w:right w:type="dxa" w:w="120"/>
+            </w:tcMar>
+          </w:tcPr>
+          <w:p>
+            <w:r>
+              <w:rPr>
+                <w:rFonts w:ascii="Arial" w:cs="Arial" w:eastAsia="Arial" w:hAnsi="Arial"/>
+                <w:b w:val="false"/>
+                <w:bCs w:val="false"/>
+                <w:color w:val="424242"/>
+                <w:sz w:val="19"/>
+                <w:szCs w:val="19"/>
+              </w:rPr>
+              <w:t xml:space="preserve">197</w:t>
+            </w:r>
+          </w:p>
+        </w:tc>
+        <w:tc>
+          <w:tcPr>
+            <w:tcW w:type="dxa" w:w="2080"/>
+            <w:tcBorders>
+              <w:top w:val="single" w:color="CCCCCC" w:sz="1"/>
+              <w:left w:val="single" w:color="CCCCCC" w:sz="1"/>
+              <w:bottom w:val="single" w:color="CCCCCC" w:sz="1"/>
+              <w:right w:val="single" w:color="CCCCCC" w:sz="1"/>
+            </w:tcBorders>
+            <w:shd w:fill="F5F5F5" w:val="clear"/>
+            <w:tcMar>
+              <w:top w:type="dxa" w:w="80"/>
+              <w:left w:type="dxa" w:w="120"/>
+              <w:bottom w:type="dxa" w:w="80"/>
+              <w:right w:type="dxa" w:w="120"/>
+            </w:tcMar>
+          </w:tcPr>
+          <w:p>
+            <w:r>
+              <w:rPr>
+                <w:rFonts w:ascii="Arial" w:cs="Arial" w:eastAsia="Arial" w:hAnsi="Arial"/>
+                <w:b w:val="false"/>
+                <w:bCs w:val="false"/>
+                <w:color w:val="424242"/>
+                <w:sz w:val="19"/>
+                <w:szCs w:val="19"/>
+              </w:rPr>
+              <w:t xml:space="preserve">Igual</w:t>
+            </w:r>
+          </w:p>
+        </w:tc>
+      </w:tr>
+      <w:tr>
+        <w:trPr>
+          <w:cantSplit/>
+        </w:trPr>
+        <w:tc>
+          <w:tcPr>
+            <w:tcW w:type="dxa" w:w="1500"/>
+            <w:tcBorders>
+              <w:top w:val="single" w:color="CCCCCC" w:sz="1"/>
+              <w:left w:val="single" w:color="CCCCCC" w:sz="1"/>
+              <w:bottom w:val="single" w:color="CCCCCC" w:sz="1"/>
+              <w:right w:val="single" w:color="CCCCCC" w:sz="1"/>
+            </w:tcBorders>
+            <w:shd w:fill="FFFFFF" w:val="clear"/>
+            <w:tcMar>
+              <w:top w:type="dxa" w:w="80"/>
+              <w:left w:type="dxa" w:w="120"/>
+              <w:bottom w:type="dxa" w:w="80"/>
+              <w:right w:type="dxa" w:w="120"/>
+            </w:tcMar>
+          </w:tcPr>
+          <w:p>
+            <w:r>
+              <w:rPr>
+                <w:rFonts w:ascii="Arial" w:cs="Arial" w:eastAsia="Arial" w:hAnsi="Arial"/>
+                <w:b/>
+                <w:bCs/>
+                <w:color w:val="1F4E79"/>
+                <w:sz w:val="19"/>
+                <w:szCs w:val="19"/>
+              </w:rPr>
+              <w:t xml:space="preserve"/>
+            </w:r>
+          </w:p>
+        </w:tc>
+        <w:tc>
+          <w:tcPr>
+            <w:tcW w:type="dxa" w:w="2900"/>
+            <w:tcBorders>
+              <w:top w:val="single" w:color="CCCCCC" w:sz="1"/>
+              <w:left w:val="single" w:color="CCCCCC" w:sz="1"/>
+              <w:bottom w:val="single" w:color="CCCCCC" w:sz="1"/>
+              <w:right w:val="single" w:color="CCCCCC" w:sz="1"/>
+            </w:tcBorders>
+            <w:shd w:fill="FFFFFF" w:val="clear"/>
+            <w:tcMar>
+              <w:top w:type="dxa" w:w="80"/>
+              <w:left w:type="dxa" w:w="120"/>
+              <w:bottom w:type="dxa" w:w="80"/>
+              <w:right w:type="dxa" w:w="120"/>
+            </w:tcMar>
+          </w:tcPr>
+          <w:p>
+            <w:r>
+              <w:rPr>
+                <w:rFonts w:ascii="Arial" w:cs="Arial" w:eastAsia="Arial" w:hAnsi="Arial"/>
+                <w:b w:val="false"/>
+                <w:bCs w:val="false"/>
+                <w:color w:val="424242"/>
+                <w:sz w:val="19"/>
+                <w:szCs w:val="19"/>
+              </w:rPr>
+              <w:t xml:space="preserve">Horas de seguridad (Squad)</w:t>
+            </w:r>
+          </w:p>
+        </w:tc>
+        <w:tc>
+          <w:tcPr>
+            <w:tcW w:type="dxa" w:w="1900"/>
+            <w:tcBorders>
+              <w:top w:val="single" w:color="CCCCCC" w:sz="1"/>
+              <w:left w:val="single" w:color="CCCCCC" w:sz="1"/>
+              <w:bottom w:val="single" w:color="CCCCCC" w:sz="1"/>
+              <w:right w:val="single" w:color="CCCCCC" w:sz="1"/>
+            </w:tcBorders>
+            <w:shd w:fill="FFFFFF" w:val="clear"/>
+            <w:tcMar>
+              <w:top w:type="dxa" w:w="80"/>
+              <w:left w:type="dxa" w:w="120"/>
+              <w:bottom w:type="dxa" w:w="80"/>
+              <w:right w:type="dxa" w:w="120"/>
+            </w:tcMar>
+          </w:tcPr>
+          <w:p>
+            <w:r>
+              <w:rPr>
+                <w:rFonts w:ascii="Arial" w:cs="Arial" w:eastAsia="Arial" w:hAnsi="Arial"/>
+                <w:b w:val="false"/>
+                <w:bCs w:val="false"/>
+                <w:color w:val="424242"/>
+                <w:sz w:val="19"/>
+                <w:szCs w:val="19"/>
+              </w:rPr>
+              <w:t xml:space="preserve">897</w:t>
+            </w:r>
+          </w:p>
+        </w:tc>
+        <w:tc>
+          <w:tcPr>
+            <w:tcW w:type="dxa" w:w="1700"/>
+            <w:tcBorders>
+              <w:top w:val="single" w:color="CCCCCC" w:sz="1"/>
+              <w:left w:val="single" w:color="CCCCCC" w:sz="1"/>
+              <w:bottom w:val="single" w:color="CCCCCC" w:sz="1"/>
+              <w:right w:val="single" w:color="CCCCCC" w:sz="1"/>
+            </w:tcBorders>
+            <w:shd w:fill="FFFFFF" w:val="clear"/>
+            <w:tcMar>
+              <w:top w:type="dxa" w:w="80"/>
+              <w:left w:type="dxa" w:w="120"/>
+              <w:bottom w:type="dxa" w:w="80"/>
+              <w:right w:type="dxa" w:w="120"/>
+            </w:tcMar>
+          </w:tcPr>
+          <w:p>
+            <w:r>
+              <w:rPr>
+                <w:rFonts w:ascii="Arial" w:cs="Arial" w:eastAsia="Arial" w:hAnsi="Arial"/>
+                <w:b w:val="false"/>
+                <w:bCs w:val="false"/>
+                <w:color w:val="424242"/>
+                <w:sz w:val="19"/>
+                <w:szCs w:val="19"/>
+              </w:rPr>
+              <w:t xml:space="preserve">897</w:t>
+            </w:r>
+          </w:p>
+        </w:tc>
+        <w:tc>
+          <w:tcPr>
+            <w:tcW w:type="dxa" w:w="2080"/>
+            <w:tcBorders>
+              <w:top w:val="single" w:color="CCCCCC" w:sz="1"/>
+              <w:left w:val="single" w:color="CCCCCC" w:sz="1"/>
+              <w:bottom w:val="single" w:color="CCCCCC" w:sz="1"/>
+              <w:right w:val="single" w:color="CCCCCC" w:sz="1"/>
+            </w:tcBorders>
+            <w:shd w:fill="FFFFFF" w:val="clear"/>
+            <w:tcMar>
+              <w:top w:type="dxa" w:w="80"/>
+              <w:left w:type="dxa" w:w="120"/>
+              <w:bottom w:type="dxa" w:w="80"/>
+              <w:right w:type="dxa" w:w="120"/>
+            </w:tcMar>
+          </w:tcPr>
+          <w:p>
+            <w:r>
+              <w:rPr>
+                <w:rFonts w:ascii="Arial" w:cs="Arial" w:eastAsia="Arial" w:hAnsi="Arial"/>
+                <w:b w:val="false"/>
+                <w:bCs w:val="false"/>
+                <w:color w:val="424242"/>
+                <w:sz w:val="19"/>
+                <w:szCs w:val="19"/>
+              </w:rPr>
+              <w:t xml:space="preserve">Igual</w:t>
+            </w:r>
+          </w:p>
+        </w:tc>
+      </w:tr>
+      <w:tr>
+        <w:trPr>
+          <w:cantSplit/>
+        </w:trPr>
+        <w:tc>
+          <w:tcPr>
+            <w:tcW w:type="dxa" w:w="1500"/>
+            <w:tcBorders>
+              <w:top w:val="single" w:color="CCCCCC" w:sz="1"/>
+              <w:left w:val="single" w:color="CCCCCC" w:sz="1"/>
+              <w:bottom w:val="single" w:color="CCCCCC" w:sz="1"/>
+              <w:right w:val="single" w:color="CCCCCC" w:sz="1"/>
+            </w:tcBorders>
+            <w:shd w:fill="F5F5F5" w:val="clear"/>
+            <w:tcMar>
+              <w:top w:type="dxa" w:w="80"/>
+              <w:left w:type="dxa" w:w="120"/>
+              <w:bottom w:type="dxa" w:w="80"/>
+              <w:right w:type="dxa" w:w="120"/>
+            </w:tcMar>
+          </w:tcPr>
+          <w:p>
+            <w:r>
+              <w:rPr>
+                <w:rFonts w:ascii="Arial" w:cs="Arial" w:eastAsia="Arial" w:hAnsi="Arial"/>
+                <w:b/>
+                <w:bCs/>
+                <w:color w:val="1F4E79"/>
+                <w:sz w:val="19"/>
+                <w:szCs w:val="19"/>
+              </w:rPr>
+              <w:t xml:space="preserve"/>
+            </w:r>
+          </w:p>
+        </w:tc>
+        <w:tc>
+          <w:tcPr>
+            <w:tcW w:type="dxa" w:w="2900"/>
+            <w:tcBorders>
+              <w:top w:val="single" w:color="CCCCCC" w:sz="1"/>
+              <w:left w:val="single" w:color="CCCCCC" w:sz="1"/>
+              <w:bottom w:val="single" w:color="CCCCCC" w:sz="1"/>
+              <w:right w:val="single" w:color="CCCCCC" w:sz="1"/>
+            </w:tcBorders>
+            <w:shd w:fill="F5F5F5" w:val="clear"/>
+            <w:tcMar>
+              <w:top w:type="dxa" w:w="80"/>
+              <w:left w:type="dxa" w:w="120"/>
+              <w:bottom w:type="dxa" w:w="80"/>
+              <w:right w:type="dxa" w:w="120"/>
+            </w:tcMar>
+          </w:tcPr>
+          <w:p>
+            <w:r>
+              <w:rPr>
+                <w:rFonts w:ascii="Arial" w:cs="Arial" w:eastAsia="Arial" w:hAnsi="Arial"/>
+                <w:b w:val="false"/>
+                <w:bCs w:val="false"/>
+                <w:color w:val="424242"/>
+                <w:sz w:val="19"/>
+                <w:szCs w:val="19"/>
+              </w:rPr>
+              <w:t xml:space="preserve">Horas de limpieza</w:t>
+            </w:r>
+          </w:p>
+        </w:tc>
+        <w:tc>
+          <w:tcPr>
+            <w:tcW w:type="dxa" w:w="1900"/>
+            <w:tcBorders>
+              <w:top w:val="single" w:color="CCCCCC" w:sz="1"/>
+              <w:left w:val="single" w:color="CCCCCC" w:sz="1"/>
+              <w:bottom w:val="single" w:color="CCCCCC" w:sz="1"/>
+              <w:right w:val="single" w:color="CCCCCC" w:sz="1"/>
+            </w:tcBorders>
+            <w:shd w:fill="F5F5F5" w:val="clear"/>
+            <w:tcMar>
+              <w:top w:type="dxa" w:w="80"/>
+              <w:left w:type="dxa" w:w="120"/>
+              <w:bottom w:type="dxa" w:w="80"/>
+              <w:right w:type="dxa" w:w="120"/>
+            </w:tcMar>
+          </w:tcPr>
+          <w:p>
+            <w:r>
+              <w:rPr>
+                <w:rFonts w:ascii="Arial" w:cs="Arial" w:eastAsia="Arial" w:hAnsi="Arial"/>
+                <w:b w:val="false"/>
+                <w:bCs w:val="false"/>
+                <w:color w:val="424242"/>
+                <w:sz w:val="19"/>
+                <w:szCs w:val="19"/>
+              </w:rPr>
+              <w:t xml:space="preserve">168</w:t>
+            </w:r>
+          </w:p>
+        </w:tc>
+        <w:tc>
+          <w:tcPr>
+            <w:tcW w:type="dxa" w:w="1700"/>
+            <w:tcBorders>
+              <w:top w:val="single" w:color="CCCCCC" w:sz="1"/>
+              <w:left w:val="single" w:color="CCCCCC" w:sz="1"/>
+              <w:bottom w:val="single" w:color="CCCCCC" w:sz="1"/>
+              <w:right w:val="single" w:color="CCCCCC" w:sz="1"/>
+            </w:tcBorders>
+            <w:shd w:fill="F5F5F5" w:val="clear"/>
+            <w:tcMar>
+              <w:top w:type="dxa" w:w="80"/>
+              <w:left w:type="dxa" w:w="120"/>
+              <w:bottom w:type="dxa" w:w="80"/>
+              <w:right w:type="dxa" w:w="120"/>
+            </w:tcMar>
+          </w:tcPr>
+          <w:p>
+            <w:r>
+              <w:rPr>
+                <w:rFonts w:ascii="Arial" w:cs="Arial" w:eastAsia="Arial" w:hAnsi="Arial"/>
+                <w:b w:val="false"/>
+                <w:bCs w:val="false"/>
+                <w:color w:val="424242"/>
+                <w:sz w:val="19"/>
+                <w:szCs w:val="19"/>
+              </w:rPr>
+              <w:t xml:space="preserve">152</w:t>
+            </w:r>
+          </w:p>
+        </w:tc>
+        <w:tc>
+          <w:tcPr>
+            <w:tcW w:type="dxa" w:w="2080"/>
+            <w:tcBorders>
+              <w:top w:val="single" w:color="CCCCCC" w:sz="1"/>
+              <w:left w:val="single" w:color="CCCCCC" w:sz="1"/>
+              <w:bottom w:val="single" w:color="CCCCCC" w:sz="1"/>
+              <w:right w:val="single" w:color="CCCCCC" w:sz="1"/>
+            </w:tcBorders>
+            <w:shd w:fill="F5F5F5" w:val="clear"/>
+            <w:tcMar>
+              <w:top w:type="dxa" w:w="80"/>
+              <w:left w:type="dxa" w:w="120"/>
+              <w:bottom w:type="dxa" w:w="80"/>
+              <w:right w:type="dxa" w:w="120"/>
+            </w:tcMar>
+          </w:tcPr>
+          <w:p>
+            <w:r>
+              <w:rPr>
+                <w:rFonts w:ascii="Arial" w:cs="Arial" w:eastAsia="Arial" w:hAnsi="Arial"/>
+                <w:b w:val="false"/>
+                <w:bCs w:val="false"/>
+                <w:color w:val="424242"/>
+                <w:sz w:val="19"/>
+                <w:szCs w:val="19"/>
+              </w:rPr>
+              <w:t xml:space="preserve">Ver 3.3: la planilla tiene la limpieza en dos hojas</w:t>
+            </w:r>
+          </w:p>
+        </w:tc>
+      </w:tr>
+      <w:tr>
+        <w:trPr>
+          <w:cantSplit/>
+        </w:trPr>
+        <w:tc>
+          <w:tcPr>
+            <w:tcW w:type="dxa" w:w="1500"/>
+            <w:tcBorders>
+              <w:top w:val="single" w:color="CCCCCC" w:sz="1"/>
+              <w:left w:val="single" w:color="CCCCCC" w:sz="1"/>
+              <w:bottom w:val="single" w:color="CCCCCC" w:sz="1"/>
+              <w:right w:val="single" w:color="CCCCCC" w:sz="1"/>
+            </w:tcBorders>
+            <w:shd w:fill="FFFFFF" w:val="clear"/>
+            <w:tcMar>
+              <w:top w:type="dxa" w:w="80"/>
+              <w:left w:type="dxa" w:w="120"/>
+              <w:bottom w:type="dxa" w:w="80"/>
+              <w:right w:type="dxa" w:w="120"/>
+            </w:tcMar>
+          </w:tcPr>
+          <w:p>
+            <w:r>
+              <w:rPr>
+                <w:rFonts w:ascii="Arial" w:cs="Arial" w:eastAsia="Arial" w:hAnsi="Arial"/>
+                <w:b/>
+                <w:bCs/>
+                <w:color w:val="1F4E79"/>
+                <w:sz w:val="19"/>
+                <w:szCs w:val="19"/>
+              </w:rPr>
+              <w:t xml:space="preserve">Pelota</w:t>
+            </w:r>
+          </w:p>
+        </w:tc>
+        <w:tc>
+          <w:tcPr>
+            <w:tcW w:type="dxa" w:w="2900"/>
+            <w:tcBorders>
+              <w:top w:val="single" w:color="CCCCCC" w:sz="1"/>
+              <w:left w:val="single" w:color="CCCCCC" w:sz="1"/>
+              <w:bottom w:val="single" w:color="CCCCCC" w:sz="1"/>
+              <w:right w:val="single" w:color="CCCCCC" w:sz="1"/>
+            </w:tcBorders>
+            <w:shd w:fill="FFFFFF" w:val="clear"/>
+            <w:tcMar>
+              <w:top w:type="dxa" w:w="80"/>
+              <w:left w:type="dxa" w:w="120"/>
+              <w:bottom w:type="dxa" w:w="80"/>
+              <w:right w:type="dxa" w:w="120"/>
+            </w:tcMar>
+          </w:tcPr>
+          <w:p>
+            <w:r>
+              <w:rPr>
+                <w:rFonts w:ascii="Arial" w:cs="Arial" w:eastAsia="Arial" w:hAnsi="Arial"/>
+                <w:b w:val="false"/>
+                <w:bCs w:val="false"/>
+                <w:color w:val="424242"/>
+                <w:sz w:val="19"/>
+                <w:szCs w:val="19"/>
+              </w:rPr>
+              <w:t xml:space="preserve">Servicios de la ficha</w:t>
+            </w:r>
+          </w:p>
+        </w:tc>
+        <w:tc>
+          <w:tcPr>
+            <w:tcW w:type="dxa" w:w="1900"/>
+            <w:tcBorders>
+              <w:top w:val="single" w:color="CCCCCC" w:sz="1"/>
+              <w:left w:val="single" w:color="CCCCCC" w:sz="1"/>
+              <w:bottom w:val="single" w:color="CCCCCC" w:sz="1"/>
+              <w:right w:val="single" w:color="CCCCCC" w:sz="1"/>
+            </w:tcBorders>
+            <w:shd w:fill="FFFFFF" w:val="clear"/>
+            <w:tcMar>
+              <w:top w:type="dxa" w:w="80"/>
+              <w:left w:type="dxa" w:w="120"/>
+              <w:bottom w:type="dxa" w:w="80"/>
+              <w:right w:type="dxa" w:w="120"/>
+            </w:tcMar>
+          </w:tcPr>
+          <w:p>
+            <w:r>
+              <w:rPr>
+                <w:rFonts w:ascii="Arial" w:cs="Arial" w:eastAsia="Arial" w:hAnsi="Arial"/>
+                <w:b w:val="false"/>
+                <w:bCs w:val="false"/>
+                <w:color w:val="424242"/>
+                <w:sz w:val="19"/>
+                <w:szCs w:val="19"/>
+              </w:rPr>
+              <w:t xml:space="preserve">18</w:t>
+            </w:r>
+          </w:p>
+        </w:tc>
+        <w:tc>
+          <w:tcPr>
+            <w:tcW w:type="dxa" w:w="1700"/>
+            <w:tcBorders>
+              <w:top w:val="single" w:color="CCCCCC" w:sz="1"/>
+              <w:left w:val="single" w:color="CCCCCC" w:sz="1"/>
+              <w:bottom w:val="single" w:color="CCCCCC" w:sz="1"/>
+              <w:right w:val="single" w:color="CCCCCC" w:sz="1"/>
+            </w:tcBorders>
+            <w:shd w:fill="FFFFFF" w:val="clear"/>
+            <w:tcMar>
+              <w:top w:type="dxa" w:w="80"/>
+              <w:left w:type="dxa" w:w="120"/>
+              <w:bottom w:type="dxa" w:w="80"/>
+              <w:right w:type="dxa" w:w="120"/>
+            </w:tcMar>
+          </w:tcPr>
+          <w:p>
+            <w:r>
+              <w:rPr>
+                <w:rFonts w:ascii="Arial" w:cs="Arial" w:eastAsia="Arial" w:hAnsi="Arial"/>
+                <w:b w:val="false"/>
+                <w:bCs w:val="false"/>
+                <w:color w:val="424242"/>
+                <w:sz w:val="19"/>
+                <w:szCs w:val="19"/>
+              </w:rPr>
+              <w:t xml:space="preserve">18</w:t>
+            </w:r>
+          </w:p>
+        </w:tc>
+        <w:tc>
+          <w:tcPr>
+            <w:tcW w:type="dxa" w:w="2080"/>
+            <w:tcBorders>
+              <w:top w:val="single" w:color="CCCCCC" w:sz="1"/>
+              <w:left w:val="single" w:color="CCCCCC" w:sz="1"/>
+              <w:bottom w:val="single" w:color="CCCCCC" w:sz="1"/>
+              <w:right w:val="single" w:color="CCCCCC" w:sz="1"/>
+            </w:tcBorders>
+            <w:shd w:fill="FFFFFF" w:val="clear"/>
+            <w:tcMar>
+              <w:top w:type="dxa" w:w="80"/>
+              <w:left w:type="dxa" w:w="120"/>
+              <w:bottom w:type="dxa" w:w="80"/>
+              <w:right w:type="dxa" w:w="120"/>
+            </w:tcMar>
+          </w:tcPr>
+          <w:p>
+            <w:r>
+              <w:rPr>
+                <w:rFonts w:ascii="Arial" w:cs="Arial" w:eastAsia="Arial" w:hAnsi="Arial"/>
+                <w:b w:val="false"/>
+                <w:bCs w:val="false"/>
+                <w:color w:val="424242"/>
+                <w:sz w:val="19"/>
+                <w:szCs w:val="19"/>
+              </w:rPr>
+              <w:t xml:space="preserve">Igual (uno se asigna a mano, ver 3.3)</w:t>
+            </w:r>
+          </w:p>
+        </w:tc>
+      </w:tr>
+      <w:tr>
+        <w:trPr>
+          <w:cantSplit/>
+        </w:trPr>
+        <w:tc>
+          <w:tcPr>
+            <w:tcW w:type="dxa" w:w="1500"/>
+            <w:tcBorders>
+              <w:top w:val="single" w:color="CCCCCC" w:sz="1"/>
+              <w:left w:val="single" w:color="CCCCCC" w:sz="1"/>
+              <w:bottom w:val="single" w:color="CCCCCC" w:sz="1"/>
+              <w:right w:val="single" w:color="CCCCCC" w:sz="1"/>
+            </w:tcBorders>
+            <w:shd w:fill="F5F5F5" w:val="clear"/>
+            <w:tcMar>
+              <w:top w:type="dxa" w:w="80"/>
+              <w:left w:type="dxa" w:w="120"/>
+              <w:bottom w:type="dxa" w:w="80"/>
+              <w:right w:type="dxa" w:w="120"/>
+            </w:tcMar>
+          </w:tcPr>
+          <w:p>
+            <w:r>
+              <w:rPr>
+                <w:rFonts w:ascii="Arial" w:cs="Arial" w:eastAsia="Arial" w:hAnsi="Arial"/>
+                <w:b/>
+                <w:bCs/>
+                <w:color w:val="1F4E79"/>
+                <w:sz w:val="19"/>
+                <w:szCs w:val="19"/>
+              </w:rPr>
+              <w:t xml:space="preserve"/>
+            </w:r>
+          </w:p>
+        </w:tc>
+        <w:tc>
+          <w:tcPr>
+            <w:tcW w:type="dxa" w:w="2900"/>
+            <w:tcBorders>
+              <w:top w:val="single" w:color="CCCCCC" w:sz="1"/>
+              <w:left w:val="single" w:color="CCCCCC" w:sz="1"/>
+              <w:bottom w:val="single" w:color="CCCCCC" w:sz="1"/>
+              <w:right w:val="single" w:color="CCCCCC" w:sz="1"/>
+            </w:tcBorders>
+            <w:shd w:fill="F5F5F5" w:val="clear"/>
+            <w:tcMar>
+              <w:top w:type="dxa" w:w="80"/>
+              <w:left w:type="dxa" w:w="120"/>
+              <w:bottom w:type="dxa" w:w="80"/>
+              <w:right w:type="dxa" w:w="120"/>
+            </w:tcMar>
+          </w:tcPr>
+          <w:p>
+            <w:r>
+              <w:rPr>
+                <w:rFonts w:ascii="Arial" w:cs="Arial" w:eastAsia="Arial" w:hAnsi="Arial"/>
+                <w:b w:val="false"/>
+                <w:bCs w:val="false"/>
+                <w:color w:val="424242"/>
+                <w:sz w:val="19"/>
+                <w:szCs w:val="19"/>
+              </w:rPr>
+              <w:t xml:space="preserve">Ítems de pedido</w:t>
+            </w:r>
+          </w:p>
+        </w:tc>
+        <w:tc>
+          <w:tcPr>
+            <w:tcW w:type="dxa" w:w="1900"/>
+            <w:tcBorders>
+              <w:top w:val="single" w:color="CCCCCC" w:sz="1"/>
+              <w:left w:val="single" w:color="CCCCCC" w:sz="1"/>
+              <w:bottom w:val="single" w:color="CCCCCC" w:sz="1"/>
+              <w:right w:val="single" w:color="CCCCCC" w:sz="1"/>
+            </w:tcBorders>
+            <w:shd w:fill="F5F5F5" w:val="clear"/>
+            <w:tcMar>
+              <w:top w:type="dxa" w:w="80"/>
+              <w:left w:type="dxa" w:w="120"/>
+              <w:bottom w:type="dxa" w:w="80"/>
+              <w:right w:type="dxa" w:w="120"/>
+            </w:tcMar>
+          </w:tcPr>
+          <w:p>
+            <w:r>
+              <w:rPr>
+                <w:rFonts w:ascii="Arial" w:cs="Arial" w:eastAsia="Arial" w:hAnsi="Arial"/>
+                <w:b w:val="false"/>
+                <w:bCs w:val="false"/>
+                <w:color w:val="424242"/>
+                <w:sz w:val="19"/>
+                <w:szCs w:val="19"/>
+              </w:rPr>
+              <w:t xml:space="preserve">127</w:t>
+            </w:r>
+          </w:p>
+        </w:tc>
+        <w:tc>
+          <w:tcPr>
+            <w:tcW w:type="dxa" w:w="1700"/>
+            <w:tcBorders>
+              <w:top w:val="single" w:color="CCCCCC" w:sz="1"/>
+              <w:left w:val="single" w:color="CCCCCC" w:sz="1"/>
+              <w:bottom w:val="single" w:color="CCCCCC" w:sz="1"/>
+              <w:right w:val="single" w:color="CCCCCC" w:sz="1"/>
+            </w:tcBorders>
+            <w:shd w:fill="F5F5F5" w:val="clear"/>
+            <w:tcMar>
+              <w:top w:type="dxa" w:w="80"/>
+              <w:left w:type="dxa" w:w="120"/>
+              <w:bottom w:type="dxa" w:w="80"/>
+              <w:right w:type="dxa" w:w="120"/>
+            </w:tcMar>
+          </w:tcPr>
+          <w:p>
+            <w:r>
+              <w:rPr>
+                <w:rFonts w:ascii="Arial" w:cs="Arial" w:eastAsia="Arial" w:hAnsi="Arial"/>
+                <w:b w:val="false"/>
+                <w:bCs w:val="false"/>
+                <w:color w:val="424242"/>
+                <w:sz w:val="19"/>
+                <w:szCs w:val="19"/>
+              </w:rPr>
+              <w:t xml:space="preserve">127</w:t>
+            </w:r>
+          </w:p>
+        </w:tc>
+        <w:tc>
+          <w:tcPr>
+            <w:tcW w:type="dxa" w:w="2080"/>
+            <w:tcBorders>
+              <w:top w:val="single" w:color="CCCCCC" w:sz="1"/>
+              <w:left w:val="single" w:color="CCCCCC" w:sz="1"/>
+              <w:bottom w:val="single" w:color="CCCCCC" w:sz="1"/>
+              <w:right w:val="single" w:color="CCCCCC" w:sz="1"/>
+            </w:tcBorders>
+            <w:shd w:fill="F5F5F5" w:val="clear"/>
+            <w:tcMar>
+              <w:top w:type="dxa" w:w="80"/>
+              <w:left w:type="dxa" w:w="120"/>
+              <w:bottom w:type="dxa" w:w="80"/>
+              <w:right w:type="dxa" w:w="120"/>
+            </w:tcMar>
+          </w:tcPr>
+          <w:p>
+            <w:r>
+              <w:rPr>
+                <w:rFonts w:ascii="Arial" w:cs="Arial" w:eastAsia="Arial" w:hAnsi="Arial"/>
+                <w:b w:val="false"/>
+                <w:bCs w:val="false"/>
+                <w:color w:val="424242"/>
+                <w:sz w:val="19"/>
+                <w:szCs w:val="19"/>
+              </w:rPr>
+              <w:t xml:space="preserve">Igual</w:t>
+            </w:r>
+          </w:p>
+        </w:tc>
+      </w:tr>
+      <w:tr>
+        <w:trPr>
+          <w:cantSplit/>
+        </w:trPr>
+        <w:tc>
+          <w:tcPr>
+            <w:tcW w:type="dxa" w:w="1500"/>
+            <w:tcBorders>
+              <w:top w:val="single" w:color="CCCCCC" w:sz="1"/>
+              <w:left w:val="single" w:color="CCCCCC" w:sz="1"/>
+              <w:bottom w:val="single" w:color="CCCCCC" w:sz="1"/>
+              <w:right w:val="single" w:color="CCCCCC" w:sz="1"/>
+            </w:tcBorders>
+            <w:shd w:fill="FFFFFF" w:val="clear"/>
+            <w:tcMar>
+              <w:top w:type="dxa" w:w="80"/>
+              <w:left w:type="dxa" w:w="120"/>
+              <w:bottom w:type="dxa" w:w="80"/>
+              <w:right w:type="dxa" w:w="120"/>
+            </w:tcMar>
+          </w:tcPr>
+          <w:p>
+            <w:r>
+              <w:rPr>
+                <w:rFonts w:ascii="Arial" w:cs="Arial" w:eastAsia="Arial" w:hAnsi="Arial"/>
+                <w:b/>
+                <w:bCs/>
+                <w:color w:val="1F4E79"/>
+                <w:sz w:val="19"/>
+                <w:szCs w:val="19"/>
+              </w:rPr>
+              <w:t xml:space="preserve"/>
+            </w:r>
+          </w:p>
+        </w:tc>
+        <w:tc>
+          <w:tcPr>
+            <w:tcW w:type="dxa" w:w="2900"/>
+            <w:tcBorders>
+              <w:top w:val="single" w:color="CCCCCC" w:sz="1"/>
+              <w:left w:val="single" w:color="CCCCCC" w:sz="1"/>
+              <w:bottom w:val="single" w:color="CCCCCC" w:sz="1"/>
+              <w:right w:val="single" w:color="CCCCCC" w:sz="1"/>
+            </w:tcBorders>
+            <w:shd w:fill="FFFFFF" w:val="clear"/>
+            <w:tcMar>
+              <w:top w:type="dxa" w:w="80"/>
+              <w:left w:type="dxa" w:w="120"/>
+              <w:bottom w:type="dxa" w:w="80"/>
+              <w:right w:type="dxa" w:w="120"/>
+            </w:tcMar>
+          </w:tcPr>
+          <w:p>
+            <w:r>
+              <w:rPr>
+                <w:rFonts w:ascii="Arial" w:cs="Arial" w:eastAsia="Arial" w:hAnsi="Arial"/>
+                <w:b w:val="false"/>
+                <w:bCs w:val="false"/>
+                <w:color w:val="424242"/>
+                <w:sz w:val="19"/>
+                <w:szCs w:val="19"/>
+              </w:rPr>
+              <w:t xml:space="preserve">Comidas semana 1</w:t>
+            </w:r>
+          </w:p>
+        </w:tc>
+        <w:tc>
+          <w:tcPr>
+            <w:tcW w:type="dxa" w:w="1900"/>
+            <w:tcBorders>
+              <w:top w:val="single" w:color="CCCCCC" w:sz="1"/>
+              <w:left w:val="single" w:color="CCCCCC" w:sz="1"/>
+              <w:bottom w:val="single" w:color="CCCCCC" w:sz="1"/>
+              <w:right w:val="single" w:color="CCCCCC" w:sz="1"/>
+            </w:tcBorders>
+            <w:shd w:fill="FFFFFF" w:val="clear"/>
+            <w:tcMar>
+              <w:top w:type="dxa" w:w="80"/>
+              <w:left w:type="dxa" w:w="120"/>
+              <w:bottom w:type="dxa" w:w="80"/>
+              <w:right w:type="dxa" w:w="120"/>
+            </w:tcMar>
+          </w:tcPr>
+          <w:p>
+            <w:r>
+              <w:rPr>
+                <w:rFonts w:ascii="Arial" w:cs="Arial" w:eastAsia="Arial" w:hAnsi="Arial"/>
+                <w:b w:val="false"/>
+                <w:bCs w:val="false"/>
+                <w:color w:val="424242"/>
+                <w:sz w:val="19"/>
+                <w:szCs w:val="19"/>
+              </w:rPr>
+              <w:t xml:space="preserve">$ 1.672.800</w:t>
+            </w:r>
+          </w:p>
+        </w:tc>
+        <w:tc>
+          <w:tcPr>
+            <w:tcW w:type="dxa" w:w="1700"/>
+            <w:tcBorders>
+              <w:top w:val="single" w:color="CCCCCC" w:sz="1"/>
+              <w:left w:val="single" w:color="CCCCCC" w:sz="1"/>
+              <w:bottom w:val="single" w:color="CCCCCC" w:sz="1"/>
+              <w:right w:val="single" w:color="CCCCCC" w:sz="1"/>
+            </w:tcBorders>
+            <w:shd w:fill="FFFFFF" w:val="clear"/>
+            <w:tcMar>
+              <w:top w:type="dxa" w:w="80"/>
+              <w:left w:type="dxa" w:w="120"/>
+              <w:bottom w:type="dxa" w:w="80"/>
+              <w:right w:type="dxa" w:w="120"/>
+            </w:tcMar>
+          </w:tcPr>
+          <w:p>
+            <w:r>
+              <w:rPr>
+                <w:rFonts w:ascii="Arial" w:cs="Arial" w:eastAsia="Arial" w:hAnsi="Arial"/>
+                <w:b w:val="false"/>
+                <w:bCs w:val="false"/>
+                <w:color w:val="424242"/>
+                <w:sz w:val="19"/>
+                <w:szCs w:val="19"/>
+              </w:rPr>
+              <w:t xml:space="preserve">$ 1.506.400</w:t>
+            </w:r>
+          </w:p>
+        </w:tc>
+        <w:tc>
+          <w:tcPr>
+            <w:tcW w:type="dxa" w:w="2080"/>
+            <w:tcBorders>
+              <w:top w:val="single" w:color="CCCCCC" w:sz="1"/>
+              <w:left w:val="single" w:color="CCCCCC" w:sz="1"/>
+              <w:bottom w:val="single" w:color="CCCCCC" w:sz="1"/>
+              <w:right w:val="single" w:color="CCCCCC" w:sz="1"/>
+            </w:tcBorders>
+            <w:shd w:fill="FFFFFF" w:val="clear"/>
+            <w:tcMar>
+              <w:top w:type="dxa" w:w="80"/>
+              <w:left w:type="dxa" w:w="120"/>
+              <w:bottom w:type="dxa" w:w="80"/>
+              <w:right w:type="dxa" w:w="120"/>
+            </w:tcMar>
+          </w:tcPr>
+          <w:p>
+            <w:r>
+              <w:rPr>
+                <w:rFonts w:ascii="Arial" w:cs="Arial" w:eastAsia="Arial" w:hAnsi="Arial"/>
+                <w:b w:val="false"/>
+                <w:bCs w:val="false"/>
+                <w:color w:val="424242"/>
+                <w:sz w:val="19"/>
+                <w:szCs w:val="19"/>
+              </w:rPr>
+              <w:t xml:space="preserve">Error en la planilla (ver 3.3)</w:t>
+            </w:r>
+          </w:p>
+        </w:tc>
+      </w:tr>
+      <w:tr>
+        <w:trPr>
+          <w:cantSplit/>
+        </w:trPr>
+        <w:tc>
+          <w:tcPr>
+            <w:tcW w:type="dxa" w:w="1500"/>
+            <w:tcBorders>
+              <w:top w:val="single" w:color="CCCCCC" w:sz="1"/>
+              <w:left w:val="single" w:color="CCCCCC" w:sz="1"/>
+              <w:bottom w:val="single" w:color="CCCCCC" w:sz="1"/>
+              <w:right w:val="single" w:color="CCCCCC" w:sz="1"/>
+            </w:tcBorders>
+            <w:shd w:fill="F5F5F5" w:val="clear"/>
+            <w:tcMar>
+              <w:top w:type="dxa" w:w="80"/>
+              <w:left w:type="dxa" w:w="120"/>
+              <w:bottom w:type="dxa" w:w="80"/>
+              <w:right w:type="dxa" w:w="120"/>
+            </w:tcMar>
+          </w:tcPr>
+          <w:p>
+            <w:r>
+              <w:rPr>
+                <w:rFonts w:ascii="Arial" w:cs="Arial" w:eastAsia="Arial" w:hAnsi="Arial"/>
+                <w:b/>
+                <w:bCs/>
+                <w:color w:val="1F4E79"/>
+                <w:sz w:val="19"/>
+                <w:szCs w:val="19"/>
+              </w:rPr>
+              <w:t xml:space="preserve"/>
+            </w:r>
+          </w:p>
+        </w:tc>
+        <w:tc>
+          <w:tcPr>
+            <w:tcW w:type="dxa" w:w="2900"/>
+            <w:tcBorders>
+              <w:top w:val="single" w:color="CCCCCC" w:sz="1"/>
+              <w:left w:val="single" w:color="CCCCCC" w:sz="1"/>
+              <w:bottom w:val="single" w:color="CCCCCC" w:sz="1"/>
+              <w:right w:val="single" w:color="CCCCCC" w:sz="1"/>
+            </w:tcBorders>
+            <w:shd w:fill="F5F5F5" w:val="clear"/>
+            <w:tcMar>
+              <w:top w:type="dxa" w:w="80"/>
+              <w:left w:type="dxa" w:w="120"/>
+              <w:bottom w:type="dxa" w:w="80"/>
+              <w:right w:type="dxa" w:w="120"/>
+            </w:tcMar>
+          </w:tcPr>
+          <w:p>
+            <w:r>
+              <w:rPr>
+                <w:rFonts w:ascii="Arial" w:cs="Arial" w:eastAsia="Arial" w:hAnsi="Arial"/>
+                <w:b w:val="false"/>
+                <w:bCs w:val="false"/>
+                <w:color w:val="424242"/>
+                <w:sz w:val="19"/>
+                <w:szCs w:val="19"/>
+              </w:rPr>
+              <w:t xml:space="preserve">Comidas semana 1 Mati / semana 2 / semana 2 Mati</w:t>
+            </w:r>
+          </w:p>
+        </w:tc>
+        <w:tc>
+          <w:tcPr>
+            <w:tcW w:type="dxa" w:w="1900"/>
+            <w:tcBorders>
+              <w:top w:val="single" w:color="CCCCCC" w:sz="1"/>
+              <w:left w:val="single" w:color="CCCCCC" w:sz="1"/>
+              <w:bottom w:val="single" w:color="CCCCCC" w:sz="1"/>
+              <w:right w:val="single" w:color="CCCCCC" w:sz="1"/>
+            </w:tcBorders>
+            <w:shd w:fill="F5F5F5" w:val="clear"/>
+            <w:tcMar>
+              <w:top w:type="dxa" w:w="80"/>
+              <w:left w:type="dxa" w:w="120"/>
+              <w:bottom w:type="dxa" w:w="80"/>
+              <w:right w:type="dxa" w:w="120"/>
+            </w:tcMar>
+          </w:tcPr>
+          <w:p>
+            <w:r>
+              <w:rPr>
+                <w:rFonts w:ascii="Arial" w:cs="Arial" w:eastAsia="Arial" w:hAnsi="Arial"/>
+                <w:b w:val="false"/>
+                <w:bCs w:val="false"/>
+                <w:color w:val="424242"/>
+                <w:sz w:val="19"/>
+                <w:szCs w:val="19"/>
+              </w:rPr>
+              <w:t xml:space="preserve">$ 81.800 / $ 1.135.200 / $ 5.200</w:t>
+            </w:r>
+          </w:p>
+        </w:tc>
+        <w:tc>
+          <w:tcPr>
+            <w:tcW w:type="dxa" w:w="1700"/>
+            <w:tcBorders>
+              <w:top w:val="single" w:color="CCCCCC" w:sz="1"/>
+              <w:left w:val="single" w:color="CCCCCC" w:sz="1"/>
+              <w:bottom w:val="single" w:color="CCCCCC" w:sz="1"/>
+              <w:right w:val="single" w:color="CCCCCC" w:sz="1"/>
+            </w:tcBorders>
+            <w:shd w:fill="F5F5F5" w:val="clear"/>
+            <w:tcMar>
+              <w:top w:type="dxa" w:w="80"/>
+              <w:left w:type="dxa" w:w="120"/>
+              <w:bottom w:type="dxa" w:w="80"/>
+              <w:right w:type="dxa" w:w="120"/>
+            </w:tcMar>
+          </w:tcPr>
+          <w:p>
+            <w:r>
+              <w:rPr>
+                <w:rFonts w:ascii="Arial" w:cs="Arial" w:eastAsia="Arial" w:hAnsi="Arial"/>
+                <w:b w:val="false"/>
+                <w:bCs w:val="false"/>
+                <w:color w:val="424242"/>
+                <w:sz w:val="19"/>
+                <w:szCs w:val="19"/>
+              </w:rPr>
+              <w:t xml:space="preserve">Iguales</w:t>
+            </w:r>
+          </w:p>
+        </w:tc>
+        <w:tc>
+          <w:tcPr>
+            <w:tcW w:type="dxa" w:w="2080"/>
+            <w:tcBorders>
+              <w:top w:val="single" w:color="CCCCCC" w:sz="1"/>
+              <w:left w:val="single" w:color="CCCCCC" w:sz="1"/>
+              <w:bottom w:val="single" w:color="CCCCCC" w:sz="1"/>
+              <w:right w:val="single" w:color="CCCCCC" w:sz="1"/>
+            </w:tcBorders>
+            <w:shd w:fill="F5F5F5" w:val="clear"/>
+            <w:tcMar>
+              <w:top w:type="dxa" w:w="80"/>
+              <w:left w:type="dxa" w:w="120"/>
+              <w:bottom w:type="dxa" w:w="80"/>
+              <w:right w:type="dxa" w:w="120"/>
+            </w:tcMar>
+          </w:tcPr>
+          <w:p>
+            <w:r>
+              <w:rPr>
+                <w:rFonts w:ascii="Arial" w:cs="Arial" w:eastAsia="Arial" w:hAnsi="Arial"/>
+                <w:b w:val="false"/>
+                <w:bCs w:val="false"/>
+                <w:color w:val="424242"/>
+                <w:sz w:val="19"/>
+                <w:szCs w:val="19"/>
+              </w:rPr>
+              <w:t xml:space="preserve">Igual</w:t>
+            </w:r>
+          </w:p>
+        </w:tc>
+      </w:tr>
+      <w:tr>
+        <w:trPr>
+          <w:cantSplit/>
+        </w:trPr>
+        <w:tc>
+          <w:tcPr>
+            <w:tcW w:type="dxa" w:w="1500"/>
+            <w:tcBorders>
+              <w:top w:val="single" w:color="CCCCCC" w:sz="1"/>
+              <w:left w:val="single" w:color="CCCCCC" w:sz="1"/>
+              <w:bottom w:val="single" w:color="CCCCCC" w:sz="1"/>
+              <w:right w:val="single" w:color="CCCCCC" w:sz="1"/>
+            </w:tcBorders>
+            <w:shd w:fill="FFFFFF" w:val="clear"/>
+            <w:tcMar>
+              <w:top w:type="dxa" w:w="80"/>
+              <w:left w:type="dxa" w:w="120"/>
+              <w:bottom w:type="dxa" w:w="80"/>
+              <w:right w:type="dxa" w:w="120"/>
+            </w:tcMar>
+          </w:tcPr>
+          <w:p>
+            <w:r>
+              <w:rPr>
+                <w:rFonts w:ascii="Arial" w:cs="Arial" w:eastAsia="Arial" w:hAnsi="Arial"/>
+                <w:b/>
+                <w:bCs/>
+                <w:color w:val="1F4E79"/>
+                <w:sz w:val="19"/>
+                <w:szCs w:val="19"/>
+              </w:rPr>
+              <w:t xml:space="preserve">Expo Village</w:t>
+            </w:r>
+          </w:p>
+        </w:tc>
+        <w:tc>
+          <w:tcPr>
+            <w:tcW w:type="dxa" w:w="2900"/>
+            <w:tcBorders>
+              <w:top w:val="single" w:color="CCCCCC" w:sz="1"/>
+              <w:left w:val="single" w:color="CCCCCC" w:sz="1"/>
+              <w:bottom w:val="single" w:color="CCCCCC" w:sz="1"/>
+              <w:right w:val="single" w:color="CCCCCC" w:sz="1"/>
+            </w:tcBorders>
+            <w:shd w:fill="FFFFFF" w:val="clear"/>
+            <w:tcMar>
+              <w:top w:type="dxa" w:w="80"/>
+              <w:left w:type="dxa" w:w="120"/>
+              <w:bottom w:type="dxa" w:w="80"/>
+              <w:right w:type="dxa" w:w="120"/>
+            </w:tcMar>
+          </w:tcPr>
+          <w:p>
+            <w:r>
+              <w:rPr>
+                <w:rFonts w:ascii="Arial" w:cs="Arial" w:eastAsia="Arial" w:hAnsi="Arial"/>
+                <w:b w:val="false"/>
+                <w:bCs w:val="false"/>
+                <w:color w:val="424242"/>
+                <w:sz w:val="19"/>
+                <w:szCs w:val="19"/>
+              </w:rPr>
+              <w:t xml:space="preserve">Rubros del control (84) y no van</w:t>
+            </w:r>
+          </w:p>
+        </w:tc>
+        <w:tc>
+          <w:tcPr>
+            <w:tcW w:type="dxa" w:w="1900"/>
+            <w:tcBorders>
+              <w:top w:val="single" w:color="CCCCCC" w:sz="1"/>
+              <w:left w:val="single" w:color="CCCCCC" w:sz="1"/>
+              <w:bottom w:val="single" w:color="CCCCCC" w:sz="1"/>
+              <w:right w:val="single" w:color="CCCCCC" w:sz="1"/>
+            </w:tcBorders>
+            <w:shd w:fill="FFFFFF" w:val="clear"/>
+            <w:tcMar>
+              <w:top w:type="dxa" w:w="80"/>
+              <w:left w:type="dxa" w:w="120"/>
+              <w:bottom w:type="dxa" w:w="80"/>
+              <w:right w:type="dxa" w:w="120"/>
+            </w:tcMar>
+          </w:tcPr>
+          <w:p>
+            <w:r>
+              <w:rPr>
+                <w:rFonts w:ascii="Arial" w:cs="Arial" w:eastAsia="Arial" w:hAnsi="Arial"/>
+                <w:b w:val="false"/>
+                <w:bCs w:val="false"/>
+                <w:color w:val="424242"/>
+                <w:sz w:val="19"/>
+                <w:szCs w:val="19"/>
+              </w:rPr>
+              <w:t xml:space="preserve">84 / 35</w:t>
+            </w:r>
+          </w:p>
+        </w:tc>
+        <w:tc>
+          <w:tcPr>
+            <w:tcW w:type="dxa" w:w="1700"/>
+            <w:tcBorders>
+              <w:top w:val="single" w:color="CCCCCC" w:sz="1"/>
+              <w:left w:val="single" w:color="CCCCCC" w:sz="1"/>
+              <w:bottom w:val="single" w:color="CCCCCC" w:sz="1"/>
+              <w:right w:val="single" w:color="CCCCCC" w:sz="1"/>
+            </w:tcBorders>
+            <w:shd w:fill="FFFFFF" w:val="clear"/>
+            <w:tcMar>
+              <w:top w:type="dxa" w:w="80"/>
+              <w:left w:type="dxa" w:w="120"/>
+              <w:bottom w:type="dxa" w:w="80"/>
+              <w:right w:type="dxa" w:w="120"/>
+            </w:tcMar>
+          </w:tcPr>
+          <w:p>
+            <w:r>
+              <w:rPr>
+                <w:rFonts w:ascii="Arial" w:cs="Arial" w:eastAsia="Arial" w:hAnsi="Arial"/>
+                <w:b w:val="false"/>
+                <w:bCs w:val="false"/>
+                <w:color w:val="424242"/>
+                <w:sz w:val="19"/>
+                <w:szCs w:val="19"/>
+              </w:rPr>
+              <w:t xml:space="preserve">84 / 35</w:t>
+            </w:r>
+          </w:p>
+        </w:tc>
+        <w:tc>
+          <w:tcPr>
+            <w:tcW w:type="dxa" w:w="2080"/>
+            <w:tcBorders>
+              <w:top w:val="single" w:color="CCCCCC" w:sz="1"/>
+              <w:left w:val="single" w:color="CCCCCC" w:sz="1"/>
+              <w:bottom w:val="single" w:color="CCCCCC" w:sz="1"/>
+              <w:right w:val="single" w:color="CCCCCC" w:sz="1"/>
+            </w:tcBorders>
+            <w:shd w:fill="FFFFFF" w:val="clear"/>
+            <w:tcMar>
+              <w:top w:type="dxa" w:w="80"/>
+              <w:left w:type="dxa" w:w="120"/>
+              <w:bottom w:type="dxa" w:w="80"/>
+              <w:right w:type="dxa" w:w="120"/>
+            </w:tcMar>
+          </w:tcPr>
+          <w:p>
+            <w:r>
+              <w:rPr>
+                <w:rFonts w:ascii="Arial" w:cs="Arial" w:eastAsia="Arial" w:hAnsi="Arial"/>
+                <w:b w:val="false"/>
+                <w:bCs w:val="false"/>
+                <w:color w:val="424242"/>
+                <w:sz w:val="19"/>
+                <w:szCs w:val="19"/>
+              </w:rPr>
+              <w:t xml:space="preserve">Igual</w:t>
+            </w:r>
+          </w:p>
+        </w:tc>
+      </w:tr>
+      <w:tr>
+        <w:trPr>
+          <w:cantSplit/>
+        </w:trPr>
+        <w:tc>
+          <w:tcPr>
+            <w:tcW w:type="dxa" w:w="1500"/>
+            <w:tcBorders>
+              <w:top w:val="single" w:color="CCCCCC" w:sz="1"/>
+              <w:left w:val="single" w:color="CCCCCC" w:sz="1"/>
+              <w:bottom w:val="single" w:color="CCCCCC" w:sz="1"/>
+              <w:right w:val="single" w:color="CCCCCC" w:sz="1"/>
+            </w:tcBorders>
+            <w:shd w:fill="F5F5F5" w:val="clear"/>
+            <w:tcMar>
+              <w:top w:type="dxa" w:w="80"/>
+              <w:left w:type="dxa" w:w="120"/>
+              <w:bottom w:type="dxa" w:w="80"/>
+              <w:right w:type="dxa" w:w="120"/>
+            </w:tcMar>
+          </w:tcPr>
+          <w:p>
+            <w:r>
+              <w:rPr>
+                <w:rFonts w:ascii="Arial" w:cs="Arial" w:eastAsia="Arial" w:hAnsi="Arial"/>
+                <w:b/>
+                <w:bCs/>
+                <w:color w:val="1F4E79"/>
+                <w:sz w:val="19"/>
+                <w:szCs w:val="19"/>
+              </w:rPr>
+              <w:t xml:space="preserve"/>
+            </w:r>
+          </w:p>
+        </w:tc>
+        <w:tc>
+          <w:tcPr>
+            <w:tcW w:type="dxa" w:w="2900"/>
+            <w:tcBorders>
+              <w:top w:val="single" w:color="CCCCCC" w:sz="1"/>
+              <w:left w:val="single" w:color="CCCCCC" w:sz="1"/>
+              <w:bottom w:val="single" w:color="CCCCCC" w:sz="1"/>
+              <w:right w:val="single" w:color="CCCCCC" w:sz="1"/>
+            </w:tcBorders>
+            <w:shd w:fill="F5F5F5" w:val="clear"/>
+            <w:tcMar>
+              <w:top w:type="dxa" w:w="80"/>
+              <w:left w:type="dxa" w:w="120"/>
+              <w:bottom w:type="dxa" w:w="80"/>
+              <w:right w:type="dxa" w:w="120"/>
+            </w:tcMar>
+          </w:tcPr>
+          <w:p>
+            <w:r>
+              <w:rPr>
+                <w:rFonts w:ascii="Arial" w:cs="Arial" w:eastAsia="Arial" w:hAnsi="Arial"/>
+                <w:b w:val="false"/>
+                <w:bCs w:val="false"/>
+                <w:color w:val="424242"/>
+                <w:sz w:val="19"/>
+                <w:szCs w:val="19"/>
+              </w:rPr>
+              <w:t xml:space="preserve">Horas de seguridad (evento + ruta)</w:t>
+            </w:r>
+          </w:p>
+        </w:tc>
+        <w:tc>
+          <w:tcPr>
+            <w:tcW w:type="dxa" w:w="1900"/>
+            <w:tcBorders>
+              <w:top w:val="single" w:color="CCCCCC" w:sz="1"/>
+              <w:left w:val="single" w:color="CCCCCC" w:sz="1"/>
+              <w:bottom w:val="single" w:color="CCCCCC" w:sz="1"/>
+              <w:right w:val="single" w:color="CCCCCC" w:sz="1"/>
+            </w:tcBorders>
+            <w:shd w:fill="F5F5F5" w:val="clear"/>
+            <w:tcMar>
+              <w:top w:type="dxa" w:w="80"/>
+              <w:left w:type="dxa" w:w="120"/>
+              <w:bottom w:type="dxa" w:w="80"/>
+              <w:right w:type="dxa" w:w="120"/>
+            </w:tcMar>
+          </w:tcPr>
+          <w:p>
+            <w:r>
+              <w:rPr>
+                <w:rFonts w:ascii="Arial" w:cs="Arial" w:eastAsia="Arial" w:hAnsi="Arial"/>
+                <w:b w:val="false"/>
+                <w:bCs w:val="false"/>
+                <w:color w:val="424242"/>
+                <w:sz w:val="19"/>
+                <w:szCs w:val="19"/>
+              </w:rPr>
+              <w:t xml:space="preserve">865</w:t>
+            </w:r>
+          </w:p>
+        </w:tc>
+        <w:tc>
+          <w:tcPr>
+            <w:tcW w:type="dxa" w:w="1700"/>
+            <w:tcBorders>
+              <w:top w:val="single" w:color="CCCCCC" w:sz="1"/>
+              <w:left w:val="single" w:color="CCCCCC" w:sz="1"/>
+              <w:bottom w:val="single" w:color="CCCCCC" w:sz="1"/>
+              <w:right w:val="single" w:color="CCCCCC" w:sz="1"/>
+            </w:tcBorders>
+            <w:shd w:fill="F5F5F5" w:val="clear"/>
+            <w:tcMar>
+              <w:top w:type="dxa" w:w="80"/>
+              <w:left w:type="dxa" w:w="120"/>
+              <w:bottom w:type="dxa" w:w="80"/>
+              <w:right w:type="dxa" w:w="120"/>
+            </w:tcMar>
+          </w:tcPr>
+          <w:p>
+            <w:r>
+              <w:rPr>
+                <w:rFonts w:ascii="Arial" w:cs="Arial" w:eastAsia="Arial" w:hAnsi="Arial"/>
+                <w:b w:val="false"/>
+                <w:bCs w:val="false"/>
+                <w:color w:val="424242"/>
+                <w:sz w:val="19"/>
+                <w:szCs w:val="19"/>
+              </w:rPr>
+              <w:t xml:space="preserve">795 + 70</w:t>
+            </w:r>
+          </w:p>
+        </w:tc>
+        <w:tc>
+          <w:tcPr>
+            <w:tcW w:type="dxa" w:w="2080"/>
+            <w:tcBorders>
+              <w:top w:val="single" w:color="CCCCCC" w:sz="1"/>
+              <w:left w:val="single" w:color="CCCCCC" w:sz="1"/>
+              <w:bottom w:val="single" w:color="CCCCCC" w:sz="1"/>
+              <w:right w:val="single" w:color="CCCCCC" w:sz="1"/>
+            </w:tcBorders>
+            <w:shd w:fill="F5F5F5" w:val="clear"/>
+            <w:tcMar>
+              <w:top w:type="dxa" w:w="80"/>
+              <w:left w:type="dxa" w:w="120"/>
+              <w:bottom w:type="dxa" w:w="80"/>
+              <w:right w:type="dxa" w:w="120"/>
+            </w:tcMar>
+          </w:tcPr>
+          <w:p>
+            <w:r>
+              <w:rPr>
+                <w:rFonts w:ascii="Arial" w:cs="Arial" w:eastAsia="Arial" w:hAnsi="Arial"/>
+                <w:b w:val="false"/>
+                <w:bCs w:val="false"/>
+                <w:color w:val="424242"/>
+                <w:sz w:val="19"/>
+                <w:szCs w:val="19"/>
+              </w:rPr>
+              <w:t xml:space="preserve">Igual</w:t>
+            </w:r>
+          </w:p>
+        </w:tc>
+      </w:tr>
+      <w:tr>
+        <w:trPr>
+          <w:cantSplit/>
+        </w:trPr>
+        <w:tc>
+          <w:tcPr>
+            <w:tcW w:type="dxa" w:w="1500"/>
+            <w:tcBorders>
+              <w:top w:val="single" w:color="CCCCCC" w:sz="1"/>
+              <w:left w:val="single" w:color="CCCCCC" w:sz="1"/>
+              <w:bottom w:val="single" w:color="CCCCCC" w:sz="1"/>
+              <w:right w:val="single" w:color="CCCCCC" w:sz="1"/>
+            </w:tcBorders>
+            <w:shd w:fill="FFFFFF" w:val="clear"/>
+            <w:tcMar>
+              <w:top w:type="dxa" w:w="80"/>
+              <w:left w:type="dxa" w:w="120"/>
+              <w:bottom w:type="dxa" w:w="80"/>
+              <w:right w:type="dxa" w:w="120"/>
+            </w:tcMar>
+          </w:tcPr>
+          <w:p>
+            <w:r>
+              <w:rPr>
+                <w:rFonts w:ascii="Arial" w:cs="Arial" w:eastAsia="Arial" w:hAnsi="Arial"/>
+                <w:b/>
+                <w:bCs/>
+                <w:color w:val="1F4E79"/>
+                <w:sz w:val="19"/>
+                <w:szCs w:val="19"/>
+              </w:rPr>
+              <w:t xml:space="preserve"/>
+            </w:r>
+          </w:p>
+        </w:tc>
+        <w:tc>
+          <w:tcPr>
+            <w:tcW w:type="dxa" w:w="2900"/>
+            <w:tcBorders>
+              <w:top w:val="single" w:color="CCCCCC" w:sz="1"/>
+              <w:left w:val="single" w:color="CCCCCC" w:sz="1"/>
+              <w:bottom w:val="single" w:color="CCCCCC" w:sz="1"/>
+              <w:right w:val="single" w:color="CCCCCC" w:sz="1"/>
+            </w:tcBorders>
+            <w:shd w:fill="FFFFFF" w:val="clear"/>
+            <w:tcMar>
+              <w:top w:type="dxa" w:w="80"/>
+              <w:left w:type="dxa" w:w="120"/>
+              <w:bottom w:type="dxa" w:w="80"/>
+              <w:right w:type="dxa" w:w="120"/>
+            </w:tcMar>
+          </w:tcPr>
+          <w:p>
+            <w:r>
+              <w:rPr>
+                <w:rFonts w:ascii="Arial" w:cs="Arial" w:eastAsia="Arial" w:hAnsi="Arial"/>
+                <w:b w:val="false"/>
+                <w:bCs w:val="false"/>
+                <w:color w:val="424242"/>
+                <w:sz w:val="19"/>
+                <w:szCs w:val="19"/>
+              </w:rPr>
+              <w:t xml:space="preserve">Cronograma / espacios / internet / branding</w:t>
+            </w:r>
+          </w:p>
+        </w:tc>
+        <w:tc>
+          <w:tcPr>
+            <w:tcW w:type="dxa" w:w="1900"/>
+            <w:tcBorders>
+              <w:top w:val="single" w:color="CCCCCC" w:sz="1"/>
+              <w:left w:val="single" w:color="CCCCCC" w:sz="1"/>
+              <w:bottom w:val="single" w:color="CCCCCC" w:sz="1"/>
+              <w:right w:val="single" w:color="CCCCCC" w:sz="1"/>
+            </w:tcBorders>
+            <w:shd w:fill="FFFFFF" w:val="clear"/>
+            <w:tcMar>
+              <w:top w:type="dxa" w:w="80"/>
+              <w:left w:type="dxa" w:w="120"/>
+              <w:bottom w:type="dxa" w:w="80"/>
+              <w:right w:type="dxa" w:w="120"/>
+            </w:tcMar>
+          </w:tcPr>
+          <w:p>
+            <w:r>
+              <w:rPr>
+                <w:rFonts w:ascii="Arial" w:cs="Arial" w:eastAsia="Arial" w:hAnsi="Arial"/>
+                <w:b w:val="false"/>
+                <w:bCs w:val="false"/>
+                <w:color w:val="424242"/>
+                <w:sz w:val="19"/>
+                <w:szCs w:val="19"/>
+              </w:rPr>
+              <w:t xml:space="preserve">71 / 21 / 10 / 24</w:t>
+            </w:r>
+          </w:p>
+        </w:tc>
+        <w:tc>
+          <w:tcPr>
+            <w:tcW w:type="dxa" w:w="1700"/>
+            <w:tcBorders>
+              <w:top w:val="single" w:color="CCCCCC" w:sz="1"/>
+              <w:left w:val="single" w:color="CCCCCC" w:sz="1"/>
+              <w:bottom w:val="single" w:color="CCCCCC" w:sz="1"/>
+              <w:right w:val="single" w:color="CCCCCC" w:sz="1"/>
+            </w:tcBorders>
+            <w:shd w:fill="FFFFFF" w:val="clear"/>
+            <w:tcMar>
+              <w:top w:type="dxa" w:w="80"/>
+              <w:left w:type="dxa" w:w="120"/>
+              <w:bottom w:type="dxa" w:w="80"/>
+              <w:right w:type="dxa" w:w="120"/>
+            </w:tcMar>
+          </w:tcPr>
+          <w:p>
+            <w:r>
+              <w:rPr>
+                <w:rFonts w:ascii="Arial" w:cs="Arial" w:eastAsia="Arial" w:hAnsi="Arial"/>
+                <w:b w:val="false"/>
+                <w:bCs w:val="false"/>
+                <w:color w:val="424242"/>
+                <w:sz w:val="19"/>
+                <w:szCs w:val="19"/>
+              </w:rPr>
+              <w:t xml:space="preserve">71 / 21 / 10 / 24</w:t>
+            </w:r>
+          </w:p>
+        </w:tc>
+        <w:tc>
+          <w:tcPr>
+            <w:tcW w:type="dxa" w:w="2080"/>
+            <w:tcBorders>
+              <w:top w:val="single" w:color="CCCCCC" w:sz="1"/>
+              <w:left w:val="single" w:color="CCCCCC" w:sz="1"/>
+              <w:bottom w:val="single" w:color="CCCCCC" w:sz="1"/>
+              <w:right w:val="single" w:color="CCCCCC" w:sz="1"/>
+            </w:tcBorders>
+            <w:shd w:fill="FFFFFF" w:val="clear"/>
+            <w:tcMar>
+              <w:top w:type="dxa" w:w="80"/>
+              <w:left w:type="dxa" w:w="120"/>
+              <w:bottom w:type="dxa" w:w="80"/>
+              <w:right w:type="dxa" w:w="120"/>
+            </w:tcMar>
+          </w:tcPr>
+          <w:p>
+            <w:r>
+              <w:rPr>
+                <w:rFonts w:ascii="Arial" w:cs="Arial" w:eastAsia="Arial" w:hAnsi="Arial"/>
+                <w:b w:val="false"/>
+                <w:bCs w:val="false"/>
+                <w:color w:val="424242"/>
+                <w:sz w:val="19"/>
+                <w:szCs w:val="19"/>
+              </w:rPr>
+              <w:t xml:space="preserve">Igual</w:t>
+            </w:r>
+          </w:p>
+        </w:tc>
+      </w:tr>
+      <w:tr>
+        <w:trPr>
+          <w:cantSplit/>
+        </w:trPr>
+        <w:tc>
+          <w:tcPr>
+            <w:tcW w:type="dxa" w:w="1500"/>
+            <w:tcBorders>
+              <w:top w:val="single" w:color="CCCCCC" w:sz="1"/>
+              <w:left w:val="single" w:color="CCCCCC" w:sz="1"/>
+              <w:bottom w:val="single" w:color="CCCCCC" w:sz="1"/>
+              <w:right w:val="single" w:color="CCCCCC" w:sz="1"/>
+            </w:tcBorders>
+            <w:shd w:fill="F5F5F5" w:val="clear"/>
+            <w:tcMar>
+              <w:top w:type="dxa" w:w="80"/>
+              <w:left w:type="dxa" w:w="120"/>
+              <w:bottom w:type="dxa" w:w="80"/>
+              <w:right w:type="dxa" w:w="120"/>
+            </w:tcMar>
+          </w:tcPr>
+          <w:p>
+            <w:r>
+              <w:rPr>
+                <w:rFonts w:ascii="Arial" w:cs="Arial" w:eastAsia="Arial" w:hAnsi="Arial"/>
+                <w:b/>
+                <w:bCs/>
+                <w:color w:val="1F4E79"/>
+                <w:sz w:val="19"/>
+                <w:szCs w:val="19"/>
+              </w:rPr>
+              <w:t xml:space="preserve"/>
+            </w:r>
+          </w:p>
+        </w:tc>
+        <w:tc>
+          <w:tcPr>
+            <w:tcW w:type="dxa" w:w="2900"/>
+            <w:tcBorders>
+              <w:top w:val="single" w:color="CCCCCC" w:sz="1"/>
+              <w:left w:val="single" w:color="CCCCCC" w:sz="1"/>
+              <w:bottom w:val="single" w:color="CCCCCC" w:sz="1"/>
+              <w:right w:val="single" w:color="CCCCCC" w:sz="1"/>
+            </w:tcBorders>
+            <w:shd w:fill="F5F5F5" w:val="clear"/>
+            <w:tcMar>
+              <w:top w:type="dxa" w:w="80"/>
+              <w:left w:type="dxa" w:w="120"/>
+              <w:bottom w:type="dxa" w:w="80"/>
+              <w:right w:type="dxa" w:w="120"/>
+            </w:tcMar>
+          </w:tcPr>
+          <w:p>
+            <w:r>
+              <w:rPr>
+                <w:rFonts w:ascii="Arial" w:cs="Arial" w:eastAsia="Arial" w:hAnsi="Arial"/>
+                <w:b w:val="false"/>
+                <w:bCs w:val="false"/>
+                <w:color w:val="424242"/>
+                <w:sz w:val="19"/>
+                <w:szCs w:val="19"/>
+              </w:rPr>
+              <w:t xml:space="preserve">Compras</w:t>
+            </w:r>
+          </w:p>
+        </w:tc>
+        <w:tc>
+          <w:tcPr>
+            <w:tcW w:type="dxa" w:w="1900"/>
+            <w:tcBorders>
+              <w:top w:val="single" w:color="CCCCCC" w:sz="1"/>
+              <w:left w:val="single" w:color="CCCCCC" w:sz="1"/>
+              <w:bottom w:val="single" w:color="CCCCCC" w:sz="1"/>
+              <w:right w:val="single" w:color="CCCCCC" w:sz="1"/>
+            </w:tcBorders>
+            <w:shd w:fill="F5F5F5" w:val="clear"/>
+            <w:tcMar>
+              <w:top w:type="dxa" w:w="80"/>
+              <w:left w:type="dxa" w:w="120"/>
+              <w:bottom w:type="dxa" w:w="80"/>
+              <w:right w:type="dxa" w:w="120"/>
+            </w:tcMar>
+          </w:tcPr>
+          <w:p>
+            <w:r>
+              <w:rPr>
+                <w:rFonts w:ascii="Arial" w:cs="Arial" w:eastAsia="Arial" w:hAnsi="Arial"/>
+                <w:b w:val="false"/>
+                <w:bCs w:val="false"/>
+                <w:color w:val="424242"/>
+                <w:sz w:val="19"/>
+                <w:szCs w:val="19"/>
+              </w:rPr>
+              <w:t xml:space="preserve">$ 655.238,32</w:t>
+            </w:r>
+          </w:p>
+        </w:tc>
+        <w:tc>
+          <w:tcPr>
+            <w:tcW w:type="dxa" w:w="1700"/>
+            <w:tcBorders>
+              <w:top w:val="single" w:color="CCCCCC" w:sz="1"/>
+              <w:left w:val="single" w:color="CCCCCC" w:sz="1"/>
+              <w:bottom w:val="single" w:color="CCCCCC" w:sz="1"/>
+              <w:right w:val="single" w:color="CCCCCC" w:sz="1"/>
+            </w:tcBorders>
+            <w:shd w:fill="F5F5F5" w:val="clear"/>
+            <w:tcMar>
+              <w:top w:type="dxa" w:w="80"/>
+              <w:left w:type="dxa" w:w="120"/>
+              <w:bottom w:type="dxa" w:w="80"/>
+              <w:right w:type="dxa" w:w="120"/>
+            </w:tcMar>
+          </w:tcPr>
+          <w:p>
+            <w:r>
+              <w:rPr>
+                <w:rFonts w:ascii="Arial" w:cs="Arial" w:eastAsia="Arial" w:hAnsi="Arial"/>
+                <w:b w:val="false"/>
+                <w:bCs w:val="false"/>
+                <w:color w:val="424242"/>
+                <w:sz w:val="19"/>
+                <w:szCs w:val="19"/>
+              </w:rPr>
+              <w:t xml:space="preserve">$ 655.238,32</w:t>
+            </w:r>
+          </w:p>
+        </w:tc>
+        <w:tc>
+          <w:tcPr>
+            <w:tcW w:type="dxa" w:w="2080"/>
+            <w:tcBorders>
+              <w:top w:val="single" w:color="CCCCCC" w:sz="1"/>
+              <w:left w:val="single" w:color="CCCCCC" w:sz="1"/>
+              <w:bottom w:val="single" w:color="CCCCCC" w:sz="1"/>
+              <w:right w:val="single" w:color="CCCCCC" w:sz="1"/>
+            </w:tcBorders>
+            <w:shd w:fill="F5F5F5" w:val="clear"/>
+            <w:tcMar>
+              <w:top w:type="dxa" w:w="80"/>
+              <w:left w:type="dxa" w:w="120"/>
+              <w:bottom w:type="dxa" w:w="80"/>
+              <w:right w:type="dxa" w:w="120"/>
+            </w:tcMar>
+          </w:tcPr>
+          <w:p>
+            <w:r>
+              <w:rPr>
+                <w:rFonts w:ascii="Arial" w:cs="Arial" w:eastAsia="Arial" w:hAnsi="Arial"/>
+                <w:b w:val="false"/>
+                <w:bCs w:val="false"/>
+                <w:color w:val="424242"/>
+                <w:sz w:val="19"/>
+                <w:szCs w:val="19"/>
+              </w:rPr>
+              <w:t xml:space="preserve">Igual (sin la cancelada: $ 499.238,32)</w:t>
+            </w:r>
+          </w:p>
+        </w:tc>
+      </w:tr>
+      <w:tr>
+        <w:trPr>
+          <w:cantSplit/>
+        </w:trPr>
+        <w:tc>
+          <w:tcPr>
+            <w:tcW w:type="dxa" w:w="1500"/>
+            <w:tcBorders>
+              <w:top w:val="single" w:color="CCCCCC" w:sz="1"/>
+              <w:left w:val="single" w:color="CCCCCC" w:sz="1"/>
+              <w:bottom w:val="single" w:color="CCCCCC" w:sz="1"/>
+              <w:right w:val="single" w:color="CCCCCC" w:sz="1"/>
+            </w:tcBorders>
+            <w:shd w:fill="FFFFFF" w:val="clear"/>
+            <w:tcMar>
+              <w:top w:type="dxa" w:w="80"/>
+              <w:left w:type="dxa" w:w="120"/>
+              <w:bottom w:type="dxa" w:w="80"/>
+              <w:right w:type="dxa" w:w="120"/>
+            </w:tcMar>
+          </w:tcPr>
+          <w:p>
+            <w:r>
+              <w:rPr>
+                <w:rFonts w:ascii="Arial" w:cs="Arial" w:eastAsia="Arial" w:hAnsi="Arial"/>
+                <w:b/>
+                <w:bCs/>
+                <w:color w:val="1F4E79"/>
+                <w:sz w:val="19"/>
+                <w:szCs w:val="19"/>
+              </w:rPr>
+              <w:t xml:space="preserve">L'Etape</w:t>
+            </w:r>
+          </w:p>
+        </w:tc>
+        <w:tc>
+          <w:tcPr>
+            <w:tcW w:type="dxa" w:w="2900"/>
+            <w:tcBorders>
+              <w:top w:val="single" w:color="CCCCCC" w:sz="1"/>
+              <w:left w:val="single" w:color="CCCCCC" w:sz="1"/>
+              <w:bottom w:val="single" w:color="CCCCCC" w:sz="1"/>
+              <w:right w:val="single" w:color="CCCCCC" w:sz="1"/>
+            </w:tcBorders>
+            <w:shd w:fill="FFFFFF" w:val="clear"/>
+            <w:tcMar>
+              <w:top w:type="dxa" w:w="80"/>
+              <w:left w:type="dxa" w:w="120"/>
+              <w:bottom w:type="dxa" w:w="80"/>
+              <w:right w:type="dxa" w:w="120"/>
+            </w:tcMar>
+          </w:tcPr>
+          <w:p>
+            <w:r>
+              <w:rPr>
+                <w:rFonts w:ascii="Arial" w:cs="Arial" w:eastAsia="Arial" w:hAnsi="Arial"/>
+                <w:b w:val="false"/>
+                <w:bCs w:val="false"/>
+                <w:color w:val="424242"/>
+                <w:sz w:val="19"/>
+                <w:szCs w:val="19"/>
+              </w:rPr>
+              <w:t xml:space="preserve">Comidas</w:t>
+            </w:r>
+          </w:p>
+        </w:tc>
+        <w:tc>
+          <w:tcPr>
+            <w:tcW w:type="dxa" w:w="1900"/>
+            <w:tcBorders>
+              <w:top w:val="single" w:color="CCCCCC" w:sz="1"/>
+              <w:left w:val="single" w:color="CCCCCC" w:sz="1"/>
+              <w:bottom w:val="single" w:color="CCCCCC" w:sz="1"/>
+              <w:right w:val="single" w:color="CCCCCC" w:sz="1"/>
+            </w:tcBorders>
+            <w:shd w:fill="FFFFFF" w:val="clear"/>
+            <w:tcMar>
+              <w:top w:type="dxa" w:w="80"/>
+              <w:left w:type="dxa" w:w="120"/>
+              <w:bottom w:type="dxa" w:w="80"/>
+              <w:right w:type="dxa" w:w="120"/>
+            </w:tcMar>
+          </w:tcPr>
+          <w:p>
+            <w:r>
+              <w:rPr>
+                <w:rFonts w:ascii="Arial" w:cs="Arial" w:eastAsia="Arial" w:hAnsi="Arial"/>
+                <w:b w:val="false"/>
+                <w:bCs w:val="false"/>
+                <w:color w:val="424242"/>
+                <w:sz w:val="19"/>
+                <w:szCs w:val="19"/>
+              </w:rPr>
+              <w:t xml:space="preserve">$ 1.226.130,26</w:t>
+            </w:r>
+          </w:p>
+        </w:tc>
+        <w:tc>
+          <w:tcPr>
+            <w:tcW w:type="dxa" w:w="1700"/>
+            <w:tcBorders>
+              <w:top w:val="single" w:color="CCCCCC" w:sz="1"/>
+              <w:left w:val="single" w:color="CCCCCC" w:sz="1"/>
+              <w:bottom w:val="single" w:color="CCCCCC" w:sz="1"/>
+              <w:right w:val="single" w:color="CCCCCC" w:sz="1"/>
+            </w:tcBorders>
+            <w:shd w:fill="FFFFFF" w:val="clear"/>
+            <w:tcMar>
+              <w:top w:type="dxa" w:w="80"/>
+              <w:left w:type="dxa" w:w="120"/>
+              <w:bottom w:type="dxa" w:w="80"/>
+              <w:right w:type="dxa" w:w="120"/>
+            </w:tcMar>
+          </w:tcPr>
+          <w:p>
+            <w:r>
+              <w:rPr>
+                <w:rFonts w:ascii="Arial" w:cs="Arial" w:eastAsia="Arial" w:hAnsi="Arial"/>
+                <w:b w:val="false"/>
+                <w:bCs w:val="false"/>
+                <w:color w:val="424242"/>
+                <w:sz w:val="19"/>
+                <w:szCs w:val="19"/>
+              </w:rPr>
+              <w:t xml:space="preserve">$ 1.226.130</w:t>
+            </w:r>
+          </w:p>
+        </w:tc>
+        <w:tc>
+          <w:tcPr>
+            <w:tcW w:type="dxa" w:w="2080"/>
+            <w:tcBorders>
+              <w:top w:val="single" w:color="CCCCCC" w:sz="1"/>
+              <w:left w:val="single" w:color="CCCCCC" w:sz="1"/>
+              <w:bottom w:val="single" w:color="CCCCCC" w:sz="1"/>
+              <w:right w:val="single" w:color="CCCCCC" w:sz="1"/>
+            </w:tcBorders>
+            <w:shd w:fill="FFFFFF" w:val="clear"/>
+            <w:tcMar>
+              <w:top w:type="dxa" w:w="80"/>
+              <w:left w:type="dxa" w:w="120"/>
+              <w:bottom w:type="dxa" w:w="80"/>
+              <w:right w:type="dxa" w:w="120"/>
+            </w:tcMar>
+          </w:tcPr>
+          <w:p>
+            <w:r>
+              <w:rPr>
+                <w:rFonts w:ascii="Arial" w:cs="Arial" w:eastAsia="Arial" w:hAnsi="Arial"/>
+                <w:b w:val="false"/>
+                <w:bCs w:val="false"/>
+                <w:color w:val="424242"/>
+                <w:sz w:val="19"/>
+                <w:szCs w:val="19"/>
+              </w:rPr>
+              <w:t xml:space="preserve">Igual: 26 centavos de redondeo del valor por persona</w:t>
+            </w:r>
+          </w:p>
+        </w:tc>
+      </w:tr>
+      <w:tr>
+        <w:trPr>
+          <w:cantSplit/>
+        </w:trPr>
+        <w:tc>
+          <w:tcPr>
+            <w:tcW w:type="dxa" w:w="1500"/>
+            <w:tcBorders>
+              <w:top w:val="single" w:color="CCCCCC" w:sz="1"/>
+              <w:left w:val="single" w:color="CCCCCC" w:sz="1"/>
+              <w:bottom w:val="single" w:color="CCCCCC" w:sz="1"/>
+              <w:right w:val="single" w:color="CCCCCC" w:sz="1"/>
+            </w:tcBorders>
+            <w:shd w:fill="F5F5F5" w:val="clear"/>
+            <w:tcMar>
+              <w:top w:type="dxa" w:w="80"/>
+              <w:left w:type="dxa" w:w="120"/>
+              <w:bottom w:type="dxa" w:w="80"/>
+              <w:right w:type="dxa" w:w="120"/>
+            </w:tcMar>
+          </w:tcPr>
+          <w:p>
+            <w:r>
+              <w:rPr>
+                <w:rFonts w:ascii="Arial" w:cs="Arial" w:eastAsia="Arial" w:hAnsi="Arial"/>
+                <w:b/>
+                <w:bCs/>
+                <w:color w:val="1F4E79"/>
+                <w:sz w:val="19"/>
+                <w:szCs w:val="19"/>
+              </w:rPr>
+              <w:t xml:space="preserve">Depósito</w:t>
+            </w:r>
+          </w:p>
+        </w:tc>
+        <w:tc>
+          <w:tcPr>
+            <w:tcW w:type="dxa" w:w="2900"/>
+            <w:tcBorders>
+              <w:top w:val="single" w:color="CCCCCC" w:sz="1"/>
+              <w:left w:val="single" w:color="CCCCCC" w:sz="1"/>
+              <w:bottom w:val="single" w:color="CCCCCC" w:sz="1"/>
+              <w:right w:val="single" w:color="CCCCCC" w:sz="1"/>
+            </w:tcBorders>
+            <w:shd w:fill="F5F5F5" w:val="clear"/>
+            <w:tcMar>
+              <w:top w:type="dxa" w:w="80"/>
+              <w:left w:type="dxa" w:w="120"/>
+              <w:bottom w:type="dxa" w:w="80"/>
+              <w:right w:type="dxa" w:w="120"/>
+            </w:tcMar>
+          </w:tcPr>
+          <w:p>
+            <w:r>
+              <w:rPr>
+                <w:rFonts w:ascii="Arial" w:cs="Arial" w:eastAsia="Arial" w:hAnsi="Arial"/>
+                <w:b w:val="false"/>
+                <w:bCs w:val="false"/>
+                <w:color w:val="424242"/>
+                <w:sz w:val="19"/>
+                <w:szCs w:val="19"/>
+              </w:rPr>
+              <w:t xml:space="preserve">Unidades por espacio (conteo ene-26)</w:t>
+            </w:r>
+          </w:p>
+        </w:tc>
+        <w:tc>
+          <w:tcPr>
+            <w:tcW w:type="dxa" w:w="1900"/>
+            <w:tcBorders>
+              <w:top w:val="single" w:color="CCCCCC" w:sz="1"/>
+              <w:left w:val="single" w:color="CCCCCC" w:sz="1"/>
+              <w:bottom w:val="single" w:color="CCCCCC" w:sz="1"/>
+              <w:right w:val="single" w:color="CCCCCC" w:sz="1"/>
+            </w:tcBorders>
+            <w:shd w:fill="F5F5F5" w:val="clear"/>
+            <w:tcMar>
+              <w:top w:type="dxa" w:w="80"/>
+              <w:left w:type="dxa" w:w="120"/>
+              <w:bottom w:type="dxa" w:w="80"/>
+              <w:right w:type="dxa" w:w="120"/>
+            </w:tcMar>
+          </w:tcPr>
+          <w:p>
+            <w:r>
+              <w:rPr>
+                <w:rFonts w:ascii="Arial" w:cs="Arial" w:eastAsia="Arial" w:hAnsi="Arial"/>
+                <w:b w:val="false"/>
+                <w:bCs w:val="false"/>
+                <w:color w:val="424242"/>
+                <w:sz w:val="19"/>
+                <w:szCs w:val="19"/>
+              </w:rPr>
+              <w:t xml:space="preserve">Iguales en los 8 espacios</w:t>
+            </w:r>
+          </w:p>
+        </w:tc>
+        <w:tc>
+          <w:tcPr>
+            <w:tcW w:type="dxa" w:w="1700"/>
+            <w:tcBorders>
+              <w:top w:val="single" w:color="CCCCCC" w:sz="1"/>
+              <w:left w:val="single" w:color="CCCCCC" w:sz="1"/>
+              <w:bottom w:val="single" w:color="CCCCCC" w:sz="1"/>
+              <w:right w:val="single" w:color="CCCCCC" w:sz="1"/>
+            </w:tcBorders>
+            <w:shd w:fill="F5F5F5" w:val="clear"/>
+            <w:tcMar>
+              <w:top w:type="dxa" w:w="80"/>
+              <w:left w:type="dxa" w:w="120"/>
+              <w:bottom w:type="dxa" w:w="80"/>
+              <w:right w:type="dxa" w:w="120"/>
+            </w:tcMar>
+          </w:tcPr>
+          <w:p>
+            <w:r>
+              <w:rPr>
+                <w:rFonts w:ascii="Arial" w:cs="Arial" w:eastAsia="Arial" w:hAnsi="Arial"/>
+                <w:b w:val="false"/>
+                <w:bCs w:val="false"/>
+                <w:color w:val="424242"/>
+                <w:sz w:val="19"/>
+                <w:szCs w:val="19"/>
+              </w:rPr>
+              <w:t xml:space="preserve"/>
+            </w:r>
+          </w:p>
+        </w:tc>
+        <w:tc>
+          <w:tcPr>
+            <w:tcW w:type="dxa" w:w="2080"/>
+            <w:tcBorders>
+              <w:top w:val="single" w:color="CCCCCC" w:sz="1"/>
+              <w:left w:val="single" w:color="CCCCCC" w:sz="1"/>
+              <w:bottom w:val="single" w:color="CCCCCC" w:sz="1"/>
+              <w:right w:val="single" w:color="CCCCCC" w:sz="1"/>
+            </w:tcBorders>
+            <w:shd w:fill="F5F5F5" w:val="clear"/>
+            <w:tcMar>
+              <w:top w:type="dxa" w:w="80"/>
+              <w:left w:type="dxa" w:w="120"/>
+              <w:bottom w:type="dxa" w:w="80"/>
+              <w:right w:type="dxa" w:w="120"/>
+            </w:tcMar>
+          </w:tcPr>
+          <w:p>
+            <w:r>
+              <w:rPr>
+                <w:rFonts w:ascii="Arial" w:cs="Arial" w:eastAsia="Arial" w:hAnsi="Arial"/>
+                <w:b w:val="false"/>
+                <w:bCs w:val="false"/>
+                <w:color w:val="424242"/>
+                <w:sz w:val="19"/>
+                <w:szCs w:val="19"/>
+              </w:rPr>
+              <w:t xml:space="preserve">Ver 3.3: hay espacios sin conteo de enero</w:t>
+            </w:r>
+          </w:p>
+        </w:tc>
+      </w:tr>
+    </w:tbl>
+    <w:p>
+      <w:pPr>
+        <w:pStyle w:val="Heading2"/>
+        <w:keepNext/>
+        <w:spacing w:after="120" w:before="300"/>
+      </w:pPr>
+      <w:r>
+        <w:rPr>
+          <w:rFonts w:ascii="Arial" w:cs="Arial" w:eastAsia="Arial" w:hAnsi="Arial"/>
+          <w:b/>
+          <w:bCs/>
+          <w:color w:val="2E75B6"/>
+          <w:sz w:val="26"/>
+          <w:szCs w:val="26"/>
+        </w:rPr>
+        <w:t xml:space="preserve">3.3 Lo que encontró la prueba (para revisar con Dani)</w:t>
+      </w:r>
+    </w:p>
+    <w:p>
+      <w:pPr>
+        <w:pStyle w:val="ListParagraph"/>
+        <w:numPr>
+          <w:ilvl w:val="0"/>
+          <w:numId w:val="2"/>
+        </w:numPr>
+        <w:spacing w:after="40" w:before="40"/>
+      </w:pPr>
+      <w:r>
+        <w:rPr>
+          <w:rFonts w:ascii="Arial" w:cs="Arial" w:eastAsia="Arial" w:hAnsi="Arial"/>
+          <w:b/>
+          <w:bCs/>
+          <w:color w:val="1F4E79"/>
+          <w:sz w:val="21"/>
+          <w:szCs w:val="21"/>
+        </w:rPr>
+        <w:t xml:space="preserve">Comidas de la Pelota, semana 1, fila 19 (14/11): </w:t>
+      </w:r>
+      <w:r>
+        <w:rPr>
+          <w:rFonts w:ascii="Arial" w:cs="Arial" w:eastAsia="Arial" w:hAnsi="Arial"/>
+          <w:color w:val="424242"/>
+          <w:sz w:val="21"/>
+          <w:szCs w:val="21"/>
+        </w:rPr>
+        <w:t xml:space="preserve">la fórmula del total es =E19*G26 y apunta a una celda vacía: da $ 0 en vez de $ 166.400 (32 platos a $ 5.200). Por eso la planilla suma $ 166.400 menos que el sistema. La vista previa del importador lo marca.</w:t>
+      </w:r>
+    </w:p>
+    <w:p>
+      <w:pPr>
+        <w:pStyle w:val="ListParagraph"/>
+        <w:numPr>
+          <w:ilvl w:val="0"/>
+          <w:numId w:val="2"/>
+        </w:numPr>
+        <w:spacing w:after="40" w:before="40"/>
+      </w:pPr>
+      <w:r>
+        <w:rPr>
+          <w:rFonts w:ascii="Arial" w:cs="Arial" w:eastAsia="Arial" w:hAnsi="Arial"/>
+          <w:b/>
+          <w:bCs/>
+          <w:color w:val="1F4E79"/>
+          <w:sz w:val="21"/>
+          <w:szCs w:val="21"/>
+        </w:rPr>
+        <w:t xml:space="preserve">Hojas copiadas de otro evento: </w:t>
+      </w:r>
+      <w:r>
+        <w:rPr>
+          <w:rFonts w:ascii="Arial" w:cs="Arial" w:eastAsia="Arial" w:hAnsi="Arial"/>
+          <w:color w:val="424242"/>
+          <w:sz w:val="21"/>
+          <w:szCs w:val="21"/>
+        </w:rPr>
+        <w:t xml:space="preserve">en Festival KM, la hoja CCTV dice "Evento: QLK FEST" (con fechas de diciembre) y MOBILIARIO dice "Fiesta Nacional de la Pelota". La vista previa lo avisa; hay que confirmar con Dani si esos pedidos son de este evento.</w:t>
+      </w:r>
+    </w:p>
+    <w:p>
+      <w:pPr>
+        <w:pStyle w:val="ListParagraph"/>
+        <w:numPr>
+          <w:ilvl w:val="0"/>
+          <w:numId w:val="2"/>
+        </w:numPr>
+        <w:spacing w:after="40" w:before="40"/>
+      </w:pPr>
+      <w:r>
+        <w:rPr>
+          <w:rFonts w:ascii="Arial" w:cs="Arial" w:eastAsia="Arial" w:hAnsi="Arial"/>
+          <w:b/>
+          <w:bCs/>
+          <w:color w:val="1F4E79"/>
+          <w:sz w:val="21"/>
+          <w:szCs w:val="21"/>
+        </w:rPr>
+        <w:t xml:space="preserve">Viandas de la Pelota: </w:t>
+      </w:r>
+      <w:r>
+        <w:rPr>
+          <w:rFonts w:ascii="Arial" w:cs="Arial" w:eastAsia="Arial" w:hAnsi="Arial"/>
+          <w:color w:val="424242"/>
+          <w:sz w:val="21"/>
+          <w:szCs w:val="21"/>
+        </w:rPr>
+        <w:t xml:space="preserve">la semana 2 dice "Predio Ferial Catamarca" como lugar, pero sus fechas (16 al 20/11) son las del evento. Parece el lugar copiado de otra planilla.</w:t>
+      </w:r>
+    </w:p>
+    <w:p>
+      <w:pPr>
+        <w:pStyle w:val="ListParagraph"/>
+        <w:numPr>
+          <w:ilvl w:val="0"/>
+          <w:numId w:val="2"/>
+        </w:numPr>
+        <w:spacing w:after="40" w:before="40"/>
+      </w:pPr>
+      <w:r>
+        <w:rPr>
+          <w:rFonts w:ascii="Arial" w:cs="Arial" w:eastAsia="Arial" w:hAnsi="Arial"/>
+          <w:b/>
+          <w:bCs/>
+          <w:color w:val="1F4E79"/>
+          <w:sz w:val="21"/>
+          <w:szCs w:val="21"/>
+        </w:rPr>
+        <w:t xml:space="preserve">Limpieza de Festival KM: </w:t>
+      </w:r>
+      <w:r>
+        <w:rPr>
+          <w:rFonts w:ascii="Arial" w:cs="Arial" w:eastAsia="Arial" w:hAnsi="Arial"/>
+          <w:color w:val="424242"/>
+          <w:sz w:val="21"/>
+          <w:szCs w:val="21"/>
+        </w:rPr>
+        <w:t xml:space="preserve">está en dos hojas (LIMPIEZA y ESQUEMA DE LIMPIEZA) y no coinciden: LIMPIEZA tiene además el repaso final del 06/05 (4 personas × 4 horas). El sistema une las dos: 168 horas contra 152 del esquema.</w:t>
+      </w:r>
+    </w:p>
+    <w:p>
+      <w:pPr>
+        <w:pStyle w:val="ListParagraph"/>
+        <w:numPr>
+          <w:ilvl w:val="0"/>
+          <w:numId w:val="2"/>
+        </w:numPr>
+        <w:spacing w:after="40" w:before="40"/>
+      </w:pPr>
+      <w:r>
+        <w:rPr>
+          <w:rFonts w:ascii="Arial" w:cs="Arial" w:eastAsia="Arial" w:hAnsi="Arial"/>
+          <w:b/>
+          <w:bCs/>
+          <w:color w:val="1F4E79"/>
+          <w:sz w:val="21"/>
+          <w:szCs w:val="21"/>
+        </w:rPr>
+        <w:t xml:space="preserve">Depósito: </w:t>
+      </w:r>
+      <w:r>
+        <w:rPr>
+          <w:rFonts w:ascii="Arial" w:cs="Arial" w:eastAsia="Arial" w:hAnsi="Arial"/>
+          <w:color w:val="424242"/>
+          <w:sz w:val="21"/>
+          <w:szCs w:val="21"/>
+        </w:rPr>
+        <w:t xml:space="preserve">TANQUE (27 elementos) y DEPO ADMINISTRACIÓN (109) no tienen conteo en enero 2026, y ALTILLO (18) y SALA DE REUNIONES (4) tienen algunos elementos sin conteo: el sistema los toma en 0. Hay que decidir si se completa el conteo o se toma el último que tengan (ver decisiones). En DEPO 1 "Tramos Truss 2m 30x30" está dos veces: ahora se suman.</w:t>
+      </w:r>
+    </w:p>
+    <w:p>
+      <w:pPr>
+        <w:pStyle w:val="ListParagraph"/>
+        <w:numPr>
+          <w:ilvl w:val="0"/>
+          <w:numId w:val="2"/>
+        </w:numPr>
+        <w:spacing w:after="40" w:before="40"/>
+      </w:pPr>
+      <w:r>
+        <w:rPr>
+          <w:rFonts w:ascii="Arial" w:cs="Arial" w:eastAsia="Arial" w:hAnsi="Arial"/>
+          <w:b/>
+          <w:bCs/>
+          <w:color w:val="1F4E79"/>
+          <w:sz w:val="21"/>
+          <w:szCs w:val="21"/>
+        </w:rPr>
+        <w:t xml:space="preserve">Servicios sin rubro: </w:t>
+      </w:r>
+      <w:r>
+        <w:rPr>
+          <w:rFonts w:ascii="Arial" w:cs="Arial" w:eastAsia="Arial" w:hAnsi="Arial"/>
+          <w:color w:val="424242"/>
+          <w:sz w:val="21"/>
+          <w:szCs w:val="21"/>
+        </w:rPr>
+        <w:t xml:space="preserve">"Soluciones varias" (Integral, de la Pelota) y "Colocación de branding" (FOFI, de Expo) no tienen un rubro igual en el sistema: en la vista previa se elige a cuál van, o se crea el rubro antes.</w:t>
+      </w:r>
+    </w:p>
+    <w:p>
+      <w:pPr>
+        <w:pStyle w:val="ListParagraph"/>
+        <w:numPr>
+          <w:ilvl w:val="0"/>
+          <w:numId w:val="2"/>
+        </w:numPr>
+        <w:spacing w:after="40" w:before="40"/>
+      </w:pPr>
+      <w:r>
+        <w:rPr>
+          <w:rFonts w:ascii="Arial" w:cs="Arial" w:eastAsia="Arial" w:hAnsi="Arial"/>
+          <w:b/>
+          <w:bCs/>
+          <w:color w:val="1F4E79"/>
+          <w:sz w:val="21"/>
+          <w:szCs w:val="21"/>
+        </w:rPr>
+        <w:t xml:space="preserve">Comidas de L'Etape: </w:t>
+      </w:r>
+      <w:r>
+        <w:rPr>
+          <w:rFonts w:ascii="Arial" w:cs="Arial" w:eastAsia="Arial" w:hAnsi="Arial"/>
+          <w:color w:val="424242"/>
+          <w:sz w:val="21"/>
+          <w:szCs w:val="21"/>
+        </w:rPr>
+        <w:t xml:space="preserve">el almuerzo de Fortunato del 16/03 (6 personas) no tiene costo ("N/S"): se carga sin valor. La cena de HAKA del 19/03 no tiene cantidad: se carga como 1 con el costo completo. Los días con voucher no se importan.</w:t>
+      </w:r>
+    </w:p>
+    <w:p>
+      <w:pPr>
+        <w:pStyle w:val="ListParagraph"/>
+        <w:numPr>
+          <w:ilvl w:val="0"/>
+          <w:numId w:val="2"/>
+        </w:numPr>
+        <w:spacing w:after="40" w:before="40"/>
+      </w:pPr>
+      <w:r>
+        <w:rPr>
+          <w:rFonts w:ascii="Arial" w:cs="Arial" w:eastAsia="Arial" w:hAnsi="Arial"/>
+          <w:b/>
+          <w:bCs/>
+          <w:color w:val="1F4E79"/>
+          <w:sz w:val="21"/>
+          <w:szCs w:val="21"/>
+        </w:rPr>
+        <w:t xml:space="preserve">Proveedores con nombre de persona: </w:t>
+      </w:r>
+      <w:r>
+        <w:rPr>
+          <w:rFonts w:ascii="Arial" w:cs="Arial" w:eastAsia="Arial" w:hAnsi="Arial"/>
+          <w:color w:val="424242"/>
+          <w:sz w:val="21"/>
+          <w:szCs w:val="21"/>
+        </w:rPr>
+        <w:t xml:space="preserve">en Expo varios rubros tienen como proveedor a alguien del equipo (Vicky, Dani, Vecky): quedan como texto en las notas, no como proveedor.</w:t>
+      </w:r>
+    </w:p>
+    <w:p>
+      <w:pPr>
+        <w:pStyle w:val="Heading2"/>
+        <w:keepNext/>
+        <w:spacing w:after="120" w:before="300"/>
+      </w:pPr>
+      <w:r>
+        <w:rPr>
+          <w:rFonts w:ascii="Arial" w:cs="Arial" w:eastAsia="Arial" w:hAnsi="Arial"/>
+          <w:b/>
+          <w:bCs/>
+          <w:color w:val="2E75B6"/>
+          <w:sz w:val="26"/>
+          <w:szCs w:val="26"/>
+        </w:rPr>
+        <w:t xml:space="preserve">3.4 Lo que falta para controlar la plata</w:t>
+      </w:r>
+    </w:p>
+    <w:p>
+      <w:pPr>
+        <w:spacing w:after="60" w:before="60"/>
+      </w:pPr>
+      <w:r>
+        <w:rPr>
+          <w:rFonts w:ascii="Arial" w:cs="Arial" w:eastAsia="Arial" w:hAnsi="Arial"/>
+          <w:color w:val="424242"/>
+          <w:sz w:val="21"/>
+          <w:szCs w:val="21"/>
+        </w:rPr>
+        <w:t xml:space="preserve">Del lado económico solo está el flujo de caja genérico (la plantilla con datos de prueba). Sin el flujo de caja de cada evento realizado se controla lo operativo, pero no ingresos, egresos y resultado. Hay que pedírselos a May o a Male; el sistema ya tiene el importador de esa plantilla.</w:t>
+      </w:r>
+    </w:p>
+    <w:p>
+      <w:pPr>
+        <w:pStyle w:val="ListParagraph"/>
+        <w:numPr>
+          <w:ilvl w:val="0"/>
+          <w:numId w:val="2"/>
+        </w:numPr>
+        <w:spacing w:after="40" w:before="40"/>
+      </w:pPr>
+      <w:r>
+        <w:rPr>
+          <w:rFonts w:ascii="Arial" w:cs="Arial" w:eastAsia="Arial" w:hAnsi="Arial"/>
+          <w:b/>
+          <w:bCs/>
+          <w:color w:val="1F4E79"/>
+          <w:sz w:val="21"/>
+          <w:szCs w:val="21"/>
+        </w:rPr>
+        <w:t xml:space="preserve">Cajas chicas de Enjoy: </w:t>
+      </w:r>
+      <w:r>
+        <w:rPr>
+          <w:rFonts w:ascii="Arial" w:cs="Arial" w:eastAsia="Arial" w:hAnsi="Arial"/>
+          <w:color w:val="424242"/>
+          <w:sz w:val="21"/>
+          <w:szCs w:val="21"/>
+        </w:rPr>
+        <w:t xml:space="preserve">CAJAS 2026.xlsx (cajas de Dani, Male, Gus, Flor, Vicky y Mili por mes) no tiene importador todavía. Ver decisiones.</w:t>
+      </w:r>
+    </w:p>
+    <w:p>
+      <w:r>
+        <w:br w:type="page"/>
+      </w:r>
+    </w:p>
+    <w:p>
+      <w:pPr>
+        <w:pStyle w:val="Heading1"/>
+        <w:keepNext/>
+        <w:pBdr>
+          <w:bottom w:val="single" w:color="2E75B6" w:sz="8" w:space="4"/>
+        </w:pBdr>
+        <w:spacing w:after="160" w:before="400"/>
+      </w:pPr>
+      <w:r>
+        <w:rPr>
+          <w:rFonts w:ascii="Arial" w:cs="Arial" w:eastAsia="Arial" w:hAnsi="Arial"/>
+          <w:b/>
+          <w:bCs/>
+          <w:color w:val="1F4E79"/>
+          <w:sz w:val="34"/>
+          <w:szCs w:val="34"/>
+        </w:rPr>
+        <w:t xml:space="preserve">4. Parte 2 — Un evento real desde cero</w:t>
+      </w:r>
+    </w:p>
+    <w:p>
+      <w:pPr>
+        <w:spacing w:after="60" w:before="60"/>
+      </w:pPr>
+      <w:r>
+        <w:rPr>
+          <w:rFonts w:ascii="Arial" w:cs="Arial" w:eastAsia="Arial" w:hAnsi="Arial"/>
+          <w:color w:val="424242"/>
+          <w:sz w:val="21"/>
+          <w:szCs w:val="21"/>
+        </w:rPr>
+        <w:t xml:space="preserve">Con la base cargada (proveedores, padrón, stock del depósito, cuentas y saldos iniciales), el evento se trabaja directamente en el sistema: no se arma ninguna planilla para después importarla. Lo que haya que mandarle a un proveedor se exporta desde el sistema, en el mismo formato de siempre.</w:t>
+      </w:r>
+    </w:p>
+    <w:p>
+      <w:r>
+        <w:rPr>
+          <w:sz w:val="20"/>
+          <w:szCs w:val="20"/>
+        </w:rPr>
+        <w:t xml:space="preserve"/>
+      </w:r>
+    </w:p>
+    <w:tbl>
+      <w:tblPr>
+        <w:tblW w:type="dxa" w:w="10080"/>
+        <w:tblBorders>
+          <w:top w:val="single" w:color="auto" w:sz="4"/>
+          <w:left w:val="single" w:color="auto" w:sz="4"/>
+          <w:bottom w:val="single" w:color="auto" w:sz="4"/>
+          <w:right w:val="single" w:color="auto" w:sz="4"/>
+          <w:insideH w:val="single" w:color="auto" w:sz="4"/>
+          <w:insideV w:val="single" w:color="auto" w:sz="4"/>
+        </w:tblBorders>
+      </w:tblPr>
+      <w:tblGrid>
+        <w:gridCol w:w="10080"/>
+      </w:tblGrid>
+      <w:tr>
+        <w:tc>
+          <w:tcPr>
+            <w:tcW w:type="dxa" w:w="10080"/>
+            <w:tcBorders>
+              <w:top w:val="single" w:color="CCCCCC" w:sz="1"/>
+              <w:left w:val="single" w:color="CCCCCC" w:sz="1"/>
+              <w:bottom w:val="single" w:color="CCCCCC" w:sz="1"/>
+              <w:right w:val="single" w:color="CCCCCC" w:sz="1"/>
+            </w:tcBorders>
+            <w:shd w:fill="D6E4F0" w:val="clear"/>
+            <w:tcMar>
+              <w:top w:type="dxa" w:w="140"/>
+              <w:left w:type="dxa" w:w="200"/>
+              <w:bottom w:type="dxa" w:w="140"/>
+              <w:right w:type="dxa" w:w="200"/>
+            </w:tcMar>
+          </w:tcPr>
+          <w:p>
+            <w:r>
+              <w:rPr>
+                <w:rFonts w:ascii="Arial" w:cs="Arial" w:eastAsia="Arial" w:hAnsi="Arial"/>
+                <w:b w:val="false"/>
+                <w:bCs w:val="false"/>
+                <w:color w:val="1F4E79"/>
+                <w:sz w:val="21"/>
+                <w:szCs w:val="21"/>
+              </w:rPr>
+              <w:t xml:space="preserve">Criterio de éxito: el evento se cierra en el sistema y lo que antes se armaba en Excel (pedidos, cronograma, comidas, gastos de tarjeta) sale del sistema.</w:t>
+            </w:r>
+          </w:p>
+        </w:tc>
+      </w:tr>
+    </w:tbl>
+    <w:p>
+      <w:r>
+        <w:rPr>
+          <w:sz w:val="20"/>
+          <w:szCs w:val="20"/>
+        </w:rPr>
+        <w:t xml:space="preserve"/>
+      </w:r>
+    </w:p>
+    <w:p>
+      <w:pPr>
+        <w:spacing w:after="60" w:before="60"/>
+      </w:pPr>
+      <w:r>
+        <w:rPr>
+          <w:rFonts w:ascii="Arial" w:cs="Arial" w:eastAsia="Arial" w:hAnsi="Arial"/>
+          <w:color w:val="424242"/>
+          <w:sz w:val="21"/>
+          <w:szCs w:val="21"/>
+        </w:rPr>
+        <w:t xml:space="preserve">Cada uno arranca con una sesión corta (30 a 45 minutos): entra, cambia su contraseña y hace la primera carga acompañado.</w:t>
       </w:r>
     </w:p>
     <w:p>
@@ -4811,7 +9577,7 @@
           <w:sz w:val="26"/>
           <w:szCs w:val="26"/>
         </w:rPr>
-        <w:t xml:space="preserve">Enjoy 1 — Dani (depósito y stock)</w:t>
+        <w:t xml:space="preserve">Dani — depósito, pedidos a proveedores y producción</w:t>
       </w:r>
     </w:p>
     <w:tbl>
@@ -4959,7 +9725,7 @@
                 <w:sz w:val="19"/>
                 <w:szCs w:val="19"/>
               </w:rPr>
-              <w:t xml:space="preserve">danielyanello93@gmail.com · OPERADOR · entra a Eventos (menú: Eventos, Stock, Calendario)</w:t>
+              <w:t xml:space="preserve">danielyanello93@gmail.com · OPERADOR · permiso Uniformes (cuando pasen la planilla)</w:t>
             </w:r>
           </w:p>
         </w:tc>
@@ -4995,7 +9761,7 @@
                 <w:sz w:val="19"/>
                 <w:szCs w:val="19"/>
               </w:rPr>
-              <w:t xml:space="preserve">Depende de</w:t>
+              <w:t xml:space="preserve">Antes del evento</w:t>
             </w:r>
           </w:p>
         </w:tc>
@@ -5026,7 +9792,7 @@
                 <w:sz w:val="19"/>
                 <w:szCs w:val="19"/>
               </w:rPr>
-              <w:t xml:space="preserve">Nada: es el primero.</w:t>
+              <w:t xml:space="preserve">Importa el stock del depósito (parte 1).</w:t>
             </w:r>
           </w:p>
         </w:tc>
@@ -5282,7 +10048,7 @@
                 <w:sz w:val="19"/>
                 <w:szCs w:val="19"/>
               </w:rPr>
-              <w:t xml:space="preserve">Catálogo del depósito</w:t>
+              <w:t xml:space="preserve">Pedidos a proveedores</w:t>
             </w:r>
           </w:p>
         </w:tc>
@@ -5313,7 +10079,7 @@
                 <w:sz w:val="19"/>
                 <w:szCs w:val="19"/>
               </w:rPr>
-              <w:t xml:space="preserve">STOCK DE DEPOSITO ENJOY - ENERO 2026.xlsx</w:t>
+              <w:t xml:space="preserve">En el sistema</w:t>
             </w:r>
           </w:p>
         </w:tc>
@@ -5344,7 +10110,7 @@
                 <w:sz w:val="19"/>
                 <w:szCs w:val="19"/>
               </w:rPr>
-              <w:t xml:space="preserve">Stock → Importar catálogo</w:t>
+              <w:t xml:space="preserve">Evento → Ficha</w:t>
             </w:r>
           </w:p>
         </w:tc>
@@ -5375,7 +10141,7 @@
                 <w:sz w:val="19"/>
                 <w:szCs w:val="19"/>
               </w:rPr>
-              <w:t xml:space="preserve">Categorías, cantidades y ubicación.</w:t>
+              <w:t xml:space="preserve">Estado, proveedor, contacto y pedido de cada rubro. "Exportar Excel" genera la planilla de pedidos de material con una hoja por rubro confirmado.</w:t>
             </w:r>
           </w:p>
         </w:tc>
@@ -5442,7 +10208,7 @@
                 <w:sz w:val="19"/>
                 <w:szCs w:val="19"/>
               </w:rPr>
-              <w:t xml:space="preserve">Uniformes (a confirmar si los lleva él)</w:t>
+              <w:t xml:space="preserve">Esquema de seguridad y limpieza</w:t>
             </w:r>
           </w:p>
         </w:tc>
@@ -5473,7 +10239,7 @@
                 <w:sz w:val="19"/>
                 <w:szCs w:val="19"/>
               </w:rPr>
-              <w:t xml:space="preserve">Su planilla de stock y de entregas</w:t>
+              <w:t xml:space="preserve">En el sistema</w:t>
             </w:r>
           </w:p>
         </w:tc>
@@ -5504,7 +10270,7 @@
                 <w:sz w:val="19"/>
                 <w:szCs w:val="19"/>
               </w:rPr>
-              <w:t xml:space="preserve">Uniformes → Stock del depósito / Entregas</w:t>
+              <w:t xml:space="preserve">Ficha → rubro → Esquema de personal</w:t>
             </w:r>
           </w:p>
         </w:tc>
@@ -5535,26 +10301,652 @@
                 <w:sz w:val="19"/>
                 <w:szCs w:val="19"/>
               </w:rPr>
-              <w:t xml:space="preserve">Requiere el permiso Uniformes.</w:t>
+              <w:t xml:space="preserve">Turnos por día; las horas se calculan solas.</w:t>
+            </w:r>
+          </w:p>
+        </w:tc>
+      </w:tr>
+      <w:tr>
+        <w:trPr>
+          <w:cantSplit/>
+        </w:trPr>
+        <w:tc>
+          <w:tcPr>
+            <w:tcW w:type="dxa" w:w="400"/>
+            <w:tcBorders>
+              <w:top w:val="single" w:color="CCCCCC" w:sz="1"/>
+              <w:left w:val="single" w:color="CCCCCC" w:sz="1"/>
+              <w:bottom w:val="single" w:color="CCCCCC" w:sz="1"/>
+              <w:right w:val="single" w:color="CCCCCC" w:sz="1"/>
+            </w:tcBorders>
+            <w:shd w:fill="F5F5F5" w:val="clear"/>
+            <w:tcMar>
+              <w:top w:type="dxa" w:w="80"/>
+              <w:left w:type="dxa" w:w="120"/>
+              <w:bottom w:type="dxa" w:w="80"/>
+              <w:right w:type="dxa" w:w="120"/>
+            </w:tcMar>
+          </w:tcPr>
+          <w:p>
+            <w:r>
+              <w:rPr>
+                <w:rFonts w:ascii="Arial" w:cs="Arial" w:eastAsia="Arial" w:hAnsi="Arial"/>
+                <w:b/>
+                <w:bCs/>
+                <w:color w:val="1F4E79"/>
+                <w:sz w:val="19"/>
+                <w:szCs w:val="19"/>
+              </w:rPr>
+              <w:t xml:space="preserve">3</w:t>
+            </w:r>
+          </w:p>
+        </w:tc>
+        <w:tc>
+          <w:tcPr>
+            <w:tcW w:type="dxa" w:w="2100"/>
+            <w:tcBorders>
+              <w:top w:val="single" w:color="CCCCCC" w:sz="1"/>
+              <w:left w:val="single" w:color="CCCCCC" w:sz="1"/>
+              <w:bottom w:val="single" w:color="CCCCCC" w:sz="1"/>
+              <w:right w:val="single" w:color="CCCCCC" w:sz="1"/>
+            </w:tcBorders>
+            <w:shd w:fill="F5F5F5" w:val="clear"/>
+            <w:tcMar>
+              <w:top w:type="dxa" w:w="80"/>
+              <w:left w:type="dxa" w:w="120"/>
+              <w:bottom w:type="dxa" w:w="80"/>
+              <w:right w:type="dxa" w:w="120"/>
+            </w:tcMar>
+          </w:tcPr>
+          <w:p>
+            <w:r>
+              <w:rPr>
+                <w:rFonts w:ascii="Arial" w:cs="Arial" w:eastAsia="Arial" w:hAnsi="Arial"/>
+                <w:b w:val="false"/>
+                <w:bCs w:val="false"/>
+                <w:color w:val="424242"/>
+                <w:sz w:val="19"/>
+                <w:szCs w:val="19"/>
+              </w:rPr>
+              <w:t xml:space="preserve">Cronograma, espacios, internet y branding</w:t>
+            </w:r>
+          </w:p>
+        </w:tc>
+        <w:tc>
+          <w:tcPr>
+            <w:tcW w:type="dxa" w:w="2500"/>
+            <w:tcBorders>
+              <w:top w:val="single" w:color="CCCCCC" w:sz="1"/>
+              <w:left w:val="single" w:color="CCCCCC" w:sz="1"/>
+              <w:bottom w:val="single" w:color="CCCCCC" w:sz="1"/>
+              <w:right w:val="single" w:color="CCCCCC" w:sz="1"/>
+            </w:tcBorders>
+            <w:shd w:fill="F5F5F5" w:val="clear"/>
+            <w:tcMar>
+              <w:top w:type="dxa" w:w="80"/>
+              <w:left w:type="dxa" w:w="120"/>
+              <w:bottom w:type="dxa" w:w="80"/>
+              <w:right w:type="dxa" w:w="120"/>
+            </w:tcMar>
+          </w:tcPr>
+          <w:p>
+            <w:r>
+              <w:rPr>
+                <w:rFonts w:ascii="Arial" w:cs="Arial" w:eastAsia="Arial" w:hAnsi="Arial"/>
+                <w:b w:val="false"/>
+                <w:bCs w:val="false"/>
+                <w:color w:val="424242"/>
+                <w:sz w:val="19"/>
+                <w:szCs w:val="19"/>
+              </w:rPr>
+              <w:t xml:space="preserve">En el sistema</w:t>
+            </w:r>
+          </w:p>
+        </w:tc>
+        <w:tc>
+          <w:tcPr>
+            <w:tcW w:type="dxa" w:w="2080"/>
+            <w:tcBorders>
+              <w:top w:val="single" w:color="CCCCCC" w:sz="1"/>
+              <w:left w:val="single" w:color="CCCCCC" w:sz="1"/>
+              <w:bottom w:val="single" w:color="CCCCCC" w:sz="1"/>
+              <w:right w:val="single" w:color="CCCCCC" w:sz="1"/>
+            </w:tcBorders>
+            <w:shd w:fill="F5F5F5" w:val="clear"/>
+            <w:tcMar>
+              <w:top w:type="dxa" w:w="80"/>
+              <w:left w:type="dxa" w:w="120"/>
+              <w:bottom w:type="dxa" w:w="80"/>
+              <w:right w:type="dxa" w:w="120"/>
+            </w:tcMar>
+          </w:tcPr>
+          <w:p>
+            <w:r>
+              <w:rPr>
+                <w:rFonts w:ascii="Arial" w:cs="Arial" w:eastAsia="Arial" w:hAnsi="Arial"/>
+                <w:b w:val="false"/>
+                <w:bCs w:val="false"/>
+                <w:color w:val="424242"/>
+                <w:sz w:val="19"/>
+                <w:szCs w:val="19"/>
+              </w:rPr>
+              <w:t xml:space="preserve">Evento → Producción</w:t>
+            </w:r>
+          </w:p>
+        </w:tc>
+        <w:tc>
+          <w:tcPr>
+            <w:tcW w:type="dxa" w:w="3000"/>
+            <w:tcBorders>
+              <w:top w:val="single" w:color="CCCCCC" w:sz="1"/>
+              <w:left w:val="single" w:color="CCCCCC" w:sz="1"/>
+              <w:bottom w:val="single" w:color="CCCCCC" w:sz="1"/>
+              <w:right w:val="single" w:color="CCCCCC" w:sz="1"/>
+            </w:tcBorders>
+            <w:shd w:fill="F5F5F5" w:val="clear"/>
+            <w:tcMar>
+              <w:top w:type="dxa" w:w="80"/>
+              <w:left w:type="dxa" w:w="120"/>
+              <w:bottom w:type="dxa" w:w="80"/>
+              <w:right w:type="dxa" w:w="120"/>
+            </w:tcMar>
+          </w:tcPr>
+          <w:p>
+            <w:r>
+              <w:rPr>
+                <w:rFonts w:ascii="Arial" w:cs="Arial" w:eastAsia="Arial" w:hAnsi="Arial"/>
+                <w:b w:val="false"/>
+                <w:bCs w:val="false"/>
+                <w:color w:val="424242"/>
+                <w:sz w:val="19"/>
+                <w:szCs w:val="19"/>
+              </w:rPr>
+              <w:t xml:space="preserve">Se edita en la tabla y se guarda al salir del campo.</w:t>
+            </w:r>
+          </w:p>
+        </w:tc>
+      </w:tr>
+      <w:tr>
+        <w:trPr>
+          <w:cantSplit/>
+        </w:trPr>
+        <w:tc>
+          <w:tcPr>
+            <w:tcW w:type="dxa" w:w="400"/>
+            <w:tcBorders>
+              <w:top w:val="single" w:color="CCCCCC" w:sz="1"/>
+              <w:left w:val="single" w:color="CCCCCC" w:sz="1"/>
+              <w:bottom w:val="single" w:color="CCCCCC" w:sz="1"/>
+              <w:right w:val="single" w:color="CCCCCC" w:sz="1"/>
+            </w:tcBorders>
+            <w:shd w:fill="FFFFFF" w:val="clear"/>
+            <w:tcMar>
+              <w:top w:type="dxa" w:w="80"/>
+              <w:left w:type="dxa" w:w="120"/>
+              <w:bottom w:type="dxa" w:w="80"/>
+              <w:right w:type="dxa" w:w="120"/>
+            </w:tcMar>
+          </w:tcPr>
+          <w:p>
+            <w:r>
+              <w:rPr>
+                <w:rFonts w:ascii="Arial" w:cs="Arial" w:eastAsia="Arial" w:hAnsi="Arial"/>
+                <w:b/>
+                <w:bCs/>
+                <w:color w:val="1F4E79"/>
+                <w:sz w:val="19"/>
+                <w:szCs w:val="19"/>
+              </w:rPr>
+              <w:t xml:space="preserve">4</w:t>
+            </w:r>
+          </w:p>
+        </w:tc>
+        <w:tc>
+          <w:tcPr>
+            <w:tcW w:type="dxa" w:w="2100"/>
+            <w:tcBorders>
+              <w:top w:val="single" w:color="CCCCCC" w:sz="1"/>
+              <w:left w:val="single" w:color="CCCCCC" w:sz="1"/>
+              <w:bottom w:val="single" w:color="CCCCCC" w:sz="1"/>
+              <w:right w:val="single" w:color="CCCCCC" w:sz="1"/>
+            </w:tcBorders>
+            <w:shd w:fill="FFFFFF" w:val="clear"/>
+            <w:tcMar>
+              <w:top w:type="dxa" w:w="80"/>
+              <w:left w:type="dxa" w:w="120"/>
+              <w:bottom w:type="dxa" w:w="80"/>
+              <w:right w:type="dxa" w:w="120"/>
+            </w:tcMar>
+          </w:tcPr>
+          <w:p>
+            <w:r>
+              <w:rPr>
+                <w:rFonts w:ascii="Arial" w:cs="Arial" w:eastAsia="Arial" w:hAnsi="Arial"/>
+                <w:b w:val="false"/>
+                <w:bCs w:val="false"/>
+                <w:color w:val="424242"/>
+                <w:sz w:val="19"/>
+                <w:szCs w:val="19"/>
+              </w:rPr>
+              <w:t xml:space="preserve">Compras del evento</w:t>
+            </w:r>
+          </w:p>
+        </w:tc>
+        <w:tc>
+          <w:tcPr>
+            <w:tcW w:type="dxa" w:w="2500"/>
+            <w:tcBorders>
+              <w:top w:val="single" w:color="CCCCCC" w:sz="1"/>
+              <w:left w:val="single" w:color="CCCCCC" w:sz="1"/>
+              <w:bottom w:val="single" w:color="CCCCCC" w:sz="1"/>
+              <w:right w:val="single" w:color="CCCCCC" w:sz="1"/>
+            </w:tcBorders>
+            <w:shd w:fill="FFFFFF" w:val="clear"/>
+            <w:tcMar>
+              <w:top w:type="dxa" w:w="80"/>
+              <w:left w:type="dxa" w:w="120"/>
+              <w:bottom w:type="dxa" w:w="80"/>
+              <w:right w:type="dxa" w:w="120"/>
+            </w:tcMar>
+          </w:tcPr>
+          <w:p>
+            <w:r>
+              <w:rPr>
+                <w:rFonts w:ascii="Arial" w:cs="Arial" w:eastAsia="Arial" w:hAnsi="Arial"/>
+                <w:b w:val="false"/>
+                <w:bCs w:val="false"/>
+                <w:color w:val="424242"/>
+                <w:sz w:val="19"/>
+                <w:szCs w:val="19"/>
+              </w:rPr>
+              <w:t xml:space="preserve">En el sistema</w:t>
+            </w:r>
+          </w:p>
+        </w:tc>
+        <w:tc>
+          <w:tcPr>
+            <w:tcW w:type="dxa" w:w="2080"/>
+            <w:tcBorders>
+              <w:top w:val="single" w:color="CCCCCC" w:sz="1"/>
+              <w:left w:val="single" w:color="CCCCCC" w:sz="1"/>
+              <w:bottom w:val="single" w:color="CCCCCC" w:sz="1"/>
+              <w:right w:val="single" w:color="CCCCCC" w:sz="1"/>
+            </w:tcBorders>
+            <w:shd w:fill="FFFFFF" w:val="clear"/>
+            <w:tcMar>
+              <w:top w:type="dxa" w:w="80"/>
+              <w:left w:type="dxa" w:w="120"/>
+              <w:bottom w:type="dxa" w:w="80"/>
+              <w:right w:type="dxa" w:w="120"/>
+            </w:tcMar>
+          </w:tcPr>
+          <w:p>
+            <w:r>
+              <w:rPr>
+                <w:rFonts w:ascii="Arial" w:cs="Arial" w:eastAsia="Arial" w:hAnsi="Arial"/>
+                <w:b w:val="false"/>
+                <w:bCs w:val="false"/>
+                <w:color w:val="424242"/>
+                <w:sz w:val="19"/>
+                <w:szCs w:val="19"/>
+              </w:rPr>
+              <w:t xml:space="preserve">Producción → Compras</w:t>
+            </w:r>
+          </w:p>
+        </w:tc>
+        <w:tc>
+          <w:tcPr>
+            <w:tcW w:type="dxa" w:w="3000"/>
+            <w:tcBorders>
+              <w:top w:val="single" w:color="CCCCCC" w:sz="1"/>
+              <w:left w:val="single" w:color="CCCCCC" w:sz="1"/>
+              <w:bottom w:val="single" w:color="CCCCCC" w:sz="1"/>
+              <w:right w:val="single" w:color="CCCCCC" w:sz="1"/>
+            </w:tcBorders>
+            <w:shd w:fill="FFFFFF" w:val="clear"/>
+            <w:tcMar>
+              <w:top w:type="dxa" w:w="80"/>
+              <w:left w:type="dxa" w:w="120"/>
+              <w:bottom w:type="dxa" w:w="80"/>
+              <w:right w:type="dxa" w:w="120"/>
+            </w:tcMar>
+          </w:tcPr>
+          <w:p>
+            <w:r>
+              <w:rPr>
+                <w:rFonts w:ascii="Arial" w:cs="Arial" w:eastAsia="Arial" w:hAnsi="Arial"/>
+                <w:b w:val="false"/>
+                <w:bCs w:val="false"/>
+                <w:color w:val="424242"/>
+                <w:sz w:val="19"/>
+                <w:szCs w:val="19"/>
+              </w:rPr>
+              <w:t xml:space="preserve">Quién pide, quién autoriza y forma de pago.</w:t>
+            </w:r>
+          </w:p>
+        </w:tc>
+      </w:tr>
+      <w:tr>
+        <w:trPr>
+          <w:cantSplit/>
+        </w:trPr>
+        <w:tc>
+          <w:tcPr>
+            <w:tcW w:type="dxa" w:w="400"/>
+            <w:tcBorders>
+              <w:top w:val="single" w:color="CCCCCC" w:sz="1"/>
+              <w:left w:val="single" w:color="CCCCCC" w:sz="1"/>
+              <w:bottom w:val="single" w:color="CCCCCC" w:sz="1"/>
+              <w:right w:val="single" w:color="CCCCCC" w:sz="1"/>
+            </w:tcBorders>
+            <w:shd w:fill="F5F5F5" w:val="clear"/>
+            <w:tcMar>
+              <w:top w:type="dxa" w:w="80"/>
+              <w:left w:type="dxa" w:w="120"/>
+              <w:bottom w:type="dxa" w:w="80"/>
+              <w:right w:type="dxa" w:w="120"/>
+            </w:tcMar>
+          </w:tcPr>
+          <w:p>
+            <w:r>
+              <w:rPr>
+                <w:rFonts w:ascii="Arial" w:cs="Arial" w:eastAsia="Arial" w:hAnsi="Arial"/>
+                <w:b/>
+                <w:bCs/>
+                <w:color w:val="1F4E79"/>
+                <w:sz w:val="19"/>
+                <w:szCs w:val="19"/>
+              </w:rPr>
+              <w:t xml:space="preserve">5</w:t>
+            </w:r>
+          </w:p>
+        </w:tc>
+        <w:tc>
+          <w:tcPr>
+            <w:tcW w:type="dxa" w:w="2100"/>
+            <w:tcBorders>
+              <w:top w:val="single" w:color="CCCCCC" w:sz="1"/>
+              <w:left w:val="single" w:color="CCCCCC" w:sz="1"/>
+              <w:bottom w:val="single" w:color="CCCCCC" w:sz="1"/>
+              <w:right w:val="single" w:color="CCCCCC" w:sz="1"/>
+            </w:tcBorders>
+            <w:shd w:fill="F5F5F5" w:val="clear"/>
+            <w:tcMar>
+              <w:top w:type="dxa" w:w="80"/>
+              <w:left w:type="dxa" w:w="120"/>
+              <w:bottom w:type="dxa" w:w="80"/>
+              <w:right w:type="dxa" w:w="120"/>
+            </w:tcMar>
+          </w:tcPr>
+          <w:p>
+            <w:r>
+              <w:rPr>
+                <w:rFonts w:ascii="Arial" w:cs="Arial" w:eastAsia="Arial" w:hAnsi="Arial"/>
+                <w:b w:val="false"/>
+                <w:bCs w:val="false"/>
+                <w:color w:val="424242"/>
+                <w:sz w:val="19"/>
+                <w:szCs w:val="19"/>
+              </w:rPr>
+              <w:t xml:space="preserve">Comidas</w:t>
+            </w:r>
+          </w:p>
+        </w:tc>
+        <w:tc>
+          <w:tcPr>
+            <w:tcW w:type="dxa" w:w="2500"/>
+            <w:tcBorders>
+              <w:top w:val="single" w:color="CCCCCC" w:sz="1"/>
+              <w:left w:val="single" w:color="CCCCCC" w:sz="1"/>
+              <w:bottom w:val="single" w:color="CCCCCC" w:sz="1"/>
+              <w:right w:val="single" w:color="CCCCCC" w:sz="1"/>
+            </w:tcBorders>
+            <w:shd w:fill="F5F5F5" w:val="clear"/>
+            <w:tcMar>
+              <w:top w:type="dxa" w:w="80"/>
+              <w:left w:type="dxa" w:w="120"/>
+              <w:bottom w:type="dxa" w:w="80"/>
+              <w:right w:type="dxa" w:w="120"/>
+            </w:tcMar>
+          </w:tcPr>
+          <w:p>
+            <w:r>
+              <w:rPr>
+                <w:rFonts w:ascii="Arial" w:cs="Arial" w:eastAsia="Arial" w:hAnsi="Arial"/>
+                <w:b w:val="false"/>
+                <w:bCs w:val="false"/>
+                <w:color w:val="424242"/>
+                <w:sz w:val="19"/>
+                <w:szCs w:val="19"/>
+              </w:rPr>
+              <w:t xml:space="preserve">Todos los días, en el sistema</w:t>
+            </w:r>
+          </w:p>
+        </w:tc>
+        <w:tc>
+          <w:tcPr>
+            <w:tcW w:type="dxa" w:w="2080"/>
+            <w:tcBorders>
+              <w:top w:val="single" w:color="CCCCCC" w:sz="1"/>
+              <w:left w:val="single" w:color="CCCCCC" w:sz="1"/>
+              <w:bottom w:val="single" w:color="CCCCCC" w:sz="1"/>
+              <w:right w:val="single" w:color="CCCCCC" w:sz="1"/>
+            </w:tcBorders>
+            <w:shd w:fill="F5F5F5" w:val="clear"/>
+            <w:tcMar>
+              <w:top w:type="dxa" w:w="80"/>
+              <w:left w:type="dxa" w:w="120"/>
+              <w:bottom w:type="dxa" w:w="80"/>
+              <w:right w:type="dxa" w:w="120"/>
+            </w:tcMar>
+          </w:tcPr>
+          <w:p>
+            <w:r>
+              <w:rPr>
+                <w:rFonts w:ascii="Arial" w:cs="Arial" w:eastAsia="Arial" w:hAnsi="Arial"/>
+                <w:b w:val="false"/>
+                <w:bCs w:val="false"/>
+                <w:color w:val="424242"/>
+                <w:sz w:val="19"/>
+                <w:szCs w:val="19"/>
+              </w:rPr>
+              <w:t xml:space="preserve">Evento → Comidas</w:t>
+            </w:r>
+          </w:p>
+        </w:tc>
+        <w:tc>
+          <w:tcPr>
+            <w:tcW w:type="dxa" w:w="3000"/>
+            <w:tcBorders>
+              <w:top w:val="single" w:color="CCCCCC" w:sz="1"/>
+              <w:left w:val="single" w:color="CCCCCC" w:sz="1"/>
+              <w:bottom w:val="single" w:color="CCCCCC" w:sz="1"/>
+              <w:right w:val="single" w:color="CCCCCC" w:sz="1"/>
+            </w:tcBorders>
+            <w:shd w:fill="F5F5F5" w:val="clear"/>
+            <w:tcMar>
+              <w:top w:type="dxa" w:w="80"/>
+              <w:left w:type="dxa" w:w="120"/>
+              <w:bottom w:type="dxa" w:w="80"/>
+              <w:right w:type="dxa" w:w="120"/>
+            </w:tcMar>
+          </w:tcPr>
+          <w:p>
+            <w:r>
+              <w:rPr>
+                <w:rFonts w:ascii="Arial" w:cs="Arial" w:eastAsia="Arial" w:hAnsi="Arial"/>
+                <w:b w:val="false"/>
+                <w:bCs w:val="false"/>
+                <w:color w:val="424242"/>
+                <w:sz w:val="19"/>
+                <w:szCs w:val="19"/>
+              </w:rPr>
+              <w:t xml:space="preserve">Almuerzos y cenas por área, con proveedor y costo.</w:t>
+            </w:r>
+          </w:p>
+        </w:tc>
+      </w:tr>
+      <w:tr>
+        <w:trPr>
+          <w:cantSplit/>
+        </w:trPr>
+        <w:tc>
+          <w:tcPr>
+            <w:tcW w:type="dxa" w:w="400"/>
+            <w:tcBorders>
+              <w:top w:val="single" w:color="CCCCCC" w:sz="1"/>
+              <w:left w:val="single" w:color="CCCCCC" w:sz="1"/>
+              <w:bottom w:val="single" w:color="CCCCCC" w:sz="1"/>
+              <w:right w:val="single" w:color="CCCCCC" w:sz="1"/>
+            </w:tcBorders>
+            <w:shd w:fill="FFFFFF" w:val="clear"/>
+            <w:tcMar>
+              <w:top w:type="dxa" w:w="80"/>
+              <w:left w:type="dxa" w:w="120"/>
+              <w:bottom w:type="dxa" w:w="80"/>
+              <w:right w:type="dxa" w:w="120"/>
+            </w:tcMar>
+          </w:tcPr>
+          <w:p>
+            <w:r>
+              <w:rPr>
+                <w:rFonts w:ascii="Arial" w:cs="Arial" w:eastAsia="Arial" w:hAnsi="Arial"/>
+                <w:b/>
+                <w:bCs/>
+                <w:color w:val="1F4E79"/>
+                <w:sz w:val="19"/>
+                <w:szCs w:val="19"/>
+              </w:rPr>
+              <w:t xml:space="preserve">6</w:t>
+            </w:r>
+          </w:p>
+        </w:tc>
+        <w:tc>
+          <w:tcPr>
+            <w:tcW w:type="dxa" w:w="2100"/>
+            <w:tcBorders>
+              <w:top w:val="single" w:color="CCCCCC" w:sz="1"/>
+              <w:left w:val="single" w:color="CCCCCC" w:sz="1"/>
+              <w:bottom w:val="single" w:color="CCCCCC" w:sz="1"/>
+              <w:right w:val="single" w:color="CCCCCC" w:sz="1"/>
+            </w:tcBorders>
+            <w:shd w:fill="FFFFFF" w:val="clear"/>
+            <w:tcMar>
+              <w:top w:type="dxa" w:w="80"/>
+              <w:left w:type="dxa" w:w="120"/>
+              <w:bottom w:type="dxa" w:w="80"/>
+              <w:right w:type="dxa" w:w="120"/>
+            </w:tcMar>
+          </w:tcPr>
+          <w:p>
+            <w:r>
+              <w:rPr>
+                <w:rFonts w:ascii="Arial" w:cs="Arial" w:eastAsia="Arial" w:hAnsi="Arial"/>
+                <w:b w:val="false"/>
+                <w:bCs w:val="false"/>
+                <w:color w:val="424242"/>
+                <w:sz w:val="19"/>
+                <w:szCs w:val="19"/>
+              </w:rPr>
+              <w:t xml:space="preserve">Stock propio al evento</w:t>
+            </w:r>
+          </w:p>
+        </w:tc>
+        <w:tc>
+          <w:tcPr>
+            <w:tcW w:type="dxa" w:w="2500"/>
+            <w:tcBorders>
+              <w:top w:val="single" w:color="CCCCCC" w:sz="1"/>
+              <w:left w:val="single" w:color="CCCCCC" w:sz="1"/>
+              <w:bottom w:val="single" w:color="CCCCCC" w:sz="1"/>
+              <w:right w:val="single" w:color="CCCCCC" w:sz="1"/>
+            </w:tcBorders>
+            <w:shd w:fill="FFFFFF" w:val="clear"/>
+            <w:tcMar>
+              <w:top w:type="dxa" w:w="80"/>
+              <w:left w:type="dxa" w:w="120"/>
+              <w:bottom w:type="dxa" w:w="80"/>
+              <w:right w:type="dxa" w:w="120"/>
+            </w:tcMar>
+          </w:tcPr>
+          <w:p>
+            <w:r>
+              <w:rPr>
+                <w:rFonts w:ascii="Arial" w:cs="Arial" w:eastAsia="Arial" w:hAnsi="Arial"/>
+                <w:b w:val="false"/>
+                <w:bCs w:val="false"/>
+                <w:color w:val="424242"/>
+                <w:sz w:val="19"/>
+                <w:szCs w:val="19"/>
+              </w:rPr>
+              <w:t xml:space="preserve">En el sistema</w:t>
+            </w:r>
+          </w:p>
+        </w:tc>
+        <w:tc>
+          <w:tcPr>
+            <w:tcW w:type="dxa" w:w="2080"/>
+            <w:tcBorders>
+              <w:top w:val="single" w:color="CCCCCC" w:sz="1"/>
+              <w:left w:val="single" w:color="CCCCCC" w:sz="1"/>
+              <w:bottom w:val="single" w:color="CCCCCC" w:sz="1"/>
+              <w:right w:val="single" w:color="CCCCCC" w:sz="1"/>
+            </w:tcBorders>
+            <w:shd w:fill="FFFFFF" w:val="clear"/>
+            <w:tcMar>
+              <w:top w:type="dxa" w:w="80"/>
+              <w:left w:type="dxa" w:w="120"/>
+              <w:bottom w:type="dxa" w:w="80"/>
+              <w:right w:type="dxa" w:w="120"/>
+            </w:tcMar>
+          </w:tcPr>
+          <w:p>
+            <w:r>
+              <w:rPr>
+                <w:rFonts w:ascii="Arial" w:cs="Arial" w:eastAsia="Arial" w:hAnsi="Arial"/>
+                <w:b w:val="false"/>
+                <w:bCs w:val="false"/>
+                <w:color w:val="424242"/>
+                <w:sz w:val="19"/>
+                <w:szCs w:val="19"/>
+              </w:rPr>
+              <w:t xml:space="preserve">Evento → Stock</w:t>
+            </w:r>
+          </w:p>
+        </w:tc>
+        <w:tc>
+          <w:tcPr>
+            <w:tcW w:type="dxa" w:w="3000"/>
+            <w:tcBorders>
+              <w:top w:val="single" w:color="CCCCCC" w:sz="1"/>
+              <w:left w:val="single" w:color="CCCCCC" w:sz="1"/>
+              <w:bottom w:val="single" w:color="CCCCCC" w:sz="1"/>
+              <w:right w:val="single" w:color="CCCCCC" w:sz="1"/>
+            </w:tcBorders>
+            <w:shd w:fill="FFFFFF" w:val="clear"/>
+            <w:tcMar>
+              <w:top w:type="dxa" w:w="80"/>
+              <w:left w:type="dxa" w:w="120"/>
+              <w:bottom w:type="dxa" w:w="80"/>
+              <w:right w:type="dxa" w:w="120"/>
+            </w:tcMar>
+          </w:tcPr>
+          <w:p>
+            <w:r>
+              <w:rPr>
+                <w:rFonts w:ascii="Arial" w:cs="Arial" w:eastAsia="Arial" w:hAnsi="Arial"/>
+                <w:b w:val="false"/>
+                <w:bCs w:val="false"/>
+                <w:color w:val="424242"/>
+                <w:sz w:val="19"/>
+                <w:szCs w:val="19"/>
+              </w:rPr>
+              <w:t xml:space="preserve">Lo que sale del depósito para este evento.</w:t>
             </w:r>
           </w:p>
         </w:tc>
       </w:tr>
     </w:tbl>
-    <w:p>
-      <w:pPr>
-        <w:spacing w:after="60" w:before="60"/>
-      </w:pPr>
-      <w:r>
-        <w:rPr>
-          <w:rFonts w:ascii="Arial" w:cs="Arial" w:eastAsia="Arial" w:hAnsi="Arial"/>
-          <w:color w:val="424242"/>
-          <w:sz w:val="21"/>
-          <w:szCs w:val="21"/>
-        </w:rPr>
-        <w:t xml:space="preserve">La ficha del evento, el esquema de seguridad y las comidas los carga dentro del evento real, en el paso 4.</w:t>
-      </w:r>
-    </w:p>
     <w:p>
       <w:pPr>
         <w:pStyle w:val="Heading2"/>
@@ -5570,7 +10962,7 @@
           <w:sz w:val="26"/>
           <w:szCs w:val="26"/>
         </w:rPr>
-        <w:t xml:space="preserve">Enjoy 2 — Male (proveedores y jornaleros)</w:t>
+        <w:t xml:space="preserve">Male — proveedores, cortesías y facturas</w:t>
       </w:r>
     </w:p>
     <w:tbl>
@@ -5718,7 +11110,7 @@
                 <w:sz w:val="19"/>
                 <w:szCs w:val="19"/>
               </w:rPr>
-              <w:t xml:space="preserve">envios.enjoyproducciones@gmail.com · ADMIN</w:t>
+              <w:t xml:space="preserve">envios.enjoyproducciones@gmail.com · ADMIN (mismo acceso que Chino)</w:t>
             </w:r>
           </w:p>
         </w:tc>
@@ -5754,7 +11146,7 @@
                 <w:sz w:val="19"/>
                 <w:szCs w:val="19"/>
               </w:rPr>
-              <w:t xml:space="preserve">Depende de</w:t>
+              <w:t xml:space="preserve">Antes del evento</w:t>
             </w:r>
           </w:p>
         </w:tc>
@@ -5785,7 +11177,7 @@
                 <w:sz w:val="19"/>
                 <w:szCs w:val="19"/>
               </w:rPr>
-              <w:t xml:space="preserve">Nada.</w:t>
+              <w:t xml:space="preserve">Importa proveedores y jornaleros (parte 1).</w:t>
             </w:r>
           </w:p>
         </w:tc>
@@ -6041,7 +11433,7 @@
                 <w:sz w:val="19"/>
                 <w:szCs w:val="19"/>
               </w:rPr>
-              <w:t xml:space="preserve">Proveedores y jornaleros</w:t>
+              <w:t xml:space="preserve">Proveedores nuevos</w:t>
             </w:r>
           </w:p>
         </w:tc>
@@ -6072,7 +11464,7 @@
                 <w:sz w:val="19"/>
                 <w:szCs w:val="19"/>
               </w:rPr>
-              <w:t xml:space="preserve">Proveedores - Datos (Respuestas).xlsx (formulario de Google)</w:t>
+              <w:t xml:space="preserve">En el sistema</w:t>
             </w:r>
           </w:p>
         </w:tc>
@@ -6103,7 +11495,7 @@
                 <w:sz w:val="19"/>
                 <w:szCs w:val="19"/>
               </w:rPr>
-              <w:t xml:space="preserve">Proveedores → Importar desde formulario</w:t>
+              <w:t xml:space="preserve">Proveedores</w:t>
             </w:r>
           </w:p>
         </w:tc>
@@ -6134,7 +11526,327 @@
                 <w:sz w:val="19"/>
                 <w:szCs w:val="19"/>
               </w:rPr>
-              <w:t xml:space="preserve">Duplicados por DNI o CUIT (se fusionan) y datos bancarios. Los jornaleros quedan como empleados.</w:t>
+              <w:t xml:space="preserve">Los que pida Dani para el evento, antes de asignarlos en la ficha.</w:t>
+            </w:r>
+          </w:p>
+        </w:tc>
+      </w:tr>
+      <w:tr>
+        <w:trPr>
+          <w:cantSplit/>
+        </w:trPr>
+        <w:tc>
+          <w:tcPr>
+            <w:tcW w:type="dxa" w:w="400"/>
+            <w:tcBorders>
+              <w:top w:val="single" w:color="CCCCCC" w:sz="1"/>
+              <w:left w:val="single" w:color="CCCCCC" w:sz="1"/>
+              <w:bottom w:val="single" w:color="CCCCCC" w:sz="1"/>
+              <w:right w:val="single" w:color="CCCCCC" w:sz="1"/>
+            </w:tcBorders>
+            <w:shd w:fill="FFFFFF" w:val="clear"/>
+            <w:tcMar>
+              <w:top w:type="dxa" w:w="80"/>
+              <w:left w:type="dxa" w:w="120"/>
+              <w:bottom w:type="dxa" w:w="80"/>
+              <w:right w:type="dxa" w:w="120"/>
+            </w:tcMar>
+          </w:tcPr>
+          <w:p>
+            <w:r>
+              <w:rPr>
+                <w:rFonts w:ascii="Arial" w:cs="Arial" w:eastAsia="Arial" w:hAnsi="Arial"/>
+                <w:b/>
+                <w:bCs/>
+                <w:color w:val="1F4E79"/>
+                <w:sz w:val="19"/>
+                <w:szCs w:val="19"/>
+              </w:rPr>
+              <w:t xml:space="preserve">2</w:t>
+            </w:r>
+          </w:p>
+        </w:tc>
+        <w:tc>
+          <w:tcPr>
+            <w:tcW w:type="dxa" w:w="2100"/>
+            <w:tcBorders>
+              <w:top w:val="single" w:color="CCCCCC" w:sz="1"/>
+              <w:left w:val="single" w:color="CCCCCC" w:sz="1"/>
+              <w:bottom w:val="single" w:color="CCCCCC" w:sz="1"/>
+              <w:right w:val="single" w:color="CCCCCC" w:sz="1"/>
+            </w:tcBorders>
+            <w:shd w:fill="FFFFFF" w:val="clear"/>
+            <w:tcMar>
+              <w:top w:type="dxa" w:w="80"/>
+              <w:left w:type="dxa" w:w="120"/>
+              <w:bottom w:type="dxa" w:w="80"/>
+              <w:right w:type="dxa" w:w="120"/>
+            </w:tcMar>
+          </w:tcPr>
+          <w:p>
+            <w:r>
+              <w:rPr>
+                <w:rFonts w:ascii="Arial" w:cs="Arial" w:eastAsia="Arial" w:hAnsi="Arial"/>
+                <w:b w:val="false"/>
+                <w:bCs w:val="false"/>
+                <w:color w:val="424242"/>
+                <w:sz w:val="19"/>
+                <w:szCs w:val="19"/>
+              </w:rPr>
+              <w:t xml:space="preserve">Cortesías</w:t>
+            </w:r>
+          </w:p>
+        </w:tc>
+        <w:tc>
+          <w:tcPr>
+            <w:tcW w:type="dxa" w:w="2500"/>
+            <w:tcBorders>
+              <w:top w:val="single" w:color="CCCCCC" w:sz="1"/>
+              <w:left w:val="single" w:color="CCCCCC" w:sz="1"/>
+              <w:bottom w:val="single" w:color="CCCCCC" w:sz="1"/>
+              <w:right w:val="single" w:color="CCCCCC" w:sz="1"/>
+            </w:tcBorders>
+            <w:shd w:fill="FFFFFF" w:val="clear"/>
+            <w:tcMar>
+              <w:top w:type="dxa" w:w="80"/>
+              <w:left w:type="dxa" w:w="120"/>
+              <w:bottom w:type="dxa" w:w="80"/>
+              <w:right w:type="dxa" w:w="120"/>
+            </w:tcMar>
+          </w:tcPr>
+          <w:p>
+            <w:r>
+              <w:rPr>
+                <w:rFonts w:ascii="Arial" w:cs="Arial" w:eastAsia="Arial" w:hAnsi="Arial"/>
+                <w:b w:val="false"/>
+                <w:bCs w:val="false"/>
+                <w:color w:val="424242"/>
+                <w:sz w:val="19"/>
+                <w:szCs w:val="19"/>
+              </w:rPr>
+              <w:t xml:space="preserve">En el sistema</w:t>
+            </w:r>
+          </w:p>
+        </w:tc>
+        <w:tc>
+          <w:tcPr>
+            <w:tcW w:type="dxa" w:w="2080"/>
+            <w:tcBorders>
+              <w:top w:val="single" w:color="CCCCCC" w:sz="1"/>
+              <w:left w:val="single" w:color="CCCCCC" w:sz="1"/>
+              <w:bottom w:val="single" w:color="CCCCCC" w:sz="1"/>
+              <w:right w:val="single" w:color="CCCCCC" w:sz="1"/>
+            </w:tcBorders>
+            <w:shd w:fill="FFFFFF" w:val="clear"/>
+            <w:tcMar>
+              <w:top w:type="dxa" w:w="80"/>
+              <w:left w:type="dxa" w:w="120"/>
+              <w:bottom w:type="dxa" w:w="80"/>
+              <w:right w:type="dxa" w:w="120"/>
+            </w:tcMar>
+          </w:tcPr>
+          <w:p>
+            <w:r>
+              <w:rPr>
+                <w:rFonts w:ascii="Arial" w:cs="Arial" w:eastAsia="Arial" w:hAnsi="Arial"/>
+                <w:b w:val="false"/>
+                <w:bCs w:val="false"/>
+                <w:color w:val="424242"/>
+                <w:sz w:val="19"/>
+                <w:szCs w:val="19"/>
+              </w:rPr>
+              <w:t xml:space="preserve">Evento → Cortesías</w:t>
+            </w:r>
+          </w:p>
+        </w:tc>
+        <w:tc>
+          <w:tcPr>
+            <w:tcW w:type="dxa" w:w="3000"/>
+            <w:tcBorders>
+              <w:top w:val="single" w:color="CCCCCC" w:sz="1"/>
+              <w:left w:val="single" w:color="CCCCCC" w:sz="1"/>
+              <w:bottom w:val="single" w:color="CCCCCC" w:sz="1"/>
+              <w:right w:val="single" w:color="CCCCCC" w:sz="1"/>
+            </w:tcBorders>
+            <w:shd w:fill="FFFFFF" w:val="clear"/>
+            <w:tcMar>
+              <w:top w:type="dxa" w:w="80"/>
+              <w:left w:type="dxa" w:w="120"/>
+              <w:bottom w:type="dxa" w:w="80"/>
+              <w:right w:type="dxa" w:w="120"/>
+            </w:tcMar>
+          </w:tcPr>
+          <w:p>
+            <w:r>
+              <w:rPr>
+                <w:rFonts w:ascii="Arial" w:cs="Arial" w:eastAsia="Arial" w:hAnsi="Arial"/>
+                <w:b w:val="false"/>
+                <w:bCs w:val="false"/>
+                <w:color w:val="424242"/>
+                <w:sz w:val="19"/>
+                <w:szCs w:val="19"/>
+              </w:rPr>
+              <w:t xml:space="preserve">Entradas por solicitante.</w:t>
+            </w:r>
+          </w:p>
+        </w:tc>
+      </w:tr>
+      <w:tr>
+        <w:trPr>
+          <w:cantSplit/>
+        </w:trPr>
+        <w:tc>
+          <w:tcPr>
+            <w:tcW w:type="dxa" w:w="400"/>
+            <w:tcBorders>
+              <w:top w:val="single" w:color="CCCCCC" w:sz="1"/>
+              <w:left w:val="single" w:color="CCCCCC" w:sz="1"/>
+              <w:bottom w:val="single" w:color="CCCCCC" w:sz="1"/>
+              <w:right w:val="single" w:color="CCCCCC" w:sz="1"/>
+            </w:tcBorders>
+            <w:shd w:fill="F5F5F5" w:val="clear"/>
+            <w:tcMar>
+              <w:top w:type="dxa" w:w="80"/>
+              <w:left w:type="dxa" w:w="120"/>
+              <w:bottom w:type="dxa" w:w="80"/>
+              <w:right w:type="dxa" w:w="120"/>
+            </w:tcMar>
+          </w:tcPr>
+          <w:p>
+            <w:r>
+              <w:rPr>
+                <w:rFonts w:ascii="Arial" w:cs="Arial" w:eastAsia="Arial" w:hAnsi="Arial"/>
+                <w:b/>
+                <w:bCs/>
+                <w:color w:val="1F4E79"/>
+                <w:sz w:val="19"/>
+                <w:szCs w:val="19"/>
+              </w:rPr>
+              <w:t xml:space="preserve">3</w:t>
+            </w:r>
+          </w:p>
+        </w:tc>
+        <w:tc>
+          <w:tcPr>
+            <w:tcW w:type="dxa" w:w="2100"/>
+            <w:tcBorders>
+              <w:top w:val="single" w:color="CCCCCC" w:sz="1"/>
+              <w:left w:val="single" w:color="CCCCCC" w:sz="1"/>
+              <w:bottom w:val="single" w:color="CCCCCC" w:sz="1"/>
+              <w:right w:val="single" w:color="CCCCCC" w:sz="1"/>
+            </w:tcBorders>
+            <w:shd w:fill="F5F5F5" w:val="clear"/>
+            <w:tcMar>
+              <w:top w:type="dxa" w:w="80"/>
+              <w:left w:type="dxa" w:w="120"/>
+              <w:bottom w:type="dxa" w:w="80"/>
+              <w:right w:type="dxa" w:w="120"/>
+            </w:tcMar>
+          </w:tcPr>
+          <w:p>
+            <w:r>
+              <w:rPr>
+                <w:rFonts w:ascii="Arial" w:cs="Arial" w:eastAsia="Arial" w:hAnsi="Arial"/>
+                <w:b w:val="false"/>
+                <w:bCs w:val="false"/>
+                <w:color w:val="424242"/>
+                <w:sz w:val="19"/>
+                <w:szCs w:val="19"/>
+              </w:rPr>
+              <w:t xml:space="preserve">Facturas (con Nico)</w:t>
+            </w:r>
+          </w:p>
+        </w:tc>
+        <w:tc>
+          <w:tcPr>
+            <w:tcW w:type="dxa" w:w="2500"/>
+            <w:tcBorders>
+              <w:top w:val="single" w:color="CCCCCC" w:sz="1"/>
+              <w:left w:val="single" w:color="CCCCCC" w:sz="1"/>
+              <w:bottom w:val="single" w:color="CCCCCC" w:sz="1"/>
+              <w:right w:val="single" w:color="CCCCCC" w:sz="1"/>
+            </w:tcBorders>
+            <w:shd w:fill="F5F5F5" w:val="clear"/>
+            <w:tcMar>
+              <w:top w:type="dxa" w:w="80"/>
+              <w:left w:type="dxa" w:w="120"/>
+              <w:bottom w:type="dxa" w:w="80"/>
+              <w:right w:type="dxa" w:w="120"/>
+            </w:tcMar>
+          </w:tcPr>
+          <w:p>
+            <w:r>
+              <w:rPr>
+                <w:rFonts w:ascii="Arial" w:cs="Arial" w:eastAsia="Arial" w:hAnsi="Arial"/>
+                <w:b w:val="false"/>
+                <w:bCs w:val="false"/>
+                <w:color w:val="424242"/>
+                <w:sz w:val="19"/>
+                <w:szCs w:val="19"/>
+              </w:rPr>
+              <w:t xml:space="preserve">En el sistema</w:t>
+            </w:r>
+          </w:p>
+        </w:tc>
+        <w:tc>
+          <w:tcPr>
+            <w:tcW w:type="dxa" w:w="2080"/>
+            <w:tcBorders>
+              <w:top w:val="single" w:color="CCCCCC" w:sz="1"/>
+              <w:left w:val="single" w:color="CCCCCC" w:sz="1"/>
+              <w:bottom w:val="single" w:color="CCCCCC" w:sz="1"/>
+              <w:right w:val="single" w:color="CCCCCC" w:sz="1"/>
+            </w:tcBorders>
+            <w:shd w:fill="F5F5F5" w:val="clear"/>
+            <w:tcMar>
+              <w:top w:type="dxa" w:w="80"/>
+              <w:left w:type="dxa" w:w="120"/>
+              <w:bottom w:type="dxa" w:w="80"/>
+              <w:right w:type="dxa" w:w="120"/>
+            </w:tcMar>
+          </w:tcPr>
+          <w:p>
+            <w:r>
+              <w:rPr>
+                <w:rFonts w:ascii="Arial" w:cs="Arial" w:eastAsia="Arial" w:hAnsi="Arial"/>
+                <w:b w:val="false"/>
+                <w:bCs w:val="false"/>
+                <w:color w:val="424242"/>
+                <w:sz w:val="19"/>
+                <w:szCs w:val="19"/>
+              </w:rPr>
+              <w:t xml:space="preserve">Facturas a pagar</w:t>
+            </w:r>
+          </w:p>
+        </w:tc>
+        <w:tc>
+          <w:tcPr>
+            <w:tcW w:type="dxa" w:w="3000"/>
+            <w:tcBorders>
+              <w:top w:val="single" w:color="CCCCCC" w:sz="1"/>
+              <w:left w:val="single" w:color="CCCCCC" w:sz="1"/>
+              <w:bottom w:val="single" w:color="CCCCCC" w:sz="1"/>
+              <w:right w:val="single" w:color="CCCCCC" w:sz="1"/>
+            </w:tcBorders>
+            <w:shd w:fill="F5F5F5" w:val="clear"/>
+            <w:tcMar>
+              <w:top w:type="dxa" w:w="80"/>
+              <w:left w:type="dxa" w:w="120"/>
+              <w:bottom w:type="dxa" w:w="80"/>
+              <w:right w:type="dxa" w:w="120"/>
+            </w:tcMar>
+          </w:tcPr>
+          <w:p>
+            <w:r>
+              <w:rPr>
+                <w:rFonts w:ascii="Arial" w:cs="Arial" w:eastAsia="Arial" w:hAnsi="Arial"/>
+                <w:b w:val="false"/>
+                <w:bCs w:val="false"/>
+                <w:color w:val="424242"/>
+                <w:sz w:val="19"/>
+                <w:szCs w:val="19"/>
+              </w:rPr>
+              <w:t xml:space="preserve">Factura de cada proveedor, vinculada al evento.</w:t>
             </w:r>
           </w:p>
         </w:tc>
@@ -6155,7 +11867,7 @@
           <w:sz w:val="26"/>
           <w:szCs w:val="26"/>
         </w:rPr>
-        <w:t xml:space="preserve">Enjoy 3 — Chino (un evento real)</w:t>
+        <w:t xml:space="preserve">Chino — el evento</w:t>
       </w:r>
     </w:p>
     <w:tbl>
@@ -6304,73 +12016,6 @@
                 <w:szCs w:val="19"/>
               </w:rPr>
               <w:t xml:space="preserve">christianxinos@gmail.com · ADMIN</w:t>
-            </w:r>
-          </w:p>
-        </w:tc>
-      </w:tr>
-      <w:tr>
-        <w:trPr>
-          <w:cantSplit/>
-        </w:trPr>
-        <w:tc>
-          <w:tcPr>
-            <w:tcW w:type="dxa" w:w="2600"/>
-            <w:tcBorders>
-              <w:top w:val="single" w:color="CCCCCC" w:sz="1"/>
-              <w:left w:val="single" w:color="CCCCCC" w:sz="1"/>
-              <w:bottom w:val="single" w:color="CCCCCC" w:sz="1"/>
-              <w:right w:val="single" w:color="CCCCCC" w:sz="1"/>
-            </w:tcBorders>
-            <w:shd w:fill="FFFFFF" w:val="clear"/>
-            <w:tcMar>
-              <w:top w:type="dxa" w:w="80"/>
-              <w:left w:type="dxa" w:w="120"/>
-              <w:bottom w:type="dxa" w:w="80"/>
-              <w:right w:type="dxa" w:w="120"/>
-            </w:tcMar>
-          </w:tcPr>
-          <w:p>
-            <w:r>
-              <w:rPr>
-                <w:rFonts w:ascii="Arial" w:cs="Arial" w:eastAsia="Arial" w:hAnsi="Arial"/>
-                <w:b/>
-                <w:bCs/>
-                <w:color w:val="1F4E79"/>
-                <w:sz w:val="19"/>
-                <w:szCs w:val="19"/>
-              </w:rPr>
-              <w:t xml:space="preserve">Depende de</w:t>
-            </w:r>
-          </w:p>
-        </w:tc>
-        <w:tc>
-          <w:tcPr>
-            <w:tcW w:type="dxa" w:w="7480"/>
-            <w:tcBorders>
-              <w:top w:val="single" w:color="CCCCCC" w:sz="1"/>
-              <w:left w:val="single" w:color="CCCCCC" w:sz="1"/>
-              <w:bottom w:val="single" w:color="CCCCCC" w:sz="1"/>
-              <w:right w:val="single" w:color="CCCCCC" w:sz="1"/>
-            </w:tcBorders>
-            <w:shd w:fill="FFFFFF" w:val="clear"/>
-            <w:tcMar>
-              <w:top w:type="dxa" w:w="80"/>
-              <w:left w:type="dxa" w:w="120"/>
-              <w:bottom w:type="dxa" w:w="80"/>
-              <w:right w:type="dxa" w:w="120"/>
-            </w:tcMar>
-          </w:tcPr>
-          <w:p>
-            <w:r>
-              <w:rPr>
-                <w:rFonts w:ascii="Arial" w:cs="Arial" w:eastAsia="Arial" w:hAnsi="Arial"/>
-                <w:b w:val="false"/>
-                <w:bCs w:val="false"/>
-                <w:color w:val="424242"/>
-                <w:sz w:val="19"/>
-                <w:szCs w:val="19"/>
-              </w:rPr>
-              <w:t xml:space="preserve">Proveedores (paso 2) y stock (paso 1), para poder asignarlos.</w:t>
             </w:r>
           </w:p>
         </w:tc>
@@ -6626,7 +12271,7 @@
                 <w:sz w:val="19"/>
                 <w:szCs w:val="19"/>
               </w:rPr>
-              <w:t xml:space="preserve">Evento real</w:t>
+              <w:t xml:space="preserve">Crear el evento</w:t>
             </w:r>
           </w:p>
         </w:tc>
@@ -6657,7 +12302,7 @@
                 <w:sz w:val="19"/>
                 <w:szCs w:val="19"/>
               </w:rPr>
-              <w:t xml:space="preserve">Un evento que se haga durante la prueba</w:t>
+              <w:t xml:space="preserve">En el sistema</w:t>
             </w:r>
           </w:p>
         </w:tc>
@@ -6786,7 +12431,7 @@
                 <w:sz w:val="19"/>
                 <w:szCs w:val="19"/>
               </w:rPr>
-              <w:t xml:space="preserve">Costos del evento</w:t>
+              <w:t xml:space="preserve">Seguimiento</w:t>
             </w:r>
           </w:p>
         </w:tc>
@@ -6817,7 +12462,7 @@
                 <w:sz w:val="19"/>
                 <w:szCs w:val="19"/>
               </w:rPr>
-              <w:t xml:space="preserve">A mano o con la ficha</w:t>
+              <w:t xml:space="preserve">En el sistema</w:t>
             </w:r>
           </w:p>
         </w:tc>
@@ -6848,7 +12493,7 @@
                 <w:sz w:val="19"/>
                 <w:szCs w:val="19"/>
               </w:rPr>
-              <w:t xml:space="preserve">Evento → rubros</w:t>
+              <w:t xml:space="preserve">Evento → Resumen / Caja</w:t>
             </w:r>
           </w:p>
         </w:tc>
@@ -6879,7 +12524,7 @@
                 <w:sz w:val="19"/>
                 <w:szCs w:val="19"/>
               </w:rPr>
-              <w:t xml:space="preserve">Proveedores y stock asignados.</w:t>
+              <w:t xml:space="preserve">Ingresos, egresos y caja del evento.</w:t>
             </w:r>
           </w:p>
         </w:tc>
@@ -6900,7 +12545,7 @@
           <w:sz w:val="26"/>
           <w:szCs w:val="26"/>
         </w:rPr>
-        <w:t xml:space="preserve">Enjoy 4 — Dani y Male (dentro del evento)</w:t>
+        <w:t xml:space="preserve">Santi y Nico — tarjeta y facturas de Enjoy (ayudan a May)</w:t>
       </w:r>
     </w:p>
     <w:tbl>
@@ -7017,7 +12662,7 @@
                 <w:sz w:val="19"/>
                 <w:szCs w:val="19"/>
               </w:rPr>
-              <w:t xml:space="preserve">Depende de</w:t>
+              <w:t xml:space="preserve">Usuarios</w:t>
             </w:r>
           </w:p>
         </w:tc>
@@ -7048,7 +12693,7 @@
                 <w:sz w:val="19"/>
                 <w:szCs w:val="19"/>
               </w:rPr>
-              <w:t xml:space="preserve">El evento real del paso 3.</w:t>
+              <w:t xml:space="preserve">santiago.dos57@gmail.com y nicolas.dos57@gmail.com · OPERADOR con acceso a DOS57 y Enjoy · permisos Tarjeta corporativa y Facturas</w:t>
             </w:r>
           </w:p>
         </w:tc>
@@ -7304,7 +12949,7 @@
                 <w:sz w:val="19"/>
                 <w:szCs w:val="19"/>
               </w:rPr>
-              <w:t xml:space="preserve">Ficha de evento (Dani)</w:t>
+              <w:t xml:space="preserve">Gastos de tarjeta (Santi)</w:t>
             </w:r>
           </w:p>
         </w:tc>
@@ -7335,7 +12980,7 @@
                 <w:sz w:val="19"/>
                 <w:szCs w:val="19"/>
               </w:rPr>
-              <w:t xml:space="preserve">Su ficha del evento (como Fiesta nacional de la pelota _ Ficha de evento.xlsx)</w:t>
+              <w:t xml:space="preserve">En el sistema, a medida que llegan</w:t>
             </w:r>
           </w:p>
         </w:tc>
@@ -7366,7 +13011,7 @@
                 <w:sz w:val="19"/>
                 <w:szCs w:val="19"/>
               </w:rPr>
-              <w:t xml:space="preserve">Evento → Ficha → Importar desde Excel</w:t>
+              <w:t xml:space="preserve">Tarjeta Corp. → consumos</w:t>
             </w:r>
           </w:p>
         </w:tc>
@@ -7397,7 +13042,7 @@
                 <w:sz w:val="19"/>
                 <w:szCs w:val="19"/>
               </w:rPr>
-              <w:t xml:space="preserve">Rubros encontrados y cantidades.</w:t>
+              <w:t xml:space="preserve">En vez de juntarlos por WhatsApp y armar la planilla: cada gasto se carga a medida que llega (Santi, o Male, que es admin) y Santi lo concilia contra el resumen del banco. Si Dani tiene que cargar los suyos, se le suma el permiso Tarjeta corporativa.</w:t>
             </w:r>
           </w:p>
         </w:tc>
@@ -7464,7 +13109,7 @@
                 <w:sz w:val="19"/>
                 <w:szCs w:val="19"/>
               </w:rPr>
-              <w:t xml:space="preserve">Esquema de seguridad (Dani)</w:t>
+              <w:t xml:space="preserve">Facturas (Nico, con Male)</w:t>
             </w:r>
           </w:p>
         </w:tc>
@@ -7495,7 +13140,7 @@
                 <w:sz w:val="19"/>
                 <w:szCs w:val="19"/>
               </w:rPr>
-              <w:t xml:space="preserve">SEGURIDAD &lt;evento&gt;.xlsx</w:t>
+              <w:t xml:space="preserve">En el sistema</w:t>
             </w:r>
           </w:p>
         </w:tc>
@@ -7526,7 +13171,7 @@
                 <w:sz w:val="19"/>
                 <w:szCs w:val="19"/>
               </w:rPr>
-              <w:t xml:space="preserve">Evento → Ficha → rubro Seguridad → Importar esquema desde Excel</w:t>
+              <w:t xml:space="preserve">Facturas a pagar</w:t>
             </w:r>
           </w:p>
         </w:tc>
@@ -7557,332 +13202,28 @@
                 <w:sz w:val="19"/>
                 <w:szCs w:val="19"/>
               </w:rPr>
-              <w:t xml:space="preserve">Turnos y horas por agente.</w:t>
-            </w:r>
-          </w:p>
-        </w:tc>
-      </w:tr>
-      <w:tr>
-        <w:trPr>
-          <w:cantSplit/>
-        </w:trPr>
-        <w:tc>
-          <w:tcPr>
-            <w:tcW w:type="dxa" w:w="400"/>
-            <w:tcBorders>
-              <w:top w:val="single" w:color="CCCCCC" w:sz="1"/>
-              <w:left w:val="single" w:color="CCCCCC" w:sz="1"/>
-              <w:bottom w:val="single" w:color="CCCCCC" w:sz="1"/>
-              <w:right w:val="single" w:color="CCCCCC" w:sz="1"/>
-            </w:tcBorders>
-            <w:shd w:fill="F5F5F5" w:val="clear"/>
-            <w:tcMar>
-              <w:top w:type="dxa" w:w="80"/>
-              <w:left w:type="dxa" w:w="120"/>
-              <w:bottom w:type="dxa" w:w="80"/>
-              <w:right w:type="dxa" w:w="120"/>
-            </w:tcMar>
-          </w:tcPr>
-          <w:p>
-            <w:r>
-              <w:rPr>
-                <w:rFonts w:ascii="Arial" w:cs="Arial" w:eastAsia="Arial" w:hAnsi="Arial"/>
-                <w:b/>
-                <w:bCs/>
-                <w:color w:val="1F4E79"/>
-                <w:sz w:val="19"/>
-                <w:szCs w:val="19"/>
-              </w:rPr>
-              <w:t xml:space="preserve">3</w:t>
-            </w:r>
-          </w:p>
-        </w:tc>
-        <w:tc>
-          <w:tcPr>
-            <w:tcW w:type="dxa" w:w="2100"/>
-            <w:tcBorders>
-              <w:top w:val="single" w:color="CCCCCC" w:sz="1"/>
-              <w:left w:val="single" w:color="CCCCCC" w:sz="1"/>
-              <w:bottom w:val="single" w:color="CCCCCC" w:sz="1"/>
-              <w:right w:val="single" w:color="CCCCCC" w:sz="1"/>
-            </w:tcBorders>
-            <w:shd w:fill="F5F5F5" w:val="clear"/>
-            <w:tcMar>
-              <w:top w:type="dxa" w:w="80"/>
-              <w:left w:type="dxa" w:w="120"/>
-              <w:bottom w:type="dxa" w:w="80"/>
-              <w:right w:type="dxa" w:w="120"/>
-            </w:tcMar>
-          </w:tcPr>
-          <w:p>
-            <w:r>
-              <w:rPr>
-                <w:rFonts w:ascii="Arial" w:cs="Arial" w:eastAsia="Arial" w:hAnsi="Arial"/>
-                <w:b w:val="false"/>
-                <w:bCs w:val="false"/>
-                <w:color w:val="424242"/>
-                <w:sz w:val="19"/>
-                <w:szCs w:val="19"/>
-              </w:rPr>
-              <w:t xml:space="preserve">Comidas (Dani)</w:t>
-            </w:r>
-          </w:p>
-        </w:tc>
-        <w:tc>
-          <w:tcPr>
-            <w:tcW w:type="dxa" w:w="2500"/>
-            <w:tcBorders>
-              <w:top w:val="single" w:color="CCCCCC" w:sz="1"/>
-              <w:left w:val="single" w:color="CCCCCC" w:sz="1"/>
-              <w:bottom w:val="single" w:color="CCCCCC" w:sz="1"/>
-              <w:right w:val="single" w:color="CCCCCC" w:sz="1"/>
-            </w:tcBorders>
-            <w:shd w:fill="F5F5F5" w:val="clear"/>
-            <w:tcMar>
-              <w:top w:type="dxa" w:w="80"/>
-              <w:left w:type="dxa" w:w="120"/>
-              <w:bottom w:type="dxa" w:w="80"/>
-              <w:right w:type="dxa" w:w="120"/>
-            </w:tcMar>
-          </w:tcPr>
-          <w:p>
-            <w:r>
-              <w:rPr>
-                <w:rFonts w:ascii="Arial" w:cs="Arial" w:eastAsia="Arial" w:hAnsi="Arial"/>
-                <w:b w:val="false"/>
-                <w:bCs w:val="false"/>
-                <w:color w:val="424242"/>
-                <w:sz w:val="19"/>
-                <w:szCs w:val="19"/>
-              </w:rPr>
-              <w:t xml:space="preserve">Planilla de control de comidas o viandas</w:t>
-            </w:r>
-          </w:p>
-        </w:tc>
-        <w:tc>
-          <w:tcPr>
-            <w:tcW w:type="dxa" w:w="2080"/>
-            <w:tcBorders>
-              <w:top w:val="single" w:color="CCCCCC" w:sz="1"/>
-              <w:left w:val="single" w:color="CCCCCC" w:sz="1"/>
-              <w:bottom w:val="single" w:color="CCCCCC" w:sz="1"/>
-              <w:right w:val="single" w:color="CCCCCC" w:sz="1"/>
-            </w:tcBorders>
-            <w:shd w:fill="F5F5F5" w:val="clear"/>
-            <w:tcMar>
-              <w:top w:type="dxa" w:w="80"/>
-              <w:left w:type="dxa" w:w="120"/>
-              <w:bottom w:type="dxa" w:w="80"/>
-              <w:right w:type="dxa" w:w="120"/>
-            </w:tcMar>
-          </w:tcPr>
-          <w:p>
-            <w:r>
-              <w:rPr>
-                <w:rFonts w:ascii="Arial" w:cs="Arial" w:eastAsia="Arial" w:hAnsi="Arial"/>
-                <w:b w:val="false"/>
-                <w:bCs w:val="false"/>
-                <w:color w:val="424242"/>
-                <w:sz w:val="19"/>
-                <w:szCs w:val="19"/>
-              </w:rPr>
-              <w:t xml:space="preserve">Evento → Comidas</w:t>
-            </w:r>
-          </w:p>
-        </w:tc>
-        <w:tc>
-          <w:tcPr>
-            <w:tcW w:type="dxa" w:w="3000"/>
-            <w:tcBorders>
-              <w:top w:val="single" w:color="CCCCCC" w:sz="1"/>
-              <w:left w:val="single" w:color="CCCCCC" w:sz="1"/>
-              <w:bottom w:val="single" w:color="CCCCCC" w:sz="1"/>
-              <w:right w:val="single" w:color="CCCCCC" w:sz="1"/>
-            </w:tcBorders>
-            <w:shd w:fill="F5F5F5" w:val="clear"/>
-            <w:tcMar>
-              <w:top w:type="dxa" w:w="80"/>
-              <w:left w:type="dxa" w:w="120"/>
-              <w:bottom w:type="dxa" w:w="80"/>
-              <w:right w:type="dxa" w:w="120"/>
-            </w:tcMar>
-          </w:tcPr>
-          <w:p>
-            <w:r>
-              <w:rPr>
-                <w:rFonts w:ascii="Arial" w:cs="Arial" w:eastAsia="Arial" w:hAnsi="Arial"/>
-                <w:b w:val="false"/>
-                <w:bCs w:val="false"/>
-                <w:color w:val="424242"/>
-                <w:sz w:val="19"/>
-                <w:szCs w:val="19"/>
-              </w:rPr>
-              <w:t xml:space="preserve">Totales por día.</w:t>
-            </w:r>
-          </w:p>
-        </w:tc>
-      </w:tr>
-      <w:tr>
-        <w:trPr>
-          <w:cantSplit/>
-        </w:trPr>
-        <w:tc>
-          <w:tcPr>
-            <w:tcW w:type="dxa" w:w="400"/>
-            <w:tcBorders>
-              <w:top w:val="single" w:color="CCCCCC" w:sz="1"/>
-              <w:left w:val="single" w:color="CCCCCC" w:sz="1"/>
-              <w:bottom w:val="single" w:color="CCCCCC" w:sz="1"/>
-              <w:right w:val="single" w:color="CCCCCC" w:sz="1"/>
-            </w:tcBorders>
-            <w:shd w:fill="FFFFFF" w:val="clear"/>
-            <w:tcMar>
-              <w:top w:type="dxa" w:w="80"/>
-              <w:left w:type="dxa" w:w="120"/>
-              <w:bottom w:type="dxa" w:w="80"/>
-              <w:right w:type="dxa" w:w="120"/>
-            </w:tcMar>
-          </w:tcPr>
-          <w:p>
-            <w:r>
-              <w:rPr>
-                <w:rFonts w:ascii="Arial" w:cs="Arial" w:eastAsia="Arial" w:hAnsi="Arial"/>
-                <w:b/>
-                <w:bCs/>
-                <w:color w:val="1F4E79"/>
-                <w:sz w:val="19"/>
-                <w:szCs w:val="19"/>
-              </w:rPr>
-              <w:t xml:space="preserve">4</w:t>
-            </w:r>
-          </w:p>
-        </w:tc>
-        <w:tc>
-          <w:tcPr>
-            <w:tcW w:type="dxa" w:w="2100"/>
-            <w:tcBorders>
-              <w:top w:val="single" w:color="CCCCCC" w:sz="1"/>
-              <w:left w:val="single" w:color="CCCCCC" w:sz="1"/>
-              <w:bottom w:val="single" w:color="CCCCCC" w:sz="1"/>
-              <w:right w:val="single" w:color="CCCCCC" w:sz="1"/>
-            </w:tcBorders>
-            <w:shd w:fill="FFFFFF" w:val="clear"/>
-            <w:tcMar>
-              <w:top w:type="dxa" w:w="80"/>
-              <w:left w:type="dxa" w:w="120"/>
-              <w:bottom w:type="dxa" w:w="80"/>
-              <w:right w:type="dxa" w:w="120"/>
-            </w:tcMar>
-          </w:tcPr>
-          <w:p>
-            <w:r>
-              <w:rPr>
-                <w:rFonts w:ascii="Arial" w:cs="Arial" w:eastAsia="Arial" w:hAnsi="Arial"/>
-                <w:b w:val="false"/>
-                <w:bCs w:val="false"/>
-                <w:color w:val="424242"/>
-                <w:sz w:val="19"/>
-                <w:szCs w:val="19"/>
-              </w:rPr>
-              <w:t xml:space="preserve">Cortesías (Male)</w:t>
-            </w:r>
-          </w:p>
-        </w:tc>
-        <w:tc>
-          <w:tcPr>
-            <w:tcW w:type="dxa" w:w="2500"/>
-            <w:tcBorders>
-              <w:top w:val="single" w:color="CCCCCC" w:sz="1"/>
-              <w:left w:val="single" w:color="CCCCCC" w:sz="1"/>
-              <w:bottom w:val="single" w:color="CCCCCC" w:sz="1"/>
-              <w:right w:val="single" w:color="CCCCCC" w:sz="1"/>
-            </w:tcBorders>
-            <w:shd w:fill="FFFFFF" w:val="clear"/>
-            <w:tcMar>
-              <w:top w:type="dxa" w:w="80"/>
-              <w:left w:type="dxa" w:w="120"/>
-              <w:bottom w:type="dxa" w:w="80"/>
-              <w:right w:type="dxa" w:w="120"/>
-            </w:tcMar>
-          </w:tcPr>
-          <w:p>
-            <w:r>
-              <w:rPr>
-                <w:rFonts w:ascii="Arial" w:cs="Arial" w:eastAsia="Arial" w:hAnsi="Arial"/>
-                <w:b w:val="false"/>
-                <w:bCs w:val="false"/>
-                <w:color w:val="424242"/>
-                <w:sz w:val="19"/>
-                <w:szCs w:val="19"/>
-              </w:rPr>
-              <w:t xml:space="preserve">Su planilla de cortesías</w:t>
-            </w:r>
-          </w:p>
-        </w:tc>
-        <w:tc>
-          <w:tcPr>
-            <w:tcW w:type="dxa" w:w="2080"/>
-            <w:tcBorders>
-              <w:top w:val="single" w:color="CCCCCC" w:sz="1"/>
-              <w:left w:val="single" w:color="CCCCCC" w:sz="1"/>
-              <w:bottom w:val="single" w:color="CCCCCC" w:sz="1"/>
-              <w:right w:val="single" w:color="CCCCCC" w:sz="1"/>
-            </w:tcBorders>
-            <w:shd w:fill="FFFFFF" w:val="clear"/>
-            <w:tcMar>
-              <w:top w:type="dxa" w:w="80"/>
-              <w:left w:type="dxa" w:w="120"/>
-              <w:bottom w:type="dxa" w:w="80"/>
-              <w:right w:type="dxa" w:w="120"/>
-            </w:tcMar>
-          </w:tcPr>
-          <w:p>
-            <w:r>
-              <w:rPr>
-                <w:rFonts w:ascii="Arial" w:cs="Arial" w:eastAsia="Arial" w:hAnsi="Arial"/>
-                <w:b w:val="false"/>
-                <w:bCs w:val="false"/>
-                <w:color w:val="424242"/>
-                <w:sz w:val="19"/>
-                <w:szCs w:val="19"/>
-              </w:rPr>
-              <w:t xml:space="preserve">Evento → Cortesías → Importar cortesías desde Excel</w:t>
-            </w:r>
-          </w:p>
-        </w:tc>
-        <w:tc>
-          <w:tcPr>
-            <w:tcW w:type="dxa" w:w="3000"/>
-            <w:tcBorders>
-              <w:top w:val="single" w:color="CCCCCC" w:sz="1"/>
-              <w:left w:val="single" w:color="CCCCCC" w:sz="1"/>
-              <w:bottom w:val="single" w:color="CCCCCC" w:sz="1"/>
-              <w:right w:val="single" w:color="CCCCCC" w:sz="1"/>
-            </w:tcBorders>
-            <w:shd w:fill="FFFFFF" w:val="clear"/>
-            <w:tcMar>
-              <w:top w:type="dxa" w:w="80"/>
-              <w:left w:type="dxa" w:w="120"/>
-              <w:bottom w:type="dxa" w:w="80"/>
-              <w:right w:type="dxa" w:w="120"/>
-            </w:tcMar>
-          </w:tcPr>
-          <w:p>
-            <w:r>
-              <w:rPr>
-                <w:rFonts w:ascii="Arial" w:cs="Arial" w:eastAsia="Arial" w:hAnsi="Arial"/>
-                <w:b w:val="false"/>
-                <w:bCs w:val="false"/>
-                <w:color w:val="424242"/>
-                <w:sz w:val="19"/>
-                <w:szCs w:val="19"/>
-              </w:rPr>
-              <w:t xml:space="preserve">Entradas por solicitante.</w:t>
+              <w:t xml:space="preserve">Las de los proveedores del evento.</w:t>
             </w:r>
           </w:p>
         </w:tc>
       </w:tr>
     </w:tbl>
+    <w:p>
+      <w:pPr>
+        <w:spacing w:after="60" w:before="60"/>
+      </w:pPr>
+      <w:r>
+        <w:rPr>
+          <w:rFonts w:ascii="Arial" w:cs="Arial" w:eastAsia="Arial" w:hAnsi="Arial"/>
+          <w:i/>
+          <w:iCs/>
+          <w:color w:val="424242"/>
+          <w:sz w:val="21"/>
+          <w:szCs w:val="21"/>
+        </w:rPr>
+        <w:t xml:space="preserve">Esto cambia la forma de trabajar de hoy: hay que acordarlo con Santi y Male antes de arrancar.</w:t>
+      </w:r>
+    </w:p>
     <w:p>
       <w:pPr>
         <w:pStyle w:val="Heading2"/>
@@ -7898,7 +13239,7 @@
           <w:sz w:val="26"/>
           <w:szCs w:val="26"/>
         </w:rPr>
-        <w:t xml:space="preserve">Enjoy 5 — May (contable, sueldos y cierre)</w:t>
+        <w:t xml:space="preserve">May — contable, sueldos y cierre</w:t>
       </w:r>
     </w:p>
     <w:tbl>
@@ -8047,73 +13388,6 @@
                 <w:szCs w:val="19"/>
               </w:rPr>
               <w:t xml:space="preserve">mayra.dos57@gmail.com · ADMIN en Enjoy y DOS57 · vista Macro</w:t>
-            </w:r>
-          </w:p>
-        </w:tc>
-      </w:tr>
-      <w:tr>
-        <w:trPr>
-          <w:cantSplit/>
-        </w:trPr>
-        <w:tc>
-          <w:tcPr>
-            <w:tcW w:type="dxa" w:w="2600"/>
-            <w:tcBorders>
-              <w:top w:val="single" w:color="CCCCCC" w:sz="1"/>
-              <w:left w:val="single" w:color="CCCCCC" w:sz="1"/>
-              <w:bottom w:val="single" w:color="CCCCCC" w:sz="1"/>
-              <w:right w:val="single" w:color="CCCCCC" w:sz="1"/>
-            </w:tcBorders>
-            <w:shd w:fill="FFFFFF" w:val="clear"/>
-            <w:tcMar>
-              <w:top w:type="dxa" w:w="80"/>
-              <w:left w:type="dxa" w:w="120"/>
-              <w:bottom w:type="dxa" w:w="80"/>
-              <w:right w:type="dxa" w:w="120"/>
-            </w:tcMar>
-          </w:tcPr>
-          <w:p>
-            <w:r>
-              <w:rPr>
-                <w:rFonts w:ascii="Arial" w:cs="Arial" w:eastAsia="Arial" w:hAnsi="Arial"/>
-                <w:b/>
-                <w:bCs/>
-                <w:color w:val="1F4E79"/>
-                <w:sz w:val="19"/>
-                <w:szCs w:val="19"/>
-              </w:rPr>
-              <w:t xml:space="preserve">Depende de</w:t>
-            </w:r>
-          </w:p>
-        </w:tc>
-        <w:tc>
-          <w:tcPr>
-            <w:tcW w:type="dxa" w:w="7480"/>
-            <w:tcBorders>
-              <w:top w:val="single" w:color="CCCCCC" w:sz="1"/>
-              <w:left w:val="single" w:color="CCCCCC" w:sz="1"/>
-              <w:bottom w:val="single" w:color="CCCCCC" w:sz="1"/>
-              <w:right w:val="single" w:color="CCCCCC" w:sz="1"/>
-            </w:tcBorders>
-            <w:shd w:fill="FFFFFF" w:val="clear"/>
-            <w:tcMar>
-              <w:top w:type="dxa" w:w="80"/>
-              <w:left w:type="dxa" w:w="120"/>
-              <w:bottom w:type="dxa" w:w="80"/>
-              <w:right w:type="dxa" w:w="120"/>
-            </w:tcMar>
-          </w:tcPr>
-          <w:p>
-            <w:r>
-              <w:rPr>
-                <w:rFonts w:ascii="Arial" w:cs="Arial" w:eastAsia="Arial" w:hAnsi="Arial"/>
-                <w:b w:val="false"/>
-                <w:bCs w:val="false"/>
-                <w:color w:val="424242"/>
-                <w:sz w:val="19"/>
-                <w:szCs w:val="19"/>
-              </w:rPr>
-              <w:t xml:space="preserve">El evento con sus costos y la caja.</w:t>
             </w:r>
           </w:p>
         </w:tc>
@@ -8369,7 +13643,7 @@
                 <w:sz w:val="19"/>
                 <w:szCs w:val="19"/>
               </w:rPr>
-              <w:t xml:space="preserve">Libro de compras AFIP</w:t>
+              <w:t xml:space="preserve">Revisión de facturas y tarjeta</w:t>
             </w:r>
           </w:p>
         </w:tc>
@@ -8400,7 +13674,7 @@
                 <w:sz w:val="19"/>
                 <w:szCs w:val="19"/>
               </w:rPr>
-              <w:t xml:space="preserve">Comprobantes de compras de Enjoy</w:t>
+              <w:t xml:space="preserve">En el sistema</w:t>
             </w:r>
           </w:p>
         </w:tc>
@@ -8431,7 +13705,7 @@
                 <w:sz w:val="19"/>
                 <w:szCs w:val="19"/>
               </w:rPr>
-              <w:t xml:space="preserve">Facturas → Importar libro de compras</w:t>
+              <w:t xml:space="preserve">Facturas / Tarjeta Corp.</w:t>
             </w:r>
           </w:p>
         </w:tc>
@@ -8462,7 +13736,7 @@
                 <w:sz w:val="19"/>
                 <w:szCs w:val="19"/>
               </w:rPr>
-              <w:t xml:space="preserve">Proveedores nuevos por CUIT; facturas sin PDF.</w:t>
+              <w:t xml:space="preserve">Lo que cargaron Nico, Male y Santi.</w:t>
             </w:r>
           </w:p>
         </w:tc>
@@ -8529,7 +13803,7 @@
                 <w:sz w:val="19"/>
                 <w:szCs w:val="19"/>
               </w:rPr>
-              <w:t xml:space="preserve">Tarjeta corporativa de Enjoy</w:t>
+              <w:t xml:space="preserve">Planes AFIP y créditos</w:t>
             </w:r>
           </w:p>
         </w:tc>
@@ -8560,7 +13834,7 @@
                 <w:sz w:val="19"/>
                 <w:szCs w:val="19"/>
               </w:rPr>
-              <w:t xml:space="preserve">ENJOY 2026.xlsx</w:t>
+              <w:t xml:space="preserve">En el sistema</w:t>
             </w:r>
           </w:p>
         </w:tc>
@@ -8591,7 +13865,7 @@
                 <w:sz w:val="19"/>
                 <w:szCs w:val="19"/>
               </w:rPr>
-              <w:t xml:space="preserve">Tarjeta corporativa → Importar</w:t>
+              <w:t xml:space="preserve">AFIP / Créditos</w:t>
             </w:r>
           </w:p>
         </w:tc>
@@ -8622,7 +13896,7 @@
                 <w:sz w:val="19"/>
                 <w:szCs w:val="19"/>
               </w:rPr>
-              <w:t xml:space="preserve">La importa Santi (con acceso a Enjoy) o Male; ver 2.4.</w:t>
+              <w:t xml:space="preserve">Cuotas y vencimientos.</w:t>
             </w:r>
           </w:p>
         </w:tc>
@@ -8689,7 +13963,7 @@
                 <w:sz w:val="19"/>
                 <w:szCs w:val="19"/>
               </w:rPr>
-              <w:t xml:space="preserve">Planes AFIP y créditos</w:t>
+              <w:t xml:space="preserve">Sueldos</w:t>
             </w:r>
           </w:p>
         </w:tc>
@@ -8720,7 +13994,7 @@
                 <w:sz w:val="19"/>
                 <w:szCs w:val="19"/>
               </w:rPr>
-              <w:t xml:space="preserve">A mano</w:t>
+              <w:t xml:space="preserve">En el sistema</w:t>
             </w:r>
           </w:p>
         </w:tc>
@@ -8751,7 +14025,7 @@
                 <w:sz w:val="19"/>
                 <w:szCs w:val="19"/>
               </w:rPr>
-              <w:t xml:space="preserve">AFIP / Créditos</w:t>
+              <w:t xml:space="preserve">RRHH → Sueldos</w:t>
             </w:r>
           </w:p>
         </w:tc>
@@ -8782,7 +14056,7 @@
                 <w:sz w:val="19"/>
                 <w:szCs w:val="19"/>
               </w:rPr>
-              <w:t xml:space="preserve">Cuotas y vencimientos.</w:t>
+              <w:t xml:space="preserve">A definir con May qué personal fijo de Enjoy entra.</w:t>
             </w:r>
           </w:p>
         </w:tc>
@@ -8849,7 +14123,7 @@
                 <w:sz w:val="19"/>
                 <w:szCs w:val="19"/>
               </w:rPr>
-              <w:t xml:space="preserve">Personal fijo y sueldos</w:t>
+              <w:t xml:space="preserve">Cierre del evento y del mes</w:t>
             </w:r>
           </w:p>
         </w:tc>
@@ -8880,7 +14154,7 @@
                 <w:sz w:val="19"/>
                 <w:szCs w:val="19"/>
               </w:rPr>
-              <w:t xml:space="preserve">Su liquidación</w:t>
+              <w:t xml:space="preserve">En el sistema</w:t>
             </w:r>
           </w:p>
         </w:tc>
@@ -8911,7 +14185,7 @@
                 <w:sz w:val="19"/>
                 <w:szCs w:val="19"/>
               </w:rPr>
-              <w:t xml:space="preserve">RRHH → Empleados / Sueldos administrativos</w:t>
+              <w:t xml:space="preserve">Cierre contable</w:t>
             </w:r>
           </w:p>
         </w:tc>
@@ -8925,166 +14199,6 @@
               <w:right w:val="single" w:color="CCCCCC" w:sz="1"/>
             </w:tcBorders>
             <w:shd w:fill="FFFFFF" w:val="clear"/>
-            <w:tcMar>
-              <w:top w:type="dxa" w:w="80"/>
-              <w:left w:type="dxa" w:w="120"/>
-              <w:bottom w:type="dxa" w:w="80"/>
-              <w:right w:type="dxa" w:w="120"/>
-            </w:tcMar>
-          </w:tcPr>
-          <w:p>
-            <w:r>
-              <w:rPr>
-                <w:rFonts w:ascii="Arial" w:cs="Arial" w:eastAsia="Arial" w:hAnsi="Arial"/>
-                <w:b w:val="false"/>
-                <w:bCs w:val="false"/>
-                <w:color w:val="424242"/>
-                <w:sz w:val="19"/>
-                <w:szCs w:val="19"/>
-              </w:rPr>
-              <w:t xml:space="preserve">A definir con May qué personal fijo de Enjoy entra en la prueba.</w:t>
-            </w:r>
-          </w:p>
-        </w:tc>
-      </w:tr>
-      <w:tr>
-        <w:trPr>
-          <w:cantSplit/>
-        </w:trPr>
-        <w:tc>
-          <w:tcPr>
-            <w:tcW w:type="dxa" w:w="400"/>
-            <w:tcBorders>
-              <w:top w:val="single" w:color="CCCCCC" w:sz="1"/>
-              <w:left w:val="single" w:color="CCCCCC" w:sz="1"/>
-              <w:bottom w:val="single" w:color="CCCCCC" w:sz="1"/>
-              <w:right w:val="single" w:color="CCCCCC" w:sz="1"/>
-            </w:tcBorders>
-            <w:shd w:fill="F5F5F5" w:val="clear"/>
-            <w:tcMar>
-              <w:top w:type="dxa" w:w="80"/>
-              <w:left w:type="dxa" w:w="120"/>
-              <w:bottom w:type="dxa" w:w="80"/>
-              <w:right w:type="dxa" w:w="120"/>
-            </w:tcMar>
-          </w:tcPr>
-          <w:p>
-            <w:r>
-              <w:rPr>
-                <w:rFonts w:ascii="Arial" w:cs="Arial" w:eastAsia="Arial" w:hAnsi="Arial"/>
-                <w:b/>
-                <w:bCs/>
-                <w:color w:val="1F4E79"/>
-                <w:sz w:val="19"/>
-                <w:szCs w:val="19"/>
-              </w:rPr>
-              <w:t xml:space="preserve">5</w:t>
-            </w:r>
-          </w:p>
-        </w:tc>
-        <w:tc>
-          <w:tcPr>
-            <w:tcW w:type="dxa" w:w="2100"/>
-            <w:tcBorders>
-              <w:top w:val="single" w:color="CCCCCC" w:sz="1"/>
-              <w:left w:val="single" w:color="CCCCCC" w:sz="1"/>
-              <w:bottom w:val="single" w:color="CCCCCC" w:sz="1"/>
-              <w:right w:val="single" w:color="CCCCCC" w:sz="1"/>
-            </w:tcBorders>
-            <w:shd w:fill="F5F5F5" w:val="clear"/>
-            <w:tcMar>
-              <w:top w:type="dxa" w:w="80"/>
-              <w:left w:type="dxa" w:w="120"/>
-              <w:bottom w:type="dxa" w:w="80"/>
-              <w:right w:type="dxa" w:w="120"/>
-            </w:tcMar>
-          </w:tcPr>
-          <w:p>
-            <w:r>
-              <w:rPr>
-                <w:rFonts w:ascii="Arial" w:cs="Arial" w:eastAsia="Arial" w:hAnsi="Arial"/>
-                <w:b w:val="false"/>
-                <w:bCs w:val="false"/>
-                <w:color w:val="424242"/>
-                <w:sz w:val="19"/>
-                <w:szCs w:val="19"/>
-              </w:rPr>
-              <w:t xml:space="preserve">Cierre del mes</w:t>
-            </w:r>
-          </w:p>
-        </w:tc>
-        <w:tc>
-          <w:tcPr>
-            <w:tcW w:type="dxa" w:w="2500"/>
-            <w:tcBorders>
-              <w:top w:val="single" w:color="CCCCCC" w:sz="1"/>
-              <w:left w:val="single" w:color="CCCCCC" w:sz="1"/>
-              <w:bottom w:val="single" w:color="CCCCCC" w:sz="1"/>
-              <w:right w:val="single" w:color="CCCCCC" w:sz="1"/>
-            </w:tcBorders>
-            <w:shd w:fill="F5F5F5" w:val="clear"/>
-            <w:tcMar>
-              <w:top w:type="dxa" w:w="80"/>
-              <w:left w:type="dxa" w:w="120"/>
-              <w:bottom w:type="dxa" w:w="80"/>
-              <w:right w:type="dxa" w:w="120"/>
-            </w:tcMar>
-          </w:tcPr>
-          <w:p>
-            <w:r>
-              <w:rPr>
-                <w:rFonts w:ascii="Arial" w:cs="Arial" w:eastAsia="Arial" w:hAnsi="Arial"/>
-                <w:b w:val="false"/>
-                <w:bCs w:val="false"/>
-                <w:color w:val="424242"/>
-                <w:sz w:val="19"/>
-                <w:szCs w:val="19"/>
-              </w:rPr>
-              <w:t xml:space="preserve"/>
-            </w:r>
-          </w:p>
-        </w:tc>
-        <w:tc>
-          <w:tcPr>
-            <w:tcW w:type="dxa" w:w="2080"/>
-            <w:tcBorders>
-              <w:top w:val="single" w:color="CCCCCC" w:sz="1"/>
-              <w:left w:val="single" w:color="CCCCCC" w:sz="1"/>
-              <w:bottom w:val="single" w:color="CCCCCC" w:sz="1"/>
-              <w:right w:val="single" w:color="CCCCCC" w:sz="1"/>
-            </w:tcBorders>
-            <w:shd w:fill="F5F5F5" w:val="clear"/>
-            <w:tcMar>
-              <w:top w:type="dxa" w:w="80"/>
-              <w:left w:type="dxa" w:w="120"/>
-              <w:bottom w:type="dxa" w:w="80"/>
-              <w:right w:type="dxa" w:w="120"/>
-            </w:tcMar>
-          </w:tcPr>
-          <w:p>
-            <w:r>
-              <w:rPr>
-                <w:rFonts w:ascii="Arial" w:cs="Arial" w:eastAsia="Arial" w:hAnsi="Arial"/>
-                <w:b w:val="false"/>
-                <w:bCs w:val="false"/>
-                <w:color w:val="424242"/>
-                <w:sz w:val="19"/>
-                <w:szCs w:val="19"/>
-              </w:rPr>
-              <w:t xml:space="preserve">Cierre contable</w:t>
-            </w:r>
-          </w:p>
-        </w:tc>
-        <w:tc>
-          <w:tcPr>
-            <w:tcW w:type="dxa" w:w="3000"/>
-            <w:tcBorders>
-              <w:top w:val="single" w:color="CCCCCC" w:sz="1"/>
-              <w:left w:val="single" w:color="CCCCCC" w:sz="1"/>
-              <w:bottom w:val="single" w:color="CCCCCC" w:sz="1"/>
-              <w:right w:val="single" w:color="CCCCCC" w:sz="1"/>
-            </w:tcBorders>
-            <w:shd w:fill="F5F5F5" w:val="clear"/>
             <w:tcMar>
               <w:top w:type="dxa" w:w="80"/>
               <w:left w:type="dxa" w:w="120"/>
@@ -9108,6 +14222,22 @@
         </w:tc>
       </w:tr>
     </w:tbl>
+    <w:p>
+      <w:pPr>
+        <w:spacing w:after="60" w:before="60"/>
+      </w:pPr>
+      <w:r>
+        <w:rPr>
+          <w:rFonts w:ascii="Arial" w:cs="Arial" w:eastAsia="Arial" w:hAnsi="Arial"/>
+          <w:i/>
+          <w:iCs/>
+          <w:color w:val="424242"/>
+          <w:sz w:val="21"/>
+          <w:szCs w:val="21"/>
+        </w:rPr>
+        <w:t xml:space="preserve">Vicky (marketing, comunicación y dirección) queda creada pero inactiva hasta definir qué necesita.</w:t>
+      </w:r>
+    </w:p>
     <w:p>
       <w:r>
         <w:br w:type="page"/>
@@ -9136,6 +14266,20 @@
     </w:p>
     <w:p>
       <w:pPr>
+        <w:spacing w:after="60" w:before="60"/>
+      </w:pPr>
+      <w:r>
+        <w:rPr>
+          <w:rFonts w:ascii="Arial" w:cs="Arial" w:eastAsia="Arial" w:hAnsi="Arial"/>
+          <w:color w:val="424242"/>
+          <w:sz w:val="21"/>
+          <w:szCs w:val="21"/>
+        </w:rPr>
+        <w:t xml:space="preserve">Mismo esquema: primero la base (parte 1) y después el día a día en el sistema. En DOS57 Lorena va primero, porque su padrón es la base del presentismo, el parte diario y los sueldos, y su pizarra de flota tiene que estar antes que el combustible.</w:t>
+      </w:r>
+    </w:p>
+    <w:p>
+      <w:pPr>
         <w:pStyle w:val="Heading2"/>
         <w:keepNext/>
         <w:spacing w:after="120" w:before="300"/>
@@ -9149,7 +14293,7 @@
           <w:sz w:val="26"/>
           <w:szCs w:val="26"/>
         </w:rPr>
-        <w:t xml:space="preserve">DOS57 1 — Lorena (RRHH operativo, flota y seguros)</w:t>
+        <w:t xml:space="preserve">Lorena — RRHH operativo, flota y seguros</w:t>
       </w:r>
     </w:p>
     <w:tbl>
@@ -9297,74 +14441,7 @@
                 <w:sz w:val="19"/>
                 <w:szCs w:val="19"/>
               </w:rPr>
-              <w:t xml:space="preserve">lorena.dos57@gmail.com · OPERADOR · entra a Presentismo · permiso Padrón de empleados</w:t>
-            </w:r>
-          </w:p>
-        </w:tc>
-      </w:tr>
-      <w:tr>
-        <w:trPr>
-          <w:cantSplit/>
-        </w:trPr>
-        <w:tc>
-          <w:tcPr>
-            <w:tcW w:type="dxa" w:w="2600"/>
-            <w:tcBorders>
-              <w:top w:val="single" w:color="CCCCCC" w:sz="1"/>
-              <w:left w:val="single" w:color="CCCCCC" w:sz="1"/>
-              <w:bottom w:val="single" w:color="CCCCCC" w:sz="1"/>
-              <w:right w:val="single" w:color="CCCCCC" w:sz="1"/>
-            </w:tcBorders>
-            <w:shd w:fill="FFFFFF" w:val="clear"/>
-            <w:tcMar>
-              <w:top w:type="dxa" w:w="80"/>
-              <w:left w:type="dxa" w:w="120"/>
-              <w:bottom w:type="dxa" w:w="80"/>
-              <w:right w:type="dxa" w:w="120"/>
-            </w:tcMar>
-          </w:tcPr>
-          <w:p>
-            <w:r>
-              <w:rPr>
-                <w:rFonts w:ascii="Arial" w:cs="Arial" w:eastAsia="Arial" w:hAnsi="Arial"/>
-                <w:b/>
-                <w:bCs/>
-                <w:color w:val="1F4E79"/>
-                <w:sz w:val="19"/>
-                <w:szCs w:val="19"/>
-              </w:rPr>
-              <w:t xml:space="preserve">Depende de</w:t>
-            </w:r>
-          </w:p>
-        </w:tc>
-        <w:tc>
-          <w:tcPr>
-            <w:tcW w:type="dxa" w:w="7480"/>
-            <w:tcBorders>
-              <w:top w:val="single" w:color="CCCCCC" w:sz="1"/>
-              <w:left w:val="single" w:color="CCCCCC" w:sz="1"/>
-              <w:bottom w:val="single" w:color="CCCCCC" w:sz="1"/>
-              <w:right w:val="single" w:color="CCCCCC" w:sz="1"/>
-            </w:tcBorders>
-            <w:shd w:fill="FFFFFF" w:val="clear"/>
-            <w:tcMar>
-              <w:top w:type="dxa" w:w="80"/>
-              <w:left w:type="dxa" w:w="120"/>
-              <w:bottom w:type="dxa" w:w="80"/>
-              <w:right w:type="dxa" w:w="120"/>
-            </w:tcMar>
-          </w:tcPr>
-          <w:p>
-            <w:r>
-              <w:rPr>
-                <w:rFonts w:ascii="Arial" w:cs="Arial" w:eastAsia="Arial" w:hAnsi="Arial"/>
-                <w:b w:val="false"/>
-                <w:bCs w:val="false"/>
-                <w:color w:val="424242"/>
-                <w:sz w:val="19"/>
-                <w:szCs w:val="19"/>
-              </w:rPr>
-              <w:t xml:space="preserve">Nada: es la primera de DOS57.</w:t>
+              <w:t xml:space="preserve">lorena.dos57@gmail.com · OPERADOR · entra a Presentismo · permisos Padrón de empleados y Uniformes</w:t>
             </w:r>
           </w:p>
         </w:tc>
@@ -9620,7 +14697,7 @@
                 <w:sz w:val="19"/>
                 <w:szCs w:val="19"/>
               </w:rPr>
-              <w:t xml:space="preserve">Padrón de empleados</w:t>
+              <w:t xml:space="preserve">Padrón de empleados (base)</w:t>
             </w:r>
           </w:p>
         </w:tc>
@@ -9651,7 +14728,7 @@
                 <w:sz w:val="19"/>
                 <w:szCs w:val="19"/>
               </w:rPr>
-              <w:t xml:space="preserve">Datos DOS57_Datos Personales.xlsx (hoja DOS57 FIJOS)</w:t>
+              <w:t xml:space="preserve">Datos DOS57_Datos Personales.xlsx</w:t>
             </w:r>
           </w:p>
         </w:tc>
@@ -9713,7 +14790,7 @@
                 <w:sz w:val="19"/>
                 <w:szCs w:val="19"/>
               </w:rPr>
-              <w:t xml:space="preserve">Cantidad de fijos, CUIL y talles. La vista previa lista a los que están en el sistema y no en la planilla.</w:t>
+              <w:t xml:space="preserve">Cantidad de fijos, CUIL y talles.</w:t>
             </w:r>
           </w:p>
         </w:tc>
@@ -9780,7 +14857,7 @@
                 <w:sz w:val="19"/>
                 <w:szCs w:val="19"/>
               </w:rPr>
-              <w:t xml:space="preserve">Stock de uniformes del depósito</w:t>
+              <w:t xml:space="preserve">Stock y entregas de uniformes (base)</w:t>
             </w:r>
           </w:p>
         </w:tc>
@@ -9811,7 +14888,7 @@
                 <w:sz w:val="19"/>
                 <w:szCs w:val="19"/>
               </w:rPr>
-              <w:t xml:space="preserve">2026_STOCK Uniformes.xlsx (toma la última hoja)</w:t>
+              <w:t xml:space="preserve">2026_STOCK Uniformes.xlsx · DOS57- PERSONAL ENTREGA UNIFORME 2024.xlsx</w:t>
             </w:r>
           </w:p>
         </w:tc>
@@ -9842,7 +14919,7 @@
                 <w:sz w:val="19"/>
                 <w:szCs w:val="19"/>
               </w:rPr>
-              <w:t xml:space="preserve">Uniformes → Stock del depósito → Importar stock</w:t>
+              <w:t xml:space="preserve">Uniformes</w:t>
             </w:r>
           </w:p>
         </w:tc>
@@ -9873,7 +14950,7 @@
                 <w:sz w:val="19"/>
                 <w:szCs w:val="19"/>
               </w:rPr>
-              <w:t xml:space="preserve">Talles en 0 o con 5 o menos: avisan en la campanita.</w:t>
+              <w:t xml:space="preserve">Talles con poco stock avisan en la campanita.</w:t>
             </w:r>
           </w:p>
         </w:tc>
@@ -9940,7 +15017,7 @@
                 <w:sz w:val="19"/>
                 <w:szCs w:val="19"/>
               </w:rPr>
-              <w:t xml:space="preserve">Entregas de uniformes</w:t>
+              <w:t xml:space="preserve">Vehículos, seguros y RTO (base)</w:t>
             </w:r>
           </w:p>
         </w:tc>
@@ -9971,7 +15048,7 @@
                 <w:sz w:val="19"/>
                 <w:szCs w:val="19"/>
               </w:rPr>
-              <w:t xml:space="preserve">DOS57- PERSONAL ENTREGA UNIFORME 2024.xlsx</w:t>
+              <w:t xml:space="preserve">Plantilla de la pizarra</w:t>
             </w:r>
           </w:p>
         </w:tc>
@@ -10002,7 +15079,7 @@
                 <w:sz w:val="19"/>
                 <w:szCs w:val="19"/>
               </w:rPr>
-              <w:t xml:space="preserve">Uniformes → Entregas → Importar desde Excel</w:t>
+              <w:t xml:space="preserve">Flota → Importar pizarra</w:t>
             </w:r>
           </w:p>
         </w:tc>
@@ -10033,7 +15110,7 @@
                 <w:sz w:val="19"/>
                 <w:szCs w:val="19"/>
               </w:rPr>
-              <w:t xml:space="preserve">Empleados no encontrados; hojas en rojo dan de baja.</w:t>
+              <w:t xml:space="preserve">Patentes y vencimientos.</w:t>
             </w:r>
           </w:p>
         </w:tc>
@@ -10100,7 +15177,7 @@
                 <w:sz w:val="19"/>
                 <w:szCs w:val="19"/>
               </w:rPr>
-              <w:t xml:space="preserve">Vehículos, seguros y RTO</w:t>
+              <w:t xml:space="preserve">Día a día</w:t>
             </w:r>
           </w:p>
         </w:tc>
@@ -10131,7 +15208,7 @@
                 <w:sz w:val="19"/>
                 <w:szCs w:val="19"/>
               </w:rPr>
-              <w:t xml:space="preserve">Plantilla de la pizarra (se descarga desde la pantalla)</w:t>
+              <w:t xml:space="preserve">En el sistema</w:t>
             </w:r>
           </w:p>
         </w:tc>
@@ -10162,7 +15239,7 @@
                 <w:sz w:val="19"/>
                 <w:szCs w:val="19"/>
               </w:rPr>
-              <w:t xml:space="preserve">Flota → Importar pizarra</w:t>
+              <w:t xml:space="preserve">Presentismo · Flota · Siniestros</w:t>
             </w:r>
           </w:p>
         </w:tc>
@@ -10193,506 +15270,12 @@
                 <w:sz w:val="19"/>
                 <w:szCs w:val="19"/>
               </w:rPr>
-              <w:t xml:space="preserve">Patentes encontradas o nuevas; vencimiento de RTO/ITV como fecha.</w:t>
-            </w:r>
-          </w:p>
-        </w:tc>
-      </w:tr>
-      <w:tr>
-        <w:trPr>
-          <w:cantSplit/>
-        </w:trPr>
-        <w:tc>
-          <w:tcPr>
-            <w:tcW w:type="dxa" w:w="400"/>
-            <w:tcBorders>
-              <w:top w:val="single" w:color="CCCCCC" w:sz="1"/>
-              <w:left w:val="single" w:color="CCCCCC" w:sz="1"/>
-              <w:bottom w:val="single" w:color="CCCCCC" w:sz="1"/>
-              <w:right w:val="single" w:color="CCCCCC" w:sz="1"/>
-            </w:tcBorders>
-            <w:shd w:fill="F5F5F5" w:val="clear"/>
-            <w:tcMar>
-              <w:top w:type="dxa" w:w="80"/>
-              <w:left w:type="dxa" w:w="120"/>
-              <w:bottom w:type="dxa" w:w="80"/>
-              <w:right w:type="dxa" w:w="120"/>
-            </w:tcMar>
-          </w:tcPr>
-          <w:p>
-            <w:r>
-              <w:rPr>
-                <w:rFonts w:ascii="Arial" w:cs="Arial" w:eastAsia="Arial" w:hAnsi="Arial"/>
-                <w:b/>
-                <w:bCs/>
-                <w:color w:val="1F4E79"/>
-                <w:sz w:val="19"/>
-                <w:szCs w:val="19"/>
-              </w:rPr>
-              <w:t xml:space="preserve">5</w:t>
-            </w:r>
-          </w:p>
-        </w:tc>
-        <w:tc>
-          <w:tcPr>
-            <w:tcW w:type="dxa" w:w="2100"/>
-            <w:tcBorders>
-              <w:top w:val="single" w:color="CCCCCC" w:sz="1"/>
-              <w:left w:val="single" w:color="CCCCCC" w:sz="1"/>
-              <w:bottom w:val="single" w:color="CCCCCC" w:sz="1"/>
-              <w:right w:val="single" w:color="CCCCCC" w:sz="1"/>
-            </w:tcBorders>
-            <w:shd w:fill="F5F5F5" w:val="clear"/>
-            <w:tcMar>
-              <w:top w:type="dxa" w:w="80"/>
-              <w:left w:type="dxa" w:w="120"/>
-              <w:bottom w:type="dxa" w:w="80"/>
-              <w:right w:type="dxa" w:w="120"/>
-            </w:tcMar>
-          </w:tcPr>
-          <w:p>
-            <w:r>
-              <w:rPr>
-                <w:rFonts w:ascii="Arial" w:cs="Arial" w:eastAsia="Arial" w:hAnsi="Arial"/>
-                <w:b w:val="false"/>
-                <w:bCs w:val="false"/>
-                <w:color w:val="424242"/>
-                <w:sz w:val="19"/>
-                <w:szCs w:val="19"/>
-              </w:rPr>
-              <w:t xml:space="preserve">Carnets de los choferes</w:t>
-            </w:r>
-          </w:p>
-        </w:tc>
-        <w:tc>
-          <w:tcPr>
-            <w:tcW w:type="dxa" w:w="2500"/>
-            <w:tcBorders>
-              <w:top w:val="single" w:color="CCCCCC" w:sz="1"/>
-              <w:left w:val="single" w:color="CCCCCC" w:sz="1"/>
-              <w:bottom w:val="single" w:color="CCCCCC" w:sz="1"/>
-              <w:right w:val="single" w:color="CCCCCC" w:sz="1"/>
-            </w:tcBorders>
-            <w:shd w:fill="F5F5F5" w:val="clear"/>
-            <w:tcMar>
-              <w:top w:type="dxa" w:w="80"/>
-              <w:left w:type="dxa" w:w="120"/>
-              <w:bottom w:type="dxa" w:w="80"/>
-              <w:right w:type="dxa" w:w="120"/>
-            </w:tcMar>
-          </w:tcPr>
-          <w:p>
-            <w:r>
-              <w:rPr>
-                <w:rFonts w:ascii="Arial" w:cs="Arial" w:eastAsia="Arial" w:hAnsi="Arial"/>
-                <w:b w:val="false"/>
-                <w:bCs w:val="false"/>
-                <w:color w:val="424242"/>
-                <w:sz w:val="19"/>
-                <w:szCs w:val="19"/>
-              </w:rPr>
-              <w:t xml:space="preserve">A mano</w:t>
-            </w:r>
-          </w:p>
-        </w:tc>
-        <w:tc>
-          <w:tcPr>
-            <w:tcW w:type="dxa" w:w="2080"/>
-            <w:tcBorders>
-              <w:top w:val="single" w:color="CCCCCC" w:sz="1"/>
-              <w:left w:val="single" w:color="CCCCCC" w:sz="1"/>
-              <w:bottom w:val="single" w:color="CCCCCC" w:sz="1"/>
-              <w:right w:val="single" w:color="CCCCCC" w:sz="1"/>
-            </w:tcBorders>
-            <w:shd w:fill="F5F5F5" w:val="clear"/>
-            <w:tcMar>
-              <w:top w:type="dxa" w:w="80"/>
-              <w:left w:type="dxa" w:w="120"/>
-              <w:bottom w:type="dxa" w:w="80"/>
-              <w:right w:type="dxa" w:w="120"/>
-            </w:tcMar>
-          </w:tcPr>
-          <w:p>
-            <w:r>
-              <w:rPr>
-                <w:rFonts w:ascii="Arial" w:cs="Arial" w:eastAsia="Arial" w:hAnsi="Arial"/>
-                <w:b w:val="false"/>
-                <w:bCs w:val="false"/>
-                <w:color w:val="424242"/>
-                <w:sz w:val="19"/>
-                <w:szCs w:val="19"/>
-              </w:rPr>
-              <w:t xml:space="preserve">Flota → Carnets</w:t>
-            </w:r>
-          </w:p>
-        </w:tc>
-        <w:tc>
-          <w:tcPr>
-            <w:tcW w:type="dxa" w:w="3000"/>
-            <w:tcBorders>
-              <w:top w:val="single" w:color="CCCCCC" w:sz="1"/>
-              <w:left w:val="single" w:color="CCCCCC" w:sz="1"/>
-              <w:bottom w:val="single" w:color="CCCCCC" w:sz="1"/>
-              <w:right w:val="single" w:color="CCCCCC" w:sz="1"/>
-            </w:tcBorders>
-            <w:shd w:fill="F5F5F5" w:val="clear"/>
-            <w:tcMar>
-              <w:top w:type="dxa" w:w="80"/>
-              <w:left w:type="dxa" w:w="120"/>
-              <w:bottom w:type="dxa" w:w="80"/>
-              <w:right w:type="dxa" w:w="120"/>
-            </w:tcMar>
-          </w:tcPr>
-          <w:p>
-            <w:r>
-              <w:rPr>
-                <w:rFonts w:ascii="Arial" w:cs="Arial" w:eastAsia="Arial" w:hAnsi="Arial"/>
-                <w:b w:val="false"/>
-                <w:bCs w:val="false"/>
-                <w:color w:val="424242"/>
-                <w:sz w:val="19"/>
-                <w:szCs w:val="19"/>
-              </w:rPr>
-              <w:t xml:space="preserve">Categoría, número y vencimiento.</w:t>
-            </w:r>
-          </w:p>
-        </w:tc>
-      </w:tr>
-      <w:tr>
-        <w:trPr>
-          <w:cantSplit/>
-        </w:trPr>
-        <w:tc>
-          <w:tcPr>
-            <w:tcW w:type="dxa" w:w="400"/>
-            <w:tcBorders>
-              <w:top w:val="single" w:color="CCCCCC" w:sz="1"/>
-              <w:left w:val="single" w:color="CCCCCC" w:sz="1"/>
-              <w:bottom w:val="single" w:color="CCCCCC" w:sz="1"/>
-              <w:right w:val="single" w:color="CCCCCC" w:sz="1"/>
-            </w:tcBorders>
-            <w:shd w:fill="FFFFFF" w:val="clear"/>
-            <w:tcMar>
-              <w:top w:type="dxa" w:w="80"/>
-              <w:left w:type="dxa" w:w="120"/>
-              <w:bottom w:type="dxa" w:w="80"/>
-              <w:right w:type="dxa" w:w="120"/>
-            </w:tcMar>
-          </w:tcPr>
-          <w:p>
-            <w:r>
-              <w:rPr>
-                <w:rFonts w:ascii="Arial" w:cs="Arial" w:eastAsia="Arial" w:hAnsi="Arial"/>
-                <w:b/>
-                <w:bCs/>
-                <w:color w:val="1F4E79"/>
-                <w:sz w:val="19"/>
-                <w:szCs w:val="19"/>
-              </w:rPr>
-              <w:t xml:space="preserve">6</w:t>
-            </w:r>
-          </w:p>
-        </w:tc>
-        <w:tc>
-          <w:tcPr>
-            <w:tcW w:type="dxa" w:w="2100"/>
-            <w:tcBorders>
-              <w:top w:val="single" w:color="CCCCCC" w:sz="1"/>
-              <w:left w:val="single" w:color="CCCCCC" w:sz="1"/>
-              <w:bottom w:val="single" w:color="CCCCCC" w:sz="1"/>
-              <w:right w:val="single" w:color="CCCCCC" w:sz="1"/>
-            </w:tcBorders>
-            <w:shd w:fill="FFFFFF" w:val="clear"/>
-            <w:tcMar>
-              <w:top w:type="dxa" w:w="80"/>
-              <w:left w:type="dxa" w:w="120"/>
-              <w:bottom w:type="dxa" w:w="80"/>
-              <w:right w:type="dxa" w:w="120"/>
-            </w:tcMar>
-          </w:tcPr>
-          <w:p>
-            <w:r>
-              <w:rPr>
-                <w:rFonts w:ascii="Arial" w:cs="Arial" w:eastAsia="Arial" w:hAnsi="Arial"/>
-                <w:b w:val="false"/>
-                <w:bCs w:val="false"/>
-                <w:color w:val="424242"/>
-                <w:sz w:val="19"/>
-                <w:szCs w:val="19"/>
-              </w:rPr>
-              <w:t xml:space="preserve">Presentismo del mes</w:t>
-            </w:r>
-          </w:p>
-        </w:tc>
-        <w:tc>
-          <w:tcPr>
-            <w:tcW w:type="dxa" w:w="2500"/>
-            <w:tcBorders>
-              <w:top w:val="single" w:color="CCCCCC" w:sz="1"/>
-              <w:left w:val="single" w:color="CCCCCC" w:sz="1"/>
-              <w:bottom w:val="single" w:color="CCCCCC" w:sz="1"/>
-              <w:right w:val="single" w:color="CCCCCC" w:sz="1"/>
-            </w:tcBorders>
-            <w:shd w:fill="FFFFFF" w:val="clear"/>
-            <w:tcMar>
-              <w:top w:type="dxa" w:w="80"/>
-              <w:left w:type="dxa" w:w="120"/>
-              <w:bottom w:type="dxa" w:w="80"/>
-              <w:right w:type="dxa" w:w="120"/>
-            </w:tcMar>
-          </w:tcPr>
-          <w:p>
-            <w:r>
-              <w:rPr>
-                <w:rFonts w:ascii="Arial" w:cs="Arial" w:eastAsia="Arial" w:hAnsi="Arial"/>
-                <w:b w:val="false"/>
-                <w:bCs w:val="false"/>
-                <w:color w:val="424242"/>
-                <w:sz w:val="19"/>
-                <w:szCs w:val="19"/>
-              </w:rPr>
-              <w:t xml:space="preserve">Registro de faltas del mes en curso</w:t>
-            </w:r>
-          </w:p>
-        </w:tc>
-        <w:tc>
-          <w:tcPr>
-            <w:tcW w:type="dxa" w:w="2080"/>
-            <w:tcBorders>
-              <w:top w:val="single" w:color="CCCCCC" w:sz="1"/>
-              <w:left w:val="single" w:color="CCCCCC" w:sz="1"/>
-              <w:bottom w:val="single" w:color="CCCCCC" w:sz="1"/>
-              <w:right w:val="single" w:color="CCCCCC" w:sz="1"/>
-            </w:tcBorders>
-            <w:shd w:fill="FFFFFF" w:val="clear"/>
-            <w:tcMar>
-              <w:top w:type="dxa" w:w="80"/>
-              <w:left w:type="dxa" w:w="120"/>
-              <w:bottom w:type="dxa" w:w="80"/>
-              <w:right w:type="dxa" w:w="120"/>
-            </w:tcMar>
-          </w:tcPr>
-          <w:p>
-            <w:r>
-              <w:rPr>
-                <w:rFonts w:ascii="Arial" w:cs="Arial" w:eastAsia="Arial" w:hAnsi="Arial"/>
-                <w:b w:val="false"/>
-                <w:bCs w:val="false"/>
-                <w:color w:val="424242"/>
-                <w:sz w:val="19"/>
-                <w:szCs w:val="19"/>
-              </w:rPr>
-              <w:t xml:space="preserve">Presentismo → Importar planilla del mes</w:t>
-            </w:r>
-          </w:p>
-        </w:tc>
-        <w:tc>
-          <w:tcPr>
-            <w:tcW w:type="dxa" w:w="3000"/>
-            <w:tcBorders>
-              <w:top w:val="single" w:color="CCCCCC" w:sz="1"/>
-              <w:left w:val="single" w:color="CCCCCC" w:sz="1"/>
-              <w:bottom w:val="single" w:color="CCCCCC" w:sz="1"/>
-              <w:right w:val="single" w:color="CCCCCC" w:sz="1"/>
-            </w:tcBorders>
-            <w:shd w:fill="FFFFFF" w:val="clear"/>
-            <w:tcMar>
-              <w:top w:type="dxa" w:w="80"/>
-              <w:left w:type="dxa" w:w="120"/>
-              <w:bottom w:type="dxa" w:w="80"/>
-              <w:right w:type="dxa" w:w="120"/>
-            </w:tcMar>
-          </w:tcPr>
-          <w:p>
-            <w:r>
-              <w:rPr>
-                <w:rFonts w:ascii="Arial" w:cs="Arial" w:eastAsia="Arial" w:hAnsi="Arial"/>
-                <w:b w:val="false"/>
-                <w:bCs w:val="false"/>
-                <w:color w:val="424242"/>
-                <w:sz w:val="19"/>
-                <w:szCs w:val="19"/>
-              </w:rPr>
-              <w:t xml:space="preserve">Hojas en amarillo: personas que no están en el padrón. Saldo inicial de francos en la vista Francos.</w:t>
-            </w:r>
-          </w:p>
-        </w:tc>
-      </w:tr>
-      <w:tr>
-        <w:trPr>
-          <w:cantSplit/>
-        </w:trPr>
-        <w:tc>
-          <w:tcPr>
-            <w:tcW w:type="dxa" w:w="400"/>
-            <w:tcBorders>
-              <w:top w:val="single" w:color="CCCCCC" w:sz="1"/>
-              <w:left w:val="single" w:color="CCCCCC" w:sz="1"/>
-              <w:bottom w:val="single" w:color="CCCCCC" w:sz="1"/>
-              <w:right w:val="single" w:color="CCCCCC" w:sz="1"/>
-            </w:tcBorders>
-            <w:shd w:fill="F5F5F5" w:val="clear"/>
-            <w:tcMar>
-              <w:top w:type="dxa" w:w="80"/>
-              <w:left w:type="dxa" w:w="120"/>
-              <w:bottom w:type="dxa" w:w="80"/>
-              <w:right w:type="dxa" w:w="120"/>
-            </w:tcMar>
-          </w:tcPr>
-          <w:p>
-            <w:r>
-              <w:rPr>
-                <w:rFonts w:ascii="Arial" w:cs="Arial" w:eastAsia="Arial" w:hAnsi="Arial"/>
-                <w:b/>
-                <w:bCs/>
-                <w:color w:val="1F4E79"/>
-                <w:sz w:val="19"/>
-                <w:szCs w:val="19"/>
-              </w:rPr>
-              <w:t xml:space="preserve">7</w:t>
-            </w:r>
-          </w:p>
-        </w:tc>
-        <w:tc>
-          <w:tcPr>
-            <w:tcW w:type="dxa" w:w="2100"/>
-            <w:tcBorders>
-              <w:top w:val="single" w:color="CCCCCC" w:sz="1"/>
-              <w:left w:val="single" w:color="CCCCCC" w:sz="1"/>
-              <w:bottom w:val="single" w:color="CCCCCC" w:sz="1"/>
-              <w:right w:val="single" w:color="CCCCCC" w:sz="1"/>
-            </w:tcBorders>
-            <w:shd w:fill="F5F5F5" w:val="clear"/>
-            <w:tcMar>
-              <w:top w:type="dxa" w:w="80"/>
-              <w:left w:type="dxa" w:w="120"/>
-              <w:bottom w:type="dxa" w:w="80"/>
-              <w:right w:type="dxa" w:w="120"/>
-            </w:tcMar>
-          </w:tcPr>
-          <w:p>
-            <w:r>
-              <w:rPr>
-                <w:rFonts w:ascii="Arial" w:cs="Arial" w:eastAsia="Arial" w:hAnsi="Arial"/>
-                <w:b w:val="false"/>
-                <w:bCs w:val="false"/>
-                <w:color w:val="424242"/>
-                <w:sz w:val="19"/>
-                <w:szCs w:val="19"/>
-              </w:rPr>
-              <w:t xml:space="preserve">Siniestros de personal y de vehículos</w:t>
-            </w:r>
-          </w:p>
-        </w:tc>
-        <w:tc>
-          <w:tcPr>
-            <w:tcW w:type="dxa" w:w="2500"/>
-            <w:tcBorders>
-              <w:top w:val="single" w:color="CCCCCC" w:sz="1"/>
-              <w:left w:val="single" w:color="CCCCCC" w:sz="1"/>
-              <w:bottom w:val="single" w:color="CCCCCC" w:sz="1"/>
-              <w:right w:val="single" w:color="CCCCCC" w:sz="1"/>
-            </w:tcBorders>
-            <w:shd w:fill="F5F5F5" w:val="clear"/>
-            <w:tcMar>
-              <w:top w:type="dxa" w:w="80"/>
-              <w:left w:type="dxa" w:w="120"/>
-              <w:bottom w:type="dxa" w:w="80"/>
-              <w:right w:type="dxa" w:w="120"/>
-            </w:tcMar>
-          </w:tcPr>
-          <w:p>
-            <w:r>
-              <w:rPr>
-                <w:rFonts w:ascii="Arial" w:cs="Arial" w:eastAsia="Arial" w:hAnsi="Arial"/>
-                <w:b w:val="false"/>
-                <w:bCs w:val="false"/>
-                <w:color w:val="424242"/>
-                <w:sz w:val="19"/>
-                <w:szCs w:val="19"/>
-              </w:rPr>
-              <w:t xml:space="preserve">2026_Informe Siniestros Personal.xlsx · 2026_Informe siniestros vehiculos.xlsx</w:t>
-            </w:r>
-          </w:p>
-        </w:tc>
-        <w:tc>
-          <w:tcPr>
-            <w:tcW w:type="dxa" w:w="2080"/>
-            <w:tcBorders>
-              <w:top w:val="single" w:color="CCCCCC" w:sz="1"/>
-              <w:left w:val="single" w:color="CCCCCC" w:sz="1"/>
-              <w:bottom w:val="single" w:color="CCCCCC" w:sz="1"/>
-              <w:right w:val="single" w:color="CCCCCC" w:sz="1"/>
-            </w:tcBorders>
-            <w:shd w:fill="F5F5F5" w:val="clear"/>
-            <w:tcMar>
-              <w:top w:type="dxa" w:w="80"/>
-              <w:left w:type="dxa" w:w="120"/>
-              <w:bottom w:type="dxa" w:w="80"/>
-              <w:right w:type="dxa" w:w="120"/>
-            </w:tcMar>
-          </w:tcPr>
-          <w:p>
-            <w:r>
-              <w:rPr>
-                <w:rFonts w:ascii="Arial" w:cs="Arial" w:eastAsia="Arial" w:hAnsi="Arial"/>
-                <w:b w:val="false"/>
-                <w:bCs w:val="false"/>
-                <w:color w:val="424242"/>
-                <w:sz w:val="19"/>
-                <w:szCs w:val="19"/>
-              </w:rPr>
-              <w:t xml:space="preserve">Siniestros → Importar</w:t>
-            </w:r>
-          </w:p>
-        </w:tc>
-        <w:tc>
-          <w:tcPr>
-            <w:tcW w:type="dxa" w:w="3000"/>
-            <w:tcBorders>
-              <w:top w:val="single" w:color="CCCCCC" w:sz="1"/>
-              <w:left w:val="single" w:color="CCCCCC" w:sz="1"/>
-              <w:bottom w:val="single" w:color="CCCCCC" w:sz="1"/>
-              <w:right w:val="single" w:color="CCCCCC" w:sz="1"/>
-            </w:tcBorders>
-            <w:shd w:fill="F5F5F5" w:val="clear"/>
-            <w:tcMar>
-              <w:top w:type="dxa" w:w="80"/>
-              <w:left w:type="dxa" w:w="120"/>
-              <w:bottom w:type="dxa" w:w="80"/>
-              <w:right w:type="dxa" w:w="120"/>
-            </w:tcMar>
-          </w:tcPr>
-          <w:p>
-            <w:r>
-              <w:rPr>
-                <w:rFonts w:ascii="Arial" w:cs="Arial" w:eastAsia="Arial" w:hAnsi="Arial"/>
-                <w:b w:val="false"/>
-                <w:bCs w:val="false"/>
-                <w:color w:val="424242"/>
-                <w:sz w:val="19"/>
-                <w:szCs w:val="19"/>
-              </w:rPr>
-              <w:t xml:space="preserve">Empleado y vehículo encontrados en cada fila.</w:t>
+              <w:t xml:space="preserve">Asistencia diaria, multas, carnets y control de salida.</w:t>
             </w:r>
           </w:p>
         </w:tc>
       </w:tr>
     </w:tbl>
-    <w:p>
-      <w:pPr>
-        <w:spacing w:after="60" w:before="60"/>
-      </w:pPr>
-      <w:r>
-        <w:rPr>
-          <w:rFonts w:ascii="Arial" w:cs="Arial" w:eastAsia="Arial" w:hAnsi="Arial"/>
-          <w:color w:val="424242"/>
-          <w:sz w:val="21"/>
-          <w:szCs w:val="21"/>
-        </w:rPr>
-        <w:t xml:space="preserve">Desde ahí en adelante, a mano: asistencia diaria, multas y control de salida de cada vehículo. Las correcciones de legajo que no vienen en la planilla (sueldo, categoría, bajas) las hace un admin desde RRHH.</w:t>
-      </w:r>
-    </w:p>
     <w:p>
       <w:pPr>
         <w:pStyle w:val="Heading2"/>
@@ -10708,7 +15291,7 @@
           <w:sz w:val="26"/>
           <w:szCs w:val="26"/>
         </w:rPr>
-        <w:t xml:space="preserve">DOS57 2 — Santi y Nico (combustible, tarjeta y compras)</w:t>
+        <w:t xml:space="preserve">Santi y Nico — combustible, tarjeta y compras de DOS57</w:t>
       </w:r>
     </w:p>
     <w:tbl>
@@ -10856,74 +15439,7 @@
                 <w:sz w:val="19"/>
                 <w:szCs w:val="19"/>
               </w:rPr>
-              <w:t xml:space="preserve">santiago.dos57@gmail.com y nicolas.dos57@gmail.com · OPERADOR · entran a Combustible · permisos Tarjeta corporativa y Facturas a pagar</w:t>
-            </w:r>
-          </w:p>
-        </w:tc>
-      </w:tr>
-      <w:tr>
-        <w:trPr>
-          <w:cantSplit/>
-        </w:trPr>
-        <w:tc>
-          <w:tcPr>
-            <w:tcW w:type="dxa" w:w="2600"/>
-            <w:tcBorders>
-              <w:top w:val="single" w:color="CCCCCC" w:sz="1"/>
-              <w:left w:val="single" w:color="CCCCCC" w:sz="1"/>
-              <w:bottom w:val="single" w:color="CCCCCC" w:sz="1"/>
-              <w:right w:val="single" w:color="CCCCCC" w:sz="1"/>
-            </w:tcBorders>
-            <w:shd w:fill="FFFFFF" w:val="clear"/>
-            <w:tcMar>
-              <w:top w:type="dxa" w:w="80"/>
-              <w:left w:type="dxa" w:w="120"/>
-              <w:bottom w:type="dxa" w:w="80"/>
-              <w:right w:type="dxa" w:w="120"/>
-            </w:tcMar>
-          </w:tcPr>
-          <w:p>
-            <w:r>
-              <w:rPr>
-                <w:rFonts w:ascii="Arial" w:cs="Arial" w:eastAsia="Arial" w:hAnsi="Arial"/>
-                <w:b/>
-                <w:bCs/>
-                <w:color w:val="1F4E79"/>
-                <w:sz w:val="19"/>
-                <w:szCs w:val="19"/>
-              </w:rPr>
-              <w:t xml:space="preserve">Depende de</w:t>
-            </w:r>
-          </w:p>
-        </w:tc>
-        <w:tc>
-          <w:tcPr>
-            <w:tcW w:type="dxa" w:w="7480"/>
-            <w:tcBorders>
-              <w:top w:val="single" w:color="CCCCCC" w:sz="1"/>
-              <w:left w:val="single" w:color="CCCCCC" w:sz="1"/>
-              <w:bottom w:val="single" w:color="CCCCCC" w:sz="1"/>
-              <w:right w:val="single" w:color="CCCCCC" w:sz="1"/>
-            </w:tcBorders>
-            <w:shd w:fill="FFFFFF" w:val="clear"/>
-            <w:tcMar>
-              <w:top w:type="dxa" w:w="80"/>
-              <w:left w:type="dxa" w:w="120"/>
-              <w:bottom w:type="dxa" w:w="80"/>
-              <w:right w:type="dxa" w:w="120"/>
-            </w:tcMar>
-          </w:tcPr>
-          <w:p>
-            <w:r>
-              <w:rPr>
-                <w:rFonts w:ascii="Arial" w:cs="Arial" w:eastAsia="Arial" w:hAnsi="Arial"/>
-                <w:b w:val="false"/>
-                <w:bCs w:val="false"/>
-                <w:color w:val="424242"/>
-                <w:sz w:val="19"/>
-                <w:szCs w:val="19"/>
-              </w:rPr>
-              <w:t xml:space="preserve">La pizarra de flota de Lorena (paso 1).</w:t>
+              <w:t xml:space="preserve">santiago.dos57@gmail.com y nicolas.dos57@gmail.com · OPERADOR · entran a Combustible</w:t>
             </w:r>
           </w:p>
         </w:tc>
@@ -11210,7 +15726,7 @@
                 <w:sz w:val="19"/>
                 <w:szCs w:val="19"/>
               </w:rPr>
-              <w:t xml:space="preserve">Planilla de Combustible.xlsx</w:t>
+              <w:t xml:space="preserve">En el sistema (o la planilla del mes mientras dure el paralelo)</w:t>
             </w:r>
           </w:p>
         </w:tc>
@@ -11241,7 +15757,7 @@
                 <w:sz w:val="19"/>
                 <w:szCs w:val="19"/>
               </w:rPr>
-              <w:t xml:space="preserve">Combustible → Importar Excel</w:t>
+              <w:t xml:space="preserve">Combustible</w:t>
             </w:r>
           </w:p>
         </w:tc>
@@ -11272,7 +15788,7 @@
                 <w:sz w:val="19"/>
                 <w:szCs w:val="19"/>
               </w:rPr>
-              <w:t xml:space="preserve">Vehículos nuevos: si aparece alguno, es una patente que no está en la pizarra; revisarla con Lorena antes de confirmar.</w:t>
+              <w:t xml:space="preserve">Vehículos de la pizarra de Lorena.</w:t>
             </w:r>
           </w:p>
         </w:tc>
@@ -11339,7 +15855,7 @@
                 <w:sz w:val="19"/>
                 <w:szCs w:val="19"/>
               </w:rPr>
-              <w:t xml:space="preserve">Tarjeta corporativa DOS57</w:t>
+              <w:t xml:space="preserve">Tarjeta corporativa</w:t>
             </w:r>
           </w:p>
         </w:tc>
@@ -11370,7 +15886,7 @@
                 <w:sz w:val="19"/>
                 <w:szCs w:val="19"/>
               </w:rPr>
-              <w:t xml:space="preserve">Tarjeta Corporativa DOS57 2026.xlsx</w:t>
+              <w:t xml:space="preserve">En el sistema</w:t>
             </w:r>
           </w:p>
         </w:tc>
@@ -11401,7 +15917,7 @@
                 <w:sz w:val="19"/>
                 <w:szCs w:val="19"/>
               </w:rPr>
-              <w:t xml:space="preserve">Tarjeta Corp. → Importar</w:t>
+              <w:t xml:space="preserve">Tarjeta Corp.</w:t>
             </w:r>
           </w:p>
         </w:tc>
@@ -11432,7 +15948,7 @@
                 <w:sz w:val="19"/>
                 <w:szCs w:val="19"/>
               </w:rPr>
-              <w:t xml:space="preserve">Consumos marcados como "no se descontó".</w:t>
+              <w:t xml:space="preserve">Consumos y conciliación con el resumen.</w:t>
             </w:r>
           </w:p>
         </w:tc>
@@ -11530,7 +16046,7 @@
                 <w:sz w:val="19"/>
                 <w:szCs w:val="19"/>
               </w:rPr>
-              <w:t xml:space="preserve">Comprobantes de Compras - DOS57.xlsx</w:t>
+              <w:t xml:space="preserve">Comprobantes de compras (lo emite AFIP)</w:t>
             </w:r>
           </w:p>
         </w:tc>
@@ -11561,7 +16077,7 @@
                 <w:sz w:val="19"/>
                 <w:szCs w:val="19"/>
               </w:rPr>
-              <w:t xml:space="preserve">Facturas a Pagar → Importar libro de compras AFIP</w:t>
+              <w:t xml:space="preserve">Facturas a Pagar → Importar libro de compras</w:t>
             </w:r>
           </w:p>
         </w:tc>
@@ -11592,26 +16108,12 @@
                 <w:sz w:val="19"/>
                 <w:szCs w:val="19"/>
               </w:rPr>
-              <w:t xml:space="preserve">Proveedores nuevos por CUIT; facturas sin PDF.</w:t>
+              <w:t xml:space="preserve">Este sí se importa: es el archivo que baja de AFIP.</w:t>
             </w:r>
           </w:p>
         </w:tc>
       </w:tr>
     </w:tbl>
-    <w:p>
-      <w:pPr>
-        <w:spacing w:after="60" w:before="60"/>
-      </w:pPr>
-      <w:r>
-        <w:rPr>
-          <w:rFonts w:ascii="Arial" w:cs="Arial" w:eastAsia="Arial" w:hAnsi="Arial"/>
-          <w:color w:val="424242"/>
-          <w:sz w:val="21"/>
-          <w:szCs w:val="21"/>
-        </w:rPr>
-        <w:t xml:space="preserve">El archivo de novedades y pendientes del parque automotor se revisa en la sesión con Lorena.</w:t>
-      </w:r>
-    </w:p>
     <w:p>
       <w:pPr>
         <w:pStyle w:val="Heading2"/>
@@ -11627,7 +16129,7 @@
           <w:sz w:val="26"/>
           <w:szCs w:val="26"/>
         </w:rPr>
-        <w:t xml:space="preserve">DOS57 3 — Jazmín (stock y parte diario)</w:t>
+        <w:t xml:space="preserve">Jazmín — stock y parte diario</w:t>
       </w:r>
     </w:p>
     <w:tbl>
@@ -11776,73 +16278,6 @@
                 <w:szCs w:val="19"/>
               </w:rPr>
               <w:t xml:space="preserve">jazminvaldivia.dos57@gmail.com · OPERADOR · entra a Parte Diario</w:t>
-            </w:r>
-          </w:p>
-        </w:tc>
-      </w:tr>
-      <w:tr>
-        <w:trPr>
-          <w:cantSplit/>
-        </w:trPr>
-        <w:tc>
-          <w:tcPr>
-            <w:tcW w:type="dxa" w:w="2600"/>
-            <w:tcBorders>
-              <w:top w:val="single" w:color="CCCCCC" w:sz="1"/>
-              <w:left w:val="single" w:color="CCCCCC" w:sz="1"/>
-              <w:bottom w:val="single" w:color="CCCCCC" w:sz="1"/>
-              <w:right w:val="single" w:color="CCCCCC" w:sz="1"/>
-            </w:tcBorders>
-            <w:shd w:fill="FFFFFF" w:val="clear"/>
-            <w:tcMar>
-              <w:top w:type="dxa" w:w="80"/>
-              <w:left w:type="dxa" w:w="120"/>
-              <w:bottom w:type="dxa" w:w="80"/>
-              <w:right w:type="dxa" w:w="120"/>
-            </w:tcMar>
-          </w:tcPr>
-          <w:p>
-            <w:r>
-              <w:rPr>
-                <w:rFonts w:ascii="Arial" w:cs="Arial" w:eastAsia="Arial" w:hAnsi="Arial"/>
-                <w:b/>
-                <w:bCs/>
-                <w:color w:val="1F4E79"/>
-                <w:sz w:val="19"/>
-                <w:szCs w:val="19"/>
-              </w:rPr>
-              <w:t xml:space="preserve">Depende de</w:t>
-            </w:r>
-          </w:p>
-        </w:tc>
-        <w:tc>
-          <w:tcPr>
-            <w:tcW w:type="dxa" w:w="7480"/>
-            <w:tcBorders>
-              <w:top w:val="single" w:color="CCCCCC" w:sz="1"/>
-              <w:left w:val="single" w:color="CCCCCC" w:sz="1"/>
-              <w:bottom w:val="single" w:color="CCCCCC" w:sz="1"/>
-              <w:right w:val="single" w:color="CCCCCC" w:sz="1"/>
-            </w:tcBorders>
-            <w:shd w:fill="FFFFFF" w:val="clear"/>
-            <w:tcMar>
-              <w:top w:type="dxa" w:w="80"/>
-              <w:left w:type="dxa" w:w="120"/>
-              <w:bottom w:type="dxa" w:w="80"/>
-              <w:right w:type="dxa" w:w="120"/>
-            </w:tcMar>
-          </w:tcPr>
-          <w:p>
-            <w:r>
-              <w:rPr>
-                <w:rFonts w:ascii="Arial" w:cs="Arial" w:eastAsia="Arial" w:hAnsi="Arial"/>
-                <w:b w:val="false"/>
-                <w:bCs w:val="false"/>
-                <w:color w:val="424242"/>
-                <w:sz w:val="19"/>
-                <w:szCs w:val="19"/>
-              </w:rPr>
-              <w:t xml:space="preserve">El padrón de Lorena. Para asignar personal, comidas y remitos a un evento, el evento real del paso 5.</w:t>
             </w:r>
           </w:p>
         </w:tc>
@@ -12098,7 +16533,7 @@
                 <w:sz w:val="19"/>
                 <w:szCs w:val="19"/>
               </w:rPr>
-              <w:t xml:space="preserve">Catálogo de stock</w:t>
+              <w:t xml:space="preserve">Catálogo de stock (base)</w:t>
             </w:r>
           </w:p>
         </w:tc>
@@ -12258,7 +16693,7 @@
                 <w:sz w:val="19"/>
                 <w:szCs w:val="19"/>
               </w:rPr>
-              <w:t xml:space="preserve">Parte diario</w:t>
+              <w:t xml:space="preserve">Parte diario, comidas y remitos</w:t>
             </w:r>
           </w:p>
         </w:tc>
@@ -12289,7 +16724,7 @@
                 <w:sz w:val="19"/>
                 <w:szCs w:val="19"/>
               </w:rPr>
-              <w:t xml:space="preserve">A mano, todos los días</w:t>
+              <w:t xml:space="preserve">Todos los días, en el sistema</w:t>
             </w:r>
           </w:p>
         </w:tc>
@@ -12320,7 +16755,7 @@
                 <w:sz w:val="19"/>
                 <w:szCs w:val="19"/>
               </w:rPr>
-              <w:t xml:space="preserve">Parte Diario</w:t>
+              <w:t xml:space="preserve">Parte Diario · Evento</w:t>
             </w:r>
           </w:p>
         </w:tc>
@@ -12352,185 +16787,11 @@
                 <w:szCs w:val="19"/>
               </w:rPr>
               <w:t xml:space="preserve">Personal por sector y horarios.</w:t>
-            </w:r>
-          </w:p>
-        </w:tc>
-      </w:tr>
-      <w:tr>
-        <w:trPr>
-          <w:cantSplit/>
-        </w:trPr>
-        <w:tc>
-          <w:tcPr>
-            <w:tcW w:type="dxa" w:w="400"/>
-            <w:tcBorders>
-              <w:top w:val="single" w:color="CCCCCC" w:sz="1"/>
-              <w:left w:val="single" w:color="CCCCCC" w:sz="1"/>
-              <w:bottom w:val="single" w:color="CCCCCC" w:sz="1"/>
-              <w:right w:val="single" w:color="CCCCCC" w:sz="1"/>
-            </w:tcBorders>
-            <w:shd w:fill="F5F5F5" w:val="clear"/>
-            <w:tcMar>
-              <w:top w:type="dxa" w:w="80"/>
-              <w:left w:type="dxa" w:w="120"/>
-              <w:bottom w:type="dxa" w:w="80"/>
-              <w:right w:type="dxa" w:w="120"/>
-            </w:tcMar>
-          </w:tcPr>
-          <w:p>
-            <w:r>
-              <w:rPr>
-                <w:rFonts w:ascii="Arial" w:cs="Arial" w:eastAsia="Arial" w:hAnsi="Arial"/>
-                <w:b/>
-                <w:bCs/>
-                <w:color w:val="1F4E79"/>
-                <w:sz w:val="19"/>
-                <w:szCs w:val="19"/>
-              </w:rPr>
-              <w:t xml:space="preserve">3</w:t>
-            </w:r>
-          </w:p>
-        </w:tc>
-        <w:tc>
-          <w:tcPr>
-            <w:tcW w:type="dxa" w:w="2100"/>
-            <w:tcBorders>
-              <w:top w:val="single" w:color="CCCCCC" w:sz="1"/>
-              <w:left w:val="single" w:color="CCCCCC" w:sz="1"/>
-              <w:bottom w:val="single" w:color="CCCCCC" w:sz="1"/>
-              <w:right w:val="single" w:color="CCCCCC" w:sz="1"/>
-            </w:tcBorders>
-            <w:shd w:fill="F5F5F5" w:val="clear"/>
-            <w:tcMar>
-              <w:top w:type="dxa" w:w="80"/>
-              <w:left w:type="dxa" w:w="120"/>
-              <w:bottom w:type="dxa" w:w="80"/>
-              <w:right w:type="dxa" w:w="120"/>
-            </w:tcMar>
-          </w:tcPr>
-          <w:p>
-            <w:r>
-              <w:rPr>
-                <w:rFonts w:ascii="Arial" w:cs="Arial" w:eastAsia="Arial" w:hAnsi="Arial"/>
-                <w:b w:val="false"/>
-                <w:bCs w:val="false"/>
-                <w:color w:val="424242"/>
-                <w:sz w:val="19"/>
-                <w:szCs w:val="19"/>
-              </w:rPr>
-              <w:t xml:space="preserve">Comidas y remitos</w:t>
-            </w:r>
-          </w:p>
-        </w:tc>
-        <w:tc>
-          <w:tcPr>
-            <w:tcW w:type="dxa" w:w="2500"/>
-            <w:tcBorders>
-              <w:top w:val="single" w:color="CCCCCC" w:sz="1"/>
-              <w:left w:val="single" w:color="CCCCCC" w:sz="1"/>
-              <w:bottom w:val="single" w:color="CCCCCC" w:sz="1"/>
-              <w:right w:val="single" w:color="CCCCCC" w:sz="1"/>
-            </w:tcBorders>
-            <w:shd w:fill="F5F5F5" w:val="clear"/>
-            <w:tcMar>
-              <w:top w:type="dxa" w:w="80"/>
-              <w:left w:type="dxa" w:w="120"/>
-              <w:bottom w:type="dxa" w:w="80"/>
-              <w:right w:type="dxa" w:w="120"/>
-            </w:tcMar>
-          </w:tcPr>
-          <w:p>
-            <w:r>
-              <w:rPr>
-                <w:rFonts w:ascii="Arial" w:cs="Arial" w:eastAsia="Arial" w:hAnsi="Arial"/>
-                <w:b w:val="false"/>
-                <w:bCs w:val="false"/>
-                <w:color w:val="424242"/>
-                <w:sz w:val="19"/>
-                <w:szCs w:val="19"/>
-              </w:rPr>
-              <w:t xml:space="preserve">A mano</w:t>
-            </w:r>
-          </w:p>
-        </w:tc>
-        <w:tc>
-          <w:tcPr>
-            <w:tcW w:type="dxa" w:w="2080"/>
-            <w:tcBorders>
-              <w:top w:val="single" w:color="CCCCCC" w:sz="1"/>
-              <w:left w:val="single" w:color="CCCCCC" w:sz="1"/>
-              <w:bottom w:val="single" w:color="CCCCCC" w:sz="1"/>
-              <w:right w:val="single" w:color="CCCCCC" w:sz="1"/>
-            </w:tcBorders>
-            <w:shd w:fill="F5F5F5" w:val="clear"/>
-            <w:tcMar>
-              <w:top w:type="dxa" w:w="80"/>
-              <w:left w:type="dxa" w:w="120"/>
-              <w:bottom w:type="dxa" w:w="80"/>
-              <w:right w:type="dxa" w:w="120"/>
-            </w:tcMar>
-          </w:tcPr>
-          <w:p>
-            <w:r>
-              <w:rPr>
-                <w:rFonts w:ascii="Arial" w:cs="Arial" w:eastAsia="Arial" w:hAnsi="Arial"/>
-                <w:b w:val="false"/>
-                <w:bCs w:val="false"/>
-                <w:color w:val="424242"/>
-                <w:sz w:val="19"/>
-                <w:szCs w:val="19"/>
-              </w:rPr>
-              <w:t xml:space="preserve">Dentro del evento (paso 5)</w:t>
-            </w:r>
-          </w:p>
-        </w:tc>
-        <w:tc>
-          <w:tcPr>
-            <w:tcW w:type="dxa" w:w="3000"/>
-            <w:tcBorders>
-              <w:top w:val="single" w:color="CCCCCC" w:sz="1"/>
-              <w:left w:val="single" w:color="CCCCCC" w:sz="1"/>
-              <w:bottom w:val="single" w:color="CCCCCC" w:sz="1"/>
-              <w:right w:val="single" w:color="CCCCCC" w:sz="1"/>
-            </w:tcBorders>
-            <w:shd w:fill="F5F5F5" w:val="clear"/>
-            <w:tcMar>
-              <w:top w:type="dxa" w:w="80"/>
-              <w:left w:type="dxa" w:w="120"/>
-              <w:bottom w:type="dxa" w:w="80"/>
-              <w:right w:type="dxa" w:w="120"/>
-            </w:tcMar>
-          </w:tcPr>
-          <w:p>
-            <w:r>
-              <w:rPr>
-                <w:rFonts w:ascii="Arial" w:cs="Arial" w:eastAsia="Arial" w:hAnsi="Arial"/>
-                <w:b w:val="false"/>
-                <w:bCs w:val="false"/>
-                <w:color w:val="424242"/>
-                <w:sz w:val="19"/>
-                <w:szCs w:val="19"/>
-              </w:rPr>
-              <w:t xml:space="preserve"/>
             </w:r>
           </w:p>
         </w:tc>
       </w:tr>
     </w:tbl>
-    <w:p>
-      <w:pPr>
-        <w:spacing w:after="60" w:before="60"/>
-      </w:pPr>
-      <w:r>
-        <w:rPr>
-          <w:rFonts w:ascii="Arial" w:cs="Arial" w:eastAsia="Arial" w:hAnsi="Arial"/>
-          <w:color w:val="424242"/>
-          <w:sz w:val="21"/>
-          <w:szCs w:val="21"/>
-        </w:rPr>
-        <w:t xml:space="preserve">El stock dinámico (alquileres, saldo por evento) no es parte de esta prueba: acá solo se carga el catálogo para que los eventos tengan contra qué asignar.</w:t>
-      </w:r>
-    </w:p>
     <w:p>
       <w:pPr>
         <w:pStyle w:val="Heading2"/>
@@ -12546,7 +16807,7 @@
           <w:sz w:val="26"/>
           <w:szCs w:val="26"/>
         </w:rPr>
-        <w:t xml:space="preserve">DOS57 4 — Andrea (administración y cajas)</w:t>
+        <w:t xml:space="preserve">Andrea — administración y cajas</w:t>
       </w:r>
     </w:p>
     <w:tbl>
@@ -12695,73 +16956,6 @@
                 <w:szCs w:val="19"/>
               </w:rPr>
               <w:t xml:space="preserve">administracion@grupodos57.com.ar · ADMIN · entra a Gastos Operativos</w:t>
-            </w:r>
-          </w:p>
-        </w:tc>
-      </w:tr>
-      <w:tr>
-        <w:trPr>
-          <w:cantSplit/>
-        </w:trPr>
-        <w:tc>
-          <w:tcPr>
-            <w:tcW w:type="dxa" w:w="2600"/>
-            <w:tcBorders>
-              <w:top w:val="single" w:color="CCCCCC" w:sz="1"/>
-              <w:left w:val="single" w:color="CCCCCC" w:sz="1"/>
-              <w:bottom w:val="single" w:color="CCCCCC" w:sz="1"/>
-              <w:right w:val="single" w:color="CCCCCC" w:sz="1"/>
-            </w:tcBorders>
-            <w:shd w:fill="FFFFFF" w:val="clear"/>
-            <w:tcMar>
-              <w:top w:type="dxa" w:w="80"/>
-              <w:left w:type="dxa" w:w="120"/>
-              <w:bottom w:type="dxa" w:w="80"/>
-              <w:right w:type="dxa" w:w="120"/>
-            </w:tcMar>
-          </w:tcPr>
-          <w:p>
-            <w:r>
-              <w:rPr>
-                <w:rFonts w:ascii="Arial" w:cs="Arial" w:eastAsia="Arial" w:hAnsi="Arial"/>
-                <w:b/>
-                <w:bCs/>
-                <w:color w:val="1F4E79"/>
-                <w:sz w:val="19"/>
-                <w:szCs w:val="19"/>
-              </w:rPr>
-              <w:t xml:space="preserve">Depende de</w:t>
-            </w:r>
-          </w:p>
-        </w:tc>
-        <w:tc>
-          <w:tcPr>
-            <w:tcW w:type="dxa" w:w="7480"/>
-            <w:tcBorders>
-              <w:top w:val="single" w:color="CCCCCC" w:sz="1"/>
-              <w:left w:val="single" w:color="CCCCCC" w:sz="1"/>
-              <w:bottom w:val="single" w:color="CCCCCC" w:sz="1"/>
-              <w:right w:val="single" w:color="CCCCCC" w:sz="1"/>
-            </w:tcBorders>
-            <w:shd w:fill="FFFFFF" w:val="clear"/>
-            <w:tcMar>
-              <w:top w:type="dxa" w:w="80"/>
-              <w:left w:type="dxa" w:w="120"/>
-              <w:bottom w:type="dxa" w:w="80"/>
-              <w:right w:type="dxa" w:w="120"/>
-            </w:tcMar>
-          </w:tcPr>
-          <w:p>
-            <w:r>
-              <w:rPr>
-                <w:rFonts w:ascii="Arial" w:cs="Arial" w:eastAsia="Arial" w:hAnsi="Arial"/>
-                <w:b w:val="false"/>
-                <w:bCs w:val="false"/>
-                <w:color w:val="424242"/>
-                <w:sz w:val="19"/>
-                <w:szCs w:val="19"/>
-              </w:rPr>
-              <w:t xml:space="preserve">El padrón de Lorena.</w:t>
             </w:r>
           </w:p>
         </w:tc>
@@ -13017,7 +17211,7 @@
                 <w:sz w:val="19"/>
                 <w:szCs w:val="19"/>
               </w:rPr>
-              <w:t xml:space="preserve">Proveedores y jornaleros</w:t>
+              <w:t xml:space="preserve">Proveedores y jornaleros (base)</w:t>
             </w:r>
           </w:p>
         </w:tc>
@@ -13110,7 +17304,7 @@
                 <w:sz w:val="19"/>
                 <w:szCs w:val="19"/>
               </w:rPr>
-              <w:t xml:space="preserve">Duplicados por DNI o CUIT (se fusionan) y datos bancarios.</w:t>
+              <w:t xml:space="preserve">Duplicados por DNI o CUIT.</w:t>
             </w:r>
           </w:p>
         </w:tc>
@@ -13177,7 +17371,7 @@
                 <w:sz w:val="19"/>
                 <w:szCs w:val="19"/>
               </w:rPr>
-              <w:t xml:space="preserve">Saldos iniciales de las cajas</w:t>
+              <w:t xml:space="preserve">Saldos iniciales de las cajas (base)</w:t>
             </w:r>
           </w:p>
         </w:tc>
@@ -13270,7 +17464,7 @@
                 <w:sz w:val="19"/>
                 <w:szCs w:val="19"/>
               </w:rPr>
-              <w:t xml:space="preserve">Las cajas de DOS57 salen del seed en 0: cargar el saldo con el que arranca el mes.</w:t>
+              <w:t xml:space="preserve">Las cajas salen del seed en 0.</w:t>
             </w:r>
           </w:p>
         </w:tc>
@@ -13368,7 +17562,7 @@
                 <w:sz w:val="19"/>
                 <w:szCs w:val="19"/>
               </w:rPr>
-              <w:t xml:space="preserve">CAJAS del mes en curso (formato CAJAS JULIO-2026.xlsx)</w:t>
+              <w:t xml:space="preserve">En el sistema</w:t>
             </w:r>
           </w:p>
         </w:tc>
@@ -13399,7 +17593,7 @@
                 <w:sz w:val="19"/>
                 <w:szCs w:val="19"/>
               </w:rPr>
-              <w:t xml:space="preserve">Gastos Operativos → Caja del mes → Importar</w:t>
+              <w:t xml:space="preserve">Gastos Operativos</w:t>
             </w:r>
           </w:p>
         </w:tc>
@@ -13430,7 +17624,7 @@
                 <w:sz w:val="19"/>
                 <w:szCs w:val="19"/>
               </w:rPr>
-              <w:t xml:space="preserve">Que el saldo final coincida con su planilla: es el criterio de éxito.</w:t>
+              <w:t xml:space="preserve">Que el saldo final coincida con su planilla.</w:t>
             </w:r>
           </w:p>
         </w:tc>
@@ -13451,7 +17645,7 @@
           <w:sz w:val="26"/>
           <w:szCs w:val="26"/>
         </w:rPr>
-        <w:t xml:space="preserve">DOS57 5 — Chino o Matías (un evento real) y después Flor</w:t>
+        <w:t xml:space="preserve">Chino o Matías — el evento; Flor — los viajes</w:t>
       </w:r>
     </w:p>
     <w:tbl>
@@ -13600,73 +17794,6 @@
                 <w:szCs w:val="19"/>
               </w:rPr>
               <w:t xml:space="preserve">christianxinos@gmail.com o matiaslorenzati@gmail.com · ADMIN; Florencia · OPERADOR</w:t>
-            </w:r>
-          </w:p>
-        </w:tc>
-      </w:tr>
-      <w:tr>
-        <w:trPr>
-          <w:cantSplit/>
-        </w:trPr>
-        <w:tc>
-          <w:tcPr>
-            <w:tcW w:type="dxa" w:w="2600"/>
-            <w:tcBorders>
-              <w:top w:val="single" w:color="CCCCCC" w:sz="1"/>
-              <w:left w:val="single" w:color="CCCCCC" w:sz="1"/>
-              <w:bottom w:val="single" w:color="CCCCCC" w:sz="1"/>
-              <w:right w:val="single" w:color="CCCCCC" w:sz="1"/>
-            </w:tcBorders>
-            <w:shd w:fill="FFFFFF" w:val="clear"/>
-            <w:tcMar>
-              <w:top w:type="dxa" w:w="80"/>
-              <w:left w:type="dxa" w:w="120"/>
-              <w:bottom w:type="dxa" w:w="80"/>
-              <w:right w:type="dxa" w:w="120"/>
-            </w:tcMar>
-          </w:tcPr>
-          <w:p>
-            <w:r>
-              <w:rPr>
-                <w:rFonts w:ascii="Arial" w:cs="Arial" w:eastAsia="Arial" w:hAnsi="Arial"/>
-                <w:b/>
-                <w:bCs/>
-                <w:color w:val="1F4E79"/>
-                <w:sz w:val="19"/>
-                <w:szCs w:val="19"/>
-              </w:rPr>
-              <w:t xml:space="preserve">Depende de</w:t>
-            </w:r>
-          </w:p>
-        </w:tc>
-        <w:tc>
-          <w:tcPr>
-            <w:tcW w:type="dxa" w:w="7480"/>
-            <w:tcBorders>
-              <w:top w:val="single" w:color="CCCCCC" w:sz="1"/>
-              <w:left w:val="single" w:color="CCCCCC" w:sz="1"/>
-              <w:bottom w:val="single" w:color="CCCCCC" w:sz="1"/>
-              <w:right w:val="single" w:color="CCCCCC" w:sz="1"/>
-            </w:tcBorders>
-            <w:shd w:fill="FFFFFF" w:val="clear"/>
-            <w:tcMar>
-              <w:top w:type="dxa" w:w="80"/>
-              <w:left w:type="dxa" w:w="120"/>
-              <w:bottom w:type="dxa" w:w="80"/>
-              <w:right w:type="dxa" w:w="120"/>
-            </w:tcMar>
-          </w:tcPr>
-          <w:p>
-            <w:r>
-              <w:rPr>
-                <w:rFonts w:ascii="Arial" w:cs="Arial" w:eastAsia="Arial" w:hAnsi="Arial"/>
-                <w:b w:val="false"/>
-                <w:bCs w:val="false"/>
-                <w:color w:val="424242"/>
-                <w:sz w:val="19"/>
-                <w:szCs w:val="19"/>
-              </w:rPr>
-              <w:t xml:space="preserve">Proveedores (paso 4) y stock (paso 3), para poder asignarlos.</w:t>
             </w:r>
           </w:p>
         </w:tc>
@@ -13953,7 +18080,7 @@
                 <w:sz w:val="19"/>
                 <w:szCs w:val="19"/>
               </w:rPr>
-              <w:t xml:space="preserve">Un evento que se haga durante la prueba</w:t>
+              <w:t xml:space="preserve">En el sistema</w:t>
             </w:r>
           </w:p>
         </w:tc>
@@ -13984,7 +18111,7 @@
                 <w:sz w:val="19"/>
                 <w:szCs w:val="19"/>
               </w:rPr>
-              <w:t xml:space="preserve">Eventos → Nuevo evento (asistente Pre-Macro)</w:t>
+              <w:t xml:space="preserve">Eventos → Nuevo evento</w:t>
             </w:r>
           </w:p>
         </w:tc>
@@ -14015,7 +18142,7 @@
                 <w:sz w:val="19"/>
                 <w:szCs w:val="19"/>
               </w:rPr>
-              <w:t xml:space="preserve">Fechas, días de montaje y desmontaje, lugar, rubros y socios.</w:t>
+              <w:t xml:space="preserve">Fechas, montaje y desmontaje: las usa la vinculación de los viajes.</w:t>
             </w:r>
           </w:p>
         </w:tc>
@@ -14082,7 +18209,7 @@
                 <w:sz w:val="19"/>
                 <w:szCs w:val="19"/>
               </w:rPr>
-              <w:t xml:space="preserve">Costos del evento</w:t>
+              <w:t xml:space="preserve">Viajes de camiones (Flor)</w:t>
             </w:r>
           </w:p>
         </w:tc>
@@ -14113,7 +18240,7 @@
                 <w:sz w:val="19"/>
                 <w:szCs w:val="19"/>
               </w:rPr>
-              <w:t xml:space="preserve">A mano o con la ficha en Excel</w:t>
+              <w:t xml:space="preserve">En el sistema (Bitácora)</w:t>
             </w:r>
           </w:p>
         </w:tc>
@@ -14144,7 +18271,7 @@
                 <w:sz w:val="19"/>
                 <w:szCs w:val="19"/>
               </w:rPr>
-              <w:t xml:space="preserve">Evento → rubros / ficha</w:t>
+              <w:t xml:space="preserve">Bitácora de viajes</w:t>
             </w:r>
           </w:p>
         </w:tc>
@@ -14175,186 +18302,12 @@
                 <w:sz w:val="19"/>
                 <w:szCs w:val="19"/>
               </w:rPr>
-              <w:t xml:space="preserve">Proveedores y stock asignados.</w:t>
-            </w:r>
-          </w:p>
-        </w:tc>
-      </w:tr>
-      <w:tr>
-        <w:trPr>
-          <w:cantSplit/>
-        </w:trPr>
-        <w:tc>
-          <w:tcPr>
-            <w:tcW w:type="dxa" w:w="400"/>
-            <w:tcBorders>
-              <w:top w:val="single" w:color="CCCCCC" w:sz="1"/>
-              <w:left w:val="single" w:color="CCCCCC" w:sz="1"/>
-              <w:bottom w:val="single" w:color="CCCCCC" w:sz="1"/>
-              <w:right w:val="single" w:color="CCCCCC" w:sz="1"/>
-            </w:tcBorders>
-            <w:shd w:fill="F5F5F5" w:val="clear"/>
-            <w:tcMar>
-              <w:top w:type="dxa" w:w="80"/>
-              <w:left w:type="dxa" w:w="120"/>
-              <w:bottom w:type="dxa" w:w="80"/>
-              <w:right w:type="dxa" w:w="120"/>
-            </w:tcMar>
-          </w:tcPr>
-          <w:p>
-            <w:r>
-              <w:rPr>
-                <w:rFonts w:ascii="Arial" w:cs="Arial" w:eastAsia="Arial" w:hAnsi="Arial"/>
-                <w:b/>
-                <w:bCs/>
-                <w:color w:val="1F4E79"/>
-                <w:sz w:val="19"/>
-                <w:szCs w:val="19"/>
-              </w:rPr>
-              <w:t xml:space="preserve">3</w:t>
-            </w:r>
-          </w:p>
-        </w:tc>
-        <w:tc>
-          <w:tcPr>
-            <w:tcW w:type="dxa" w:w="2100"/>
-            <w:tcBorders>
-              <w:top w:val="single" w:color="CCCCCC" w:sz="1"/>
-              <w:left w:val="single" w:color="CCCCCC" w:sz="1"/>
-              <w:bottom w:val="single" w:color="CCCCCC" w:sz="1"/>
-              <w:right w:val="single" w:color="CCCCCC" w:sz="1"/>
-            </w:tcBorders>
-            <w:shd w:fill="F5F5F5" w:val="clear"/>
-            <w:tcMar>
-              <w:top w:type="dxa" w:w="80"/>
-              <w:left w:type="dxa" w:w="120"/>
-              <w:bottom w:type="dxa" w:w="80"/>
-              <w:right w:type="dxa" w:w="120"/>
-            </w:tcMar>
-          </w:tcPr>
-          <w:p>
-            <w:r>
-              <w:rPr>
-                <w:rFonts w:ascii="Arial" w:cs="Arial" w:eastAsia="Arial" w:hAnsi="Arial"/>
-                <w:b w:val="false"/>
-                <w:bCs w:val="false"/>
-                <w:color w:val="424242"/>
-                <w:sz w:val="19"/>
-                <w:szCs w:val="19"/>
-              </w:rPr>
-              <w:t xml:space="preserve">Viajes de camiones (Flor)</w:t>
-            </w:r>
-          </w:p>
-        </w:tc>
-        <w:tc>
-          <w:tcPr>
-            <w:tcW w:type="dxa" w:w="2500"/>
-            <w:tcBorders>
-              <w:top w:val="single" w:color="CCCCCC" w:sz="1"/>
-              <w:left w:val="single" w:color="CCCCCC" w:sz="1"/>
-              <w:bottom w:val="single" w:color="CCCCCC" w:sz="1"/>
-              <w:right w:val="single" w:color="CCCCCC" w:sz="1"/>
-            </w:tcBorders>
-            <w:shd w:fill="F5F5F5" w:val="clear"/>
-            <w:tcMar>
-              <w:top w:type="dxa" w:w="80"/>
-              <w:left w:type="dxa" w:w="120"/>
-              <w:bottom w:type="dxa" w:w="80"/>
-              <w:right w:type="dxa" w:w="120"/>
-            </w:tcMar>
-          </w:tcPr>
-          <w:p>
-            <w:r>
-              <w:rPr>
-                <w:rFonts w:ascii="Arial" w:cs="Arial" w:eastAsia="Arial" w:hAnsi="Arial"/>
-                <w:b w:val="false"/>
-                <w:bCs w:val="false"/>
-                <w:color w:val="424242"/>
-                <w:sz w:val="19"/>
-                <w:szCs w:val="19"/>
-              </w:rPr>
-              <w:t xml:space="preserve">Su planilla de viajes</w:t>
-            </w:r>
-          </w:p>
-        </w:tc>
-        <w:tc>
-          <w:tcPr>
-            <w:tcW w:type="dxa" w:w="2080"/>
-            <w:tcBorders>
-              <w:top w:val="single" w:color="CCCCCC" w:sz="1"/>
-              <w:left w:val="single" w:color="CCCCCC" w:sz="1"/>
-              <w:bottom w:val="single" w:color="CCCCCC" w:sz="1"/>
-              <w:right w:val="single" w:color="CCCCCC" w:sz="1"/>
-            </w:tcBorders>
-            <w:shd w:fill="F5F5F5" w:val="clear"/>
-            <w:tcMar>
-              <w:top w:type="dxa" w:w="80"/>
-              <w:left w:type="dxa" w:w="120"/>
-              <w:bottom w:type="dxa" w:w="80"/>
-              <w:right w:type="dxa" w:w="120"/>
-            </w:tcMar>
-          </w:tcPr>
-          <w:p>
-            <w:r>
-              <w:rPr>
-                <w:rFonts w:ascii="Arial" w:cs="Arial" w:eastAsia="Arial" w:hAnsi="Arial"/>
-                <w:b w:val="false"/>
-                <w:bCs w:val="false"/>
-                <w:color w:val="424242"/>
-                <w:sz w:val="19"/>
-                <w:szCs w:val="19"/>
-              </w:rPr>
-              <w:t xml:space="preserve">Bitácora → Importar planilla</w:t>
-            </w:r>
-          </w:p>
-        </w:tc>
-        <w:tc>
-          <w:tcPr>
-            <w:tcW w:type="dxa" w:w="3000"/>
-            <w:tcBorders>
-              <w:top w:val="single" w:color="CCCCCC" w:sz="1"/>
-              <w:left w:val="single" w:color="CCCCCC" w:sz="1"/>
-              <w:bottom w:val="single" w:color="CCCCCC" w:sz="1"/>
-              <w:right w:val="single" w:color="CCCCCC" w:sz="1"/>
-            </w:tcBorders>
-            <w:shd w:fill="F5F5F5" w:val="clear"/>
-            <w:tcMar>
-              <w:top w:type="dxa" w:w="80"/>
-              <w:left w:type="dxa" w:w="120"/>
-              <w:bottom w:type="dxa" w:w="80"/>
-              <w:right w:type="dxa" w:w="120"/>
-            </w:tcMar>
-          </w:tcPr>
-          <w:p>
-            <w:r>
-              <w:rPr>
-                <w:rFonts w:ascii="Arial" w:cs="Arial" w:eastAsia="Arial" w:hAnsi="Arial"/>
-                <w:b w:val="false"/>
-                <w:bCs w:val="false"/>
-                <w:color w:val="424242"/>
-                <w:sz w:val="19"/>
-                <w:szCs w:val="19"/>
-              </w:rPr>
-              <w:t xml:space="preserve">Que cada evento de la planilla se vincule al evento real (por nombre y fechas). Lo que confirma queda recordado.</w:t>
+              <w:t xml:space="preserve">Cada viaje vinculado al evento.</w:t>
             </w:r>
           </w:p>
         </w:tc>
       </w:tr>
     </w:tbl>
-    <w:p>
-      <w:pPr>
-        <w:spacing w:after="60" w:before="60"/>
-      </w:pPr>
-      <w:r>
-        <w:rPr>
-          <w:rFonts w:ascii="Arial" w:cs="Arial" w:eastAsia="Arial" w:hAnsi="Arial"/>
-          <w:color w:val="424242"/>
-          <w:sz w:val="21"/>
-          <w:szCs w:val="21"/>
-        </w:rPr>
-        <w:t xml:space="preserve">Con el evento creado se enganchan el parte diario, las comidas, los remitos, el combustible y los viajes de camiones. Las fechas de montaje y desmontaje son las que usa la vinculación de los viajes.</w:t>
-      </w:r>
-    </w:p>
     <w:p>
       <w:pPr>
         <w:pStyle w:val="Heading2"/>
@@ -14370,7 +18323,7 @@
           <w:sz w:val="26"/>
           <w:szCs w:val="26"/>
         </w:rPr>
-        <w:t xml:space="preserve">DOS57 6 — Mayra (contable, sueldos y cierre)</w:t>
+        <w:t xml:space="preserve">Mayra — contable, sueldos y cierre de DOS57</w:t>
       </w:r>
     </w:p>
     <w:tbl>
@@ -14519,73 +18472,6 @@
                 <w:szCs w:val="19"/>
               </w:rPr>
               <w:t xml:space="preserve">mayra.dos57@gmail.com · ADMIN en DOS57 y Enjoy · vista Macro</w:t>
-            </w:r>
-          </w:p>
-        </w:tc>
-      </w:tr>
-      <w:tr>
-        <w:trPr>
-          <w:cantSplit/>
-        </w:trPr>
-        <w:tc>
-          <w:tcPr>
-            <w:tcW w:type="dxa" w:w="2600"/>
-            <w:tcBorders>
-              <w:top w:val="single" w:color="CCCCCC" w:sz="1"/>
-              <w:left w:val="single" w:color="CCCCCC" w:sz="1"/>
-              <w:bottom w:val="single" w:color="CCCCCC" w:sz="1"/>
-              <w:right w:val="single" w:color="CCCCCC" w:sz="1"/>
-            </w:tcBorders>
-            <w:shd w:fill="FFFFFF" w:val="clear"/>
-            <w:tcMar>
-              <w:top w:type="dxa" w:w="80"/>
-              <w:left w:type="dxa" w:w="120"/>
-              <w:bottom w:type="dxa" w:w="80"/>
-              <w:right w:type="dxa" w:w="120"/>
-            </w:tcMar>
-          </w:tcPr>
-          <w:p>
-            <w:r>
-              <w:rPr>
-                <w:rFonts w:ascii="Arial" w:cs="Arial" w:eastAsia="Arial" w:hAnsi="Arial"/>
-                <w:b/>
-                <w:bCs/>
-                <w:color w:val="1F4E79"/>
-                <w:sz w:val="19"/>
-                <w:szCs w:val="19"/>
-              </w:rPr>
-              <w:t xml:space="preserve">Depende de</w:t>
-            </w:r>
-          </w:p>
-        </w:tc>
-        <w:tc>
-          <w:tcPr>
-            <w:tcW w:type="dxa" w:w="7480"/>
-            <w:tcBorders>
-              <w:top w:val="single" w:color="CCCCCC" w:sz="1"/>
-              <w:left w:val="single" w:color="CCCCCC" w:sz="1"/>
-              <w:bottom w:val="single" w:color="CCCCCC" w:sz="1"/>
-              <w:right w:val="single" w:color="CCCCCC" w:sz="1"/>
-            </w:tcBorders>
-            <w:shd w:fill="FFFFFF" w:val="clear"/>
-            <w:tcMar>
-              <w:top w:type="dxa" w:w="80"/>
-              <w:left w:type="dxa" w:w="120"/>
-              <w:bottom w:type="dxa" w:w="80"/>
-              <w:right w:type="dxa" w:w="120"/>
-            </w:tcMar>
-          </w:tcPr>
-          <w:p>
-            <w:r>
-              <w:rPr>
-                <w:rFonts w:ascii="Arial" w:cs="Arial" w:eastAsia="Arial" w:hAnsi="Arial"/>
-                <w:b w:val="false"/>
-                <w:bCs w:val="false"/>
-                <w:color w:val="424242"/>
-                <w:sz w:val="19"/>
-                <w:szCs w:val="19"/>
-              </w:rPr>
-              <w:t xml:space="preserve">Todo lo anterior: presentismo cerrado, cajas, compras y evento.</w:t>
             </w:r>
           </w:p>
         </w:tc>
@@ -14841,7 +18727,7 @@
                 <w:sz w:val="19"/>
                 <w:szCs w:val="19"/>
               </w:rPr>
-              <w:t xml:space="preserve">Planes AFIP y créditos</w:t>
+              <w:t xml:space="preserve">Escalafones y acuerdos</w:t>
             </w:r>
           </w:p>
         </w:tc>
@@ -14872,7 +18758,7 @@
                 <w:sz w:val="19"/>
                 <w:szCs w:val="19"/>
               </w:rPr>
-              <w:t xml:space="preserve">A mano</w:t>
+              <w:t xml:space="preserve">Valores vigentes</w:t>
             </w:r>
           </w:p>
         </w:tc>
@@ -14903,7 +18789,7 @@
                 <w:sz w:val="19"/>
                 <w:szCs w:val="19"/>
               </w:rPr>
-              <w:t xml:space="preserve">AFIP / Créditos</w:t>
+              <w:t xml:space="preserve">RRHH → Sueldos administrativos</w:t>
             </w:r>
           </w:p>
         </w:tc>
@@ -14934,7 +18820,7 @@
                 <w:sz w:val="19"/>
                 <w:szCs w:val="19"/>
               </w:rPr>
-              <w:t xml:space="preserve">Cuotas y vencimientos.</w:t>
+              <w:t xml:space="preserve">Escalafón (valores de julio 2026 del seed).</w:t>
             </w:r>
           </w:p>
         </w:tc>
@@ -15001,7 +18887,7 @@
                 <w:sz w:val="19"/>
                 <w:szCs w:val="19"/>
               </w:rPr>
-              <w:t xml:space="preserve">Escalafones y acuerdos</w:t>
+              <w:t xml:space="preserve">Sueldos del mes</w:t>
             </w:r>
           </w:p>
         </w:tc>
@@ -15032,7 +18918,7 @@
                 <w:sz w:val="19"/>
                 <w:szCs w:val="19"/>
               </w:rPr>
-              <w:t xml:space="preserve">Valores vigentes</w:t>
+              <w:t xml:space="preserve">Presentismo cerrado por Lorena</w:t>
             </w:r>
           </w:p>
         </w:tc>
@@ -15094,7 +18980,7 @@
                 <w:sz w:val="19"/>
                 <w:szCs w:val="19"/>
               </w:rPr>
-              <w:t xml:space="preserve">Escalafón (valores de julio 2026 del seed) y acuerdo de cada empleado.</w:t>
+              <w:t xml:space="preserve">Premio presentismo y viáticos de choferes.</w:t>
             </w:r>
           </w:p>
         </w:tc>
@@ -15161,7 +19047,7 @@
                 <w:sz w:val="19"/>
                 <w:szCs w:val="19"/>
               </w:rPr>
-              <w:t xml:space="preserve">Sueldos del mes</w:t>
+              <w:t xml:space="preserve">Pendientes del seed</w:t>
             </w:r>
           </w:p>
         </w:tc>
@@ -15192,7 +19078,7 @@
                 <w:sz w:val="19"/>
                 <w:szCs w:val="19"/>
               </w:rPr>
-              <w:t xml:space="preserve">Presentismo cerrado por Lorena</w:t>
+              <w:t xml:space="preserve">A mano</w:t>
             </w:r>
           </w:p>
         </w:tc>
@@ -15223,7 +19109,7 @@
                 <w:sz w:val="19"/>
                 <w:szCs w:val="19"/>
               </w:rPr>
-              <w:t xml:space="preserve">RRHH → Sueldos administrativos</w:t>
+              <w:t xml:space="preserve">Espacios compartidos · Proveedores</w:t>
             </w:r>
           </w:p>
         </w:tc>
@@ -15254,7 +19140,7 @@
                 <w:sz w:val="19"/>
                 <w:szCs w:val="19"/>
               </w:rPr>
-              <w:t xml:space="preserve">Premio presentismo y viáticos de choferes.</w:t>
+              <w:t xml:space="preserve">Reparto de la Nave 7 y comisión de Polaco.</w:t>
             </w:r>
           </w:p>
         </w:tc>
@@ -15321,7 +19207,7 @@
                 <w:sz w:val="19"/>
                 <w:szCs w:val="19"/>
               </w:rPr>
-              <w:t xml:space="preserve">Pendientes del seed</w:t>
+              <w:t xml:space="preserve">Cierre del mes</w:t>
             </w:r>
           </w:p>
         </w:tc>
@@ -15352,7 +19238,7 @@
                 <w:sz w:val="19"/>
                 <w:szCs w:val="19"/>
               </w:rPr>
-              <w:t xml:space="preserve">A mano</w:t>
+              <w:t xml:space="preserve">En el sistema</w:t>
             </w:r>
           </w:p>
         </w:tc>
@@ -15383,7 +19269,7 @@
                 <w:sz w:val="19"/>
                 <w:szCs w:val="19"/>
               </w:rPr>
-              <w:t xml:space="preserve">Espacios compartidos · Proveedores</w:t>
+              <w:t xml:space="preserve">Cierre contable</w:t>
             </w:r>
           </w:p>
         </w:tc>
@@ -15397,166 +19283,6 @@
               <w:right w:val="single" w:color="CCCCCC" w:sz="1"/>
             </w:tcBorders>
             <w:shd w:fill="FFFFFF" w:val="clear"/>
-            <w:tcMar>
-              <w:top w:type="dxa" w:w="80"/>
-              <w:left w:type="dxa" w:w="120"/>
-              <w:bottom w:type="dxa" w:w="80"/>
-              <w:right w:type="dxa" w:w="120"/>
-            </w:tcMar>
-          </w:tcPr>
-          <w:p>
-            <w:r>
-              <w:rPr>
-                <w:rFonts w:ascii="Arial" w:cs="Arial" w:eastAsia="Arial" w:hAnsi="Arial"/>
-                <w:b w:val="false"/>
-                <w:bCs w:val="false"/>
-                <w:color w:val="424242"/>
-                <w:sz w:val="19"/>
-                <w:szCs w:val="19"/>
-              </w:rPr>
-              <w:t xml:space="preserve">Porcentaje de reparto de la Nave 7 y comisión de Polaco.</w:t>
-            </w:r>
-          </w:p>
-        </w:tc>
-      </w:tr>
-      <w:tr>
-        <w:trPr>
-          <w:cantSplit/>
-        </w:trPr>
-        <w:tc>
-          <w:tcPr>
-            <w:tcW w:type="dxa" w:w="400"/>
-            <w:tcBorders>
-              <w:top w:val="single" w:color="CCCCCC" w:sz="1"/>
-              <w:left w:val="single" w:color="CCCCCC" w:sz="1"/>
-              <w:bottom w:val="single" w:color="CCCCCC" w:sz="1"/>
-              <w:right w:val="single" w:color="CCCCCC" w:sz="1"/>
-            </w:tcBorders>
-            <w:shd w:fill="F5F5F5" w:val="clear"/>
-            <w:tcMar>
-              <w:top w:type="dxa" w:w="80"/>
-              <w:left w:type="dxa" w:w="120"/>
-              <w:bottom w:type="dxa" w:w="80"/>
-              <w:right w:type="dxa" w:w="120"/>
-            </w:tcMar>
-          </w:tcPr>
-          <w:p>
-            <w:r>
-              <w:rPr>
-                <w:rFonts w:ascii="Arial" w:cs="Arial" w:eastAsia="Arial" w:hAnsi="Arial"/>
-                <w:b/>
-                <w:bCs/>
-                <w:color w:val="1F4E79"/>
-                <w:sz w:val="19"/>
-                <w:szCs w:val="19"/>
-              </w:rPr>
-              <w:t xml:space="preserve">5</w:t>
-            </w:r>
-          </w:p>
-        </w:tc>
-        <w:tc>
-          <w:tcPr>
-            <w:tcW w:type="dxa" w:w="2100"/>
-            <w:tcBorders>
-              <w:top w:val="single" w:color="CCCCCC" w:sz="1"/>
-              <w:left w:val="single" w:color="CCCCCC" w:sz="1"/>
-              <w:bottom w:val="single" w:color="CCCCCC" w:sz="1"/>
-              <w:right w:val="single" w:color="CCCCCC" w:sz="1"/>
-            </w:tcBorders>
-            <w:shd w:fill="F5F5F5" w:val="clear"/>
-            <w:tcMar>
-              <w:top w:type="dxa" w:w="80"/>
-              <w:left w:type="dxa" w:w="120"/>
-              <w:bottom w:type="dxa" w:w="80"/>
-              <w:right w:type="dxa" w:w="120"/>
-            </w:tcMar>
-          </w:tcPr>
-          <w:p>
-            <w:r>
-              <w:rPr>
-                <w:rFonts w:ascii="Arial" w:cs="Arial" w:eastAsia="Arial" w:hAnsi="Arial"/>
-                <w:b w:val="false"/>
-                <w:bCs w:val="false"/>
-                <w:color w:val="424242"/>
-                <w:sz w:val="19"/>
-                <w:szCs w:val="19"/>
-              </w:rPr>
-              <w:t xml:space="preserve">Cierre del mes</w:t>
-            </w:r>
-          </w:p>
-        </w:tc>
-        <w:tc>
-          <w:tcPr>
-            <w:tcW w:type="dxa" w:w="2500"/>
-            <w:tcBorders>
-              <w:top w:val="single" w:color="CCCCCC" w:sz="1"/>
-              <w:left w:val="single" w:color="CCCCCC" w:sz="1"/>
-              <w:bottom w:val="single" w:color="CCCCCC" w:sz="1"/>
-              <w:right w:val="single" w:color="CCCCCC" w:sz="1"/>
-            </w:tcBorders>
-            <w:shd w:fill="F5F5F5" w:val="clear"/>
-            <w:tcMar>
-              <w:top w:type="dxa" w:w="80"/>
-              <w:left w:type="dxa" w:w="120"/>
-              <w:bottom w:type="dxa" w:w="80"/>
-              <w:right w:type="dxa" w:w="120"/>
-            </w:tcMar>
-          </w:tcPr>
-          <w:p>
-            <w:r>
-              <w:rPr>
-                <w:rFonts w:ascii="Arial" w:cs="Arial" w:eastAsia="Arial" w:hAnsi="Arial"/>
-                <w:b w:val="false"/>
-                <w:bCs w:val="false"/>
-                <w:color w:val="424242"/>
-                <w:sz w:val="19"/>
-                <w:szCs w:val="19"/>
-              </w:rPr>
-              <w:t xml:space="preserve"/>
-            </w:r>
-          </w:p>
-        </w:tc>
-        <w:tc>
-          <w:tcPr>
-            <w:tcW w:type="dxa" w:w="2080"/>
-            <w:tcBorders>
-              <w:top w:val="single" w:color="CCCCCC" w:sz="1"/>
-              <w:left w:val="single" w:color="CCCCCC" w:sz="1"/>
-              <w:bottom w:val="single" w:color="CCCCCC" w:sz="1"/>
-              <w:right w:val="single" w:color="CCCCCC" w:sz="1"/>
-            </w:tcBorders>
-            <w:shd w:fill="F5F5F5" w:val="clear"/>
-            <w:tcMar>
-              <w:top w:type="dxa" w:w="80"/>
-              <w:left w:type="dxa" w:w="120"/>
-              <w:bottom w:type="dxa" w:w="80"/>
-              <w:right w:type="dxa" w:w="120"/>
-            </w:tcMar>
-          </w:tcPr>
-          <w:p>
-            <w:r>
-              <w:rPr>
-                <w:rFonts w:ascii="Arial" w:cs="Arial" w:eastAsia="Arial" w:hAnsi="Arial"/>
-                <w:b w:val="false"/>
-                <w:bCs w:val="false"/>
-                <w:color w:val="424242"/>
-                <w:sz w:val="19"/>
-                <w:szCs w:val="19"/>
-              </w:rPr>
-              <w:t xml:space="preserve">Cierre contable</w:t>
-            </w:r>
-          </w:p>
-        </w:tc>
-        <w:tc>
-          <w:tcPr>
-            <w:tcW w:type="dxa" w:w="3000"/>
-            <w:tcBorders>
-              <w:top w:val="single" w:color="CCCCCC" w:sz="1"/>
-              <w:left w:val="single" w:color="CCCCCC" w:sz="1"/>
-              <w:bottom w:val="single" w:color="CCCCCC" w:sz="1"/>
-              <w:right w:val="single" w:color="CCCCCC" w:sz="1"/>
-            </w:tcBorders>
-            <w:shd w:fill="F5F5F5" w:val="clear"/>
             <w:tcMar>
               <w:top w:type="dxa" w:w="80"/>
               <w:left w:type="dxa" w:w="120"/>
@@ -15598,7 +19324,7 @@
           <w:sz w:val="34"/>
           <w:szCs w:val="34"/>
         </w:rPr>
-        <w:t xml:space="preserve">4. Decisiones antes de arrancar</w:t>
+        <w:t xml:space="preserve">5. Decisiones antes de arrancar</w:t>
       </w:r>
     </w:p>
     <w:tbl>
@@ -15715,7 +19441,7 @@
                 <w:sz w:val="19"/>
                 <w:szCs w:val="19"/>
               </w:rPr>
-              <w:t xml:space="preserve">Por dónde empezar</w:t>
+              <w:t xml:space="preserve">Flujos de caja</w:t>
             </w:r>
           </w:p>
         </w:tc>
@@ -15746,7 +19472,7 @@
                 <w:sz w:val="19"/>
                 <w:szCs w:val="19"/>
               </w:rPr>
-              <w:t xml:space="preserve">Enjoy primero (Dani, Male, Chino, May) y DOS57 después.</w:t>
+              <w:t xml:space="preserve">Pedir a May o Male el flujo de caja de Festival KM, la Pelota y Expo Village para controlar la parte económica de los históricos (y los de DOS57 si entran).</w:t>
             </w:r>
           </w:p>
         </w:tc>
@@ -15782,7 +19508,7 @@
                 <w:sz w:val="19"/>
                 <w:szCs w:val="19"/>
               </w:rPr>
-              <w:t xml:space="preserve">Uniformes de Enjoy</w:t>
+              <w:t xml:space="preserve">Depósito sin conteo de enero</w:t>
             </w:r>
           </w:p>
         </w:tc>
@@ -15813,7 +19539,7 @@
                 <w:sz w:val="19"/>
                 <w:szCs w:val="19"/>
               </w:rPr>
-              <w:t xml:space="preserve">Confirmar quién los lleva (¿Dani?) y darle el permiso Uniformes.</w:t>
+              <w:t xml:space="preserve">Que Dani complete el conteo de TANQUE y DEPO ADMINISTRACIÓN, o que el importador tome el último conteo que tenga cada elemento (marcándolo).</w:t>
             </w:r>
           </w:p>
         </w:tc>
@@ -15849,7 +19575,7 @@
                 <w:sz w:val="19"/>
                 <w:szCs w:val="19"/>
               </w:rPr>
-              <w:t xml:space="preserve">Tarjeta de Enjoy</w:t>
+              <w:t xml:space="preserve">Hojas dudosas de Festival KM</w:t>
             </w:r>
           </w:p>
         </w:tc>
@@ -15880,7 +19606,7 @@
                 <w:sz w:val="19"/>
                 <w:szCs w:val="19"/>
               </w:rPr>
-              <w:t xml:space="preserve">Darle a Santi acceso a Enjoy o que la importe Male.</w:t>
+              <w:t xml:space="preserve">Confirmar con Dani si CCTV y MOBILIARIO son de ese evento.</w:t>
             </w:r>
           </w:p>
         </w:tc>
@@ -15916,7 +19642,7 @@
                 <w:sz w:val="19"/>
                 <w:szCs w:val="19"/>
               </w:rPr>
-              <w:t xml:space="preserve">Personal fijo de Enjoy</w:t>
+              <w:t xml:space="preserve">Cajas chicas de Enjoy</w:t>
             </w:r>
           </w:p>
         </w:tc>
@@ -15947,7 +19673,7 @@
                 <w:sz w:val="19"/>
                 <w:szCs w:val="19"/>
               </w:rPr>
-              <w:t xml:space="preserve">Definir con May si entra en esta prueba y con qué archivo.</w:t>
+              <w:t xml:space="preserve">CAJAS 2026.xlsx no tiene importador: decidir si las cajas chicas entran en la prueba.</w:t>
             </w:r>
           </w:p>
         </w:tc>
@@ -15983,7 +19709,7 @@
                 <w:sz w:val="19"/>
                 <w:szCs w:val="19"/>
               </w:rPr>
-              <w:t xml:space="preserve">Emails provisorios</w:t>
+              <w:t xml:space="preserve">Tarjeta de Enjoy</w:t>
             </w:r>
           </w:p>
         </w:tc>
@@ -16014,7 +19740,7 @@
                 <w:sz w:val="19"/>
                 <w:szCs w:val="19"/>
               </w:rPr>
-              <w:t xml:space="preserve">Confirmar los de Lorena, Florencia, Santi y Nico.</w:t>
+              <w:t xml:space="preserve">Pasar a cargar los gastos en el sistema en vez de juntarlos por WhatsApp (acordarlo con Santi y Male).</w:t>
             </w:r>
           </w:p>
         </w:tc>
@@ -16050,7 +19776,7 @@
                 <w:sz w:val="19"/>
                 <w:szCs w:val="19"/>
               </w:rPr>
-              <w:t xml:space="preserve">Escalafones</w:t>
+              <w:t xml:space="preserve">Uniformes de Enjoy</w:t>
             </w:r>
           </w:p>
         </w:tc>
@@ -16081,7 +19807,7 @@
                 <w:sz w:val="19"/>
                 <w:szCs w:val="19"/>
               </w:rPr>
-              <w:t xml:space="preserve">Confirmar con Mayra los valores vigentes.</w:t>
+              <w:t xml:space="preserve">Cuando pasen la planilla, se importa en Uniformes (Dani ya tiene el permiso).</w:t>
             </w:r>
           </w:p>
         </w:tc>
@@ -16117,7 +19843,7 @@
                 <w:sz w:val="19"/>
                 <w:szCs w:val="19"/>
               </w:rPr>
-              <w:t xml:space="preserve">Dominio y PDFs</w:t>
+              <w:t xml:space="preserve">Personal fijo de Enjoy</w:t>
             </w:r>
           </w:p>
         </w:tc>
@@ -16148,7 +19874,7 @@
                 <w:sz w:val="19"/>
                 <w:szCs w:val="19"/>
               </w:rPr>
-              <w:t xml:space="preserve">Para más adelante: subdominios del dominio actual (para usar desde el iPhone) y backend en Docker (para los PDF).</w:t>
+              <w:t xml:space="preserve">Definir con May si entra en esta prueba y con qué archivo.</w:t>
             </w:r>
           </w:p>
         </w:tc>
@@ -16184,6 +19910,140 @@
                 <w:sz w:val="19"/>
                 <w:szCs w:val="19"/>
               </w:rPr>
+              <w:t xml:space="preserve">Escalafones</w:t>
+            </w:r>
+          </w:p>
+        </w:tc>
+        <w:tc>
+          <w:tcPr>
+            <w:tcW w:type="dxa" w:w="7280"/>
+            <w:tcBorders>
+              <w:top w:val="single" w:color="CCCCCC" w:sz="1"/>
+              <w:left w:val="single" w:color="CCCCCC" w:sz="1"/>
+              <w:bottom w:val="single" w:color="CCCCCC" w:sz="1"/>
+              <w:right w:val="single" w:color="CCCCCC" w:sz="1"/>
+            </w:tcBorders>
+            <w:shd w:fill="FFFFFF" w:val="clear"/>
+            <w:tcMar>
+              <w:top w:type="dxa" w:w="80"/>
+              <w:left w:type="dxa" w:w="120"/>
+              <w:bottom w:type="dxa" w:w="80"/>
+              <w:right w:type="dxa" w:w="120"/>
+            </w:tcMar>
+          </w:tcPr>
+          <w:p>
+            <w:r>
+              <w:rPr>
+                <w:rFonts w:ascii="Arial" w:cs="Arial" w:eastAsia="Arial" w:hAnsi="Arial"/>
+                <w:b w:val="false"/>
+                <w:bCs w:val="false"/>
+                <w:color w:val="424242"/>
+                <w:sz w:val="19"/>
+                <w:szCs w:val="19"/>
+              </w:rPr>
+              <w:t xml:space="preserve">Confirmar con Mayra los valores vigentes.</w:t>
+            </w:r>
+          </w:p>
+        </w:tc>
+      </w:tr>
+      <w:tr>
+        <w:trPr>
+          <w:cantSplit/>
+        </w:trPr>
+        <w:tc>
+          <w:tcPr>
+            <w:tcW w:type="dxa" w:w="2800"/>
+            <w:tcBorders>
+              <w:top w:val="single" w:color="CCCCCC" w:sz="1"/>
+              <w:left w:val="single" w:color="CCCCCC" w:sz="1"/>
+              <w:bottom w:val="single" w:color="CCCCCC" w:sz="1"/>
+              <w:right w:val="single" w:color="CCCCCC" w:sz="1"/>
+            </w:tcBorders>
+            <w:shd w:fill="F5F5F5" w:val="clear"/>
+            <w:tcMar>
+              <w:top w:type="dxa" w:w="80"/>
+              <w:left w:type="dxa" w:w="120"/>
+              <w:bottom w:type="dxa" w:w="80"/>
+              <w:right w:type="dxa" w:w="120"/>
+            </w:tcMar>
+          </w:tcPr>
+          <w:p>
+            <w:r>
+              <w:rPr>
+                <w:rFonts w:ascii="Arial" w:cs="Arial" w:eastAsia="Arial" w:hAnsi="Arial"/>
+                <w:b/>
+                <w:bCs/>
+                <w:color w:val="1F4E79"/>
+                <w:sz w:val="19"/>
+                <w:szCs w:val="19"/>
+              </w:rPr>
+              <w:t xml:space="preserve">Dominio y PDFs</w:t>
+            </w:r>
+          </w:p>
+        </w:tc>
+        <w:tc>
+          <w:tcPr>
+            <w:tcW w:type="dxa" w:w="7280"/>
+            <w:tcBorders>
+              <w:top w:val="single" w:color="CCCCCC" w:sz="1"/>
+              <w:left w:val="single" w:color="CCCCCC" w:sz="1"/>
+              <w:bottom w:val="single" w:color="CCCCCC" w:sz="1"/>
+              <w:right w:val="single" w:color="CCCCCC" w:sz="1"/>
+            </w:tcBorders>
+            <w:shd w:fill="F5F5F5" w:val="clear"/>
+            <w:tcMar>
+              <w:top w:type="dxa" w:w="80"/>
+              <w:left w:type="dxa" w:w="120"/>
+              <w:bottom w:type="dxa" w:w="80"/>
+              <w:right w:type="dxa" w:w="120"/>
+            </w:tcMar>
+          </w:tcPr>
+          <w:p>
+            <w:r>
+              <w:rPr>
+                <w:rFonts w:ascii="Arial" w:cs="Arial" w:eastAsia="Arial" w:hAnsi="Arial"/>
+                <w:b w:val="false"/>
+                <w:bCs w:val="false"/>
+                <w:color w:val="424242"/>
+                <w:sz w:val="19"/>
+                <w:szCs w:val="19"/>
+              </w:rPr>
+              <w:t xml:space="preserve">Para más adelante: subdominios del dominio actual (para usar desde el iPhone) y backend en Docker (para los PDF).</w:t>
+            </w:r>
+          </w:p>
+        </w:tc>
+      </w:tr>
+      <w:tr>
+        <w:trPr>
+          <w:cantSplit/>
+        </w:trPr>
+        <w:tc>
+          <w:tcPr>
+            <w:tcW w:type="dxa" w:w="2800"/>
+            <w:tcBorders>
+              <w:top w:val="single" w:color="CCCCCC" w:sz="1"/>
+              <w:left w:val="single" w:color="CCCCCC" w:sz="1"/>
+              <w:bottom w:val="single" w:color="CCCCCC" w:sz="1"/>
+              <w:right w:val="single" w:color="CCCCCC" w:sz="1"/>
+            </w:tcBorders>
+            <w:shd w:fill="FFFFFF" w:val="clear"/>
+            <w:tcMar>
+              <w:top w:type="dxa" w:w="80"/>
+              <w:left w:type="dxa" w:w="120"/>
+              <w:bottom w:type="dxa" w:w="80"/>
+              <w:right w:type="dxa" w:w="120"/>
+            </w:tcMar>
+          </w:tcPr>
+          <w:p>
+            <w:r>
+              <w:rPr>
+                <w:rFonts w:ascii="Arial" w:cs="Arial" w:eastAsia="Arial" w:hAnsi="Arial"/>
+                <w:b/>
+                <w:bCs/>
+                <w:color w:val="1F4E79"/>
+                <w:sz w:val="19"/>
+                <w:szCs w:val="19"/>
+              </w:rPr>
               <w:t xml:space="preserve">Duración</w:t>
             </w:r>
           </w:p>
@@ -16215,7 +20075,7 @@
                 <w:sz w:val="19"/>
                 <w:szCs w:val="19"/>
               </w:rPr>
-              <w:t xml:space="preserve">Dos a cuatro semanas en paralelo con los Excel, hasta que un cierre dé igual en los dos.</w:t>
+              <w:t xml:space="preserve">Parte 1: una semana. Parte 2: el evento real completo, en paralelo con los Excel.</w:t>
             </w:r>
           </w:p>
         </w:tc>
@@ -16517,7 +20377,7 @@
         <w:sz w:val="18"/>
         <w:szCs w:val="18"/>
       </w:rPr>
-      <w:t xml:space="preserve">Primera prueba en producción  |  Enjoy y DOS57</w:t>
+      <w:t xml:space="preserve">Primera prueba en producción  |  Enjoy y DOS57  |  Históricos y evento desde cero</w:t>
     </w:r>
   </w:p>
 </w:hdr>
@@ -16623,6 +20483,12 @@
   </w:abstractNum>
   <w:num w:numId="1">
     <w:abstractNumId w:val="1"/>
+    <w:lvlOverride w:ilvl="0">
+      <w:startOverride w:val="1"/>
+    </w:lvlOverride>
+  </w:num>
+  <w:num w:numId="2">
+    <w:abstractNumId w:val="2"/>
     <w:lvlOverride w:ilvl="0">
       <w:startOverride w:val="1"/>
     </w:lvlOverride>

--- a/docs/Preparacion_Prueba_Produccion.docx
+++ b/docs/Preparacion_Prueba_Produccion.docx
@@ -6355,6 +6355,135 @@
                 <w:sz w:val="19"/>
                 <w:szCs w:val="19"/>
               </w:rPr>
+              <w:t xml:space="preserve">Cajas chicas</w:t>
+            </w:r>
+          </w:p>
+        </w:tc>
+        <w:tc>
+          <w:tcPr>
+            <w:tcW w:type="dxa" w:w="2100"/>
+            <w:tcBorders>
+              <w:top w:val="single" w:color="CCCCCC" w:sz="1"/>
+              <w:left w:val="single" w:color="CCCCCC" w:sz="1"/>
+              <w:bottom w:val="single" w:color="CCCCCC" w:sz="1"/>
+              <w:right w:val="single" w:color="CCCCCC" w:sz="1"/>
+            </w:tcBorders>
+            <w:shd w:fill="F5F5F5" w:val="clear"/>
+            <w:tcMar>
+              <w:top w:type="dxa" w:w="80"/>
+              <w:left w:type="dxa" w:w="120"/>
+              <w:bottom w:type="dxa" w:w="80"/>
+              <w:right w:type="dxa" w:w="120"/>
+            </w:tcMar>
+          </w:tcPr>
+          <w:p>
+            <w:r>
+              <w:rPr>
+                <w:rFonts w:ascii="Arial" w:cs="Arial" w:eastAsia="Arial" w:hAnsi="Arial"/>
+                <w:b w:val="false"/>
+                <w:bCs w:val="false"/>
+                <w:color w:val="424242"/>
+                <w:sz w:val="19"/>
+                <w:szCs w:val="19"/>
+              </w:rPr>
+              <w:t xml:space="preserve">May o Male</w:t>
+            </w:r>
+          </w:p>
+        </w:tc>
+        <w:tc>
+          <w:tcPr>
+            <w:tcW w:type="dxa" w:w="3300"/>
+            <w:tcBorders>
+              <w:top w:val="single" w:color="CCCCCC" w:sz="1"/>
+              <w:left w:val="single" w:color="CCCCCC" w:sz="1"/>
+              <w:bottom w:val="single" w:color="CCCCCC" w:sz="1"/>
+              <w:right w:val="single" w:color="CCCCCC" w:sz="1"/>
+            </w:tcBorders>
+            <w:shd w:fill="F5F5F5" w:val="clear"/>
+            <w:tcMar>
+              <w:top w:type="dxa" w:w="80"/>
+              <w:left w:type="dxa" w:w="120"/>
+              <w:bottom w:type="dxa" w:w="80"/>
+              <w:right w:type="dxa" w:w="120"/>
+            </w:tcMar>
+          </w:tcPr>
+          <w:p>
+            <w:r>
+              <w:rPr>
+                <w:rFonts w:ascii="Arial" w:cs="Arial" w:eastAsia="Arial" w:hAnsi="Arial"/>
+                <w:b w:val="false"/>
+                <w:bCs w:val="false"/>
+                <w:color w:val="424242"/>
+                <w:sz w:val="19"/>
+                <w:szCs w:val="19"/>
+              </w:rPr>
+              <w:t xml:space="preserve">CAJAS 2026.xlsx</w:t>
+            </w:r>
+          </w:p>
+        </w:tc>
+        <w:tc>
+          <w:tcPr>
+            <w:tcW w:type="dxa" w:w="2680"/>
+            <w:tcBorders>
+              <w:top w:val="single" w:color="CCCCCC" w:sz="1"/>
+              <w:left w:val="single" w:color="CCCCCC" w:sz="1"/>
+              <w:bottom w:val="single" w:color="CCCCCC" w:sz="1"/>
+              <w:right w:val="single" w:color="CCCCCC" w:sz="1"/>
+            </w:tcBorders>
+            <w:shd w:fill="F5F5F5" w:val="clear"/>
+            <w:tcMar>
+              <w:top w:type="dxa" w:w="80"/>
+              <w:left w:type="dxa" w:w="120"/>
+              <w:bottom w:type="dxa" w:w="80"/>
+              <w:right w:type="dxa" w:w="120"/>
+            </w:tcMar>
+          </w:tcPr>
+          <w:p>
+            <w:r>
+              <w:rPr>
+                <w:rFonts w:ascii="Arial" w:cs="Arial" w:eastAsia="Arial" w:hAnsi="Arial"/>
+                <w:b w:val="false"/>
+                <w:bCs w:val="false"/>
+                <w:color w:val="424242"/>
+                <w:sz w:val="19"/>
+                <w:szCs w:val="19"/>
+              </w:rPr>
+              <w:t xml:space="preserve">Caja Global → Importar cajas chicas</w:t>
+            </w:r>
+          </w:p>
+        </w:tc>
+      </w:tr>
+      <w:tr>
+        <w:trPr>
+          <w:cantSplit/>
+        </w:trPr>
+        <w:tc>
+          <w:tcPr>
+            <w:tcW w:type="dxa" w:w="2000"/>
+            <w:tcBorders>
+              <w:top w:val="single" w:color="CCCCCC" w:sz="1"/>
+              <w:left w:val="single" w:color="CCCCCC" w:sz="1"/>
+              <w:bottom w:val="single" w:color="CCCCCC" w:sz="1"/>
+              <w:right w:val="single" w:color="CCCCCC" w:sz="1"/>
+            </w:tcBorders>
+            <w:shd w:fill="FFFFFF" w:val="clear"/>
+            <w:tcMar>
+              <w:top w:type="dxa" w:w="80"/>
+              <w:left w:type="dxa" w:w="120"/>
+              <w:bottom w:type="dxa" w:w="80"/>
+              <w:right w:type="dxa" w:w="120"/>
+            </w:tcMar>
+          </w:tcPr>
+          <w:p>
+            <w:r>
+              <w:rPr>
+                <w:rFonts w:ascii="Arial" w:cs="Arial" w:eastAsia="Arial" w:hAnsi="Arial"/>
+                <w:b/>
+                <w:bCs/>
+                <w:color w:val="1F4E79"/>
+                <w:sz w:val="19"/>
+                <w:szCs w:val="19"/>
+              </w:rPr>
               <w:t xml:space="preserve">Todos</w:t>
             </w:r>
           </w:p>
@@ -6368,7 +6497,7 @@
               <w:bottom w:val="single" w:color="CCCCCC" w:sz="1"/>
               <w:right w:val="single" w:color="CCCCCC" w:sz="1"/>
             </w:tcBorders>
-            <w:shd w:fill="F5F5F5" w:val="clear"/>
+            <w:shd w:fill="FFFFFF" w:val="clear"/>
             <w:tcMar>
               <w:top w:type="dxa" w:w="80"/>
               <w:left w:type="dxa" w:w="120"/>
@@ -6399,7 +6528,7 @@
               <w:bottom w:val="single" w:color="CCCCCC" w:sz="1"/>
               <w:right w:val="single" w:color="CCCCCC" w:sz="1"/>
             </w:tcBorders>
-            <w:shd w:fill="F5F5F5" w:val="clear"/>
+            <w:shd w:fill="FFFFFF" w:val="clear"/>
             <w:tcMar>
               <w:top w:type="dxa" w:w="80"/>
               <w:left w:type="dxa" w:w="120"/>
@@ -6430,7 +6559,7 @@
               <w:bottom w:val="single" w:color="CCCCCC" w:sz="1"/>
               <w:right w:val="single" w:color="CCCCCC" w:sz="1"/>
             </w:tcBorders>
-            <w:shd w:fill="F5F5F5" w:val="clear"/>
+            <w:shd w:fill="FFFFFF" w:val="clear"/>
             <w:tcMar>
               <w:top w:type="dxa" w:w="80"/>
               <w:left w:type="dxa" w:w="120"/>
@@ -9417,7 +9546,7 @@
           <w:sz w:val="21"/>
           <w:szCs w:val="21"/>
         </w:rPr>
-        <w:t xml:space="preserve">CAJAS 2026.xlsx (cajas de Dani, Male, Gus, Flor, Vicky y Mili por mes) no tiene importador todavía. Ver decisiones.</w:t>
+        <w:t xml:space="preserve">CAJAS 2026.xlsx se importa en Caja Global → Importar cajas chicas (May o Male): cada rendición (persona y mes) queda como una caja de efectivo cerrada, comparada contra su fila de totales. En la planilla actual son 38 rendiciones (diciembre 2025 a junio 2026, $ 18.147.080 de ingresos y $ 41.090.867,04 de gastos) y 8 bloques repetidos que no se importan (la hoja "todas" y "ENERO 2026", que repite la caja de Dani de diciembre). Una sola no cierra: Dani, abril 2026 (3), donde las filas suman $ 39.000 más que el total de la planilla. El bloque de la hoja OTRAS sin nombre (fila 22) hay que preguntar de quién es.</w:t>
       </w:r>
     </w:p>
     <w:p>
@@ -19673,7 +19802,7 @@
                 <w:sz w:val="19"/>
                 <w:szCs w:val="19"/>
               </w:rPr>
-              <w:t xml:space="preserve">CAJAS 2026.xlsx no tiene importador: decidir si las cajas chicas entran en la prueba.</w:t>
+              <w:t xml:space="preserve">Se importan como histórico (ver 3.4). En la parte 2, cada caja chica se abre en Caja Global y se carga ahí: confirmar con May quién la rinde y quién la cierra.</w:t>
             </w:r>
           </w:p>
         </w:tc>
